--- a/makale/pdf/meryemAircraft-MDPI.docx
+++ b/makale/pdf/meryemAircraft-MDPI.docx
@@ -132,6 +132,109 @@
     </w:p>
     <w:p>
       <w:pPr>
+        <w:spacing w:before="120" w:after="60" w:line="240" w:lineRule="auto"/>
+        <w:jc w:val="left"/>
+      </w:pPr>
+      <w:r>
+        <w:rPr>
+          <w:rFonts w:ascii="Palatino Linotype" w:hAnsi="Palatino Linotype" w:eastAsia="Palatino Linotype"/>
+          <w:b/>
+          <w:i w:val="0"/>
+          <w:sz w:val="18"/>
+        </w:rPr>
+        <w:t>What are the main findings?</w:t>
+      </w:r>
+    </w:p>
+    <w:p>
+      <w:pPr>
+        <w:spacing w:before="0" w:after="60" w:line="240" w:lineRule="auto"/>
+        <w:ind w:left="280"/>
+        <w:jc w:val="both"/>
+      </w:pPr>
+      <w:r>
+        <w:rPr>
+          <w:rFonts w:ascii="Palatino Linotype" w:hAnsi="Palatino Linotype" w:eastAsia="Palatino Linotype"/>
+          <w:b w:val="0"/>
+          <w:i w:val="0"/>
+          <w:sz w:val="18"/>
+        </w:rPr>
+        <w:t>•  Hybrid VTOL aircraft pay for vertical flight in three coupled currencies — hover hardware carried through cruise, its drag when exposed, and continuous power sized by a condition holding for some two percent of the flight — and each architectural remedy surveyed here reduces one by raising another.</w:t>
+      </w:r>
+    </w:p>
+    <w:p>
+      <w:pPr>
+        <w:spacing w:before="0" w:after="60" w:line="240" w:lineRule="auto"/>
+        <w:ind w:left="280"/>
+        <w:jc w:val="both"/>
+      </w:pPr>
+      <w:r>
+        <w:rPr>
+          <w:rFonts w:ascii="Palatino Linotype" w:hAnsi="Palatino Linotype" w:eastAsia="Palatino Linotype"/>
+          <w:b w:val="0"/>
+          <w:i w:val="0"/>
+          <w:sz w:val="18"/>
+        </w:rPr>
+        <w:t>•  A tail-sitting blended-wing body whose single coaxial nose pair serves both regimes instantiates the escape condition, and carrying the case that far shows what it costs: the free-wheeling drag of its own attitude rotors is a bill the configuration was assumed to avoid, and charging it reverses one of the three range comparisons and takes the mass advantage from 42 to between 32 and 36 percent.</w:t>
+      </w:r>
+    </w:p>
+    <w:p>
+      <w:pPr>
+        <w:spacing w:before="120" w:after="60" w:line="240" w:lineRule="auto"/>
+        <w:jc w:val="left"/>
+      </w:pPr>
+      <w:r>
+        <w:rPr>
+          <w:rFonts w:ascii="Palatino Linotype" w:hAnsi="Palatino Linotype" w:eastAsia="Palatino Linotype"/>
+          <w:b/>
+          <w:i w:val="0"/>
+          <w:sz w:val="18"/>
+        </w:rPr>
+        <w:t>What are the implications of the main findings?</w:t>
+      </w:r>
+    </w:p>
+    <w:p>
+      <w:pPr>
+        <w:spacing w:before="0" w:after="60" w:line="240" w:lineRule="auto"/>
+        <w:ind w:left="280"/>
+        <w:jc w:val="both"/>
+      </w:pPr>
+      <w:r>
+        <w:rPr>
+          <w:rFonts w:ascii="Palatino Linotype" w:hAnsi="Palatino Linotype" w:eastAsia="Palatino Linotype"/>
+          <w:b w:val="0"/>
+          <w:i w:val="0"/>
+          <w:sz w:val="18"/>
+        </w:rPr>
+        <w:t xml:space="preserve">•  Architectural rankings are properties of the sizing contract, not of the architecture. Across the computed drag bracket the lift-plus-cruise layout leads on range under equal fuel fractions by 24 to 45 percent, the tail-sitter leads under equal take-off mass by 29 to 43, and under equal fuel mass the sign changes inside the bracket. </w:t>
+      </w:r>
+      <w:r>
+        <w:rPr>
+          <w:rFonts w:ascii="Palatino Linotype" w:hAnsi="Palatino Linotype" w:eastAsia="Palatino Linotype"/>
+          <w:b/>
+          <w:i w:val="0"/>
+          <w:sz w:val="18"/>
+        </w:rPr>
+        <w:t>A ranking quoted without its contract is not a result.</w:t>
+      </w:r>
+    </w:p>
+    <w:p>
+      <w:pPr>
+        <w:spacing w:before="0" w:after="60" w:line="240" w:lineRule="auto"/>
+        <w:ind w:left="280"/>
+        <w:jc w:val="both"/>
+      </w:pPr>
+      <w:r>
+        <w:rPr>
+          <w:rFonts w:ascii="Palatino Linotype" w:hAnsi="Palatino Linotype" w:eastAsia="Palatino Linotype"/>
+          <w:b w:val="0"/>
+          <w:i w:val="0"/>
+          <w:sz w:val="18"/>
+        </w:rPr>
+        <w:t>•  The configuration is not shown to be flyable: its 50 kg reference budget needs a battery specific power 3.8 times the highest rate yet measured on a flown pack, and re-closes 38 percent heavier at that measured rate; transition controllability rests on a pitching moment no current method predicts reliably.</w:t>
+      </w:r>
+    </w:p>
+    <w:p>
+      <w:pPr>
         <w:spacing w:before="200"/>
         <w:jc w:val="both"/>
       </w:pPr>
@@ -268,6 +371,7 @@
       <w:pPr>
         <w:spacing w:after="40"/>
         <w:jc w:val="center"/>
+        <w:keepNext/>
       </w:pPr>
       <w:r>
         <w:drawing>
@@ -812,6 +916,7 @@
       <w:pPr>
         <w:spacing w:after="40"/>
         <w:jc w:val="center"/>
+        <w:keepNext/>
       </w:pPr>
       <w:r>
         <w:drawing>
@@ -1490,7 +1595,32 @@
           <w:i w:val="0"/>
           <w:sz w:val="20"/>
         </w:rPr>
-        <w:t>The cleanest measurement is a controlled comparison within a single aircraft. In a doctoral study, one uncrewed airframe was tested in a wind tunnel in four configurations:</w:t>
+        <w:t>The cleanest measurement is a controlled comparison within a single aircraft. In a doctoral study, one uncrewed airframe was tested in a wind tunnel in four configurations (Table 1):</w:t>
+      </w:r>
+    </w:p>
+    <w:p>
+      <w:pPr>
+        <w:spacing w:before="0" w:after="80" w:line="240" w:lineRule="auto"/>
+        <w:jc w:val="both"/>
+        <w:keepNext/>
+      </w:pPr>
+      <w:r>
+        <w:rPr>
+          <w:rFonts w:ascii="Palatino Linotype" w:hAnsi="Palatino Linotype" w:eastAsia="Palatino Linotype"/>
+          <w:b/>
+          <w:i w:val="0"/>
+          <w:sz w:val="20"/>
+        </w:rPr>
+        <w:t>Table 1.</w:t>
+      </w:r>
+      <w:r>
+        <w:rPr>
+          <w:rFonts w:ascii="Palatino Linotype" w:hAnsi="Palatino Linotype" w:eastAsia="Palatino Linotype"/>
+          <w:b w:val="0"/>
+          <w:i w:val="0"/>
+          <w:sz w:val="20"/>
+        </w:rPr>
+        <w:t xml:space="preserve"> Maximum lift-to-drag ratio of one uncrewed airframe tested in four configurations in a single wind-tunnel campaign [3].</w:t>
       </w:r>
     </w:p>
     <w:tbl>
@@ -1505,6 +1635,10 @@
         <w:gridCol w:w="4986"/>
       </w:tblGrid>
       <w:tr>
+        <w:trPr>
+          <w:cantSplit/>
+          <w:tblHeader/>
+        </w:trPr>
         <w:tc>
           <w:tcPr>
             <w:tcW w:type="dxa" w:w="4986"/>
@@ -1547,6 +1681,9 @@
         </w:tc>
       </w:tr>
       <w:tr>
+        <w:trPr>
+          <w:cantSplit/>
+        </w:trPr>
         <w:tc>
           <w:tcPr>
             <w:tcW w:type="dxa" w:w="4986"/>
@@ -1589,6 +1726,9 @@
         </w:tc>
       </w:tr>
       <w:tr>
+        <w:trPr>
+          <w:cantSplit/>
+        </w:trPr>
         <w:tc>
           <w:tcPr>
             <w:tcW w:type="dxa" w:w="4986"/>
@@ -1631,6 +1771,9 @@
         </w:tc>
       </w:tr>
       <w:tr>
+        <w:trPr>
+          <w:cantSplit/>
+        </w:trPr>
         <w:tc>
           <w:tcPr>
             <w:tcW w:type="dxa" w:w="4986"/>
@@ -1713,13 +1856,14 @@
           <w:i w:val="0"/>
           <w:sz w:val="20"/>
         </w:rPr>
-        <w:t xml:space="preserve"> with propellers deployed gives 63 %, which he explicitly rejects — and the caution is worth adopting. Because range is linear in lift-to-drag ratio for a fixed energy system, this ladder translates directly into range (Figure 12).</w:t>
+        <w:t xml:space="preserve"> with propellers deployed gives 63 %, which he explicitly rejects — and the caution is worth adopting. Because range is linear in lift-to-drag ratio for a fixed energy system, this ladder translates directly into range (Figure 3).</w:t>
       </w:r>
     </w:p>
     <w:p>
       <w:pPr>
         <w:spacing w:after="40"/>
         <w:jc w:val="center"/>
+        <w:keepNext/>
       </w:pPr>
       <w:r>
         <w:drawing>
@@ -1733,7 +1877,7 @@
               <a:graphicData uri="http://schemas.openxmlformats.org/drawingml/2006/picture">
                 <pic:pic>
                   <pic:nvPicPr>
-                    <pic:cNvPr id="0" name="sekil12-menzil-LD.png"/>
+                    <pic:cNvPr id="0" name="sekil03-menzil-LD.png"/>
                     <pic:cNvPicPr/>
                   </pic:nvPicPr>
                   <pic:blipFill>
@@ -1768,7 +1912,7 @@
           <w:i w:val="0"/>
           <w:sz w:val="18"/>
         </w:rPr>
-        <w:t xml:space="preserve">Figure 12. </w:t>
+        <w:t xml:space="preserve">Figure 3. </w:t>
       </w:r>
       <w:r>
         <w:rPr>
@@ -2030,13 +2174,14 @@
           <w:i w:val="0"/>
           <w:sz w:val="20"/>
         </w:rPr>
-        <w:t xml:space="preserve"> Figure 3 shows the transfers; Table 1 lists them.</w:t>
+        <w:t xml:space="preserve"> Figure 4 shows the transfers; Table 2 lists them.</w:t>
       </w:r>
     </w:p>
     <w:p>
       <w:pPr>
         <w:spacing w:after="40"/>
         <w:jc w:val="center"/>
+        <w:keepNext/>
       </w:pPr>
       <w:r>
         <w:drawing>
@@ -2050,7 +2195,7 @@
               <a:graphicData uri="http://schemas.openxmlformats.org/drawingml/2006/picture">
                 <pic:pic>
                   <pic:nvPicPr>
-                    <pic:cNvPr id="0" name="sekil03-uc-fatura.png"/>
+                    <pic:cNvPr id="0" name="sekil04-uc-fatura.png"/>
                     <pic:cNvPicPr/>
                   </pic:nvPicPr>
                   <pic:blipFill>
@@ -2085,7 +2230,7 @@
           <w:i w:val="0"/>
           <w:sz w:val="18"/>
         </w:rPr>
-        <w:t xml:space="preserve">Figure 3. </w:t>
+        <w:t xml:space="preserve">Figure 4. </w:t>
       </w:r>
       <w:r>
         <w:rPr>
@@ -2094,13 +2239,14 @@
           <w:i w:val="0"/>
           <w:sz w:val="18"/>
         </w:rPr>
-        <w:t>The three bills of the architectural tax and the moves that convert one into another. Every architectural remedy surveyed in Table 1 reduces one bill by increasing another. The measured instance quoted at the foot of the figure is derived in Section 3.5 from [3].</w:t>
+        <w:t>The three bills of the architectural tax and the moves that convert one into another. Every architectural remedy surveyed in Table 2 reduces one bill by increasing another. The measured instance quoted at the foot of the figure is derived in Section 3.5 from [3].</w:t>
       </w:r>
     </w:p>
     <w:p>
       <w:pPr>
         <w:spacing w:before="0" w:after="80" w:line="240" w:lineRule="auto"/>
         <w:jc w:val="both"/>
+        <w:keepNext/>
       </w:pPr>
       <w:r>
         <w:rPr>
@@ -2109,7 +2255,7 @@
           <w:i w:val="0"/>
           <w:sz w:val="20"/>
         </w:rPr>
-        <w:t>Table 1.</w:t>
+        <w:t>Table 2.</w:t>
       </w:r>
       <w:r>
         <w:rPr>
@@ -2134,6 +2280,10 @@
         <w:gridCol w:w="3324"/>
       </w:tblGrid>
       <w:tr>
+        <w:trPr>
+          <w:cantSplit/>
+          <w:tblHeader/>
+        </w:trPr>
         <w:tc>
           <w:tcPr>
             <w:tcW w:type="dxa" w:w="3324"/>
@@ -2196,6 +2346,9 @@
         </w:tc>
       </w:tr>
       <w:tr>
+        <w:trPr>
+          <w:cantSplit/>
+        </w:trPr>
         <w:tc>
           <w:tcPr>
             <w:tcW w:type="dxa" w:w="3324"/>
@@ -2258,6 +2411,9 @@
         </w:tc>
       </w:tr>
       <w:tr>
+        <w:trPr>
+          <w:cantSplit/>
+        </w:trPr>
         <w:tc>
           <w:tcPr>
             <w:tcW w:type="dxa" w:w="3324"/>
@@ -2320,6 +2476,9 @@
         </w:tc>
       </w:tr>
       <w:tr>
+        <w:trPr>
+          <w:cantSplit/>
+        </w:trPr>
         <w:tc>
           <w:tcPr>
             <w:tcW w:type="dxa" w:w="3324"/>
@@ -2382,6 +2541,9 @@
         </w:tc>
       </w:tr>
       <w:tr>
+        <w:trPr>
+          <w:cantSplit/>
+        </w:trPr>
         <w:tc>
           <w:tcPr>
             <w:tcW w:type="dxa" w:w="3324"/>
@@ -2444,6 +2606,9 @@
         </w:tc>
       </w:tr>
       <w:tr>
+        <w:trPr>
+          <w:cantSplit/>
+        </w:trPr>
         <w:tc>
           <w:tcPr>
             <w:tcW w:type="dxa" w:w="3324"/>
@@ -2781,18 +2946,19 @@
           <w:i w:val="0"/>
           <w:sz w:val="20"/>
         </w:rPr>
-        <w:t xml:space="preserve"> The four tip pairs exist to produce moments, and their thrust is sized by that duty; but the primary propulsor is sized at thrust equal to weight exactly, so the margin that actually lifts the aircraft off the ground comes from those four pairs. They are not a lift system — they are not sized for lift, they do not carry the aircraft in hover, and they are absent from the hover power budget as a lift term — but the configuration does depend on their surplus for take-off, and Section 4.4 treats that dependence as a limitation rather than a feature. The only moving aerodynamic device is a variable-extension strip on the lower surface, described in Section 2.10, which exists solely because roll cannot be produced by propellers alone. Figure 4 gives three orthogonal views of the light reference design and Figure 5 a general view of the same geometry.</w:t>
+        <w:t xml:space="preserve"> The four tip pairs exist to produce moments, and their thrust is sized by that duty; but the primary propulsor is sized at thrust equal to weight exactly, so the margin that actually lifts the aircraft off the ground comes from those four pairs. They are not a lift system — they are not sized for lift, they do not carry the aircraft in hover, and they are absent from the hover power budget as a lift term — but the configuration does depend on their surplus for take-off, and Section 4.4 treats that dependence as a limitation rather than a feature. The only moving aerodynamic device is a variable-extension strip on the lower surface, described in Section 2.10, which exists solely because roll cannot be produced by propellers alone. Figure 5 gives three orthogonal views of the light reference design and Figure 6 a general view of the same geometry.</w:t>
       </w:r>
     </w:p>
     <w:p>
       <w:pPr>
         <w:spacing w:after="40"/>
         <w:jc w:val="center"/>
+        <w:keepNext/>
       </w:pPr>
       <w:r>
         <w:drawing>
           <wp:inline xmlns:a="http://schemas.openxmlformats.org/drawingml/2006/main" xmlns:pic="http://schemas.openxmlformats.org/drawingml/2006/picture">
-            <wp:extent cx="5400000" cy="4622922"/>
+            <wp:extent cx="5400000" cy="4624055"/>
             <wp:docPr id="5" name="Picture 5"/>
             <wp:cNvGraphicFramePr>
               <a:graphicFrameLocks noChangeAspect="1"/>
@@ -2801,7 +2967,7 @@
               <a:graphicData uri="http://schemas.openxmlformats.org/drawingml/2006/picture">
                 <pic:pic>
                   <pic:nvPicPr>
-                    <pic:cNvPr id="0" name="sekil04-uc-gorunus.png"/>
+                    <pic:cNvPr id="0" name="sekil05-uc-gorunus.png"/>
                     <pic:cNvPicPr/>
                   </pic:nvPicPr>
                   <pic:blipFill>
@@ -2813,7 +2979,7 @@
                   <pic:spPr>
                     <a:xfrm>
                       <a:off x="0" y="0"/>
-                      <a:ext cx="5400000" cy="4622922"/>
+                      <a:ext cx="5400000" cy="4624055"/>
                     </a:xfrm>
                     <a:prstGeom prst="rect"/>
                   </pic:spPr>
@@ -2836,7 +3002,7 @@
           <w:i w:val="0"/>
           <w:sz w:val="18"/>
         </w:rPr>
-        <w:t xml:space="preserve">Figure 4. </w:t>
+        <w:t xml:space="preserve">Figure 5. </w:t>
       </w:r>
       <w:r>
         <w:rPr>
@@ -2852,11 +3018,12 @@
       <w:pPr>
         <w:spacing w:after="40"/>
         <w:jc w:val="center"/>
+        <w:keepNext/>
       </w:pPr>
       <w:r>
         <w:drawing>
           <wp:inline xmlns:a="http://schemas.openxmlformats.org/drawingml/2006/main" xmlns:pic="http://schemas.openxmlformats.org/drawingml/2006/picture">
-            <wp:extent cx="5400000" cy="4218528"/>
+            <wp:extent cx="5400000" cy="4220228"/>
             <wp:docPr id="6" name="Picture 6"/>
             <wp:cNvGraphicFramePr>
               <a:graphicFrameLocks noChangeAspect="1"/>
@@ -2865,7 +3032,7 @@
               <a:graphicData uri="http://schemas.openxmlformats.org/drawingml/2006/picture">
                 <pic:pic>
                   <pic:nvPicPr>
-                    <pic:cNvPr id="0" name="sekil05-serbest-gorunus.png"/>
+                    <pic:cNvPr id="0" name="sekil06-serbest-gorunus.png"/>
                     <pic:cNvPicPr/>
                   </pic:nvPicPr>
                   <pic:blipFill>
@@ -2877,7 +3044,7 @@
                   <pic:spPr>
                     <a:xfrm>
                       <a:off x="0" y="0"/>
-                      <a:ext cx="5400000" cy="4218528"/>
+                      <a:ext cx="5400000" cy="4220228"/>
                     </a:xfrm>
                     <a:prstGeom prst="rect"/>
                   </pic:spPr>
@@ -2900,7 +3067,7 @@
           <w:i w:val="0"/>
           <w:sz w:val="18"/>
         </w:rPr>
-        <w:t xml:space="preserve">Figure 5. </w:t>
+        <w:t xml:space="preserve">Figure 6. </w:t>
       </w:r>
       <w:r>
         <w:rPr>
@@ -3049,13 +3216,14 @@
           <w:i w:val="0"/>
           <w:sz w:val="20"/>
         </w:rPr>
-        <w:t>The reference geometry for the light design is a root chord of 0.970 m, a tip chord of 0.236 m, a span of 3.453 m, a wing area of 1.979 m² and an aspect ratio of 6.03, giving a wing loading of 25.3 kg m⁻² and a stall speed of 20.1 m s⁻¹ against a cruise speed of 30 m s⁻¹. Figure 6 gives the distributions.</w:t>
+        <w:t>The reference geometry for the light design is a root chord of 0.970 m, a tip chord of 0.236 m, a span of 3.453 m, a wing area of 1.979 m² and an aspect ratio of 6.03, giving a wing loading of 25.3 kg m⁻² and a stall speed of 20.1 m s⁻¹ against a cruise speed of 30 m s⁻¹. Figure 7 gives the distributions.</w:t>
       </w:r>
     </w:p>
     <w:p>
       <w:pPr>
         <w:spacing w:after="40"/>
         <w:jc w:val="center"/>
+        <w:keepNext/>
       </w:pPr>
       <w:r>
         <w:drawing>
@@ -3069,7 +3237,7 @@
               <a:graphicData uri="http://schemas.openxmlformats.org/drawingml/2006/picture">
                 <pic:pic>
                   <pic:nvPicPr>
-                    <pic:cNvPr id="0" name="sekil06-dagilimlar.png"/>
+                    <pic:cNvPr id="0" name="sekil07-dagilimlar.png"/>
                     <pic:cNvPicPr/>
                   </pic:nvPicPr>
                   <pic:blipFill>
@@ -3104,7 +3272,7 @@
           <w:i w:val="0"/>
           <w:sz w:val="18"/>
         </w:rPr>
-        <w:t xml:space="preserve">Figure 6. </w:t>
+        <w:t xml:space="preserve">Figure 7. </w:t>
       </w:r>
       <w:r>
         <w:rPr>
@@ -3345,13 +3513,14 @@
           <w:i w:val="0"/>
           <w:sz w:val="20"/>
         </w:rPr>
-        <w:t>. Yaw is therefore the strongest axis on this aircraft, which is the reverse of the usual situation and is a free consequence of the tip-propeller layout rather than a design choice. Figure 7 shows the placement and the two arms, and shows why the third axis has neither: every thrust vector is parallel to the body axis, so no combination of settings produces a rolling moment.</w:t>
+        <w:t>. Yaw is therefore the strongest axis on this aircraft, which is the reverse of the usual situation and is a free consequence of the tip-propeller layout rather than a design choice. Figure 8 shows the placement and the two arms, and shows why the third axis has neither: every thrust vector is parallel to the body axis, so no combination of settings produces a rolling moment.</w:t>
       </w:r>
     </w:p>
     <w:p>
       <w:pPr>
         <w:spacing w:after="40"/>
         <w:jc w:val="center"/>
+        <w:keepNext/>
       </w:pPr>
       <w:r>
         <w:drawing>
@@ -3365,7 +3534,7 @@
               <a:graphicData uri="http://schemas.openxmlformats.org/drawingml/2006/picture">
                 <pic:pic>
                   <pic:nvPicPr>
-                    <pic:cNvPr id="0" name="sekil07-moment-kollari.png"/>
+                    <pic:cNvPr id="0" name="sekil08-moment-kollari.png"/>
                     <pic:cNvPicPr/>
                   </pic:nvPicPr>
                   <pic:blipFill>
@@ -3400,7 +3569,7 @@
           <w:i w:val="0"/>
           <w:sz w:val="18"/>
         </w:rPr>
-        <w:t xml:space="preserve">Figure 7. </w:t>
+        <w:t xml:space="preserve">Figure 8. </w:t>
       </w:r>
       <w:r>
         <w:rPr>
@@ -3409,7 +3578,7 @@
           <w:i w:val="0"/>
           <w:sz w:val="18"/>
         </w:rPr>
-        <w:t>Propeller placement and moment arms, front view. Every thrust vector is parallel to the body x axis. Pitch and yaw follow directly from differential thrust; the rolling moment is identically zero at every thrust setting, which is the gap the strip of Figure 8 exists to close.</w:t>
+        <w:t>Propeller placement and moment arms, front view. Every thrust vector is parallel to the body x axis. Pitch and yaw follow directly from differential thrust; the rolling moment is identically zero at every thrust setting, which is the gap the strip of Figure 9 exists to close.</w:t>
       </w:r>
     </w:p>
     <w:p>
@@ -3451,13 +3620,14 @@
           <w:i w:val="0"/>
           <w:sz w:val="20"/>
         </w:rPr>
-        <w:t xml:space="preserve"> — the strip is modulated, not switched. Figure 8 shows it against the nose propeller's slipstream: the inboard 46 percent of its length lies inside the slipstream, where dynamic pressure is set by disc loading and is therefore available at zero airspeed, and the outboard 54 percent works against the freestream in cruise. That split is why one device serves both regimes.</w:t>
+        <w:t xml:space="preserve"> — the strip is modulated, not switched. Figure 9 shows it against the nose propeller's slipstream: the inboard 46 percent of its length lies inside the slipstream, where dynamic pressure is set by disc loading and is therefore available at zero airspeed, and the outboard 54 percent works against the freestream in cruise. That split is why one device serves both regimes.</w:t>
       </w:r>
     </w:p>
     <w:p>
       <w:pPr>
         <w:spacing w:after="40"/>
         <w:jc w:val="center"/>
+        <w:keepNext/>
       </w:pPr>
       <w:r>
         <w:drawing>
@@ -3471,7 +3641,7 @@
               <a:graphicData uri="http://schemas.openxmlformats.org/drawingml/2006/picture">
                 <pic:pic>
                   <pic:nvPicPr>
-                    <pic:cNvPr id="0" name="sekil08-kanatcik-iz.png"/>
+                    <pic:cNvPr id="0" name="sekil09-kanatcik-iz.png"/>
                     <pic:cNvPicPr/>
                   </pic:nvPicPr>
                   <pic:blipFill>
@@ -3506,7 +3676,7 @@
           <w:i w:val="0"/>
           <w:sz w:val="18"/>
         </w:rPr>
-        <w:t xml:space="preserve">Figure 8. </w:t>
+        <w:t xml:space="preserve">Figure 9. </w:t>
       </w:r>
       <w:r>
         <w:rPr>
@@ -4959,7 +5129,32 @@
           <w:i w:val="0"/>
           <w:sz w:val="20"/>
         </w:rPr>
-        <w:t xml:space="preserve"> — not a small object to leave in the airstream in the wrong state:</w:t>
+        <w:t xml:space="preserve"> — not a small object to leave in the airstream in the wrong state (Table 3):</w:t>
+      </w:r>
+    </w:p>
+    <w:p>
+      <w:pPr>
+        <w:spacing w:before="0" w:after="80" w:line="240" w:lineRule="auto"/>
+        <w:jc w:val="both"/>
+        <w:keepNext/>
+      </w:pPr>
+      <w:r>
+        <w:rPr>
+          <w:rFonts w:ascii="Palatino Linotype" w:hAnsi="Palatino Linotype" w:eastAsia="Palatino Linotype"/>
+          <w:b/>
+          <w:i w:val="0"/>
+          <w:sz w:val="20"/>
+        </w:rPr>
+        <w:t>Table 3.</w:t>
+      </w:r>
+      <w:r>
+        <w:rPr>
+          <w:rFonts w:ascii="Palatino Linotype" w:hAnsi="Palatino Linotype" w:eastAsia="Palatino Linotype"/>
+          <w:b w:val="0"/>
+          <w:i w:val="0"/>
+          <w:sz w:val="20"/>
+        </w:rPr>
+        <w:t xml:space="preserve"> Cruise zero-lift drag increment of the eight tip discs in four cruise states, against the 0.0248 assumed for the clean airframe.</w:t>
       </w:r>
     </w:p>
     <w:tbl>
@@ -4975,6 +5170,10 @@
         <w:gridCol w:w="3324"/>
       </w:tblGrid>
       <w:tr>
+        <w:trPr>
+          <w:cantSplit/>
+          <w:tblHeader/>
+        </w:trPr>
         <w:tc>
           <w:tcPr>
             <w:tcW w:type="dxa" w:w="3324"/>
@@ -5037,6 +5236,9 @@
         </w:tc>
       </w:tr>
       <w:tr>
+        <w:trPr>
+          <w:cantSplit/>
+        </w:trPr>
         <w:tc>
           <w:tcPr>
             <w:tcW w:type="dxa" w:w="3324"/>
@@ -5108,6 +5310,9 @@
         </w:tc>
       </w:tr>
       <w:tr>
+        <w:trPr>
+          <w:cantSplit/>
+        </w:trPr>
         <w:tc>
           <w:tcPr>
             <w:tcW w:type="dxa" w:w="3324"/>
@@ -5179,6 +5384,9 @@
         </w:tc>
       </w:tr>
       <w:tr>
+        <w:trPr>
+          <w:cantSplit/>
+        </w:trPr>
         <w:tc>
           <w:tcPr>
             <w:tcW w:type="dxa" w:w="3324"/>
@@ -5241,6 +5449,9 @@
         </w:tc>
       </w:tr>
       <w:tr>
+        <w:trPr>
+          <w:cantSplit/>
+        </w:trPr>
         <w:tc>
           <w:tcPr>
             <w:tcW w:type="dxa" w:w="3324"/>
@@ -5463,7 +5674,32 @@
           <w:i w:val="0"/>
           <w:sz w:val="20"/>
         </w:rPr>
-        <w:t xml:space="preserve"> for the hover duty — each station twisted to a target section lift coefficient and chorded to carry its share of 8.1 N, with section data taken at each station's own Reynolds number — so that what is run at cruise is this aircraft's propeller rather than a generic one. Four designs were built, spanning target section lift coefficients from 0.40 to 0.85 and hover figures of merit from 0.62 down to 0.27. Each was then run at 30 m s⁻¹ and the shaft speed found at which net torque is zero.</w:t>
+        <w:t xml:space="preserve"> for the hover duty — each station twisted to a target section lift coefficient and chorded to carry its share of 8.1 N, with section data taken at each station's own Reynolds number — so that what is run at cruise is this aircraft's propeller rather than a generic one. Four designs were built, spanning target section lift coefficients from 0.40 to 0.85 and hover figures of merit from 0.62 down to 0.27. Each was then run at 30 m s⁻¹ and the shaft speed found at which net torque is zero. Table 4 collects the four designs.</w:t>
+      </w:r>
+    </w:p>
+    <w:p>
+      <w:pPr>
+        <w:spacing w:before="0" w:after="80" w:line="240" w:lineRule="auto"/>
+        <w:jc w:val="both"/>
+        <w:keepNext/>
+      </w:pPr>
+      <w:r>
+        <w:rPr>
+          <w:rFonts w:ascii="Palatino Linotype" w:hAnsi="Palatino Linotype" w:eastAsia="Palatino Linotype"/>
+          <w:b/>
+          <w:i w:val="0"/>
+          <w:sz w:val="20"/>
+        </w:rPr>
+        <w:t>Table 4.</w:t>
+      </w:r>
+      <w:r>
+        <w:rPr>
+          <w:rFonts w:ascii="Palatino Linotype" w:hAnsi="Palatino Linotype" w:eastAsia="Palatino Linotype"/>
+          <w:b w:val="0"/>
+          <w:i w:val="0"/>
+          <w:sz w:val="20"/>
+        </w:rPr>
+        <w:t xml:space="preserve"> Four tip-propeller designs run to their zero-torque free-wheeling state at 30 m s⁻¹.</w:t>
       </w:r>
     </w:p>
     <w:tbl>
@@ -5481,6 +5717,10 @@
         <w:gridCol w:w="1994"/>
       </w:tblGrid>
       <w:tr>
+        <w:trPr>
+          <w:cantSplit/>
+          <w:tblHeader/>
+        </w:trPr>
         <w:tc>
           <w:tcPr>
             <w:tcW w:type="dxa" w:w="1994"/>
@@ -5583,6 +5823,9 @@
         </w:tc>
       </w:tr>
       <w:tr>
+        <w:trPr>
+          <w:cantSplit/>
+        </w:trPr>
         <w:tc>
           <w:tcPr>
             <w:tcW w:type="dxa" w:w="1994"/>
@@ -5685,6 +5928,9 @@
         </w:tc>
       </w:tr>
       <w:tr>
+        <w:trPr>
+          <w:cantSplit/>
+        </w:trPr>
         <w:tc>
           <w:tcPr>
             <w:tcW w:type="dxa" w:w="1994"/>
@@ -5787,6 +6033,9 @@
         </w:tc>
       </w:tr>
       <w:tr>
+        <w:trPr>
+          <w:cantSplit/>
+        </w:trPr>
         <w:tc>
           <w:tcPr>
             <w:tcW w:type="dxa" w:w="1994"/>
@@ -5889,6 +6138,9 @@
         </w:tc>
       </w:tr>
       <w:tr>
+        <w:trPr>
+          <w:cantSplit/>
+        </w:trPr>
         <w:tc>
           <w:tcPr>
             <w:tcW w:type="dxa" w:w="1994"/>
@@ -5991,6 +6243,9 @@
         </w:tc>
       </w:tr>
       <w:tr>
+        <w:trPr>
+          <w:cantSplit/>
+        </w:trPr>
         <w:tc>
           <w:tcPr>
             <w:tcW w:type="dxa" w:w="1994"/>
@@ -6093,6 +6348,9 @@
         </w:tc>
       </w:tr>
       <w:tr>
+        <w:trPr>
+          <w:cantSplit/>
+        </w:trPr>
         <w:tc>
           <w:tcPr>
             <w:tcW w:type="dxa" w:w="1994"/>
@@ -6195,6 +6453,9 @@
         </w:tc>
       </w:tr>
       <w:tr>
+        <w:trPr>
+          <w:cantSplit/>
+        </w:trPr>
         <w:tc>
           <w:tcPr>
             <w:tcW w:type="dxa" w:w="1994"/>
@@ -6412,7 +6673,32 @@
           <w:i w:val="0"/>
           <w:sz w:val="20"/>
         </w:rPr>
-        <w:t xml:space="preserve"> The section polar was recomputed with a Prandtl–Glauert lift correction, a Korn drag-divergence Mach number and a fourth-power wave-drag increment, and the zero-torque shaft speed was searched again rather than held fixed. The solver used for this was first run with the correction disabled and reproduced the uncorrected result exactly, so the two figures differ only in the polar:</w:t>
+        <w:t xml:space="preserve"> The section polar was recomputed with a Prandtl–Glauert lift correction, a Korn drag-divergence Mach number and a fourth-power wave-drag increment, and the zero-torque shaft speed was searched again rather than held fixed. The solver used for this was first run with the correction disabled and reproduced the uncorrected result exactly, so the two figures differ only in the polar (Table 5):</w:t>
+      </w:r>
+    </w:p>
+    <w:p>
+      <w:pPr>
+        <w:spacing w:before="0" w:after="80" w:line="240" w:lineRule="auto"/>
+        <w:jc w:val="both"/>
+        <w:keepNext/>
+      </w:pPr>
+      <w:r>
+        <w:rPr>
+          <w:rFonts w:ascii="Palatino Linotype" w:hAnsi="Palatino Linotype" w:eastAsia="Palatino Linotype"/>
+          <w:b/>
+          <w:i w:val="0"/>
+          <w:sz w:val="20"/>
+        </w:rPr>
+        <w:t>Table 5.</w:t>
+      </w:r>
+      <w:r>
+        <w:rPr>
+          <w:rFonts w:ascii="Palatino Linotype" w:hAnsi="Palatino Linotype" w:eastAsia="Palatino Linotype"/>
+          <w:b w:val="0"/>
+          <w:i w:val="0"/>
+          <w:sz w:val="20"/>
+        </w:rPr>
+        <w:t xml:space="preserve"> The same free-wheeling state recomputed with a compressibility correction in the blade polar.</w:t>
       </w:r>
     </w:p>
     <w:tbl>
@@ -6429,6 +6715,10 @@
         <w:gridCol w:w="2493"/>
       </w:tblGrid>
       <w:tr>
+        <w:trPr>
+          <w:cantSplit/>
+          <w:tblHeader/>
+        </w:trPr>
         <w:tc>
           <w:tcPr>
             <w:tcW w:type="dxa" w:w="2493"/>
@@ -6502,6 +6792,9 @@
         </w:tc>
       </w:tr>
       <w:tr>
+        <w:trPr>
+          <w:cantSplit/>
+        </w:trPr>
         <w:tc>
           <w:tcPr>
             <w:tcW w:type="dxa" w:w="2493"/>
@@ -6584,6 +6877,9 @@
         </w:tc>
       </w:tr>
       <w:tr>
+        <w:trPr>
+          <w:cantSplit/>
+        </w:trPr>
         <w:tc>
           <w:tcPr>
             <w:tcW w:type="dxa" w:w="2493"/>
@@ -7222,7 +7518,32 @@
           <w:i w:val="0"/>
           <w:sz w:val="20"/>
         </w:rPr>
-        <w:t>Supplementary S6 sizes three architectures against the same mission — this tail-sitter, a lift-plus-cruise aircraft, and a tilt-rotor — under three different sizing contracts: fixed fuel fraction, fixed fuel mass, and fixed maximum take-off mass with fixed payload. One set of equations serves all three, and every coefficient in it is back-solved from the light reference design of Section 3.7 rather than assumed. Mission, wing loading, disc loading, structural fraction and energy chain are held identical; only the cruise-drag multiplier and the architecture-specific mass differ. Under the first contract:</w:t>
+        <w:t>Supplementary S6 sizes three architectures against the same mission — this tail-sitter, a lift-plus-cruise aircraft, and a tilt-rotor — under three different sizing contracts: fixed fuel fraction, fixed fuel mass, and fixed maximum take-off mass with fixed payload. One set of equations serves all three, and every coefficient in it is back-solved from the light reference design of Section 3.7 rather than assumed. Mission, wing loading, disc loading, structural fraction and energy chain are held identical; only the cruise-drag multiplier and the architecture-specific mass differ. Under the first contract (Table 6):</w:t>
+      </w:r>
+    </w:p>
+    <w:p>
+      <w:pPr>
+        <w:spacing w:before="0" w:after="80" w:line="240" w:lineRule="auto"/>
+        <w:jc w:val="both"/>
+        <w:keepNext/>
+      </w:pPr>
+      <w:r>
+        <w:rPr>
+          <w:rFonts w:ascii="Palatino Linotype" w:hAnsi="Palatino Linotype" w:eastAsia="Palatino Linotype"/>
+          <w:b/>
+          <w:i w:val="0"/>
+          <w:sz w:val="20"/>
+        </w:rPr>
+        <w:t>Table 6.</w:t>
+      </w:r>
+      <w:r>
+        <w:rPr>
+          <w:rFonts w:ascii="Palatino Linotype" w:hAnsi="Palatino Linotype" w:eastAsia="Palatino Linotype"/>
+          <w:b w:val="0"/>
+          <w:i w:val="0"/>
+          <w:sz w:val="20"/>
+        </w:rPr>
+        <w:t xml:space="preserve"> Three architectures sized for the same mission under the first contract, a fixed fuel fraction.</w:t>
       </w:r>
     </w:p>
     <w:tbl>
@@ -7241,6 +7562,10 @@
         <w:gridCol w:w="1662"/>
       </w:tblGrid>
       <w:tr>
+        <w:trPr>
+          <w:cantSplit/>
+          <w:tblHeader/>
+        </w:trPr>
         <w:tc>
           <w:tcPr>
             <w:tcW w:type="dxa" w:w="1662"/>
@@ -7354,6 +7679,9 @@
         </w:tc>
       </w:tr>
       <w:tr>
+        <w:trPr>
+          <w:cantSplit/>
+        </w:trPr>
         <w:tc>
           <w:tcPr>
             <w:tcW w:type="dxa" w:w="1662"/>
@@ -7476,6 +7804,9 @@
         </w:tc>
       </w:tr>
       <w:tr>
+        <w:trPr>
+          <w:cantSplit/>
+        </w:trPr>
         <w:tc>
           <w:tcPr>
             <w:tcW w:type="dxa" w:w="1662"/>
@@ -7598,6 +7929,9 @@
         </w:tc>
       </w:tr>
       <w:tr>
+        <w:trPr>
+          <w:cantSplit/>
+        </w:trPr>
         <w:tc>
           <w:tcPr>
             <w:tcW w:type="dxa" w:w="1662"/>
@@ -7830,6 +8164,40 @@
           <w:sz w:val="20"/>
         </w:rPr>
         <w:t>The asymmetry is real and it runs against this configuration.</w:t>
+      </w:r>
+      <w:r>
+        <w:rPr>
+          <w:rFonts w:ascii="Palatino Linotype" w:hAnsi="Palatino Linotype" w:eastAsia="Palatino Linotype"/>
+          <w:b w:val="0"/>
+          <w:i w:val="0"/>
+          <w:sz w:val="20"/>
+        </w:rPr>
+        <w:t xml:space="preserve"> Table 7 states the effect on each contract.</w:t>
+      </w:r>
+    </w:p>
+    <w:p>
+      <w:pPr>
+        <w:spacing w:before="0" w:after="80" w:line="240" w:lineRule="auto"/>
+        <w:jc w:val="both"/>
+        <w:keepNext/>
+      </w:pPr>
+      <w:r>
+        <w:rPr>
+          <w:rFonts w:ascii="Palatino Linotype" w:hAnsi="Palatino Linotype" w:eastAsia="Palatino Linotype"/>
+          <w:b/>
+          <w:i w:val="0"/>
+          <w:sz w:val="20"/>
+        </w:rPr>
+        <w:t>Table 7.</w:t>
+      </w:r>
+      <w:r>
+        <w:rPr>
+          <w:rFonts w:ascii="Palatino Linotype" w:hAnsi="Palatino Linotype" w:eastAsia="Palatino Linotype"/>
+          <w:b w:val="0"/>
+          <w:i w:val="0"/>
+          <w:sz w:val="20"/>
+        </w:rPr>
+        <w:t xml:space="preserve"> Architecture B against A under each of the three contracts, before and after A's free-wheeling rotor drag is charged.</w:t>
       </w:r>
     </w:p>
     <w:tbl>
@@ -7845,6 +8213,10 @@
         <w:gridCol w:w="3324"/>
       </w:tblGrid>
       <w:tr>
+        <w:trPr>
+          <w:cantSplit/>
+          <w:tblHeader/>
+        </w:trPr>
         <w:tc>
           <w:tcPr>
             <w:tcW w:type="dxa" w:w="3324"/>
@@ -7907,6 +8279,9 @@
         </w:tc>
       </w:tr>
       <w:tr>
+        <w:trPr>
+          <w:cantSplit/>
+        </w:trPr>
         <w:tc>
           <w:tcPr>
             <w:tcW w:type="dxa" w:w="3324"/>
@@ -7969,6 +8344,9 @@
         </w:tc>
       </w:tr>
       <w:tr>
+        <w:trPr>
+          <w:cantSplit/>
+        </w:trPr>
         <w:tc>
           <w:tcPr>
             <w:tcW w:type="dxa" w:w="3324"/>
@@ -8031,6 +8409,9 @@
         </w:tc>
       </w:tr>
       <w:tr>
+        <w:trPr>
+          <w:cantSplit/>
+        </w:trPr>
         <w:tc>
           <w:tcPr>
             <w:tcW w:type="dxa" w:w="3324"/>
@@ -8229,7 +8610,32 @@
           <w:i w:val="0"/>
           <w:sz w:val="20"/>
         </w:rPr>
-        <w:t xml:space="preserve"> The comparison above holds the battery buffer at four percent of take-off mass for all three architectures. Section 4.4 sizes that buffer on a measured pack instead, where it becomes roughly sixteen percent. Applying the same fraction to all three — B and C included, since charging only A would invert the very objection that motivated it — does not narrow A's margin. It widens it, because B's hover power per unit mass is the highest of the three and the buffer feeds back on itself through hover power:</w:t>
+        <w:t xml:space="preserve"> The comparison above holds the battery buffer at four percent of take-off mass for all three architectures. Section 4.4 sizes that buffer on a measured pack instead, where it becomes roughly sixteen percent. Applying the same fraction to all three — B and C included, since charging only A would invert the very objection that motivated it — does not narrow A's margin. It widens it, because B's hover power per unit mass is the highest of the three and the buffer feeds back on itself through hover power (Table 8):</w:t>
+      </w:r>
+    </w:p>
+    <w:p>
+      <w:pPr>
+        <w:spacing w:before="0" w:after="80" w:line="240" w:lineRule="auto"/>
+        <w:jc w:val="both"/>
+        <w:keepNext/>
+      </w:pPr>
+      <w:r>
+        <w:rPr>
+          <w:rFonts w:ascii="Palatino Linotype" w:hAnsi="Palatino Linotype" w:eastAsia="Palatino Linotype"/>
+          <w:b/>
+          <w:i w:val="0"/>
+          <w:sz w:val="20"/>
+        </w:rPr>
+        <w:t>Table 8.</w:t>
+      </w:r>
+      <w:r>
+        <w:rPr>
+          <w:rFonts w:ascii="Palatino Linotype" w:hAnsi="Palatino Linotype" w:eastAsia="Palatino Linotype"/>
+          <w:b w:val="0"/>
+          <w:i w:val="0"/>
+          <w:sz w:val="20"/>
+        </w:rPr>
+        <w:t xml:space="preserve"> Take-off mass of the three architectures as the energy-buffer mass fraction is raised, applied equally to all three.</w:t>
       </w:r>
     </w:p>
     <w:tbl>
@@ -8246,6 +8652,10 @@
         <w:gridCol w:w="2493"/>
       </w:tblGrid>
       <w:tr>
+        <w:trPr>
+          <w:cantSplit/>
+          <w:tblHeader/>
+        </w:trPr>
         <w:tc>
           <w:tcPr>
             <w:tcW w:type="dxa" w:w="2493"/>
@@ -8328,6 +8738,9 @@
         </w:tc>
       </w:tr>
       <w:tr>
+        <w:trPr>
+          <w:cantSplit/>
+        </w:trPr>
         <w:tc>
           <w:tcPr>
             <w:tcW w:type="dxa" w:w="2493"/>
@@ -8410,6 +8823,9 @@
         </w:tc>
       </w:tr>
       <w:tr>
+        <w:trPr>
+          <w:cantSplit/>
+        </w:trPr>
         <w:tc>
           <w:tcPr>
             <w:tcW w:type="dxa" w:w="2493"/>
@@ -8492,6 +8908,9 @@
         </w:tc>
       </w:tr>
       <w:tr>
+        <w:trPr>
+          <w:cantSplit/>
+        </w:trPr>
         <w:tc>
           <w:tcPr>
             <w:tcW w:type="dxa" w:w="2493"/>
@@ -8574,6 +8993,9 @@
         </w:tc>
       </w:tr>
       <w:tr>
+        <w:trPr>
+          <w:cantSplit/>
+        </w:trPr>
         <w:tc>
           <w:tcPr>
             <w:tcW w:type="dxa" w:w="2493"/>
@@ -8656,6 +9078,9 @@
         </w:tc>
       </w:tr>
       <w:tr>
+        <w:trPr>
+          <w:cantSplit/>
+        </w:trPr>
         <w:tc>
           <w:tcPr>
             <w:tcW w:type="dxa" w:w="2493"/>
@@ -8849,7 +9274,32 @@
           <w:i w:val="0"/>
           <w:sz w:val="20"/>
         </w:rPr>
-        <w:t>, and the assumed 0.0248 lies below both ends rather than inside them. The sweep below therefore replaces the single-point comparison. The drag book-keeping is the one used throughout: clean airframe from wing, body and hubs; the tip frames and the free-wheeling rotors charged to this configuration alone; the two competing layouts carrying their own published penalties against the same airframe. At the published assumption the construction returns a clean-body lift-to-drag ratio of 13.40 against the 13.44 used in the sizing, which is the check that the sweep and the original chain are the same calculation.</w:t>
+        <w:t>, and the assumed 0.0248 lies below both ends rather than inside them. The sweep below therefore replaces the single-point comparison. The drag book-keeping is the one used throughout: clean airframe from wing, body and hubs; the tip frames and the free-wheeling rotors charged to this configuration alone; the two competing layouts carrying their own published penalties against the same airframe. At the published assumption the construction returns a clean-body lift-to-drag ratio of 13.40 against the 13.44 used in the sizing, which is the check that the sweep and the original chain are the same calculation. Table 9 gives the sweep.</w:t>
+      </w:r>
+    </w:p>
+    <w:p>
+      <w:pPr>
+        <w:spacing w:before="0" w:after="80" w:line="240" w:lineRule="auto"/>
+        <w:jc w:val="both"/>
+        <w:keepNext/>
+      </w:pPr>
+      <w:r>
+        <w:rPr>
+          <w:rFonts w:ascii="Palatino Linotype" w:hAnsi="Palatino Linotype" w:eastAsia="Palatino Linotype"/>
+          <w:b/>
+          <w:i w:val="0"/>
+          <w:sz w:val="20"/>
+        </w:rPr>
+        <w:t>Table 9.</w:t>
+      </w:r>
+      <w:r>
+        <w:rPr>
+          <w:rFonts w:ascii="Palatino Linotype" w:hAnsi="Palatino Linotype" w:eastAsia="Palatino Linotype"/>
+          <w:b w:val="0"/>
+          <w:i w:val="0"/>
+          <w:sz w:val="20"/>
+        </w:rPr>
+        <w:t xml:space="preserve"> The whole comparison swept across the zero-lift drag bracket of Supplementary S1.</w:t>
       </w:r>
     </w:p>
     <w:tbl>
@@ -8866,6 +9316,10 @@
         <w:gridCol w:w="2493"/>
       </w:tblGrid>
       <w:tr>
+        <w:trPr>
+          <w:cantSplit/>
+          <w:tblHeader/>
+        </w:trPr>
         <w:tc>
           <w:tcPr>
             <w:tcW w:type="dxa" w:w="2493"/>
@@ -8939,6 +9393,9 @@
         </w:tc>
       </w:tr>
       <w:tr>
+        <w:trPr>
+          <w:cantSplit/>
+        </w:trPr>
         <w:tc>
           <w:tcPr>
             <w:tcW w:type="dxa" w:w="2493"/>
@@ -9021,6 +9478,9 @@
         </w:tc>
       </w:tr>
       <w:tr>
+        <w:trPr>
+          <w:cantSplit/>
+        </w:trPr>
         <w:tc>
           <w:tcPr>
             <w:tcW w:type="dxa" w:w="2493"/>
@@ -9103,6 +9563,9 @@
         </w:tc>
       </w:tr>
       <w:tr>
+        <w:trPr>
+          <w:cantSplit/>
+        </w:trPr>
         <w:tc>
           <w:tcPr>
             <w:tcW w:type="dxa" w:w="2493"/>
@@ -9185,6 +9648,9 @@
         </w:tc>
       </w:tr>
       <w:tr>
+        <w:trPr>
+          <w:cantSplit/>
+        </w:trPr>
         <w:tc>
           <w:tcPr>
             <w:tcW w:type="dxa" w:w="2493"/>
@@ -9267,6 +9733,9 @@
         </w:tc>
       </w:tr>
       <w:tr>
+        <w:trPr>
+          <w:cantSplit/>
+        </w:trPr>
         <w:tc>
           <w:tcPr>
             <w:tcW w:type="dxa" w:w="2493"/>
@@ -9349,6 +9818,9 @@
         </w:tc>
       </w:tr>
       <w:tr>
+        <w:trPr>
+          <w:cantSplit/>
+        </w:trPr>
         <w:tc>
           <w:tcPr>
             <w:tcW w:type="dxa" w:w="2493"/>
@@ -9431,6 +9903,9 @@
         </w:tc>
       </w:tr>
       <w:tr>
+        <w:trPr>
+          <w:cantSplit/>
+        </w:trPr>
         <w:tc>
           <w:tcPr>
             <w:tcW w:type="dxa" w:w="2493"/>
@@ -9513,6 +9988,9 @@
         </w:tc>
       </w:tr>
       <w:tr>
+        <w:trPr>
+          <w:cantSplit/>
+        </w:trPr>
         <w:tc>
           <w:tcPr>
             <w:tcW w:type="dxa" w:w="2493"/>
@@ -9824,7 +10302,32 @@
           <w:i w:val="0"/>
           <w:sz w:val="20"/>
         </w:rPr>
-        <w:t xml:space="preserve"> makes range inversely proportional to take-off mass; fixing take-off mass and payload leaves fuel as the residual. These are three different questions, and the answers separate:</w:t>
+        <w:t xml:space="preserve"> makes range inversely proportional to take-off mass; fixing take-off mass and payload leaves fuel as the residual. These are three different questions, and the answers separate (Table 10):</w:t>
+      </w:r>
+    </w:p>
+    <w:p>
+      <w:pPr>
+        <w:spacing w:before="0" w:after="80" w:line="240" w:lineRule="auto"/>
+        <w:jc w:val="both"/>
+        <w:keepNext/>
+      </w:pPr>
+      <w:r>
+        <w:rPr>
+          <w:rFonts w:ascii="Palatino Linotype" w:hAnsi="Palatino Linotype" w:eastAsia="Palatino Linotype"/>
+          <w:b/>
+          <w:i w:val="0"/>
+          <w:sz w:val="20"/>
+        </w:rPr>
+        <w:t>Table 10.</w:t>
+      </w:r>
+      <w:r>
+        <w:rPr>
+          <w:rFonts w:ascii="Palatino Linotype" w:hAnsi="Palatino Linotype" w:eastAsia="Palatino Linotype"/>
+          <w:b w:val="0"/>
+          <w:i w:val="0"/>
+          <w:sz w:val="20"/>
+        </w:rPr>
+        <w:t xml:space="preserve"> Range of the two competing architectures relative to the tail-sitter under each of the three sizing contracts, with the rotor drag charged.</w:t>
       </w:r>
     </w:p>
     <w:tbl>
@@ -9841,6 +10344,10 @@
         <w:gridCol w:w="2493"/>
       </w:tblGrid>
       <w:tr>
+        <w:trPr>
+          <w:cantSplit/>
+          <w:tblHeader/>
+        </w:trPr>
         <w:tc>
           <w:tcPr>
             <w:tcW w:type="dxa" w:w="2493"/>
@@ -9932,6 +10439,9 @@
         </w:tc>
       </w:tr>
       <w:tr>
+        <w:trPr>
+          <w:cantSplit/>
+        </w:trPr>
         <w:tc>
           <w:tcPr>
             <w:tcW w:type="dxa" w:w="2493"/>
@@ -10014,6 +10524,9 @@
         </w:tc>
       </w:tr>
       <w:tr>
+        <w:trPr>
+          <w:cantSplit/>
+        </w:trPr>
         <w:tc>
           <w:tcPr>
             <w:tcW w:type="dxa" w:w="2493"/>
@@ -10247,6 +10760,46 @@
           <w:sz w:val="22"/>
         </w:rPr>
         <w:t>3.7 Light reference design — 50 kg</w:t>
+      </w:r>
+    </w:p>
+    <w:p>
+      <w:pPr>
+        <w:spacing w:before="0" w:after="80" w:line="240" w:lineRule="auto"/>
+        <w:jc w:val="both"/>
+      </w:pPr>
+      <w:r>
+        <w:rPr>
+          <w:rFonts w:ascii="Palatino Linotype" w:hAnsi="Palatino Linotype" w:eastAsia="Palatino Linotype"/>
+          <w:b w:val="0"/>
+          <w:i w:val="0"/>
+          <w:sz w:val="20"/>
+        </w:rPr>
+        <w:t>Table 11 gives the design.</w:t>
+      </w:r>
+    </w:p>
+    <w:p>
+      <w:pPr>
+        <w:spacing w:before="0" w:after="80" w:line="240" w:lineRule="auto"/>
+        <w:jc w:val="both"/>
+        <w:keepNext/>
+      </w:pPr>
+      <w:r>
+        <w:rPr>
+          <w:rFonts w:ascii="Palatino Linotype" w:hAnsi="Palatino Linotype" w:eastAsia="Palatino Linotype"/>
+          <w:b/>
+          <w:i w:val="0"/>
+          <w:sz w:val="20"/>
+        </w:rPr>
+        <w:t>Table 11.</w:t>
+      </w:r>
+      <w:r>
+        <w:rPr>
+          <w:rFonts w:ascii="Palatino Linotype" w:hAnsi="Palatino Linotype" w:eastAsia="Palatino Linotype"/>
+          <w:b w:val="0"/>
+          <w:i w:val="0"/>
+          <w:sz w:val="20"/>
+        </w:rPr>
+        <w:t xml:space="preserve"> The light reference design, 50 kg.</w:t>
       </w:r>
     </w:p>
     <w:tbl>
@@ -10261,6 +10814,10 @@
         <w:gridCol w:w="4986"/>
       </w:tblGrid>
       <w:tr>
+        <w:trPr>
+          <w:cantSplit/>
+          <w:tblHeader/>
+        </w:trPr>
         <w:tc>
           <w:tcPr>
             <w:tcW w:type="dxa" w:w="4986"/>
@@ -10303,6 +10860,9 @@
         </w:tc>
       </w:tr>
       <w:tr>
+        <w:trPr>
+          <w:cantSplit/>
+        </w:trPr>
         <w:tc>
           <w:tcPr>
             <w:tcW w:type="dxa" w:w="4986"/>
@@ -10345,6 +10905,9 @@
         </w:tc>
       </w:tr>
       <w:tr>
+        <w:trPr>
+          <w:cantSplit/>
+        </w:trPr>
         <w:tc>
           <w:tcPr>
             <w:tcW w:type="dxa" w:w="4986"/>
@@ -10387,6 +10950,9 @@
         </w:tc>
       </w:tr>
       <w:tr>
+        <w:trPr>
+          <w:cantSplit/>
+        </w:trPr>
         <w:tc>
           <w:tcPr>
             <w:tcW w:type="dxa" w:w="4986"/>
@@ -10429,6 +10995,9 @@
         </w:tc>
       </w:tr>
       <w:tr>
+        <w:trPr>
+          <w:cantSplit/>
+        </w:trPr>
         <w:tc>
           <w:tcPr>
             <w:tcW w:type="dxa" w:w="4986"/>
@@ -10471,6 +11040,9 @@
         </w:tc>
       </w:tr>
       <w:tr>
+        <w:trPr>
+          <w:cantSplit/>
+        </w:trPr>
         <w:tc>
           <w:tcPr>
             <w:tcW w:type="dxa" w:w="4986"/>
@@ -10513,6 +11085,9 @@
         </w:tc>
       </w:tr>
       <w:tr>
+        <w:trPr>
+          <w:cantSplit/>
+        </w:trPr>
         <w:tc>
           <w:tcPr>
             <w:tcW w:type="dxa" w:w="4986"/>
@@ -10555,6 +11130,9 @@
         </w:tc>
       </w:tr>
       <w:tr>
+        <w:trPr>
+          <w:cantSplit/>
+        </w:trPr>
         <w:tc>
           <w:tcPr>
             <w:tcW w:type="dxa" w:w="4986"/>
@@ -10597,6 +11175,9 @@
         </w:tc>
       </w:tr>
       <w:tr>
+        <w:trPr>
+          <w:cantSplit/>
+        </w:trPr>
         <w:tc>
           <w:tcPr>
             <w:tcW w:type="dxa" w:w="4986"/>
@@ -10639,6 +11220,9 @@
         </w:tc>
       </w:tr>
       <w:tr>
+        <w:trPr>
+          <w:cantSplit/>
+        </w:trPr>
         <w:tc>
           <w:tcPr>
             <w:tcW w:type="dxa" w:w="4986"/>
@@ -10681,6 +11265,9 @@
         </w:tc>
       </w:tr>
       <w:tr>
+        <w:trPr>
+          <w:cantSplit/>
+        </w:trPr>
         <w:tc>
           <w:tcPr>
             <w:tcW w:type="dxa" w:w="4986"/>
@@ -10723,6 +11310,9 @@
         </w:tc>
       </w:tr>
       <w:tr>
+        <w:trPr>
+          <w:cantSplit/>
+        </w:trPr>
         <w:tc>
           <w:tcPr>
             <w:tcW w:type="dxa" w:w="4986"/>
@@ -10765,6 +11355,9 @@
         </w:tc>
       </w:tr>
       <w:tr>
+        <w:trPr>
+          <w:cantSplit/>
+        </w:trPr>
         <w:tc>
           <w:tcPr>
             <w:tcW w:type="dxa" w:w="4986"/>
@@ -10807,6 +11400,9 @@
         </w:tc>
       </w:tr>
       <w:tr>
+        <w:trPr>
+          <w:cantSplit/>
+        </w:trPr>
         <w:tc>
           <w:tcPr>
             <w:tcW w:type="dxa" w:w="4986"/>
@@ -10849,6 +11445,9 @@
         </w:tc>
       </w:tr>
       <w:tr>
+        <w:trPr>
+          <w:cantSplit/>
+        </w:trPr>
         <w:tc>
           <w:tcPr>
             <w:tcW w:type="dxa" w:w="4986"/>
@@ -10891,6 +11490,9 @@
         </w:tc>
       </w:tr>
       <w:tr>
+        <w:trPr>
+          <w:cantSplit/>
+        </w:trPr>
         <w:tc>
           <w:tcPr>
             <w:tcW w:type="dxa" w:w="4986"/>
@@ -10933,6 +11535,9 @@
         </w:tc>
       </w:tr>
       <w:tr>
+        <w:trPr>
+          <w:cantSplit/>
+        </w:trPr>
         <w:tc>
           <w:tcPr>
             <w:tcW w:type="dxa" w:w="4986"/>
@@ -10975,6 +11580,9 @@
         </w:tc>
       </w:tr>
       <w:tr>
+        <w:trPr>
+          <w:cantSplit/>
+        </w:trPr>
         <w:tc>
           <w:tcPr>
             <w:tcW w:type="dxa" w:w="4986"/>
@@ -11017,6 +11625,9 @@
         </w:tc>
       </w:tr>
       <w:tr>
+        <w:trPr>
+          <w:cantSplit/>
+        </w:trPr>
         <w:tc>
           <w:tcPr>
             <w:tcW w:type="dxa" w:w="4986"/>
@@ -11059,6 +11670,9 @@
         </w:tc>
       </w:tr>
       <w:tr>
+        <w:trPr>
+          <w:cantSplit/>
+        </w:trPr>
         <w:tc>
           <w:tcPr>
             <w:tcW w:type="dxa" w:w="4986"/>
@@ -11101,6 +11715,9 @@
         </w:tc>
       </w:tr>
       <w:tr>
+        <w:trPr>
+          <w:cantSplit/>
+        </w:trPr>
         <w:tc>
           <w:tcPr>
             <w:tcW w:type="dxa" w:w="4986"/>
@@ -11143,6 +11760,9 @@
         </w:tc>
       </w:tr>
       <w:tr>
+        <w:trPr>
+          <w:cantSplit/>
+        </w:trPr>
         <w:tc>
           <w:tcPr>
             <w:tcW w:type="dxa" w:w="4986"/>
@@ -11185,6 +11805,9 @@
         </w:tc>
       </w:tr>
       <w:tr>
+        <w:trPr>
+          <w:cantSplit/>
+        </w:trPr>
         <w:tc>
           <w:tcPr>
             <w:tcW w:type="dxa" w:w="4986"/>
@@ -11249,7 +11872,32 @@
           <w:i w:val="0"/>
           <w:sz w:val="20"/>
         </w:rPr>
-        <w:t xml:space="preserve"> The bracket is 0.0285 to 0.0381 and the assumed 0.0248 lies below both ends, so the table is optimistic rather than central. Re-solving the same sizing loop across the bracket — same wing and disc loading, same fuel fraction, same mass model, only the drag changed:</w:t>
+        <w:t xml:space="preserve"> The bracket is 0.0285 to 0.0381 and the assumed 0.0248 lies below both ends, so the table is optimistic rather than central. Re-solving the same sizing loop across the bracket — same wing and disc loading, same fuel fraction, same mass model, only the drag changed (Table 12):</w:t>
+      </w:r>
+    </w:p>
+    <w:p>
+      <w:pPr>
+        <w:spacing w:before="0" w:after="80" w:line="240" w:lineRule="auto"/>
+        <w:jc w:val="both"/>
+        <w:keepNext/>
+      </w:pPr>
+      <w:r>
+        <w:rPr>
+          <w:rFonts w:ascii="Palatino Linotype" w:hAnsi="Palatino Linotype" w:eastAsia="Palatino Linotype"/>
+          <w:b/>
+          <w:i w:val="0"/>
+          <w:sz w:val="20"/>
+        </w:rPr>
+        <w:t>Table 12.</w:t>
+      </w:r>
+      <w:r>
+        <w:rPr>
+          <w:rFonts w:ascii="Palatino Linotype" w:hAnsi="Palatino Linotype" w:eastAsia="Palatino Linotype"/>
+          <w:b w:val="0"/>
+          <w:i w:val="0"/>
+          <w:sz w:val="20"/>
+        </w:rPr>
+        <w:t xml:space="preserve"> The light reference design re-solved across the zero-lift drag bracket.</w:t>
       </w:r>
     </w:p>
     <w:tbl>
@@ -11266,6 +11914,10 @@
         <w:gridCol w:w="2493"/>
       </w:tblGrid>
       <w:tr>
+        <w:trPr>
+          <w:cantSplit/>
+          <w:tblHeader/>
+        </w:trPr>
         <w:tc>
           <w:tcPr>
             <w:tcW w:type="dxa" w:w="2493"/>
@@ -11339,6 +11991,9 @@
         </w:tc>
       </w:tr>
       <w:tr>
+        <w:trPr>
+          <w:cantSplit/>
+        </w:trPr>
         <w:tc>
           <w:tcPr>
             <w:tcW w:type="dxa" w:w="2493"/>
@@ -11421,6 +12076,9 @@
         </w:tc>
       </w:tr>
       <w:tr>
+        <w:trPr>
+          <w:cantSplit/>
+        </w:trPr>
         <w:tc>
           <w:tcPr>
             <w:tcW w:type="dxa" w:w="2493"/>
@@ -11503,6 +12161,9 @@
         </w:tc>
       </w:tr>
       <w:tr>
+        <w:trPr>
+          <w:cantSplit/>
+        </w:trPr>
         <w:tc>
           <w:tcPr>
             <w:tcW w:type="dxa" w:w="2493"/>
@@ -11585,6 +12246,9 @@
         </w:tc>
       </w:tr>
       <w:tr>
+        <w:trPr>
+          <w:cantSplit/>
+        </w:trPr>
         <w:tc>
           <w:tcPr>
             <w:tcW w:type="dxa" w:w="2493"/>
@@ -11667,6 +12331,9 @@
         </w:tc>
       </w:tr>
       <w:tr>
+        <w:trPr>
+          <w:cantSplit/>
+        </w:trPr>
         <w:tc>
           <w:tcPr>
             <w:tcW w:type="dxa" w:w="2493"/>
@@ -11749,6 +12416,9 @@
         </w:tc>
       </w:tr>
       <w:tr>
+        <w:trPr>
+          <w:cantSplit/>
+        </w:trPr>
         <w:tc>
           <w:tcPr>
             <w:tcW w:type="dxa" w:w="2493"/>
@@ -11916,6 +12586,46 @@
           <w:sz w:val="22"/>
         </w:rPr>
         <w:t>3.8 Heavy reference design — 1000 kg</w:t>
+      </w:r>
+    </w:p>
+    <w:p>
+      <w:pPr>
+        <w:spacing w:before="0" w:after="80" w:line="240" w:lineRule="auto"/>
+        <w:jc w:val="both"/>
+      </w:pPr>
+      <w:r>
+        <w:rPr>
+          <w:rFonts w:ascii="Palatino Linotype" w:hAnsi="Palatino Linotype" w:eastAsia="Palatino Linotype"/>
+          <w:b w:val="0"/>
+          <w:i w:val="0"/>
+          <w:sz w:val="20"/>
+        </w:rPr>
+        <w:t>Table 13 gives the design.</w:t>
+      </w:r>
+    </w:p>
+    <w:p>
+      <w:pPr>
+        <w:spacing w:before="0" w:after="80" w:line="240" w:lineRule="auto"/>
+        <w:jc w:val="both"/>
+        <w:keepNext/>
+      </w:pPr>
+      <w:r>
+        <w:rPr>
+          <w:rFonts w:ascii="Palatino Linotype" w:hAnsi="Palatino Linotype" w:eastAsia="Palatino Linotype"/>
+          <w:b/>
+          <w:i w:val="0"/>
+          <w:sz w:val="20"/>
+        </w:rPr>
+        <w:t>Table 13.</w:t>
+      </w:r>
+      <w:r>
+        <w:rPr>
+          <w:rFonts w:ascii="Palatino Linotype" w:hAnsi="Palatino Linotype" w:eastAsia="Palatino Linotype"/>
+          <w:b w:val="0"/>
+          <w:i w:val="0"/>
+          <w:sz w:val="20"/>
+        </w:rPr>
+        <w:t xml:space="preserve"> The heavy reference design, 1000 kg.</w:t>
       </w:r>
     </w:p>
     <w:tbl>
@@ -11930,6 +12640,10 @@
         <w:gridCol w:w="4986"/>
       </w:tblGrid>
       <w:tr>
+        <w:trPr>
+          <w:cantSplit/>
+          <w:tblHeader/>
+        </w:trPr>
         <w:tc>
           <w:tcPr>
             <w:tcW w:type="dxa" w:w="4986"/>
@@ -11972,6 +12686,9 @@
         </w:tc>
       </w:tr>
       <w:tr>
+        <w:trPr>
+          <w:cantSplit/>
+        </w:trPr>
         <w:tc>
           <w:tcPr>
             <w:tcW w:type="dxa" w:w="4986"/>
@@ -12014,6 +12731,9 @@
         </w:tc>
       </w:tr>
       <w:tr>
+        <w:trPr>
+          <w:cantSplit/>
+        </w:trPr>
         <w:tc>
           <w:tcPr>
             <w:tcW w:type="dxa" w:w="4986"/>
@@ -12056,6 +12776,9 @@
         </w:tc>
       </w:tr>
       <w:tr>
+        <w:trPr>
+          <w:cantSplit/>
+        </w:trPr>
         <w:tc>
           <w:tcPr>
             <w:tcW w:type="dxa" w:w="4986"/>
@@ -12098,6 +12821,9 @@
         </w:tc>
       </w:tr>
       <w:tr>
+        <w:trPr>
+          <w:cantSplit/>
+        </w:trPr>
         <w:tc>
           <w:tcPr>
             <w:tcW w:type="dxa" w:w="4986"/>
@@ -12140,6 +12866,9 @@
         </w:tc>
       </w:tr>
       <w:tr>
+        <w:trPr>
+          <w:cantSplit/>
+        </w:trPr>
         <w:tc>
           <w:tcPr>
             <w:tcW w:type="dxa" w:w="4986"/>
@@ -12182,6 +12911,9 @@
         </w:tc>
       </w:tr>
       <w:tr>
+        <w:trPr>
+          <w:cantSplit/>
+        </w:trPr>
         <w:tc>
           <w:tcPr>
             <w:tcW w:type="dxa" w:w="4986"/>
@@ -12224,6 +12956,9 @@
         </w:tc>
       </w:tr>
       <w:tr>
+        <w:trPr>
+          <w:cantSplit/>
+        </w:trPr>
         <w:tc>
           <w:tcPr>
             <w:tcW w:type="dxa" w:w="4986"/>
@@ -12266,6 +13001,9 @@
         </w:tc>
       </w:tr>
       <w:tr>
+        <w:trPr>
+          <w:cantSplit/>
+        </w:trPr>
         <w:tc>
           <w:tcPr>
             <w:tcW w:type="dxa" w:w="4986"/>
@@ -12308,6 +13046,9 @@
         </w:tc>
       </w:tr>
       <w:tr>
+        <w:trPr>
+          <w:cantSplit/>
+        </w:trPr>
         <w:tc>
           <w:tcPr>
             <w:tcW w:type="dxa" w:w="4986"/>
@@ -12350,6 +13091,9 @@
         </w:tc>
       </w:tr>
       <w:tr>
+        <w:trPr>
+          <w:cantSplit/>
+        </w:trPr>
         <w:tc>
           <w:tcPr>
             <w:tcW w:type="dxa" w:w="4986"/>
@@ -12392,6 +13136,9 @@
         </w:tc>
       </w:tr>
       <w:tr>
+        <w:trPr>
+          <w:cantSplit/>
+        </w:trPr>
         <w:tc>
           <w:tcPr>
             <w:tcW w:type="dxa" w:w="4986"/>
@@ -12434,6 +13181,9 @@
         </w:tc>
       </w:tr>
       <w:tr>
+        <w:trPr>
+          <w:cantSplit/>
+        </w:trPr>
         <w:tc>
           <w:tcPr>
             <w:tcW w:type="dxa" w:w="4986"/>
@@ -12476,6 +13226,9 @@
         </w:tc>
       </w:tr>
       <w:tr>
+        <w:trPr>
+          <w:cantSplit/>
+        </w:trPr>
         <w:tc>
           <w:tcPr>
             <w:tcW w:type="dxa" w:w="4986"/>
@@ -12518,6 +13271,9 @@
         </w:tc>
       </w:tr>
       <w:tr>
+        <w:trPr>
+          <w:cantSplit/>
+        </w:trPr>
         <w:tc>
           <w:tcPr>
             <w:tcW w:type="dxa" w:w="4986"/>
@@ -12560,6 +13316,9 @@
         </w:tc>
       </w:tr>
       <w:tr>
+        <w:trPr>
+          <w:cantSplit/>
+        </w:trPr>
         <w:tc>
           <w:tcPr>
             <w:tcW w:type="dxa" w:w="4986"/>
@@ -12602,6 +13361,9 @@
         </w:tc>
       </w:tr>
       <w:tr>
+        <w:trPr>
+          <w:cantSplit/>
+        </w:trPr>
         <w:tc>
           <w:tcPr>
             <w:tcW w:type="dxa" w:w="4986"/>
@@ -12644,6 +13406,9 @@
         </w:tc>
       </w:tr>
       <w:tr>
+        <w:trPr>
+          <w:cantSplit/>
+        </w:trPr>
         <w:tc>
           <w:tcPr>
             <w:tcW w:type="dxa" w:w="4986"/>
@@ -12686,6 +13451,9 @@
         </w:tc>
       </w:tr>
       <w:tr>
+        <w:trPr>
+          <w:cantSplit/>
+        </w:trPr>
         <w:tc>
           <w:tcPr>
             <w:tcW w:type="dxa" w:w="4986"/>
@@ -12728,6 +13496,9 @@
         </w:tc>
       </w:tr>
       <w:tr>
+        <w:trPr>
+          <w:cantSplit/>
+        </w:trPr>
         <w:tc>
           <w:tcPr>
             <w:tcW w:type="dxa" w:w="4986"/>
@@ -12852,7 +13623,32 @@
           <w:i w:val="0"/>
           <w:sz w:val="20"/>
         </w:rPr>
-        <w:t xml:space="preserve"> Running the same blade-element calculation at this design's own conditions — 0.67 m discs, 40 m s⁻¹, the tip-pair power this configuration allocates, and the hover thrust that follows from it — gives a much smaller charge than the light design pays:</w:t>
+        <w:t xml:space="preserve"> Running the same blade-element calculation at this design's own conditions — 0.67 m discs, 40 m s⁻¹, the tip-pair power this configuration allocates, and the hover thrust that follows from it — gives a much smaller charge than the light design pays (Table 14):</w:t>
+      </w:r>
+    </w:p>
+    <w:p>
+      <w:pPr>
+        <w:spacing w:before="0" w:after="80" w:line="240" w:lineRule="auto"/>
+        <w:jc w:val="both"/>
+        <w:keepNext/>
+      </w:pPr>
+      <w:r>
+        <w:rPr>
+          <w:rFonts w:ascii="Palatino Linotype" w:hAnsi="Palatino Linotype" w:eastAsia="Palatino Linotype"/>
+          <w:b/>
+          <w:i w:val="0"/>
+          <w:sz w:val="20"/>
+        </w:rPr>
+        <w:t>Table 14.</w:t>
+      </w:r>
+      <w:r>
+        <w:rPr>
+          <w:rFonts w:ascii="Palatino Linotype" w:hAnsi="Palatino Linotype" w:eastAsia="Palatino Linotype"/>
+          <w:b w:val="0"/>
+          <w:i w:val="0"/>
+          <w:sz w:val="20"/>
+        </w:rPr>
+        <w:t xml:space="preserve"> The heavy reference design before and after its own free-wheeling rotor drag is charged.</w:t>
       </w:r>
     </w:p>
     <w:tbl>
@@ -12868,6 +13664,10 @@
         <w:gridCol w:w="3324"/>
       </w:tblGrid>
       <w:tr>
+        <w:trPr>
+          <w:cantSplit/>
+          <w:tblHeader/>
+        </w:trPr>
         <w:tc>
           <w:tcPr>
             <w:tcW w:type="dxa" w:w="3324"/>
@@ -12921,6 +13721,9 @@
         </w:tc>
       </w:tr>
       <w:tr>
+        <w:trPr>
+          <w:cantSplit/>
+        </w:trPr>
         <w:tc>
           <w:tcPr>
             <w:tcW w:type="dxa" w:w="3324"/>
@@ -12983,6 +13786,9 @@
         </w:tc>
       </w:tr>
       <w:tr>
+        <w:trPr>
+          <w:cantSplit/>
+        </w:trPr>
         <w:tc>
           <w:tcPr>
             <w:tcW w:type="dxa" w:w="3324"/>
@@ -13045,6 +13851,9 @@
         </w:tc>
       </w:tr>
       <w:tr>
+        <w:trPr>
+          <w:cantSplit/>
+        </w:trPr>
         <w:tc>
           <w:tcPr>
             <w:tcW w:type="dxa" w:w="3324"/>
@@ -13107,6 +13916,9 @@
         </w:tc>
       </w:tr>
       <w:tr>
+        <w:trPr>
+          <w:cantSplit/>
+        </w:trPr>
         <w:tc>
           <w:tcPr>
             <w:tcW w:type="dxa" w:w="3324"/>
@@ -13169,6 +13981,9 @@
         </w:tc>
       </w:tr>
       <w:tr>
+        <w:trPr>
+          <w:cantSplit/>
+        </w:trPr>
         <w:tc>
           <w:tcPr>
             <w:tcW w:type="dxa" w:w="3324"/>
@@ -13348,18 +14163,19 @@
           <w:i w:val="0"/>
           <w:sz w:val="20"/>
         </w:rPr>
-        <w:t>. Whether the heavy design's structure closes depends on how shell areal density grows with size, which was not measured. Figure 11 shows the two designs at a common scale. Four properties are preserved and one is not.</w:t>
+        <w:t>. Whether the heavy design's structure closes depends on how shell areal density grows with size, which was not measured. Figure 10 shows the two designs at a common scale. Four properties are preserved and one is not.</w:t>
       </w:r>
     </w:p>
     <w:p>
       <w:pPr>
         <w:spacing w:after="40"/>
         <w:jc w:val="center"/>
+        <w:keepNext/>
       </w:pPr>
       <w:r>
         <w:drawing>
           <wp:inline xmlns:a="http://schemas.openxmlformats.org/drawingml/2006/main" xmlns:pic="http://schemas.openxmlformats.org/drawingml/2006/picture">
-            <wp:extent cx="5400000" cy="3428571"/>
+            <wp:extent cx="5400000" cy="3429874"/>
             <wp:docPr id="10" name="Picture 10"/>
             <wp:cNvGraphicFramePr>
               <a:graphicFrameLocks noChangeAspect="1"/>
@@ -13368,7 +14184,7 @@
               <a:graphicData uri="http://schemas.openxmlformats.org/drawingml/2006/picture">
                 <pic:pic>
                   <pic:nvPicPr>
-                    <pic:cNvPr id="0" name="sekil11-iki-olcek.png"/>
+                    <pic:cNvPr id="0" name="sekil10-iki-olcek.png"/>
                     <pic:cNvPicPr/>
                   </pic:nvPicPr>
                   <pic:blipFill>
@@ -13380,7 +14196,7 @@
                   <pic:spPr>
                     <a:xfrm>
                       <a:off x="0" y="0"/>
-                      <a:ext cx="5400000" cy="3428571"/>
+                      <a:ext cx="5400000" cy="3429874"/>
                     </a:xfrm>
                     <a:prstGeom prst="rect"/>
                   </pic:spPr>
@@ -13403,7 +14219,7 @@
           <w:i w:val="0"/>
           <w:sz w:val="18"/>
         </w:rPr>
-        <w:t xml:space="preserve">Figure 11. </w:t>
+        <w:t xml:space="preserve">Figure 10. </w:t>
       </w:r>
       <w:r>
         <w:rPr>
@@ -13535,7 +14351,7 @@
           <w:i w:val="0"/>
           <w:sz w:val="20"/>
         </w:rPr>
-        <w:t>$$\Delta C_{D0} \;\propto\; \frac{\sigma R^{2}}{q\,S},$$</w:t>
+        <w:t>ΔC_D0  ∝  σ R² / (q S),</w:t>
       </w:r>
     </w:p>
     <w:p>
@@ -13787,13 +14603,14 @@
           <w:i w:val="0"/>
           <w:sz w:val="20"/>
         </w:rPr>
-        <w:t xml:space="preserve"> The rotating moment follows M = Iα with I ∝ mL², so the moment needed to turn the aircraft in a fixed time grows much faster than the aircraft. Scaling the light design's two-second rotation to 1000 kg would demand 221.5 kW from the tip propellers — 102 % of hover power, which is to say it is not available:</w:t>
+        <w:t xml:space="preserve"> The rotating moment follows M = Iα with I ∝ mL², so the moment needed to turn the aircraft in a fixed time grows much faster than the aircraft. Scaling the light design's two-second rotation to 1000 kg would demand 221.5 kW from the tip propellers — 102 % of hover power, which is to say it is not available (Table 15):</w:t>
       </w:r>
     </w:p>
     <w:p>
       <w:pPr>
         <w:spacing w:before="0" w:after="80" w:line="240" w:lineRule="auto"/>
         <w:jc w:val="both"/>
+        <w:keepNext/>
       </w:pPr>
       <w:r>
         <w:rPr>
@@ -13802,7 +14619,7 @@
           <w:i w:val="0"/>
           <w:sz w:val="20"/>
         </w:rPr>
-        <w:t>Table 4.</w:t>
+        <w:t>Table 15.</w:t>
       </w:r>
       <w:r>
         <w:rPr>
@@ -13827,6 +14644,10 @@
         <w:gridCol w:w="3324"/>
       </w:tblGrid>
       <w:tr>
+        <w:trPr>
+          <w:cantSplit/>
+          <w:tblHeader/>
+        </w:trPr>
         <w:tc>
           <w:tcPr>
             <w:tcW w:type="dxa" w:w="3324"/>
@@ -13889,6 +14710,9 @@
         </w:tc>
       </w:tr>
       <w:tr>
+        <w:trPr>
+          <w:cantSplit/>
+        </w:trPr>
         <w:tc>
           <w:tcPr>
             <w:tcW w:type="dxa" w:w="3324"/>
@@ -13951,6 +14775,9 @@
         </w:tc>
       </w:tr>
       <w:tr>
+        <w:trPr>
+          <w:cantSplit/>
+        </w:trPr>
         <w:tc>
           <w:tcPr>
             <w:tcW w:type="dxa" w:w="3324"/>
@@ -14013,6 +14840,9 @@
         </w:tc>
       </w:tr>
       <w:tr>
+        <w:trPr>
+          <w:cantSplit/>
+        </w:trPr>
         <w:tc>
           <w:tcPr>
             <w:tcW w:type="dxa" w:w="3324"/>
@@ -14075,6 +14905,9 @@
         </w:tc>
       </w:tr>
       <w:tr>
+        <w:trPr>
+          <w:cantSplit/>
+        </w:trPr>
         <w:tc>
           <w:tcPr>
             <w:tcW w:type="dxa" w:w="3324"/>
@@ -14177,7 +15010,7 @@
           <w:i w:val="0"/>
           <w:sz w:val="20"/>
         </w:rPr>
-        <w:t xml:space="preserve"> altitude: the scaling penalty on transition time works with the penalty on control power rather than against it. The classical objection to scaling a VTOL aircraft — hover power growing as L^3.5 against power available as L³ — is removed on the hover side by fixing disc loading. It is not removed on the transition side, and Table 4 is where it reappears: </w:t>
+        <w:t xml:space="preserve"> altitude: the scaling penalty on transition time works with the penalty on control power rather than against it. The classical objection to scaling a VTOL aircraft — hover power growing as L^3.5 against power available as L³ — is removed on the hover side by fixing disc loading. It is not removed on the transition side, and Table 15 is where it reappears: </w:t>
       </w:r>
       <w:r>
         <w:rPr>
@@ -14335,7 +15168,32 @@
           <w:i w:val="0"/>
           <w:sz w:val="20"/>
         </w:rPr>
-        <w:t xml:space="preserve"> rather than at zero lift and integrating the profile drag across the span — the two-dimensional-viscous-coupled-to-three-dimensional-circulation construction of the non-linear vortex-lattice literature [40]. Before any number is taken from it, the strip decomposition is checked against the solver it comes from: the strip loads reproduce the solver's own lift coefficient to six decimal places.</w:t>
+        <w:t xml:space="preserve"> rather than at zero lift and integrating the profile drag across the span — the two-dimensional-viscous-coupled-to-three-dimensional-circulation construction of the non-linear vortex-lattice literature [40]. Before any number is taken from it, the strip decomposition is checked against the solver it comes from: the strip loads reproduce the solver's own lift coefficient to six decimal places. Table 16 gives the two efficiencies.</w:t>
+      </w:r>
+    </w:p>
+    <w:p>
+      <w:pPr>
+        <w:spacing w:before="0" w:after="80" w:line="240" w:lineRule="auto"/>
+        <w:jc w:val="both"/>
+        <w:keepNext/>
+      </w:pPr>
+      <w:r>
+        <w:rPr>
+          <w:rFonts w:ascii="Palatino Linotype" w:hAnsi="Palatino Linotype" w:eastAsia="Palatino Linotype"/>
+          <w:b/>
+          <w:i w:val="0"/>
+          <w:sz w:val="20"/>
+        </w:rPr>
+        <w:t>Table 16.</w:t>
+      </w:r>
+      <w:r>
+        <w:rPr>
+          <w:rFonts w:ascii="Palatino Linotype" w:hAnsi="Palatino Linotype" w:eastAsia="Palatino Linotype"/>
+          <w:b w:val="0"/>
+          <w:i w:val="0"/>
+          <w:sz w:val="20"/>
+        </w:rPr>
+        <w:t xml:space="preserve"> Inviscid and Oswald span efficiency of the planform, and the ratio between them.</w:t>
       </w:r>
     </w:p>
     <w:tbl>
@@ -14352,6 +15210,10 @@
         <w:gridCol w:w="2493"/>
       </w:tblGrid>
       <w:tr>
+        <w:trPr>
+          <w:cantSplit/>
+          <w:tblHeader/>
+        </w:trPr>
         <w:tc>
           <w:tcPr>
             <w:tcW w:type="dxa" w:w="2493"/>
@@ -14425,6 +15287,9 @@
         </w:tc>
       </w:tr>
       <w:tr>
+        <w:trPr>
+          <w:cantSplit/>
+        </w:trPr>
         <w:tc>
           <w:tcPr>
             <w:tcW w:type="dxa" w:w="2493"/>
@@ -14507,6 +15372,9 @@
         </w:tc>
       </w:tr>
       <w:tr>
+        <w:trPr>
+          <w:cantSplit/>
+        </w:trPr>
         <w:tc>
           <w:tcPr>
             <w:tcW w:type="dxa" w:w="2493"/>
@@ -14770,7 +15638,32 @@
           <w:i w:val="0"/>
           <w:sz w:val="20"/>
         </w:rPr>
-        <w:t>if the true loading differs from the vortex-lattice loading by a redistribution across the span, how far do the quantities taken from the solution move?* The twist distribution is perturbed by a half-sine in the span fraction, which vanishes at root and tip, so root and tip incidence — and therefore tip loading — are untouched and only the distribution between them shifts. The neutral point and the trim twist are then re-solved at each shape. The perturbation is a redistribution and not a rescaling, which is what makes it the complement of the error the source reports: across ±2° the inviscid span efficiency moves by at most 1.6 percent from its 0.859.</w:t>
+        <w:t>if the true loading differs from the vortex-lattice loading by a redistribution across the span, how far do the quantities taken from the solution move?* The twist distribution is perturbed by a half-sine in the span fraction, which vanishes at root and tip, so root and tip incidence — and therefore tip loading — are untouched and only the distribution between them shifts. The neutral point and the trim twist are then re-solved at each shape. The perturbation is a redistribution and not a rescaling, which is what makes it the complement of the error the source reports: across ±2° the inviscid span efficiency moves by at most 1.6 percent from its 0.859. Table 17 gives the sweep.</w:t>
+      </w:r>
+    </w:p>
+    <w:p>
+      <w:pPr>
+        <w:spacing w:before="0" w:after="80" w:line="240" w:lineRule="auto"/>
+        <w:jc w:val="both"/>
+        <w:keepNext/>
+      </w:pPr>
+      <w:r>
+        <w:rPr>
+          <w:rFonts w:ascii="Palatino Linotype" w:hAnsi="Palatino Linotype" w:eastAsia="Palatino Linotype"/>
+          <w:b/>
+          <w:i w:val="0"/>
+          <w:sz w:val="20"/>
+        </w:rPr>
+        <w:t>Table 17.</w:t>
+      </w:r>
+      <w:r>
+        <w:rPr>
+          <w:rFonts w:ascii="Palatino Linotype" w:hAnsi="Palatino Linotype" w:eastAsia="Palatino Linotype"/>
+          <w:b w:val="0"/>
+          <w:i w:val="0"/>
+          <w:sz w:val="20"/>
+        </w:rPr>
+        <w:t xml:space="preserve"> Neutral point and trim twist under a spanwise redistribution of the loading shape.</w:t>
       </w:r>
     </w:p>
     <w:tbl>
@@ -14788,6 +15681,10 @@
         <w:gridCol w:w="1994"/>
       </w:tblGrid>
       <w:tr>
+        <w:trPr>
+          <w:cantSplit/>
+          <w:tblHeader/>
+        </w:trPr>
         <w:tc>
           <w:tcPr>
             <w:tcW w:type="dxa" w:w="1994"/>
@@ -14890,6 +15787,9 @@
         </w:tc>
       </w:tr>
       <w:tr>
+        <w:trPr>
+          <w:cantSplit/>
+        </w:trPr>
         <w:tc>
           <w:tcPr>
             <w:tcW w:type="dxa" w:w="1994"/>
@@ -14992,6 +15892,9 @@
         </w:tc>
       </w:tr>
       <w:tr>
+        <w:trPr>
+          <w:cantSplit/>
+        </w:trPr>
         <w:tc>
           <w:tcPr>
             <w:tcW w:type="dxa" w:w="1994"/>
@@ -15094,6 +15997,9 @@
         </w:tc>
       </w:tr>
       <w:tr>
+        <w:trPr>
+          <w:cantSplit/>
+        </w:trPr>
         <w:tc>
           <w:tcPr>
             <w:tcW w:type="dxa" w:w="1994"/>
@@ -15196,6 +16102,9 @@
         </w:tc>
       </w:tr>
       <w:tr>
+        <w:trPr>
+          <w:cantSplit/>
+        </w:trPr>
         <w:tc>
           <w:tcPr>
             <w:tcW w:type="dxa" w:w="1994"/>
@@ -15298,6 +16207,9 @@
         </w:tc>
       </w:tr>
       <w:tr>
+        <w:trPr>
+          <w:cantSplit/>
+        </w:trPr>
         <w:tc>
           <w:tcPr>
             <w:tcW w:type="dxa" w:w="1994"/>
@@ -15620,7 +16532,32 @@
           <w:i w:val="0"/>
           <w:sz w:val="20"/>
         </w:rPr>
-        <w:t xml:space="preserve"> The untwisted planform was solved at the incidence where the vortex-lattice method returns the cruise lift coefficient, 6.69°, on a 192 000-cell wall-function mesh, and the spanwise loading was extracted from the wall pressures. The face sum reproduces the case's own integrated lift coefficient exactly, which is the check that the extraction is not itself the result.</w:t>
+        <w:t xml:space="preserve"> The untwisted planform was solved at the incidence where the vortex-lattice method returns the cruise lift coefficient, 6.69°, on a 192 000-cell wall-function mesh, and the spanwise loading was extracted from the wall pressures. The face sum reproduces the case's own integrated lift coefficient exactly, which is the check that the extraction is not itself the result. Table 18 gives the result.</w:t>
+      </w:r>
+    </w:p>
+    <w:p>
+      <w:pPr>
+        <w:spacing w:before="0" w:after="80" w:line="240" w:lineRule="auto"/>
+        <w:jc w:val="both"/>
+        <w:keepNext/>
+      </w:pPr>
+      <w:r>
+        <w:rPr>
+          <w:rFonts w:ascii="Palatino Linotype" w:hAnsi="Palatino Linotype" w:eastAsia="Palatino Linotype"/>
+          <w:b/>
+          <w:i w:val="0"/>
+          <w:sz w:val="20"/>
+        </w:rPr>
+        <w:t>Table 18.</w:t>
+      </w:r>
+      <w:r>
+        <w:rPr>
+          <w:rFonts w:ascii="Palatino Linotype" w:hAnsi="Palatino Linotype" w:eastAsia="Palatino Linotype"/>
+          <w:b w:val="0"/>
+          <w:i w:val="0"/>
+          <w:sz w:val="20"/>
+        </w:rPr>
+        <w:t xml:space="preserve"> Reynolds-averaged solution of the untwisted planform at the vortex-lattice cruise incidence, and the loading ratio extracted from it.</w:t>
       </w:r>
     </w:p>
     <w:tbl>
@@ -15635,6 +16572,10 @@
         <w:gridCol w:w="4986"/>
       </w:tblGrid>
       <w:tr>
+        <w:trPr>
+          <w:cantSplit/>
+          <w:tblHeader/>
+        </w:trPr>
         <w:tc>
           <w:tcPr>
             <w:tcW w:type="dxa" w:w="4986"/>
@@ -15668,6 +16609,9 @@
         </w:tc>
       </w:tr>
       <w:tr>
+        <w:trPr>
+          <w:cantSplit/>
+        </w:trPr>
         <w:tc>
           <w:tcPr>
             <w:tcW w:type="dxa" w:w="4986"/>
@@ -15710,6 +16654,9 @@
         </w:tc>
       </w:tr>
       <w:tr>
+        <w:trPr>
+          <w:cantSplit/>
+        </w:trPr>
         <w:tc>
           <w:tcPr>
             <w:tcW w:type="dxa" w:w="4986"/>
@@ -15752,6 +16699,9 @@
         </w:tc>
       </w:tr>
       <w:tr>
+        <w:trPr>
+          <w:cantSplit/>
+        </w:trPr>
         <w:tc>
           <w:tcPr>
             <w:tcW w:type="dxa" w:w="4986"/>
@@ -15803,6 +16753,9 @@
         </w:tc>
       </w:tr>
       <w:tr>
+        <w:trPr>
+          <w:cantSplit/>
+        </w:trPr>
         <w:tc>
           <w:tcPr>
             <w:tcW w:type="dxa" w:w="4986"/>
@@ -15863,6 +16816,9 @@
         </w:tc>
       </w:tr>
       <w:tr>
+        <w:trPr>
+          <w:cantSplit/>
+        </w:trPr>
         <w:tc>
           <w:tcPr>
             <w:tcW w:type="dxa" w:w="4986"/>
@@ -15978,7 +16934,32 @@
           <w:i w:val="0"/>
           <w:sz w:val="20"/>
         </w:rPr>
-        <w:t>, so what follows is the converged reading rather than the first one. Three meshes were run at identical settings:</w:t>
+        <w:t>, so what follows is the converged reading rather than the first one. Three meshes were run at identical settings (Table 19):</w:t>
+      </w:r>
+    </w:p>
+    <w:p>
+      <w:pPr>
+        <w:spacing w:before="0" w:after="80" w:line="240" w:lineRule="auto"/>
+        <w:jc w:val="both"/>
+        <w:keepNext/>
+      </w:pPr>
+      <w:r>
+        <w:rPr>
+          <w:rFonts w:ascii="Palatino Linotype" w:hAnsi="Palatino Linotype" w:eastAsia="Palatino Linotype"/>
+          <w:b/>
+          <w:i w:val="0"/>
+          <w:sz w:val="20"/>
+        </w:rPr>
+        <w:t>Table 19.</w:t>
+      </w:r>
+      <w:r>
+        <w:rPr>
+          <w:rFonts w:ascii="Palatino Linotype" w:hAnsi="Palatino Linotype" w:eastAsia="Palatino Linotype"/>
+          <w:b w:val="0"/>
+          <w:i w:val="0"/>
+          <w:sz w:val="20"/>
+        </w:rPr>
+        <w:t xml:space="preserve"> Grid refinement of the Reynolds-averaged solution: three meshes at identical settings.</w:t>
       </w:r>
     </w:p>
     <w:tbl>
@@ -15996,6 +16977,10 @@
         <w:gridCol w:w="1994"/>
       </w:tblGrid>
       <w:tr>
+        <w:trPr>
+          <w:cantSplit/>
+          <w:tblHeader/>
+        </w:trPr>
         <w:tc>
           <w:tcPr>
             <w:tcW w:type="dxa" w:w="1994"/>
@@ -16098,6 +17083,9 @@
         </w:tc>
       </w:tr>
       <w:tr>
+        <w:trPr>
+          <w:cantSplit/>
+        </w:trPr>
         <w:tc>
           <w:tcPr>
             <w:tcW w:type="dxa" w:w="1994"/>
@@ -16200,6 +17188,9 @@
         </w:tc>
       </w:tr>
       <w:tr>
+        <w:trPr>
+          <w:cantSplit/>
+        </w:trPr>
         <w:tc>
           <w:tcPr>
             <w:tcW w:type="dxa" w:w="1994"/>
@@ -16302,6 +17293,9 @@
         </w:tc>
       </w:tr>
       <w:tr>
+        <w:trPr>
+          <w:cantSplit/>
+        </w:trPr>
         <w:tc>
           <w:tcPr>
             <w:tcW w:type="dxa" w:w="1994"/>
@@ -16883,13 +17877,14 @@
           <w:i w:val="0"/>
           <w:sz w:val="20"/>
         </w:rPr>
-        <w:t>Figure 9 shows the five phases in sequence. Nothing on the aircraft rotates relative to the aircraft at any point in it.</w:t>
+        <w:t>Figure 11 shows the five phases in sequence. Nothing on the aircraft rotates relative to the aircraft at any point in it.</w:t>
       </w:r>
     </w:p>
     <w:p>
       <w:pPr>
         <w:spacing w:after="40"/>
         <w:jc w:val="center"/>
+        <w:keepNext/>
       </w:pPr>
       <w:r>
         <w:drawing>
@@ -16903,7 +17898,7 @@
               <a:graphicData uri="http://schemas.openxmlformats.org/drawingml/2006/picture">
                 <pic:pic>
                   <pic:nvPicPr>
-                    <pic:cNvPr id="0" name="sekil09-ucus-profili.png"/>
+                    <pic:cNvPr id="0" name="sekil11-ucus-profili.png"/>
                     <pic:cNvPicPr/>
                   </pic:nvPicPr>
                   <pic:blipFill>
@@ -16938,7 +17933,7 @@
           <w:i w:val="0"/>
           <w:sz w:val="18"/>
         </w:rPr>
-        <w:t xml:space="preserve">Figure 9. </w:t>
+        <w:t xml:space="preserve">Figure 11. </w:t>
       </w:r>
       <w:r>
         <w:rPr>
@@ -16947,7 +17942,7 @@
           <w:i w:val="0"/>
           <w:sz w:val="18"/>
         </w:rPr>
-        <w:t>The five phases of the flight profile, drawn from the parametric geometry model. The rotation in phase 3 is treated in Sections 7.3 and 7.4.</w:t>
+        <w:t>The five phases of the flight profile, drawn from the parametric geometry model. The rotation in phase 3 is treated in Sections 3.14 and 3.15.</w:t>
       </w:r>
     </w:p>
     <w:p>
@@ -17199,13 +18194,14 @@
           <w:i w:val="0"/>
           <w:sz w:val="20"/>
         </w:rPr>
-        <w:t>The transition was simulated as a two-degree-of-freedom point mass. The body angle is driven from zero to ninety degrees over a rotation time t_r; thrust acts along the body axis, lift perpendicular to the velocity vector and drag opposite to it; the lift curve is linear to stall and a flat-plate relation beyond it. Altitude loss is the lowest point of the trajectory relative to the entry altitude. Figure 10a plots both reference designs at four thrust-to-weight ratios.</w:t>
+        <w:t>The transition was simulated as a two-degree-of-freedom point mass. The body angle is driven from zero to ninety degrees over a rotation time t_r; thrust acts along the body axis, lift perpendicular to the velocity vector and drag opposite to it; the lift curve is linear to stall and a flat-plate relation beyond it. Altitude loss is the lowest point of the trajectory relative to the entry altitude. Figure 12a plots both reference designs against rotation time, each at the two thrust-to-weight ratios its own installed power supplies.</w:t>
       </w:r>
     </w:p>
     <w:p>
       <w:pPr>
         <w:spacing w:after="40"/>
         <w:jc w:val="center"/>
+        <w:keepNext/>
       </w:pPr>
       <w:r>
         <w:drawing>
@@ -17219,7 +18215,7 @@
               <a:graphicData uri="http://schemas.openxmlformats.org/drawingml/2006/picture">
                 <pic:pic>
                   <pic:nvPicPr>
-                    <pic:cNvPr id="0" name="sekil10a-gecis-donus-suresi.png"/>
+                    <pic:cNvPr id="0" name="sekil12a-gecis-donus-suresi.png"/>
                     <pic:cNvPicPr/>
                   </pic:nvPicPr>
                   <pic:blipFill>
@@ -17246,6 +18242,7 @@
       <w:pPr>
         <w:spacing w:after="40"/>
         <w:jc w:val="center"/>
+        <w:keepNext/>
       </w:pPr>
       <w:r>
         <w:drawing>
@@ -17259,7 +18256,7 @@
               <a:graphicData uri="http://schemas.openxmlformats.org/drawingml/2006/picture">
                 <pic:pic>
                   <pic:nvPicPr>
-                    <pic:cNvPr id="0" name="sekil10b-tirmanarak-giris.png"/>
+                    <pic:cNvPr id="0" name="sekil12b-tirmanarak-giris.png"/>
                     <pic:cNvPicPr/>
                   </pic:nvPicPr>
                   <pic:blipFill>
@@ -17294,7 +18291,7 @@
           <w:i w:val="0"/>
           <w:sz w:val="18"/>
         </w:rPr>
-        <w:t xml:space="preserve">Figure 10. </w:t>
+        <w:t xml:space="preserve">Figure 12. </w:t>
       </w:r>
       <w:r>
         <w:rPr>
@@ -17303,7 +18300,7 @@
           <w:i w:val="0"/>
           <w:sz w:val="18"/>
         </w:rPr>
-        <w:t>Transition altitude loss. (a) Both reference designs against rotation time at four thrust-to-weight ratios: a slower rotation loses less altitude, not more. (b) The light design at T/W = 1.2 entering the rotation with an upward velocity w₀; an entry climb of 5 m s⁻¹ removes the loss at every rotation time considered.</w:t>
+        <w:t>Transition altitude loss. (a) Both reference designs against rotation time, each at the two thrust-to-weight ratios its own installed power supplies — the lower value with full rotation authority retained, the upper with none — showing that a slower rotation loses less altitude, not more. (b) The light design at T/W = 1.066, its ratio with full authority retained, entering the rotation with an upward velocity w₀; an entry climb of 5 m s⁻¹ removes the loss at every rotation time considered.</w:t>
       </w:r>
     </w:p>
     <w:p>
@@ -17363,7 +18360,2649 @@
           <w:i w:val="0"/>
           <w:sz w:val="20"/>
         </w:rPr>
-        <w:t>, and it is the ratio the tables below use. Giving up rotation authority buys a little more, to 1.132 and 1.082 with none retained; Supplementary S2 gives the trade. An earlier version of this section assumed T/W = 1.2, which the installed power does not supply at any setting, and the tables have been recomputed.</w:t>
+        <w:t>, and it is the ratio the tables below use. Giving up rotation authority buys a little more, to 1.132 and 1.082 with none retained; Supplementary S2 gives the trade. An earlier version of this section assumed T/W = 1.2, which the installed power does not supply at any setting, and the tables have been recomputed. Table 20 gives the recomputed losses.</w:t>
+      </w:r>
+    </w:p>
+    <w:p>
+      <w:pPr>
+        <w:spacing w:before="0" w:after="80" w:line="240" w:lineRule="auto"/>
+        <w:jc w:val="both"/>
+        <w:keepNext/>
+      </w:pPr>
+      <w:r>
+        <w:rPr>
+          <w:rFonts w:ascii="Palatino Linotype" w:hAnsi="Palatino Linotype" w:eastAsia="Palatino Linotype"/>
+          <w:b/>
+          <w:i w:val="0"/>
+          <w:sz w:val="20"/>
+        </w:rPr>
+        <w:t>Table 20.</w:t>
+      </w:r>
+      <w:r>
+        <w:rPr>
+          <w:rFonts w:ascii="Palatino Linotype" w:hAnsi="Palatino Linotype" w:eastAsia="Palatino Linotype"/>
+          <w:b w:val="0"/>
+          <w:i w:val="0"/>
+          <w:sz w:val="20"/>
+        </w:rPr>
+        <w:t xml:space="preserve"> Transition altitude loss against rotation time, at the thrust-to-weight ratio each design's installed power supplies with full rotation authority retained.</w:t>
+      </w:r>
+    </w:p>
+    <w:tbl>
+      <w:tblPr>
+        <w:tblStyle w:val="TableGrid"/>
+        <w:tblW w:type="auto" w:w="0"/>
+        <w:jc w:val="center"/>
+        <w:tblLook w:firstColumn="1" w:firstRow="1" w:lastColumn="0" w:lastRow="0" w:noHBand="0" w:noVBand="1" w:val="04A0"/>
+      </w:tblPr>
+      <w:tblGrid>
+        <w:gridCol w:w="2493"/>
+        <w:gridCol w:w="2493"/>
+        <w:gridCol w:w="2493"/>
+        <w:gridCol w:w="2493"/>
+      </w:tblGrid>
+      <w:tr>
+        <w:trPr>
+          <w:cantSplit/>
+          <w:tblHeader/>
+        </w:trPr>
+        <w:tc>
+          <w:tcPr>
+            <w:tcW w:type="dxa" w:w="2493"/>
+          </w:tcPr>
+          <w:p>
+            <w:pPr>
+              <w:spacing w:before="20" w:after="20"/>
+            </w:pPr>
+            <w:r/>
+            <w:r>
+              <w:rPr>
+                <w:rFonts w:ascii="Palatino Linotype" w:hAnsi="Palatino Linotype" w:eastAsia="Palatino Linotype"/>
+                <w:b/>
+                <w:i w:val="0"/>
+                <w:sz w:val="18"/>
+              </w:rPr>
+              <w:t>t_r, light</w:t>
+            </w:r>
+          </w:p>
+        </w:tc>
+        <w:tc>
+          <w:tcPr>
+            <w:tcW w:type="dxa" w:w="2493"/>
+          </w:tcPr>
+          <w:p>
+            <w:pPr>
+              <w:spacing w:before="20" w:after="20"/>
+            </w:pPr>
+            <w:r/>
+            <w:r>
+              <w:rPr>
+                <w:rFonts w:ascii="Palatino Linotype" w:hAnsi="Palatino Linotype" w:eastAsia="Palatino Linotype"/>
+                <w:b/>
+                <w:i w:val="0"/>
+                <w:sz w:val="18"/>
+              </w:rPr>
+              <w:t>Altitude loss, 50 kg</w:t>
+            </w:r>
+          </w:p>
+        </w:tc>
+        <w:tc>
+          <w:tcPr>
+            <w:tcW w:type="dxa" w:w="2493"/>
+          </w:tcPr>
+          <w:p>
+            <w:pPr>
+              <w:spacing w:before="20" w:after="20"/>
+            </w:pPr>
+            <w:r/>
+            <w:r>
+              <w:rPr>
+                <w:rFonts w:ascii="Palatino Linotype" w:hAnsi="Palatino Linotype" w:eastAsia="Palatino Linotype"/>
+                <w:b/>
+                <w:i w:val="0"/>
+                <w:sz w:val="18"/>
+              </w:rPr>
+              <w:t>t_r, heavy</w:t>
+            </w:r>
+          </w:p>
+        </w:tc>
+        <w:tc>
+          <w:tcPr>
+            <w:tcW w:type="dxa" w:w="2493"/>
+          </w:tcPr>
+          <w:p>
+            <w:pPr>
+              <w:spacing w:before="20" w:after="20"/>
+            </w:pPr>
+            <w:r/>
+            <w:r>
+              <w:rPr>
+                <w:rFonts w:ascii="Palatino Linotype" w:hAnsi="Palatino Linotype" w:eastAsia="Palatino Linotype"/>
+                <w:b/>
+                <w:i w:val="0"/>
+                <w:sz w:val="18"/>
+              </w:rPr>
+              <w:t>Altitude loss, 1000 kg</w:t>
+            </w:r>
+          </w:p>
+        </w:tc>
+      </w:tr>
+      <w:tr>
+        <w:trPr>
+          <w:cantSplit/>
+        </w:trPr>
+        <w:tc>
+          <w:tcPr>
+            <w:tcW w:type="dxa" w:w="2493"/>
+          </w:tcPr>
+          <w:p>
+            <w:pPr>
+              <w:spacing w:before="20" w:after="20"/>
+            </w:pPr>
+            <w:r/>
+            <w:r>
+              <w:rPr>
+                <w:rFonts w:ascii="Palatino Linotype" w:hAnsi="Palatino Linotype" w:eastAsia="Palatino Linotype"/>
+                <w:b w:val="0"/>
+                <w:i w:val="0"/>
+                <w:sz w:val="18"/>
+              </w:rPr>
+              <w:t>1 s</w:t>
+            </w:r>
+          </w:p>
+        </w:tc>
+        <w:tc>
+          <w:tcPr>
+            <w:tcW w:type="dxa" w:w="2493"/>
+          </w:tcPr>
+          <w:p>
+            <w:pPr>
+              <w:spacing w:before="20" w:after="20"/>
+            </w:pPr>
+            <w:r/>
+            <w:r>
+              <w:rPr>
+                <w:rFonts w:ascii="Palatino Linotype" w:hAnsi="Palatino Linotype" w:eastAsia="Palatino Linotype"/>
+                <w:b w:val="0"/>
+                <w:i w:val="0"/>
+                <w:sz w:val="18"/>
+              </w:rPr>
+              <w:t>−18.2 m</w:t>
+            </w:r>
+          </w:p>
+        </w:tc>
+        <w:tc>
+          <w:tcPr>
+            <w:tcW w:type="dxa" w:w="2493"/>
+          </w:tcPr>
+          <w:p>
+            <w:pPr>
+              <w:spacing w:before="20" w:after="20"/>
+            </w:pPr>
+            <w:r/>
+            <w:r>
+              <w:rPr>
+                <w:rFonts w:ascii="Palatino Linotype" w:hAnsi="Palatino Linotype" w:eastAsia="Palatino Linotype"/>
+                <w:b w:val="0"/>
+                <w:i w:val="0"/>
+                <w:sz w:val="18"/>
+              </w:rPr>
+              <w:t>2 s</w:t>
+            </w:r>
+          </w:p>
+        </w:tc>
+        <w:tc>
+          <w:tcPr>
+            <w:tcW w:type="dxa" w:w="2493"/>
+          </w:tcPr>
+          <w:p>
+            <w:pPr>
+              <w:spacing w:before="20" w:after="20"/>
+            </w:pPr>
+            <w:r/>
+            <w:r>
+              <w:rPr>
+                <w:rFonts w:ascii="Palatino Linotype" w:hAnsi="Palatino Linotype" w:eastAsia="Palatino Linotype"/>
+                <w:b w:val="0"/>
+                <w:i w:val="0"/>
+                <w:sz w:val="18"/>
+              </w:rPr>
+              <w:t>−31.0 m</w:t>
+            </w:r>
+          </w:p>
+        </w:tc>
+      </w:tr>
+      <w:tr>
+        <w:trPr>
+          <w:cantSplit/>
+        </w:trPr>
+        <w:tc>
+          <w:tcPr>
+            <w:tcW w:type="dxa" w:w="2493"/>
+          </w:tcPr>
+          <w:p>
+            <w:pPr>
+              <w:spacing w:before="20" w:after="20"/>
+            </w:pPr>
+            <w:r/>
+            <w:r>
+              <w:rPr>
+                <w:rFonts w:ascii="Palatino Linotype" w:hAnsi="Palatino Linotype" w:eastAsia="Palatino Linotype"/>
+                <w:b w:val="0"/>
+                <w:i w:val="0"/>
+                <w:sz w:val="18"/>
+              </w:rPr>
+              <w:t>2 s</w:t>
+            </w:r>
+          </w:p>
+        </w:tc>
+        <w:tc>
+          <w:tcPr>
+            <w:tcW w:type="dxa" w:w="2493"/>
+          </w:tcPr>
+          <w:p>
+            <w:pPr>
+              <w:spacing w:before="20" w:after="20"/>
+            </w:pPr>
+            <w:r/>
+            <w:r>
+              <w:rPr>
+                <w:rFonts w:ascii="Palatino Linotype" w:hAnsi="Palatino Linotype" w:eastAsia="Palatino Linotype"/>
+                <w:b w:val="0"/>
+                <w:i w:val="0"/>
+                <w:sz w:val="18"/>
+              </w:rPr>
+              <w:t>−14.7 m</w:t>
+            </w:r>
+          </w:p>
+        </w:tc>
+        <w:tc>
+          <w:tcPr>
+            <w:tcW w:type="dxa" w:w="2493"/>
+          </w:tcPr>
+          <w:p>
+            <w:pPr>
+              <w:spacing w:before="20" w:after="20"/>
+            </w:pPr>
+            <w:r/>
+            <w:r>
+              <w:rPr>
+                <w:rFonts w:ascii="Palatino Linotype" w:hAnsi="Palatino Linotype" w:eastAsia="Palatino Linotype"/>
+                <w:b w:val="0"/>
+                <w:i w:val="0"/>
+                <w:sz w:val="18"/>
+              </w:rPr>
+              <w:t>3 s</w:t>
+            </w:r>
+          </w:p>
+        </w:tc>
+        <w:tc>
+          <w:tcPr>
+            <w:tcW w:type="dxa" w:w="2493"/>
+          </w:tcPr>
+          <w:p>
+            <w:pPr>
+              <w:spacing w:before="20" w:after="20"/>
+            </w:pPr>
+            <w:r/>
+            <w:r>
+              <w:rPr>
+                <w:rFonts w:ascii="Palatino Linotype" w:hAnsi="Palatino Linotype" w:eastAsia="Palatino Linotype"/>
+                <w:b w:val="0"/>
+                <w:i w:val="0"/>
+                <w:sz w:val="18"/>
+              </w:rPr>
+              <w:t>−26.9 m</w:t>
+            </w:r>
+          </w:p>
+        </w:tc>
+      </w:tr>
+      <w:tr>
+        <w:trPr>
+          <w:cantSplit/>
+        </w:trPr>
+        <w:tc>
+          <w:tcPr>
+            <w:tcW w:type="dxa" w:w="2493"/>
+          </w:tcPr>
+          <w:p>
+            <w:pPr>
+              <w:spacing w:before="20" w:after="20"/>
+            </w:pPr>
+            <w:r/>
+            <w:r>
+              <w:rPr>
+                <w:rFonts w:ascii="Palatino Linotype" w:hAnsi="Palatino Linotype" w:eastAsia="Palatino Linotype"/>
+                <w:b w:val="0"/>
+                <w:i w:val="0"/>
+                <w:sz w:val="18"/>
+              </w:rPr>
+              <w:t>3 s</w:t>
+            </w:r>
+          </w:p>
+        </w:tc>
+        <w:tc>
+          <w:tcPr>
+            <w:tcW w:type="dxa" w:w="2493"/>
+          </w:tcPr>
+          <w:p>
+            <w:pPr>
+              <w:spacing w:before="20" w:after="20"/>
+            </w:pPr>
+            <w:r/>
+            <w:r>
+              <w:rPr>
+                <w:rFonts w:ascii="Palatino Linotype" w:hAnsi="Palatino Linotype" w:eastAsia="Palatino Linotype"/>
+                <w:b w:val="0"/>
+                <w:i w:val="0"/>
+                <w:sz w:val="18"/>
+              </w:rPr>
+              <w:t>−11.2 m</w:t>
+            </w:r>
+          </w:p>
+        </w:tc>
+        <w:tc>
+          <w:tcPr>
+            <w:tcW w:type="dxa" w:w="2493"/>
+          </w:tcPr>
+          <w:p>
+            <w:pPr>
+              <w:spacing w:before="20" w:after="20"/>
+            </w:pPr>
+            <w:r/>
+            <w:r>
+              <w:rPr>
+                <w:rFonts w:ascii="Palatino Linotype" w:hAnsi="Palatino Linotype" w:eastAsia="Palatino Linotype"/>
+                <w:b w:val="0"/>
+                <w:i w:val="0"/>
+                <w:sz w:val="18"/>
+              </w:rPr>
+              <w:t>4 s</w:t>
+            </w:r>
+          </w:p>
+        </w:tc>
+        <w:tc>
+          <w:tcPr>
+            <w:tcW w:type="dxa" w:w="2493"/>
+          </w:tcPr>
+          <w:p>
+            <w:pPr>
+              <w:spacing w:before="20" w:after="20"/>
+            </w:pPr>
+            <w:r/>
+            <w:r>
+              <w:rPr>
+                <w:rFonts w:ascii="Palatino Linotype" w:hAnsi="Palatino Linotype" w:eastAsia="Palatino Linotype"/>
+                <w:b w:val="0"/>
+                <w:i w:val="0"/>
+                <w:sz w:val="18"/>
+              </w:rPr>
+              <w:t>−22.7 m</w:t>
+            </w:r>
+          </w:p>
+        </w:tc>
+      </w:tr>
+      <w:tr>
+        <w:trPr>
+          <w:cantSplit/>
+        </w:trPr>
+        <w:tc>
+          <w:tcPr>
+            <w:tcW w:type="dxa" w:w="2493"/>
+          </w:tcPr>
+          <w:p>
+            <w:pPr>
+              <w:spacing w:before="20" w:after="20"/>
+            </w:pPr>
+            <w:r/>
+            <w:r>
+              <w:rPr>
+                <w:rFonts w:ascii="Palatino Linotype" w:hAnsi="Palatino Linotype" w:eastAsia="Palatino Linotype"/>
+                <w:b w:val="0"/>
+                <w:i w:val="0"/>
+                <w:sz w:val="18"/>
+              </w:rPr>
+              <w:t>4 s</w:t>
+            </w:r>
+          </w:p>
+        </w:tc>
+        <w:tc>
+          <w:tcPr>
+            <w:tcW w:type="dxa" w:w="2493"/>
+          </w:tcPr>
+          <w:p>
+            <w:pPr>
+              <w:spacing w:before="20" w:after="20"/>
+            </w:pPr>
+            <w:r/>
+            <w:r>
+              <w:rPr>
+                <w:rFonts w:ascii="Palatino Linotype" w:hAnsi="Palatino Linotype" w:eastAsia="Palatino Linotype"/>
+                <w:b w:val="0"/>
+                <w:i w:val="0"/>
+                <w:sz w:val="18"/>
+              </w:rPr>
+              <w:t>−4.9 m</w:t>
+            </w:r>
+          </w:p>
+        </w:tc>
+        <w:tc>
+          <w:tcPr>
+            <w:tcW w:type="dxa" w:w="2493"/>
+          </w:tcPr>
+          <w:p>
+            <w:pPr>
+              <w:spacing w:before="20" w:after="20"/>
+            </w:pPr>
+            <w:r/>
+            <w:r>
+              <w:rPr>
+                <w:rFonts w:ascii="Palatino Linotype" w:hAnsi="Palatino Linotype" w:eastAsia="Palatino Linotype"/>
+                <w:b w:val="0"/>
+                <w:i w:val="0"/>
+                <w:sz w:val="18"/>
+              </w:rPr>
+              <w:t>5.1 s</w:t>
+            </w:r>
+          </w:p>
+        </w:tc>
+        <w:tc>
+          <w:tcPr>
+            <w:tcW w:type="dxa" w:w="2493"/>
+          </w:tcPr>
+          <w:p>
+            <w:pPr>
+              <w:spacing w:before="20" w:after="20"/>
+            </w:pPr>
+            <w:r/>
+            <w:r>
+              <w:rPr>
+                <w:rFonts w:ascii="Palatino Linotype" w:hAnsi="Palatino Linotype" w:eastAsia="Palatino Linotype"/>
+                <w:b w:val="0"/>
+                <w:i w:val="0"/>
+                <w:sz w:val="18"/>
+              </w:rPr>
+              <w:t>−13.1 m</w:t>
+            </w:r>
+          </w:p>
+        </w:tc>
+      </w:tr>
+    </w:tbl>
+    <w:p/>
+    <w:p>
+      <w:pPr>
+        <w:spacing w:before="0" w:after="80" w:line="240" w:lineRule="auto"/>
+        <w:jc w:val="both"/>
+      </w:pPr>
+      <w:r>
+        <w:rPr>
+          <w:rFonts w:ascii="Palatino Linotype" w:hAnsi="Palatino Linotype" w:eastAsia="Palatino Linotype"/>
+          <w:b/>
+          <w:i w:val="0"/>
+          <w:sz w:val="20"/>
+        </w:rPr>
+        <w:t>The relationship is monotonic in the direction opposite to the one usually assumed.</w:t>
+      </w:r>
+      <w:r>
+        <w:rPr>
+          <w:rFonts w:ascii="Palatino Linotype" w:hAnsi="Palatino Linotype" w:eastAsia="Palatino Linotype"/>
+          <w:b w:val="0"/>
+          <w:i w:val="0"/>
+          <w:sz w:val="20"/>
+        </w:rPr>
+        <w:t xml:space="preserve"> It is frequently supposed that a tail-sitter should rotate as fast as possible, on the reasoning that it is unsupported during the rotation and therefore falls for a time t_r, giving a loss proportional to t_r². </w:t>
+      </w:r>
+      <w:r>
+        <w:rPr>
+          <w:rFonts w:ascii="Palatino Linotype" w:hAnsi="Palatino Linotype" w:eastAsia="Palatino Linotype"/>
+          <w:b/>
+          <w:i w:val="0"/>
+          <w:sz w:val="20"/>
+        </w:rPr>
+        <w:t>That reasoning is wrong, and the error is in its premise:</w:t>
+      </w:r>
+      <w:r>
+        <w:rPr>
+          <w:rFonts w:ascii="Palatino Linotype" w:hAnsi="Palatino Linotype" w:eastAsia="Palatino Linotype"/>
+          <w:b w:val="0"/>
+          <w:i w:val="0"/>
+          <w:sz w:val="20"/>
+        </w:rPr>
+        <w:t xml:space="preserve"> the aircraft is not unsupported. Vertical support is T cos θ + L, and a slow rotation keeps cos θ large during exactly the interval in which speed, and therefore lift, is being built. A fast rotation collapses cos θ before there is any lift to replace it, and the aircraft falls precisely because it hurried.</w:t>
+      </w:r>
+    </w:p>
+    <w:p>
+      <w:pPr>
+        <w:spacing w:before="0" w:after="80" w:line="240" w:lineRule="auto"/>
+        <w:jc w:val="both"/>
+      </w:pPr>
+      <w:r>
+        <w:rPr>
+          <w:rFonts w:ascii="Palatino Linotype" w:hAnsi="Palatino Linotype" w:eastAsia="Palatino Linotype"/>
+          <w:b w:val="0"/>
+          <w:i w:val="0"/>
+          <w:sz w:val="20"/>
+        </w:rPr>
+        <w:t xml:space="preserve">The practical consequence is a simplification rather than a trade. The control </w:t>
+      </w:r>
+      <w:r>
+        <w:rPr>
+          <w:rFonts w:ascii="Palatino Linotype" w:hAnsi="Palatino Linotype" w:eastAsia="Palatino Linotype"/>
+          <w:b w:val="0"/>
+          <w:i/>
+          <w:sz w:val="20"/>
+        </w:rPr>
+        <w:t>moment</w:t>
+      </w:r>
+      <w:r>
+        <w:rPr>
+          <w:rFonts w:ascii="Palatino Linotype" w:hAnsi="Palatino Linotype" w:eastAsia="Palatino Linotype"/>
+          <w:b w:val="0"/>
+          <w:i w:val="0"/>
+          <w:sz w:val="20"/>
+        </w:rPr>
+        <w:t xml:space="preserve"> required to rotate in time t_r scales as 1/t_r² and the control </w:t>
+      </w:r>
+      <w:r>
+        <w:rPr>
+          <w:rFonts w:ascii="Palatino Linotype" w:hAnsi="Palatino Linotype" w:eastAsia="Palatino Linotype"/>
+          <w:b w:val="0"/>
+          <w:i/>
+          <w:sz w:val="20"/>
+        </w:rPr>
+        <w:t>power</w:t>
+      </w:r>
+      <w:r>
+        <w:rPr>
+          <w:rFonts w:ascii="Palatino Linotype" w:hAnsi="Palatino Linotype" w:eastAsia="Palatino Linotype"/>
+          <w:b w:val="0"/>
+          <w:i w:val="0"/>
+          <w:sz w:val="20"/>
+        </w:rPr>
+        <w:t xml:space="preserve"> as 1/t_r³ — Table 15 of Section 3.9 is the second of these, and its entries are constant to within a third of a percent when multiplied by t_r³ — so a slow rotation is cheap in authority and cheaper still in power; and altitude loss also falls with t_r. </w:t>
+      </w:r>
+      <w:r>
+        <w:rPr>
+          <w:rFonts w:ascii="Palatino Linotype" w:hAnsi="Palatino Linotype" w:eastAsia="Palatino Linotype"/>
+          <w:b/>
+          <w:i w:val="0"/>
+          <w:sz w:val="20"/>
+        </w:rPr>
+        <w:t>All of these point the same way</w:t>
+      </w:r>
+      <w:r>
+        <w:rPr>
+          <w:rFonts w:ascii="Palatino Linotype" w:hAnsi="Palatino Linotype" w:eastAsia="Palatino Linotype"/>
+          <w:b w:val="0"/>
+          <w:i w:val="0"/>
+          <w:sz w:val="20"/>
+        </w:rPr>
+        <w:t>, so there is no optimum transition time to be found between competing penalties — the rotation time is set by what the actuator can do, not by a balance, and Section 3.17 shows that is where both reference times come from.</w:t>
+      </w:r>
+    </w:p>
+    <w:p>
+      <w:pPr>
+        <w:spacing w:before="0" w:after="80" w:line="240" w:lineRule="auto"/>
+        <w:jc w:val="both"/>
+      </w:pPr>
+      <w:r>
+        <w:rPr>
+          <w:rFonts w:ascii="Palatino Linotype" w:hAnsi="Palatino Linotype" w:eastAsia="Palatino Linotype"/>
+          <w:b/>
+          <w:i w:val="0"/>
+          <w:sz w:val="20"/>
+        </w:rPr>
+        <w:t>Entering the rotation while still climbing removes the penalty entirely in this model</w:t>
+      </w:r>
+      <w:r>
+        <w:rPr>
+          <w:rFonts w:ascii="Palatino Linotype" w:hAnsi="Palatino Linotype" w:eastAsia="Palatino Linotype"/>
+          <w:b w:val="0"/>
+          <w:i w:val="0"/>
+          <w:sz w:val="20"/>
+        </w:rPr>
+        <w:t>, and that survives the correction to thrust-to-weight above. At an entry climb of 5 m s⁻¹ the altitude loss is zero at both reference rotation times — 2 s light and 5.1 s heavy — and remains zero at every ratio from 1.066 down to 1.00, which is to say the result does not depend on the tip pairs contributing any lift at all once the climb has been acquired.</w:t>
+      </w:r>
+    </w:p>
+    <w:p>
+      <w:pPr>
+        <w:spacing w:before="0" w:after="80" w:line="240" w:lineRule="auto"/>
+        <w:jc w:val="both"/>
+      </w:pPr>
+      <w:r>
+        <w:rPr>
+          <w:rFonts w:ascii="Palatino Linotype" w:hAnsi="Palatino Linotype" w:eastAsia="Palatino Linotype"/>
+          <w:b/>
+          <w:i w:val="0"/>
+          <w:sz w:val="20"/>
+        </w:rPr>
+        <w:t>It does not survive the addition of rotational dynamics, and that is the sharpest limitation of this result.</w:t>
+      </w:r>
+      <w:r>
+        <w:rPr>
+          <w:rFonts w:ascii="Palatino Linotype" w:hAnsi="Palatino Linotype" w:eastAsia="Palatino Linotype"/>
+          <w:b w:val="0"/>
+          <w:i w:val="0"/>
+          <w:sz w:val="20"/>
+        </w:rPr>
+        <w:t xml:space="preserve"> The simulation above drives the body angle kinematically: the aircraft is assumed to rotate, and the moment producing the rotation does not appear. Section 3.17 asks separately whether the moment is available. The two have now been solved together — three degrees of freedom, a finite control moment, and the same trajectory model otherwise — and with </w:t>
+      </w:r>
+      <w:r>
+        <w:rPr>
+          <w:rFonts w:ascii="Palatino Linotype" w:hAnsi="Palatino Linotype" w:eastAsia="Palatino Linotype"/>
+          <w:b/>
+          <w:i w:val="0"/>
+          <w:sz w:val="20"/>
+        </w:rPr>
+        <w:t>zero aerodynamic pitching moment</w:t>
+      </w:r>
+      <w:r>
+        <w:rPr>
+          <w:rFonts w:ascii="Palatino Linotype" w:hAnsi="Palatino Linotype" w:eastAsia="Palatino Linotype"/>
+          <w:b w:val="0"/>
+          <w:i w:val="0"/>
+          <w:sz w:val="20"/>
+        </w:rPr>
+        <w:t xml:space="preserve">, which isolates the rotational dynamics alone, the light design loses </w:t>
+      </w:r>
+      <w:r>
+        <w:rPr>
+          <w:rFonts w:ascii="Palatino Linotype" w:hAnsi="Palatino Linotype" w:eastAsia="Palatino Linotype"/>
+          <w:b/>
+          <w:i w:val="0"/>
+          <w:sz w:val="20"/>
+        </w:rPr>
+        <w:t>5.4 m</w:t>
+      </w:r>
+      <w:r>
+        <w:rPr>
+          <w:rFonts w:ascii="Palatino Linotype" w:hAnsi="Palatino Linotype" w:eastAsia="Palatino Linotype"/>
+          <w:b w:val="0"/>
+          <w:i w:val="0"/>
+          <w:sz w:val="20"/>
+        </w:rPr>
+        <w:t xml:space="preserve"> at its reference condition where the kinematic model reports zero. The loss is not a tracking artefact: it is unchanged across the linear, bang-bang and smooth reference profiles, it appears without the control moment ever saturating, and it grows rather than vanishes as the controller gains are raised, reaching 17 m at gains high enough to track the reference almost exactly. What the kinematic model omits is not the difficulty of turning the aircraft but the trajectory the aircraft flies while it is being turned.</w:t>
+      </w:r>
+    </w:p>
+    <w:p>
+      <w:pPr>
+        <w:spacing w:before="0" w:after="80" w:line="240" w:lineRule="auto"/>
+        <w:jc w:val="both"/>
+      </w:pPr>
+      <w:r>
+        <w:rPr>
+          <w:rFonts w:ascii="Palatino Linotype" w:hAnsi="Palatino Linotype" w:eastAsia="Palatino Linotype"/>
+          <w:b w:val="0"/>
+          <w:i w:val="0"/>
+          <w:sz w:val="20"/>
+        </w:rPr>
+        <w:t xml:space="preserve">With a borrowed pitching moment the outcome depends on which moment is borrowed, and the spread is wide enough that no number from it is reportable: some models complete the rotation, others saturate the tip pairs, and others tumble. That spread is itself the finding, and it is the same finding Section 4 states from the other direction — the transition rests on a coefficient no current method predicts reliably. Supplementary S4 gives the sweep. </w:t>
+      </w:r>
+      <w:r>
+        <w:rPr>
+          <w:rFonts w:ascii="Palatino Linotype" w:hAnsi="Palatino Linotype" w:eastAsia="Palatino Linotype"/>
+          <w:b/>
+          <w:i w:val="0"/>
+          <w:sz w:val="20"/>
+        </w:rPr>
+        <w:t>Two cautions belong with it: the model carries no aerodynamic pitch damping, and its controller is a fixed-gain regulator rather than a designed one, so the borrowed-moment rows bound nothing.</w:t>
+      </w:r>
+      <w:r>
+        <w:rPr>
+          <w:rFonts w:ascii="Palatino Linotype" w:hAnsi="Palatino Linotype" w:eastAsia="Palatino Linotype"/>
+          <w:b w:val="0"/>
+          <w:i w:val="0"/>
+          <w:sz w:val="20"/>
+        </w:rPr>
+        <w:t xml:space="preserve"> The zero-moment row does not depend on either and is the result carried forward.</w:t>
+      </w:r>
+    </w:p>
+    <w:p>
+      <w:pPr>
+        <w:spacing w:before="0" w:after="80" w:line="240" w:lineRule="auto"/>
+        <w:jc w:val="both"/>
+      </w:pPr>
+      <w:r>
+        <w:rPr>
+          <w:rFonts w:ascii="Palatino Linotype" w:hAnsi="Palatino Linotype" w:eastAsia="Palatino Linotype"/>
+          <w:b/>
+          <w:i w:val="0"/>
+          <w:sz w:val="20"/>
+        </w:rPr>
+        <w:t>Acquiring the climb is where the correction is paid.</w:t>
+      </w:r>
+      <w:r>
+        <w:rPr>
+          <w:rFonts w:ascii="Palatino Linotype" w:hAnsi="Palatino Linotype" w:eastAsia="Palatino Linotype"/>
+          <w:b w:val="0"/>
+          <w:i w:val="0"/>
+          <w:sz w:val="20"/>
+        </w:rPr>
+        <w:t xml:space="preserve"> The aircraft reaches transition altitude by climbing, so it need not stop and hover first, but the excess thrust available to build that climb is now 0.132 g rather than the 0.2 g an earlier version claimed, and only if no rotation authority is held in reserve; with full authority retained it is 0.066 g. Five metres per second is therefore reached in 3.9 s over 9.6 m at best, and 7.7 s over 19.3 m at worst, against the 2.6 s and 6.4 m previously stated. The energy involved is unchanged and remains negligible — 625 J against a fuel energy of 103 kWh — so what the correction costs is time and height, not range. </w:t>
+      </w:r>
+      <w:r>
+        <w:rPr>
+          <w:rFonts w:ascii="Palatino Linotype" w:hAnsi="Palatino Linotype" w:eastAsia="Palatino Linotype"/>
+          <w:b/>
+          <w:i w:val="0"/>
+          <w:sz w:val="20"/>
+        </w:rPr>
+        <w:t>The reference profile is therefore still to enter the rotation at 5 m s⁻¹ of climb</w:t>
+      </w:r>
+      <w:r>
+        <w:rPr>
+          <w:rFonts w:ascii="Palatino Linotype" w:hAnsi="Palatino Linotype" w:eastAsia="Palatino Linotype"/>
+          <w:b w:val="0"/>
+          <w:i w:val="0"/>
+          <w:sz w:val="20"/>
+        </w:rPr>
+        <w:t>, with the acquisition charged at the achievable rate.</w:t>
+      </w:r>
+    </w:p>
+    <w:p>
+      <w:pPr>
+        <w:spacing w:before="0" w:after="80" w:line="240" w:lineRule="auto"/>
+        <w:jc w:val="both"/>
+      </w:pPr>
+      <w:r>
+        <w:rPr>
+          <w:rFonts w:ascii="Palatino Linotype" w:hAnsi="Palatino Linotype" w:eastAsia="Palatino Linotype"/>
+          <w:b w:val="0"/>
+          <w:i w:val="0"/>
+          <w:sz w:val="20"/>
+        </w:rPr>
+        <w:t>Two consequences follow that the earlier tables hid. Starting the rotation from rest is worse than reported — the light design loses 14.7 m at its own two seconds rather than 9.1 m, and the heavy design 13.1 m at 5.1 s rather than none — so the climb entry is not a convenience but a requirement. And the tip pairs, introduced in Section 2.9 as moment producers and charged in Section 3.5 for their mass and drag, turn out to carry the take-off thrust margin as well: an aircraft whose primary propulsor is sized at thrust equal to weight leaves the ground on them. That is a second duty for hardware bought for the first, which is the kind of economy this configuration is built on — but it is also a dependency, and it is a harder one than it looks, because the margin and the attitude authority are drawn from the same four propellers and cannot both be had in full. Section 4 records it as an open item.</w:t>
+      </w:r>
+    </w:p>
+    <w:p>
+      <w:pPr>
+        <w:spacing w:before="0" w:after="80" w:line="240" w:lineRule="auto"/>
+        <w:jc w:val="both"/>
+      </w:pPr>
+      <w:r>
+        <w:rPr>
+          <w:rFonts w:ascii="Palatino Linotype" w:hAnsi="Palatino Linotype" w:eastAsia="Palatino Linotype"/>
+          <w:b/>
+          <w:i w:val="0"/>
+          <w:sz w:val="20"/>
+        </w:rPr>
+        <w:t>The test is a lower bound.</w:t>
+      </w:r>
+      <w:r>
+        <w:rPr>
+          <w:rFonts w:ascii="Palatino Linotype" w:hAnsi="Palatino Linotype" w:eastAsia="Palatino Linotype"/>
+          <w:b w:val="0"/>
+          <w:i w:val="0"/>
+          <w:sz w:val="20"/>
+        </w:rPr>
+        <w:t xml:space="preserve"> A point mass carries no rotational dynamics, no aerodynamic pitching moment and no control-power limit; Section 3.17 supplies the rotational budget that this model omits, and Section 4 states what neither supplies.</w:t>
+      </w:r>
+    </w:p>
+    <w:p>
+      <w:pPr>
+        <w:spacing w:before="200" w:after="80"/>
+      </w:pPr>
+      <w:r>
+        <w:rPr>
+          <w:rFonts w:ascii="Palatino Linotype" w:hAnsi="Palatino Linotype" w:eastAsia="Palatino Linotype"/>
+          <w:b/>
+          <w:i w:val="0"/>
+          <w:sz w:val="22"/>
+        </w:rPr>
+        <w:t>3.16 Landing</w:t>
+      </w:r>
+    </w:p>
+    <w:p>
+      <w:pPr>
+        <w:spacing w:before="0" w:after="80" w:line="240" w:lineRule="auto"/>
+        <w:jc w:val="both"/>
+      </w:pPr>
+      <w:r>
+        <w:rPr>
+          <w:rFonts w:ascii="Palatino Linotype" w:hAnsi="Palatino Linotype" w:eastAsia="Palatino Linotype"/>
+          <w:b w:val="0"/>
+          <w:i w:val="0"/>
+          <w:sz w:val="20"/>
+        </w:rPr>
+        <w:t>Landing reverses the sequence: the aircraft decelerates, rotates nose-up, and descends vertically onto its five contact points. Two things should be said about it plainly.</w:t>
+      </w:r>
+    </w:p>
+    <w:p>
+      <w:pPr>
+        <w:spacing w:before="0" w:after="80" w:line="240" w:lineRule="auto"/>
+        <w:jc w:val="both"/>
+      </w:pPr>
+      <w:r>
+        <w:rPr>
+          <w:rFonts w:ascii="Palatino Linotype" w:hAnsi="Palatino Linotype" w:eastAsia="Palatino Linotype"/>
+          <w:b w:val="0"/>
+          <w:i w:val="0"/>
+          <w:sz w:val="20"/>
+        </w:rPr>
+        <w:t>The first is that the historical objection to this manoeuvre does not apply. The XFY-1 was cancelled because its pilot had to judge a backwards vertical descent by looking over his shoulder. There is no pilot here, and height above ground is a sensor measurement rather than a human estimate.</w:t>
+      </w:r>
+    </w:p>
+    <w:p>
+      <w:pPr>
+        <w:spacing w:before="0" w:after="80" w:line="240" w:lineRule="auto"/>
+        <w:jc w:val="both"/>
+      </w:pPr>
+      <w:r>
+        <w:rPr>
+          <w:rFonts w:ascii="Palatino Linotype" w:hAnsi="Palatino Linotype" w:eastAsia="Palatino Linotype"/>
+          <w:b w:val="0"/>
+          <w:i w:val="0"/>
+          <w:sz w:val="20"/>
+        </w:rPr>
+        <w:t>The second is that the vertical descent itself has not been analysed in this study. A rotor descending into its own wake can enter the vortex ring state, in which thrust becomes erratic and increasing power makes matters worse. Whether the descent profile of this configuration enters that region, and at what rate of descent, is an open question. It is listed in Section 4 rather than answered here.</w:t>
+      </w:r>
+    </w:p>
+    <w:p>
+      <w:pPr>
+        <w:spacing w:before="200" w:after="80"/>
+      </w:pPr>
+      <w:r>
+        <w:rPr>
+          <w:rFonts w:ascii="Palatino Linotype" w:hAnsi="Palatino Linotype" w:eastAsia="Palatino Linotype"/>
+          <w:b/>
+          <w:i w:val="0"/>
+          <w:sz w:val="22"/>
+        </w:rPr>
+        <w:t>3.17 Whether there is enough authority to rotate, and whether it trims</w:t>
+      </w:r>
+    </w:p>
+    <w:p>
+      <w:pPr>
+        <w:spacing w:before="0" w:after="80" w:line="240" w:lineRule="auto"/>
+        <w:jc w:val="both"/>
+      </w:pPr>
+      <w:r>
+        <w:rPr>
+          <w:rFonts w:ascii="Palatino Linotype" w:hAnsi="Palatino Linotype" w:eastAsia="Palatino Linotype"/>
+          <w:b w:val="0"/>
+          <w:i w:val="0"/>
+          <w:sz w:val="20"/>
+        </w:rPr>
+        <w:t>Rotating the airframe through ninety degrees is the manoeuvre this configuration must perform with four small propellers and no control surfaces. Supplementary S4 carries the full budget — inertia derivation, rotation profiles, centre-of-gravity window, twist sweep and the measured section evidence. This section states what it returns.</w:t>
+      </w:r>
+    </w:p>
+    <w:p>
+      <w:pPr>
+        <w:spacing w:before="0" w:after="80" w:line="240" w:lineRule="auto"/>
+        <w:jc w:val="both"/>
+      </w:pPr>
+      <w:r>
+        <w:rPr>
+          <w:rFonts w:ascii="Palatino Linotype" w:hAnsi="Palatino Linotype" w:eastAsia="Palatino Linotype"/>
+          <w:b/>
+          <w:i w:val="0"/>
+          <w:sz w:val="20"/>
+        </w:rPr>
+        <w:t>The rotation closes at the actuator limit rather than clear of it.</w:t>
+      </w:r>
+      <w:r>
+        <w:rPr>
+          <w:rFonts w:ascii="Palatino Linotype" w:hAnsi="Palatino Linotype" w:eastAsia="Palatino Linotype"/>
+          <w:b w:val="0"/>
+          <w:i w:val="0"/>
+          <w:sz w:val="20"/>
+        </w:rPr>
+        <w:t xml:space="preserve"> The pitch inertia derived from the component build-up is 9.81 kg·m² for the light design and 2 503 kg·m² for the heavy one. On the cheapest rotation profile the tip propellers carry the manoeuvre with a margin of </w:t>
+      </w:r>
+      <w:r>
+        <w:rPr>
+          <w:rFonts w:ascii="Palatino Linotype" w:hAnsi="Palatino Linotype" w:eastAsia="Palatino Linotype"/>
+          <w:b/>
+          <w:i w:val="0"/>
+          <w:sz w:val="20"/>
+        </w:rPr>
+        <w:t>1.49</w:t>
+      </w:r>
+      <w:r>
+        <w:rPr>
+          <w:rFonts w:ascii="Palatino Linotype" w:hAnsi="Palatino Linotype" w:eastAsia="Palatino Linotype"/>
+          <w:b w:val="0"/>
+          <w:i w:val="0"/>
+          <w:sz w:val="20"/>
+        </w:rPr>
+        <w:t xml:space="preserve"> at the light design point and </w:t>
+      </w:r>
+      <w:r>
+        <w:rPr>
+          <w:rFonts w:ascii="Palatino Linotype" w:hAnsi="Palatino Linotype" w:eastAsia="Palatino Linotype"/>
+          <w:b/>
+          <w:i w:val="0"/>
+          <w:sz w:val="20"/>
+        </w:rPr>
+        <w:t>1.57</w:t>
+      </w:r>
+      <w:r>
+        <w:rPr>
+          <w:rFonts w:ascii="Palatino Linotype" w:hAnsi="Palatino Linotype" w:eastAsia="Palatino Linotype"/>
+          <w:b w:val="0"/>
+          <w:i w:val="0"/>
+          <w:sz w:val="20"/>
+        </w:rPr>
+        <w:t xml:space="preserve"> at the heavy one; on a smoothly commanded profile the margins fall to 0.99 and 1.05. The reference rotation times — two seconds light, 5.1 seconds heavy — are therefore lower bounds set by the actuator, not comfortable choices, and the margin narrows with size.</w:t>
+      </w:r>
+    </w:p>
+    <w:p>
+      <w:pPr>
+        <w:spacing w:before="0" w:after="80" w:line="240" w:lineRule="auto"/>
+        <w:jc w:val="both"/>
+      </w:pPr>
+      <w:r>
+        <w:rPr>
+          <w:rFonts w:ascii="Palatino Linotype" w:hAnsi="Palatino Linotype" w:eastAsia="Palatino Linotype"/>
+          <w:b/>
+          <w:i w:val="0"/>
+          <w:sz w:val="20"/>
+        </w:rPr>
+        <w:t>The light figure rests on a tip thrust the design tables assert rather than derive, and on the conservative basis it is thinner still.</w:t>
+      </w:r>
+      <w:r>
+        <w:rPr>
+          <w:rFonts w:ascii="Palatino Linotype" w:hAnsi="Palatino Linotype" w:eastAsia="Palatino Linotype"/>
+          <w:b w:val="0"/>
+          <w:i w:val="0"/>
+          <w:sz w:val="20"/>
+        </w:rPr>
+        <w:t xml:space="preserve"> The 16.2 N quoted per pair implies a figure of merit of 0.702, against the 0.599 used for hover everywhere else. Recomputing at 0.599 with a fifteen percent coaxial interference loss gives 12.4 N, an available moment of 17.6 N·m, and margins of </w:t>
+      </w:r>
+      <w:r>
+        <w:rPr>
+          <w:rFonts w:ascii="Palatino Linotype" w:hAnsi="Palatino Linotype" w:eastAsia="Palatino Linotype"/>
+          <w:b/>
+          <w:i w:val="0"/>
+          <w:sz w:val="20"/>
+        </w:rPr>
+        <w:t>1.14 bang-bang and 0.76 smooth</w:t>
+      </w:r>
+      <w:r>
+        <w:rPr>
+          <w:rFonts w:ascii="Palatino Linotype" w:hAnsi="Palatino Linotype" w:eastAsia="Palatino Linotype"/>
+          <w:b w:val="0"/>
+          <w:i w:val="0"/>
+          <w:sz w:val="20"/>
+        </w:rPr>
+        <w:t xml:space="preserve"> — which is to say the light design closes on the cheapest profile and does not close on a smooth one at two seconds. The heavy design was computed on the conservative basis from the outset. Supplementary S4 gives both, and the honest reading is that the rotation is sized by the actuator under either basis and has no margin to give under the stricter one.</w:t>
+      </w:r>
+    </w:p>
+    <w:p>
+      <w:pPr>
+        <w:spacing w:before="0" w:after="80" w:line="240" w:lineRule="auto"/>
+        <w:jc w:val="both"/>
+      </w:pPr>
+      <w:r>
+        <w:rPr>
+          <w:rFonts w:ascii="Palatino Linotype" w:hAnsi="Palatino Linotype" w:eastAsia="Palatino Linotype"/>
+          <w:b/>
+          <w:i w:val="0"/>
+          <w:sz w:val="20"/>
+        </w:rPr>
+        <w:t>Resolving the requirement along the trajectory changed the question rather than merely quantifying it.</w:t>
+      </w:r>
+      <w:r>
+        <w:rPr>
+          <w:rFonts w:ascii="Palatino Linotype" w:hAnsi="Palatino Linotype" w:eastAsia="Palatino Linotype"/>
+          <w:b w:val="0"/>
+          <w:i w:val="0"/>
+          <w:sz w:val="20"/>
+        </w:rPr>
+        <w:t xml:space="preserve"> The aircraft does not reach ninety degrees of incidence: the body rotates through ninety, but the relative wind rotates with it, and </w:t>
+      </w:r>
+      <w:r>
+        <w:rPr>
+          <w:rFonts w:ascii="Palatino Linotype" w:hAnsi="Palatino Linotype" w:eastAsia="Palatino Linotype"/>
+          <w:b/>
+          <w:i w:val="0"/>
+          <w:sz w:val="20"/>
+        </w:rPr>
+        <w:t>peak incidence is 17.5° for the light design entering in a 5 m s⁻¹ climb and 21.6° entering from level hover</w:t>
+      </w:r>
+      <w:r>
+        <w:rPr>
+          <w:rFonts w:ascii="Palatino Linotype" w:hAnsi="Palatino Linotype" w:eastAsia="Palatino Linotype"/>
+          <w:b w:val="0"/>
+          <w:i w:val="0"/>
+          <w:sz w:val="20"/>
+        </w:rPr>
+        <w:t xml:space="preserve">. The high-incidence part happens at low dynamic pressure, where the margin tolerates a pitching-moment coefficient of 0.205; the tight part is the </w:t>
+      </w:r>
+      <w:r>
+        <w:rPr>
+          <w:rFonts w:ascii="Palatino Linotype" w:hAnsi="Palatino Linotype" w:eastAsia="Palatino Linotype"/>
+          <w:b w:val="0"/>
+          <w:i/>
+          <w:sz w:val="20"/>
+        </w:rPr>
+        <w:t>end</w:t>
+      </w:r>
+      <w:r>
+        <w:rPr>
+          <w:rFonts w:ascii="Palatino Linotype" w:hAnsi="Palatino Linotype" w:eastAsia="Palatino Linotype"/>
+          <w:b w:val="0"/>
+          <w:i w:val="0"/>
+          <w:sz w:val="20"/>
+        </w:rPr>
+        <w:t xml:space="preserve"> of the rotation, where incidence is small and speed is high, and the budget there is 0.050. </w:t>
+      </w:r>
+      <w:r>
+        <w:rPr>
+          <w:rFonts w:ascii="Palatino Linotype" w:hAnsi="Palatino Linotype" w:eastAsia="Palatino Linotype"/>
+          <w:b/>
+          <w:i w:val="0"/>
+          <w:sz w:val="20"/>
+        </w:rPr>
+        <w:t>The demanding case is not the post-stall middle but the attached-flow end</w:t>
+      </w:r>
+      <w:r>
+        <w:rPr>
+          <w:rFonts w:ascii="Palatino Linotype" w:hAnsi="Palatino Linotype" w:eastAsia="Palatino Linotype"/>
+          <w:b w:val="0"/>
+          <w:i w:val="0"/>
+          <w:sz w:val="20"/>
+        </w:rPr>
+        <w:t>, which makes it a trim question rather than a stall question.</w:t>
+      </w:r>
+    </w:p>
+    <w:p>
+      <w:pPr>
+        <w:spacing w:before="0" w:after="80" w:line="240" w:lineRule="auto"/>
+        <w:jc w:val="both"/>
+      </w:pPr>
+      <w:r>
+        <w:rPr>
+          <w:rFonts w:ascii="Palatino Linotype" w:hAnsi="Palatino Linotype" w:eastAsia="Palatino Linotype"/>
+          <w:b w:val="0"/>
+          <w:i w:val="0"/>
+          <w:sz w:val="20"/>
+        </w:rPr>
+        <w:t xml:space="preserve">One mechanism was omitted and including it improves the case. The inboard half of the wing lies in the nose propeller's slipstream, where the local flow is faster and more axial, so the effective incidence there is lower than the geometric one. Applying the slipstream relation used in the tail-sitter literature [23] gives </w:t>
+      </w:r>
+      <w:r>
+        <w:rPr>
+          <w:rFonts w:ascii="Palatino Linotype" w:hAnsi="Palatino Linotype" w:eastAsia="Palatino Linotype"/>
+          <w:b/>
+          <w:i w:val="0"/>
+          <w:sz w:val="20"/>
+        </w:rPr>
+        <w:t>four to eight degrees effective against seventeen to twenty-two geometric</w:t>
+      </w:r>
+      <w:r>
+        <w:rPr>
+          <w:rFonts w:ascii="Palatino Linotype" w:hAnsi="Palatino Linotype" w:eastAsia="Palatino Linotype"/>
+          <w:b w:val="0"/>
+          <w:i w:val="0"/>
+          <w:sz w:val="20"/>
+        </w:rPr>
+        <w:t>: half the wing is not post-stall at the moment of peak incidence. The measurement still owed concerns the outboard half.</w:t>
+      </w:r>
+    </w:p>
+    <w:p>
+      <w:pPr>
+        <w:spacing w:before="0" w:after="80" w:line="240" w:lineRule="auto"/>
+        <w:jc w:val="both"/>
+      </w:pPr>
+      <w:r>
+        <w:rPr>
+          <w:rFonts w:ascii="Palatino Linotype" w:hAnsi="Palatino Linotype" w:eastAsia="Palatino Linotype"/>
+          <w:b/>
+          <w:i w:val="0"/>
+          <w:sz w:val="20"/>
+        </w:rPr>
+        <w:t>Static stability is shown, and the trim chain closes by twist.</w:t>
+      </w:r>
+      <w:r>
+        <w:rPr>
+          <w:rFonts w:ascii="Palatino Linotype" w:hAnsi="Palatino Linotype" w:eastAsia="Palatino Linotype"/>
+          <w:b w:val="0"/>
+          <w:i w:val="0"/>
+          <w:sz w:val="20"/>
+        </w:rPr>
+        <w:t xml:space="preserve"> A vortex-lattice solution places the neutral point at 0.859 m from the root leading edge — 34.4 percent of mean aerodynamic chord — and the packaging centre of gravity at 80.2 percent of root chord gives a </w:t>
+      </w:r>
+      <w:r>
+        <w:rPr>
+          <w:rFonts w:ascii="Palatino Linotype" w:hAnsi="Palatino Linotype" w:eastAsia="Palatino Linotype"/>
+          <w:b/>
+          <w:i w:val="0"/>
+          <w:sz w:val="20"/>
+        </w:rPr>
+        <w:t>static margin of +12.5 percent of mean aerodynamic chord</w:t>
+      </w:r>
+      <w:r>
+        <w:rPr>
+          <w:rFonts w:ascii="Palatino Linotype" w:hAnsi="Palatino Linotype" w:eastAsia="Palatino Linotype"/>
+          <w:b w:val="0"/>
+          <w:i w:val="0"/>
+          <w:sz w:val="20"/>
+        </w:rPr>
+        <w:t xml:space="preserve">, on the untwisted planform. On the wing twisted to trim, which is the geometry the aircraft flies, the same solver places it at 0.867 m and the margin at +13.6 percent. </w:t>
+      </w:r>
+      <w:r>
+        <w:rPr>
+          <w:rFonts w:ascii="Palatino Linotype" w:hAnsi="Palatino Linotype" w:eastAsia="Palatino Linotype"/>
+          <w:b/>
+          <w:i w:val="0"/>
+          <w:sz w:val="20"/>
+        </w:rPr>
+        <w:t>Neither figure is determined to better than about a percent of mean chord</w:t>
+      </w:r>
+      <w:r>
+        <w:rPr>
+          <w:rFonts w:ascii="Palatino Linotype" w:hAnsi="Palatino Linotype" w:eastAsia="Palatino Linotype"/>
+          <w:b w:val="0"/>
+          <w:i w:val="0"/>
+          <w:sz w:val="20"/>
+        </w:rPr>
+        <w:t>: across eight combinations of geometry, moment reference and incidence range that are all equally defensible, the neutral point spans 0.858 to 0.867 m and the margin 12.3 to 13.6 percent. In exact linear theory none of those choices should move it; they move it because the solution is not exactly linear in incidence. The scatter is stated rather than averaged away, it is small against the packaging window, and it is the reason the static margin is quoted to one decimal and not two, with a pitching moment of 0.056 to be balanced at the cruise lift coefficient. Two published benchmarks place that window favourably: a blended-wing UAV of this class reports its own margin of 0.081 as "marginally outside the typical range for static longitudinal stability", given as 0.1 to 0.3, and its C_m_α of −0.086 per radian against a typical −0.3 to −1.5 [41]. This configuration sits inside both at 0.125 and −0.48 per radian.</w:t>
+      </w:r>
+    </w:p>
+    <w:p>
+      <w:pPr>
+        <w:spacing w:before="0" w:after="80" w:line="240" w:lineRule="auto"/>
+        <w:jc w:val="both"/>
+      </w:pPr>
+      <w:r>
+        <w:rPr>
+          <w:rFonts w:ascii="Palatino Linotype" w:hAnsi="Palatino Linotype" w:eastAsia="Palatino Linotype"/>
+          <w:b/>
+          <w:i w:val="0"/>
+          <w:sz w:val="20"/>
+        </w:rPr>
+        <w:t>Reflex does not supply the 0.056, and this is now a measured statement rather than an inference.</w:t>
+      </w:r>
+      <w:r>
+        <w:rPr>
+          <w:rFonts w:ascii="Palatino Linotype" w:hAnsi="Palatino Linotype" w:eastAsia="Palatino Linotype"/>
+          <w:b w:val="0"/>
+          <w:i w:val="0"/>
+          <w:sz w:val="20"/>
+        </w:rPr>
+        <w:t xml:space="preserve"> Nine reflexed and low-moment sections have been tested in tunnels that measure pitching moment. Exactly one returns a positive value — NACA 2R212 at </w:t>
+      </w:r>
+      <w:r>
+        <w:rPr>
+          <w:rFonts w:ascii="Palatino Linotype" w:hAnsi="Palatino Linotype" w:eastAsia="Palatino Linotype"/>
+          <w:b/>
+          <w:i w:val="0"/>
+          <w:sz w:val="20"/>
+        </w:rPr>
+        <w:t>+0.004</w:t>
+      </w:r>
+      <w:r>
+        <w:rPr>
+          <w:rFonts w:ascii="Palatino Linotype" w:hAnsi="Palatino Linotype" w:eastAsia="Palatino Linotype"/>
+          <w:b w:val="0"/>
+          <w:i w:val="0"/>
+          <w:sz w:val="20"/>
+        </w:rPr>
+        <w:t xml:space="preserve"> [17], one fourteenth of what is needed. The three 1930s reflexed sections whose mean lines were shaped from thin-aerofoil theory to give </w:t>
+      </w:r>
+      <w:r>
+        <w:rPr>
+          <w:rFonts w:ascii="Palatino Linotype" w:hAnsi="Palatino Linotype" w:eastAsia="Palatino Linotype"/>
+          <w:b w:val="0"/>
+          <w:i/>
+          <w:sz w:val="20"/>
+        </w:rPr>
+        <w:t>zero</w:t>
+      </w:r>
+      <w:r>
+        <w:rPr>
+          <w:rFonts w:ascii="Palatino Linotype" w:hAnsi="Palatino Linotype" w:eastAsia="Palatino Linotype"/>
+          <w:b w:val="0"/>
+          <w:i w:val="0"/>
+          <w:sz w:val="20"/>
+        </w:rPr>
+        <w:t xml:space="preserve"> quarter-chord moment measure "practically zero", from −0.001 to −0.007 [45]; the four sections of the NACA 4400R family were designed to a target of </w:t>
+      </w:r>
+      <w:r>
+        <w:rPr>
+          <w:rFonts w:ascii="Palatino Linotype" w:hAnsi="Palatino Linotype" w:eastAsia="Palatino Linotype"/>
+          <w:b/>
+          <w:i w:val="0"/>
+          <w:sz w:val="20"/>
+        </w:rPr>
+        <w:t>−0.03</w:t>
+      </w:r>
+      <w:r>
+        <w:rPr>
+          <w:rFonts w:ascii="Palatino Linotype" w:hAnsi="Palatino Linotype" w:eastAsia="Palatino Linotype"/>
+          <w:b w:val="0"/>
+          <w:i w:val="0"/>
+          <w:sz w:val="20"/>
+        </w:rPr>
+        <w:t xml:space="preserve"> and the report states that "the design pitching-moment coefficient was realized" [46]. </w:t>
+      </w:r>
+      <w:r>
+        <w:rPr>
+          <w:rFonts w:ascii="Palatino Linotype" w:hAnsi="Palatino Linotype" w:eastAsia="Palatino Linotype"/>
+          <w:b/>
+          <w:i w:val="0"/>
+          <w:sz w:val="20"/>
+        </w:rPr>
+        <w:t>Reflex, as actually built and measured, is a device for removing negative pitching moment rather than for producing positive pitching moment.</w:t>
+      </w:r>
+      <w:r>
+        <w:rPr>
+          <w:rFonts w:ascii="Palatino Linotype" w:hAnsi="Palatino Linotype" w:eastAsia="Palatino Linotype"/>
+          <w:b w:val="0"/>
+          <w:i w:val="0"/>
+          <w:sz w:val="20"/>
+        </w:rPr>
+        <w:t xml:space="preserve"> Two costs are measured with it, and both bear on a tail-sitter: maximum lift falls by about twelve percent in the first family and ten percent in the second — and maximum lift is what a tail-sitter needs at the high-incidence end of transition. A flying tail-sitter shows where the positive moment actually comes from: it uses a symmetric section, and "the upward trim of elevons makes the symmetric airfoil to have reflexed camber line", producing the positive moment at the aerodynamic centre [51]. The reflex that trims that aircraft is a deflected control surface held permanently out of line, not a property of its section.</w:t>
+      </w:r>
+    </w:p>
+    <w:p>
+      <w:pPr>
+        <w:spacing w:before="0" w:after="80" w:line="240" w:lineRule="auto"/>
+        <w:jc w:val="both"/>
+      </w:pPr>
+      <w:r>
+        <w:rPr>
+          <w:rFonts w:ascii="Palatino Linotype" w:hAnsi="Palatino Linotype" w:eastAsia="Palatino Linotype"/>
+          <w:b/>
+          <w:i w:val="0"/>
+          <w:sz w:val="20"/>
+        </w:rPr>
+        <w:t>Nine degrees of tip washout trims this aircraft at cruise with no camber at all</w:t>
+      </w:r>
+      <w:r>
+        <w:rPr>
+          <w:rFonts w:ascii="Palatino Linotype" w:hAnsi="Palatino Linotype" w:eastAsia="Palatino Linotype"/>
+          <w:b w:val="0"/>
+          <w:i w:val="0"/>
+          <w:sz w:val="20"/>
+        </w:rPr>
+        <w:t xml:space="preserve">, and the vortex-lattice model computes it directly because the mechanism is geometric rather than sectional: on a swept wing the tips lie well aft, so negative tip incidence produces a nose-up moment about the centre of gravity. The price is a span efficiency of 0.865 instead of 0.993 and a cruise lift-to-drag ratio of 12.11 instead of 12.65 — </w:t>
+      </w:r>
+      <w:r>
+        <w:rPr>
+          <w:rFonts w:ascii="Palatino Linotype" w:hAnsi="Palatino Linotype" w:eastAsia="Palatino Linotype"/>
+          <w:b/>
+          <w:i w:val="0"/>
+          <w:sz w:val="20"/>
+        </w:rPr>
+        <w:t>4.3 percent of cruise efficiency, paid to be tailless</w:t>
+      </w:r>
+      <w:r>
+        <w:rPr>
+          <w:rFonts w:ascii="Palatino Linotype" w:hAnsi="Palatino Linotype" w:eastAsia="Palatino Linotype"/>
+          <w:b w:val="0"/>
+          <w:i w:val="0"/>
+          <w:sz w:val="20"/>
+        </w:rPr>
+        <w:t xml:space="preserve">, and entered in the ledger of Section 3.5 as its fifth item. The reflex route is not free either: a blended-wing UAV trimming by reflex rather than twist records that carrying reflex over a wide span "is not conducive to the improvement of overall lift-to-drag performance" [44]. </w:t>
+      </w:r>
+      <w:r>
+        <w:rPr>
+          <w:rFonts w:ascii="Palatino Linotype" w:hAnsi="Palatino Linotype" w:eastAsia="Palatino Linotype"/>
+          <w:b/>
+          <w:i w:val="0"/>
+          <w:sz w:val="20"/>
+        </w:rPr>
+        <w:t>Both roads to trim on a tailless configuration cost cruise efficiency</w:t>
+      </w:r>
+      <w:r>
+        <w:rPr>
+          <w:rFonts w:ascii="Palatino Linotype" w:hAnsi="Palatino Linotype" w:eastAsia="Palatino Linotype"/>
+          <w:b w:val="0"/>
+          <w:i w:val="0"/>
+          <w:sz w:val="20"/>
+        </w:rPr>
+        <w:t>, which is the reading Section 3.5 places on the 4.3 percent: it is the price of having no tail, not the price of choosing the wrong way to do without one.</w:t>
+      </w:r>
+    </w:p>
+    <w:p>
+      <w:pPr>
+        <w:spacing w:before="0" w:after="80" w:line="240" w:lineRule="auto"/>
+        <w:jc w:val="both"/>
+      </w:pPr>
+      <w:r>
+        <w:rPr>
+          <w:rFonts w:ascii="Palatino Linotype" w:hAnsi="Palatino Linotype" w:eastAsia="Palatino Linotype"/>
+          <w:b w:val="0"/>
+          <w:i w:val="0"/>
+          <w:sz w:val="20"/>
+        </w:rPr>
+        <w:t>The twist earns its cost three times over. It closes the trim chain; on a swept planform it delays tip stall, which on a tailless aircraft matters more than usual because a tip stall moves the centre of pressure forward and there is no tail with which to argue; and it inverts the stall sequence behind a blended-wing pitch-break. That third mechanism was found late and does not depend on aspect ratio: in a blended-wing-body analysed by both a low-fidelity method and RANS, the moment prediction departs above eight degrees because "the main wing stalls before the main body, causing the BWB to pitch-up" [39]. Washout makes the root stall first, and on a blended wing the root is the body.</w:t>
+      </w:r>
+    </w:p>
+    <w:p>
+      <w:pPr>
+        <w:spacing w:before="0" w:after="80" w:line="240" w:lineRule="auto"/>
+        <w:jc w:val="both"/>
+      </w:pPr>
+      <w:r>
+        <w:rPr>
+          <w:rFonts w:ascii="Palatino Linotype" w:hAnsi="Palatino Linotype" w:eastAsia="Palatino Linotype"/>
+          <w:b/>
+          <w:i w:val="0"/>
+          <w:sz w:val="20"/>
+        </w:rPr>
+        <w:t>The pitching moment through transition remains this study's largest open item, and the reason nobody computes it has been measured.</w:t>
+      </w:r>
+      <w:r>
+        <w:rPr>
+          <w:rFonts w:ascii="Palatino Linotype" w:hAnsi="Palatino Linotype" w:eastAsia="Palatino Linotype"/>
+          <w:b w:val="0"/>
+          <w:i w:val="0"/>
+          <w:sz w:val="20"/>
+        </w:rPr>
+        <w:t xml:space="preserve"> A small blended-wing-body UAV was analysed by RANS and then tested in a wind tunnel at a Reynolds number of 2.0 × 10⁶: from −6° to 10° of incidence "both the aerodynamic force values and the variation trends are in quite good agreement"; from 10° to 26° they "show remarkable differences between the numerical and experimental results" [44]. The same boundary appears at lower fidelity — a vortex-lattice solution of this class of configuration departs above eight degrees [39] — and the incidences this aircraft passes through lie inside that band. </w:t>
+      </w:r>
+      <w:r>
+        <w:rPr>
+          <w:rFonts w:ascii="Palatino Linotype" w:hAnsi="Palatino Linotype" w:eastAsia="Palatino Linotype"/>
+          <w:b/>
+          <w:i w:val="0"/>
+          <w:sz w:val="20"/>
+        </w:rPr>
+        <w:t>Three methods of three fidelities fail at the same place, and the highest of them fails against measurement.</w:t>
+      </w:r>
+      <w:r>
+        <w:rPr>
+          <w:rFonts w:ascii="Palatino Linotype" w:hAnsi="Palatino Linotype" w:eastAsia="Palatino Linotype"/>
+          <w:b w:val="0"/>
+          <w:i w:val="0"/>
+          <w:sz w:val="20"/>
+        </w:rPr>
+        <w:t xml:space="preserve"> The item therefore belongs to measurement rather than to computation, and Section 4 asks for it as measurement. The same tests found the blended-wing configuration to have "soft-stall performance", which is the benign end of the range the pitch-up literature describes.</w:t>
+      </w:r>
+    </w:p>
+    <w:p>
+      <w:pPr>
+        <w:spacing w:before="0" w:after="80" w:line="240" w:lineRule="auto"/>
+        <w:jc w:val="both"/>
+      </w:pPr>
+      <w:r>
+        <w:rPr>
+          <w:rFonts w:ascii="Palatino Linotype" w:hAnsi="Palatino Linotype" w:eastAsia="Palatino Linotype"/>
+          <w:b w:val="0"/>
+          <w:i w:val="0"/>
+          <w:sz w:val="20"/>
+        </w:rPr>
+        <w:t xml:space="preserve">The field does not have this term either. A transition-optimisation study with outdoor flight trials carries </w:t>
+      </w:r>
+      <w:r>
+        <w:rPr>
+          <w:rFonts w:ascii="Palatino Linotype" w:hAnsi="Palatino Linotype" w:eastAsia="Palatino Linotype"/>
+          <w:b/>
+          <w:i w:val="0"/>
+          <w:sz w:val="20"/>
+        </w:rPr>
+        <w:t>no pitching-moment term at all</w:t>
+      </w:r>
+      <w:r>
+        <w:rPr>
+          <w:rFonts w:ascii="Palatino Linotype" w:hAnsi="Palatino Linotype" w:eastAsia="Palatino Linotype"/>
+          <w:b w:val="0"/>
+          <w:i w:val="0"/>
+          <w:sz w:val="20"/>
+        </w:rPr>
+        <w:t xml:space="preserve"> [28]; a second carries a linear one and flight-tested the question this configuration asks, reporting that without elevons its tail-sitter had "a well-controlled attitude response during hovering and transition" but that manoeuvres in level flight caused "an oscillatory attitude response" with "motor saturations observed", attributed to "the increased aerodynamic moment but decreased motor thrust at high-speed level flight" [29]. A survey records the same outcome for a separate vehicle: "able to achieve transition to forward flight, but they had poor control over the vehicle once in forward flight" [30]. A third carries a nonlinear C_m(α) but borrows the curve and closes the remaining discrepancy with an adaptive law [42]. </w:t>
+      </w:r>
+      <w:r>
+        <w:rPr>
+          <w:rFonts w:ascii="Palatino Linotype" w:hAnsi="Palatino Linotype" w:eastAsia="Palatino Linotype"/>
+          <w:b/>
+          <w:i w:val="0"/>
+          <w:sz w:val="20"/>
+        </w:rPr>
+        <w:t>Every one of them obtains the transition aerodynamics by borrowing, fitting or adapting, and none by measuring the vehicle it flies.</w:t>
+      </w:r>
+      <w:r>
+        <w:rPr>
+          <w:rFonts w:ascii="Palatino Linotype" w:hAnsi="Palatino Linotype" w:eastAsia="Palatino Linotype"/>
+          <w:b w:val="0"/>
+          <w:i w:val="0"/>
+          <w:sz w:val="20"/>
+        </w:rPr>
+        <w:t xml:space="preserve"> Two independent programmes, different vehicles, the same division — transition passed, forward flight difficult — and that is the same structural tension this section derives from the moment budget: the tight case is the end of the rotation and beyond, where aerodynamic moment grows as V² while propeller thrust falls.</w:t>
+      </w:r>
+    </w:p>
+    <w:p>
+      <w:pPr>
+        <w:spacing w:before="200" w:after="80"/>
+      </w:pPr>
+      <w:r>
+        <w:rPr>
+          <w:rFonts w:ascii="Palatino Linotype" w:hAnsi="Palatino Linotype" w:eastAsia="Palatino Linotype"/>
+          <w:b/>
+          <w:i w:val="0"/>
+          <w:sz w:val="26"/>
+        </w:rPr>
+        <w:t>4. Discussion</w:t>
+      </w:r>
+    </w:p>
+    <w:p>
+      <w:pPr>
+        <w:spacing w:before="0" w:after="80" w:line="240" w:lineRule="auto"/>
+        <w:jc w:val="both"/>
+      </w:pPr>
+      <w:r>
+        <w:rPr>
+          <w:rFonts w:ascii="Palatino Linotype" w:hAnsi="Palatino Linotype" w:eastAsia="Palatino Linotype"/>
+          <w:b w:val="0"/>
+          <w:i w:val="0"/>
+          <w:sz w:val="20"/>
+        </w:rPr>
+        <w:t>This section places the results against existing aircraft and existing literature, then states what is not shown. Sections 4.1 and 4.2 are interpretation; Sections 4.3 to 4.7 are limitations, ordered by whether they could change a conclusion.</w:t>
+      </w:r>
+    </w:p>
+    <w:p>
+      <w:pPr>
+        <w:spacing w:before="200" w:after="80"/>
+      </w:pPr>
+      <w:r>
+        <w:rPr>
+          <w:rFonts w:ascii="Palatino Linotype" w:hAnsi="Palatino Linotype" w:eastAsia="Palatino Linotype"/>
+          <w:b/>
+          <w:i w:val="0"/>
+          <w:sz w:val="22"/>
+        </w:rPr>
+        <w:t>4.1 Context</w:t>
+      </w:r>
+    </w:p>
+    <w:p>
+      <w:pPr>
+        <w:spacing w:before="0" w:after="80" w:line="240" w:lineRule="auto"/>
+        <w:jc w:val="both"/>
+      </w:pPr>
+      <w:r>
+        <w:rPr>
+          <w:rFonts w:ascii="Palatino Linotype" w:hAnsi="Palatino Linotype" w:eastAsia="Palatino Linotype"/>
+          <w:b w:val="0"/>
+          <w:i w:val="0"/>
+          <w:sz w:val="20"/>
+        </w:rPr>
+        <w:t>The following aircraft occupy the same mass range. They are listed to locate the reference designs in a real field, not to rank them. Table 21 lists them.</w:t>
+      </w:r>
+    </w:p>
+    <w:p>
+      <w:pPr>
+        <w:spacing w:before="0" w:after="80" w:line="240" w:lineRule="auto"/>
+        <w:jc w:val="both"/>
+        <w:keepNext/>
+      </w:pPr>
+      <w:r>
+        <w:rPr>
+          <w:rFonts w:ascii="Palatino Linotype" w:hAnsi="Palatino Linotype" w:eastAsia="Palatino Linotype"/>
+          <w:b/>
+          <w:i w:val="0"/>
+          <w:sz w:val="20"/>
+        </w:rPr>
+        <w:t>Table 21.</w:t>
+      </w:r>
+      <w:r>
+        <w:rPr>
+          <w:rFonts w:ascii="Palatino Linotype" w:hAnsi="Palatino Linotype" w:eastAsia="Palatino Linotype"/>
+          <w:b w:val="0"/>
+          <w:i w:val="0"/>
+          <w:sz w:val="20"/>
+        </w:rPr>
+        <w:t xml:space="preserve"> Aircraft occupying the same mass range as the two reference designs.</w:t>
+      </w:r>
+    </w:p>
+    <w:tbl>
+      <w:tblPr>
+        <w:tblStyle w:val="TableGrid"/>
+        <w:tblW w:type="auto" w:w="0"/>
+        <w:jc w:val="center"/>
+        <w:tblLook w:firstColumn="1" w:firstRow="1" w:lastColumn="0" w:lastRow="0" w:noHBand="0" w:noVBand="1" w:val="04A0"/>
+      </w:tblPr>
+      <w:tblGrid>
+        <w:gridCol w:w="2493"/>
+        <w:gridCol w:w="2493"/>
+        <w:gridCol w:w="2493"/>
+        <w:gridCol w:w="2493"/>
+      </w:tblGrid>
+      <w:tr>
+        <w:trPr>
+          <w:cantSplit/>
+          <w:tblHeader/>
+        </w:trPr>
+        <w:tc>
+          <w:tcPr>
+            <w:tcW w:type="dxa" w:w="2493"/>
+          </w:tcPr>
+          <w:p>
+            <w:pPr>
+              <w:spacing w:before="20" w:after="20"/>
+            </w:pPr>
+            <w:r/>
+            <w:r>
+              <w:rPr>
+                <w:rFonts w:ascii="Palatino Linotype" w:hAnsi="Palatino Linotype" w:eastAsia="Palatino Linotype"/>
+                <w:b/>
+                <w:i w:val="0"/>
+                <w:sz w:val="18"/>
+              </w:rPr>
+              <w:t>Aircraft</w:t>
+            </w:r>
+          </w:p>
+        </w:tc>
+        <w:tc>
+          <w:tcPr>
+            <w:tcW w:type="dxa" w:w="2493"/>
+          </w:tcPr>
+          <w:p>
+            <w:pPr>
+              <w:spacing w:before="20" w:after="20"/>
+            </w:pPr>
+            <w:r/>
+            <w:r>
+              <w:rPr>
+                <w:rFonts w:ascii="Palatino Linotype" w:hAnsi="Palatino Linotype" w:eastAsia="Palatino Linotype"/>
+                <w:b/>
+                <w:i w:val="0"/>
+                <w:sz w:val="18"/>
+              </w:rPr>
+              <w:t>MTOW</w:t>
+            </w:r>
+          </w:p>
+        </w:tc>
+        <w:tc>
+          <w:tcPr>
+            <w:tcW w:type="dxa" w:w="2493"/>
+          </w:tcPr>
+          <w:p>
+            <w:pPr>
+              <w:spacing w:before="20" w:after="20"/>
+            </w:pPr>
+            <w:r/>
+            <w:r>
+              <w:rPr>
+                <w:rFonts w:ascii="Palatino Linotype" w:hAnsi="Palatino Linotype" w:eastAsia="Palatino Linotype"/>
+                <w:b/>
+                <w:i w:val="0"/>
+                <w:sz w:val="18"/>
+              </w:rPr>
+              <w:t>Payload</w:t>
+            </w:r>
+          </w:p>
+        </w:tc>
+        <w:tc>
+          <w:tcPr>
+            <w:tcW w:type="dxa" w:w="2493"/>
+          </w:tcPr>
+          <w:p>
+            <w:pPr>
+              <w:spacing w:before="20" w:after="20"/>
+            </w:pPr>
+            <w:r/>
+            <w:r>
+              <w:rPr>
+                <w:rFonts w:ascii="Palatino Linotype" w:hAnsi="Palatino Linotype" w:eastAsia="Palatino Linotype"/>
+                <w:b/>
+                <w:i w:val="0"/>
+                <w:sz w:val="18"/>
+              </w:rPr>
+              <w:t>Payload fraction</w:t>
+            </w:r>
+          </w:p>
+        </w:tc>
+      </w:tr>
+      <w:tr>
+        <w:trPr>
+          <w:cantSplit/>
+        </w:trPr>
+        <w:tc>
+          <w:tcPr>
+            <w:tcW w:type="dxa" w:w="2493"/>
+          </w:tcPr>
+          <w:p>
+            <w:pPr>
+              <w:spacing w:before="20" w:after="20"/>
+            </w:pPr>
+            <w:r/>
+            <w:r>
+              <w:rPr>
+                <w:rFonts w:ascii="Palatino Linotype" w:hAnsi="Palatino Linotype" w:eastAsia="Palatino Linotype"/>
+                <w:b w:val="0"/>
+                <w:i w:val="0"/>
+                <w:sz w:val="18"/>
+              </w:rPr>
+              <w:t>HAVELSAN BAHA [8]</w:t>
+            </w:r>
+          </w:p>
+        </w:tc>
+        <w:tc>
+          <w:tcPr>
+            <w:tcW w:type="dxa" w:w="2493"/>
+          </w:tcPr>
+          <w:p>
+            <w:pPr>
+              <w:spacing w:before="20" w:after="20"/>
+            </w:pPr>
+            <w:r/>
+            <w:r>
+              <w:rPr>
+                <w:rFonts w:ascii="Palatino Linotype" w:hAnsi="Palatino Linotype" w:eastAsia="Palatino Linotype"/>
+                <w:b w:val="0"/>
+                <w:i w:val="0"/>
+                <w:sz w:val="18"/>
+              </w:rPr>
+              <w:t>28 kg</w:t>
+            </w:r>
+          </w:p>
+        </w:tc>
+        <w:tc>
+          <w:tcPr>
+            <w:tcW w:type="dxa" w:w="2493"/>
+          </w:tcPr>
+          <w:p>
+            <w:pPr>
+              <w:spacing w:before="20" w:after="20"/>
+            </w:pPr>
+            <w:r/>
+            <w:r>
+              <w:rPr>
+                <w:rFonts w:ascii="Palatino Linotype" w:hAnsi="Palatino Linotype" w:eastAsia="Palatino Linotype"/>
+                <w:b w:val="0"/>
+                <w:i w:val="0"/>
+                <w:sz w:val="18"/>
+              </w:rPr>
+              <w:t>2 kg</w:t>
+            </w:r>
+          </w:p>
+        </w:tc>
+        <w:tc>
+          <w:tcPr>
+            <w:tcW w:type="dxa" w:w="2493"/>
+          </w:tcPr>
+          <w:p>
+            <w:pPr>
+              <w:spacing w:before="20" w:after="20"/>
+            </w:pPr>
+            <w:r/>
+            <w:r>
+              <w:rPr>
+                <w:rFonts w:ascii="Palatino Linotype" w:hAnsi="Palatino Linotype" w:eastAsia="Palatino Linotype"/>
+                <w:b w:val="0"/>
+                <w:i w:val="0"/>
+                <w:sz w:val="18"/>
+              </w:rPr>
+              <w:t>7.1 %</w:t>
+            </w:r>
+          </w:p>
+        </w:tc>
+      </w:tr>
+      <w:tr>
+        <w:trPr>
+          <w:cantSplit/>
+        </w:trPr>
+        <w:tc>
+          <w:tcPr>
+            <w:tcW w:type="dxa" w:w="2493"/>
+          </w:tcPr>
+          <w:p>
+            <w:pPr>
+              <w:spacing w:before="20" w:after="20"/>
+            </w:pPr>
+            <w:r/>
+            <w:r>
+              <w:rPr>
+                <w:rFonts w:ascii="Palatino Linotype" w:hAnsi="Palatino Linotype" w:eastAsia="Palatino Linotype"/>
+                <w:b w:val="0"/>
+                <w:i w:val="0"/>
+                <w:sz w:val="18"/>
+              </w:rPr>
+              <w:t>Textron Aerosonde Mk 4.7 VTOL [9]</w:t>
+            </w:r>
+          </w:p>
+        </w:tc>
+        <w:tc>
+          <w:tcPr>
+            <w:tcW w:type="dxa" w:w="2493"/>
+          </w:tcPr>
+          <w:p>
+            <w:pPr>
+              <w:spacing w:before="20" w:after="20"/>
+            </w:pPr>
+            <w:r/>
+            <w:r>
+              <w:rPr>
+                <w:rFonts w:ascii="Palatino Linotype" w:hAnsi="Palatino Linotype" w:eastAsia="Palatino Linotype"/>
+                <w:b w:val="0"/>
+                <w:i w:val="0"/>
+                <w:sz w:val="18"/>
+              </w:rPr>
+              <w:t>45.4 kg</w:t>
+            </w:r>
+          </w:p>
+        </w:tc>
+        <w:tc>
+          <w:tcPr>
+            <w:tcW w:type="dxa" w:w="2493"/>
+          </w:tcPr>
+          <w:p>
+            <w:pPr>
+              <w:spacing w:before="20" w:after="20"/>
+            </w:pPr>
+            <w:r/>
+            <w:r>
+              <w:rPr>
+                <w:rFonts w:ascii="Palatino Linotype" w:hAnsi="Palatino Linotype" w:eastAsia="Palatino Linotype"/>
+                <w:b w:val="0"/>
+                <w:i w:val="0"/>
+                <w:sz w:val="18"/>
+              </w:rPr>
+              <w:t>9.1 kg</w:t>
+            </w:r>
+          </w:p>
+        </w:tc>
+        <w:tc>
+          <w:tcPr>
+            <w:tcW w:type="dxa" w:w="2493"/>
+          </w:tcPr>
+          <w:p>
+            <w:pPr>
+              <w:spacing w:before="20" w:after="20"/>
+            </w:pPr>
+            <w:r/>
+            <w:r>
+              <w:rPr>
+                <w:rFonts w:ascii="Palatino Linotype" w:hAnsi="Palatino Linotype" w:eastAsia="Palatino Linotype"/>
+                <w:b w:val="0"/>
+                <w:i w:val="0"/>
+                <w:sz w:val="18"/>
+              </w:rPr>
+              <w:t>20.0 %</w:t>
+            </w:r>
+          </w:p>
+        </w:tc>
+      </w:tr>
+      <w:tr>
+        <w:trPr>
+          <w:cantSplit/>
+        </w:trPr>
+        <w:tc>
+          <w:tcPr>
+            <w:tcW w:type="dxa" w:w="2493"/>
+          </w:tcPr>
+          <w:p>
+            <w:pPr>
+              <w:spacing w:before="20" w:after="20"/>
+            </w:pPr>
+            <w:r/>
+            <w:r>
+              <w:rPr>
+                <w:rFonts w:ascii="Palatino Linotype" w:hAnsi="Palatino Linotype" w:eastAsia="Palatino Linotype"/>
+                <w:b w:val="0"/>
+                <w:i w:val="0"/>
+                <w:sz w:val="18"/>
+              </w:rPr>
+              <w:t>Baykar KALKAN [10]</w:t>
+            </w:r>
+          </w:p>
+        </w:tc>
+        <w:tc>
+          <w:tcPr>
+            <w:tcW w:type="dxa" w:w="2493"/>
+          </w:tcPr>
+          <w:p>
+            <w:pPr>
+              <w:spacing w:before="20" w:after="20"/>
+            </w:pPr>
+            <w:r/>
+            <w:r>
+              <w:rPr>
+                <w:rFonts w:ascii="Palatino Linotype" w:hAnsi="Palatino Linotype" w:eastAsia="Palatino Linotype"/>
+                <w:b w:val="0"/>
+                <w:i w:val="0"/>
+                <w:sz w:val="18"/>
+              </w:rPr>
+              <w:t>75 kg</w:t>
+            </w:r>
+          </w:p>
+        </w:tc>
+        <w:tc>
+          <w:tcPr>
+            <w:tcW w:type="dxa" w:w="2493"/>
+          </w:tcPr>
+          <w:p>
+            <w:pPr>
+              <w:spacing w:before="20" w:after="20"/>
+            </w:pPr>
+            <w:r/>
+            <w:r>
+              <w:rPr>
+                <w:rFonts w:ascii="Palatino Linotype" w:hAnsi="Palatino Linotype" w:eastAsia="Palatino Linotype"/>
+                <w:b w:val="0"/>
+                <w:i w:val="0"/>
+                <w:sz w:val="18"/>
+              </w:rPr>
+              <w:t>~3 kg internal</w:t>
+            </w:r>
+          </w:p>
+        </w:tc>
+        <w:tc>
+          <w:tcPr>
+            <w:tcW w:type="dxa" w:w="2493"/>
+          </w:tcPr>
+          <w:p>
+            <w:pPr>
+              <w:spacing w:before="20" w:after="20"/>
+            </w:pPr>
+            <w:r/>
+            <w:r>
+              <w:rPr>
+                <w:rFonts w:ascii="Palatino Linotype" w:hAnsi="Palatino Linotype" w:eastAsia="Palatino Linotype"/>
+                <w:b w:val="0"/>
+                <w:i w:val="0"/>
+                <w:sz w:val="18"/>
+              </w:rPr>
+              <w:t>4.0 %</w:t>
+            </w:r>
+          </w:p>
+        </w:tc>
+      </w:tr>
+      <w:tr>
+        <w:trPr>
+          <w:cantSplit/>
+        </w:trPr>
+        <w:tc>
+          <w:tcPr>
+            <w:tcW w:type="dxa" w:w="2493"/>
+          </w:tcPr>
+          <w:p>
+            <w:pPr>
+              <w:spacing w:before="20" w:after="20"/>
+            </w:pPr>
+            <w:r/>
+            <w:r>
+              <w:rPr>
+                <w:rFonts w:ascii="Palatino Linotype" w:hAnsi="Palatino Linotype" w:eastAsia="Palatino Linotype"/>
+                <w:b w:val="0"/>
+                <w:i w:val="0"/>
+                <w:sz w:val="18"/>
+              </w:rPr>
+              <w:t>HAVELSAN BULUT [11]</w:t>
+            </w:r>
+          </w:p>
+        </w:tc>
+        <w:tc>
+          <w:tcPr>
+            <w:tcW w:type="dxa" w:w="2493"/>
+          </w:tcPr>
+          <w:p>
+            <w:pPr>
+              <w:spacing w:before="20" w:after="20"/>
+            </w:pPr>
+            <w:r/>
+            <w:r>
+              <w:rPr>
+                <w:rFonts w:ascii="Palatino Linotype" w:hAnsi="Palatino Linotype" w:eastAsia="Palatino Linotype"/>
+                <w:b w:val="0"/>
+                <w:i w:val="0"/>
+                <w:sz w:val="18"/>
+              </w:rPr>
+              <w:t>not published</w:t>
+            </w:r>
+          </w:p>
+        </w:tc>
+        <w:tc>
+          <w:tcPr>
+            <w:tcW w:type="dxa" w:w="2493"/>
+          </w:tcPr>
+          <w:p>
+            <w:pPr>
+              <w:spacing w:before="20" w:after="20"/>
+            </w:pPr>
+            <w:r/>
+            <w:r>
+              <w:rPr>
+                <w:rFonts w:ascii="Palatino Linotype" w:hAnsi="Palatino Linotype" w:eastAsia="Palatino Linotype"/>
+                <w:b w:val="0"/>
+                <w:i w:val="0"/>
+                <w:sz w:val="18"/>
+              </w:rPr>
+              <w:t>5 kg</w:t>
+            </w:r>
+          </w:p>
+        </w:tc>
+        <w:tc>
+          <w:tcPr>
+            <w:tcW w:type="dxa" w:w="2493"/>
+          </w:tcPr>
+          <w:p>
+            <w:pPr>
+              <w:spacing w:before="20" w:after="20"/>
+            </w:pPr>
+            <w:r/>
+            <w:r>
+              <w:rPr>
+                <w:rFonts w:ascii="Palatino Linotype" w:hAnsi="Palatino Linotype" w:eastAsia="Palatino Linotype"/>
+                <w:b w:val="0"/>
+                <w:i w:val="0"/>
+                <w:sz w:val="18"/>
+              </w:rPr>
+              <w:t>—</w:t>
+            </w:r>
+          </w:p>
+        </w:tc>
+      </w:tr>
+      <w:tr>
+        <w:trPr>
+          <w:cantSplit/>
+        </w:trPr>
+        <w:tc>
+          <w:tcPr>
+            <w:tcW w:type="dxa" w:w="2493"/>
+          </w:tcPr>
+          <w:p>
+            <w:pPr>
+              <w:spacing w:before="20" w:after="20"/>
+            </w:pPr>
+            <w:r/>
+            <w:r>
+              <w:rPr>
+                <w:rFonts w:ascii="Palatino Linotype" w:hAnsi="Palatino Linotype" w:eastAsia="Palatino Linotype"/>
+                <w:b w:val="0"/>
+                <w:i w:val="0"/>
+                <w:sz w:val="18"/>
+              </w:rPr>
+              <w:t>Elroy Air Chaparral [12]</w:t>
+            </w:r>
+          </w:p>
+        </w:tc>
+        <w:tc>
+          <w:tcPr>
+            <w:tcW w:type="dxa" w:w="2493"/>
+          </w:tcPr>
+          <w:p>
+            <w:pPr>
+              <w:spacing w:before="20" w:after="20"/>
+            </w:pPr>
+            <w:r/>
+            <w:r>
+              <w:rPr>
+                <w:rFonts w:ascii="Palatino Linotype" w:hAnsi="Palatino Linotype" w:eastAsia="Palatino Linotype"/>
+                <w:b w:val="0"/>
+                <w:i w:val="0"/>
+                <w:sz w:val="18"/>
+              </w:rPr>
+              <w:t>865 kg</w:t>
+            </w:r>
+          </w:p>
+        </w:tc>
+        <w:tc>
+          <w:tcPr>
+            <w:tcW w:type="dxa" w:w="2493"/>
+          </w:tcPr>
+          <w:p>
+            <w:pPr>
+              <w:spacing w:before="20" w:after="20"/>
+            </w:pPr>
+            <w:r/>
+            <w:r>
+              <w:rPr>
+                <w:rFonts w:ascii="Palatino Linotype" w:hAnsi="Palatino Linotype" w:eastAsia="Palatino Linotype"/>
+                <w:b w:val="0"/>
+                <w:i w:val="0"/>
+                <w:sz w:val="18"/>
+              </w:rPr>
+              <w:t>136 / 227 kg</w:t>
+            </w:r>
+          </w:p>
+        </w:tc>
+        <w:tc>
+          <w:tcPr>
+            <w:tcW w:type="dxa" w:w="2493"/>
+          </w:tcPr>
+          <w:p>
+            <w:pPr>
+              <w:spacing w:before="20" w:after="20"/>
+            </w:pPr>
+            <w:r/>
+            <w:r>
+              <w:rPr>
+                <w:rFonts w:ascii="Palatino Linotype" w:hAnsi="Palatino Linotype" w:eastAsia="Palatino Linotype"/>
+                <w:b w:val="0"/>
+                <w:i w:val="0"/>
+                <w:sz w:val="18"/>
+              </w:rPr>
+              <w:t>15.7 / 26.2 %</w:t>
+            </w:r>
+          </w:p>
+        </w:tc>
+      </w:tr>
+      <w:tr>
+        <w:trPr>
+          <w:cantSplit/>
+        </w:trPr>
+        <w:tc>
+          <w:tcPr>
+            <w:tcW w:type="dxa" w:w="2493"/>
+          </w:tcPr>
+          <w:p>
+            <w:pPr>
+              <w:spacing w:before="20" w:after="20"/>
+            </w:pPr>
+            <w:r/>
+            <w:r>
+              <w:rPr>
+                <w:rFonts w:ascii="Palatino Linotype" w:hAnsi="Palatino Linotype" w:eastAsia="Palatino Linotype"/>
+                <w:b w:val="0"/>
+                <w:i w:val="0"/>
+                <w:sz w:val="18"/>
+              </w:rPr>
+              <w:t>Sabrewing Rhaegal-A [13]</w:t>
+            </w:r>
+          </w:p>
+        </w:tc>
+        <w:tc>
+          <w:tcPr>
+            <w:tcW w:type="dxa" w:w="2493"/>
+          </w:tcPr>
+          <w:p>
+            <w:pPr>
+              <w:spacing w:before="20" w:after="20"/>
+            </w:pPr>
+            <w:r/>
+            <w:r>
+              <w:rPr>
+                <w:rFonts w:ascii="Palatino Linotype" w:hAnsi="Palatino Linotype" w:eastAsia="Palatino Linotype"/>
+                <w:b w:val="0"/>
+                <w:i w:val="0"/>
+                <w:sz w:val="18"/>
+              </w:rPr>
+              <w:t>1400 kg</w:t>
+            </w:r>
+          </w:p>
+        </w:tc>
+        <w:tc>
+          <w:tcPr>
+            <w:tcW w:type="dxa" w:w="2493"/>
+          </w:tcPr>
+          <w:p>
+            <w:pPr>
+              <w:spacing w:before="20" w:after="20"/>
+            </w:pPr>
+            <w:r/>
+            <w:r>
+              <w:rPr>
+                <w:rFonts w:ascii="Palatino Linotype" w:hAnsi="Palatino Linotype" w:eastAsia="Palatino Linotype"/>
+                <w:b w:val="0"/>
+                <w:i w:val="0"/>
+                <w:sz w:val="18"/>
+              </w:rPr>
+              <w:t>360–450 kg</w:t>
+            </w:r>
+          </w:p>
+        </w:tc>
+        <w:tc>
+          <w:tcPr>
+            <w:tcW w:type="dxa" w:w="2493"/>
+          </w:tcPr>
+          <w:p>
+            <w:pPr>
+              <w:spacing w:before="20" w:after="20"/>
+            </w:pPr>
+            <w:r/>
+            <w:r>
+              <w:rPr>
+                <w:rFonts w:ascii="Palatino Linotype" w:hAnsi="Palatino Linotype" w:eastAsia="Palatino Linotype"/>
+                <w:b w:val="0"/>
+                <w:i w:val="0"/>
+                <w:sz w:val="18"/>
+              </w:rPr>
+              <w:t>25.7–32.1 %</w:t>
+            </w:r>
+          </w:p>
+        </w:tc>
+      </w:tr>
+      <w:tr>
+        <w:trPr>
+          <w:cantSplit/>
+        </w:trPr>
+        <w:tc>
+          <w:tcPr>
+            <w:tcW w:type="dxa" w:w="2493"/>
+          </w:tcPr>
+          <w:p>
+            <w:pPr>
+              <w:spacing w:before="20" w:after="20"/>
+            </w:pPr>
+            <w:r/>
+            <w:r>
+              <w:rPr>
+                <w:rFonts w:ascii="Palatino Linotype" w:hAnsi="Palatino Linotype" w:eastAsia="Palatino Linotype"/>
+                <w:b w:val="0"/>
+                <w:i w:val="0"/>
+                <w:sz w:val="18"/>
+              </w:rPr>
+              <w:t>Pipistrel Nuuva V300 [14]</w:t>
+            </w:r>
+          </w:p>
+        </w:tc>
+        <w:tc>
+          <w:tcPr>
+            <w:tcW w:type="dxa" w:w="2493"/>
+          </w:tcPr>
+          <w:p>
+            <w:pPr>
+              <w:spacing w:before="20" w:after="20"/>
+            </w:pPr>
+            <w:r/>
+            <w:r>
+              <w:rPr>
+                <w:rFonts w:ascii="Palatino Linotype" w:hAnsi="Palatino Linotype" w:eastAsia="Palatino Linotype"/>
+                <w:b w:val="0"/>
+                <w:i w:val="0"/>
+                <w:sz w:val="18"/>
+              </w:rPr>
+              <w:t>1700 kg</w:t>
+            </w:r>
+          </w:p>
+        </w:tc>
+        <w:tc>
+          <w:tcPr>
+            <w:tcW w:type="dxa" w:w="2493"/>
+          </w:tcPr>
+          <w:p>
+            <w:pPr>
+              <w:spacing w:before="20" w:after="20"/>
+            </w:pPr>
+            <w:r/>
+            <w:r>
+              <w:rPr>
+                <w:rFonts w:ascii="Palatino Linotype" w:hAnsi="Palatino Linotype" w:eastAsia="Palatino Linotype"/>
+                <w:b w:val="0"/>
+                <w:i w:val="0"/>
+                <w:sz w:val="18"/>
+              </w:rPr>
+              <w:t>408 kg</w:t>
+            </w:r>
+          </w:p>
+        </w:tc>
+        <w:tc>
+          <w:tcPr>
+            <w:tcW w:type="dxa" w:w="2493"/>
+          </w:tcPr>
+          <w:p>
+            <w:pPr>
+              <w:spacing w:before="20" w:after="20"/>
+            </w:pPr>
+            <w:r/>
+            <w:r>
+              <w:rPr>
+                <w:rFonts w:ascii="Palatino Linotype" w:hAnsi="Palatino Linotype" w:eastAsia="Palatino Linotype"/>
+                <w:b w:val="0"/>
+                <w:i w:val="0"/>
+                <w:sz w:val="18"/>
+              </w:rPr>
+              <w:t>24.0 %</w:t>
+            </w:r>
+          </w:p>
+        </w:tc>
+      </w:tr>
+    </w:tbl>
+    <w:p/>
+    <w:p>
+      <w:pPr>
+        <w:spacing w:before="0" w:after="80" w:line="240" w:lineRule="auto"/>
+        <w:jc w:val="both"/>
+      </w:pPr>
+      <w:r>
+        <w:rPr>
+          <w:rFonts w:ascii="Palatino Linotype" w:hAnsi="Palatino Linotype" w:eastAsia="Palatino Linotype"/>
+          <w:b w:val="0"/>
+          <w:i w:val="0"/>
+          <w:sz w:val="20"/>
+        </w:rPr>
+        <w:t>All entries are from manufacturers' published material; payload definitions are not consistent between them and empty weights are generally not published.</w:t>
+      </w:r>
+    </w:p>
+    <w:p>
+      <w:pPr>
+        <w:spacing w:before="0" w:after="80" w:line="240" w:lineRule="auto"/>
+        <w:jc w:val="both"/>
+      </w:pPr>
+      <w:r>
+        <w:rPr>
+          <w:rFonts w:ascii="Palatino Linotype" w:hAnsi="Palatino Linotype" w:eastAsia="Palatino Linotype"/>
+          <w:b w:val="0"/>
+          <w:i w:val="0"/>
+          <w:sz w:val="20"/>
+        </w:rPr>
+        <w:t xml:space="preserve">Three statements can be made and a fourth cannot. The field is real and populated at both ends of the range. Payload fraction rises with size across it, from a few percent to roughly a quarter, which is the ordinary consequence of fixed costs not scaling down. And </w:t>
+      </w:r>
+      <w:r>
+        <w:rPr>
+          <w:rFonts w:ascii="Palatino Linotype" w:hAnsi="Palatino Linotype" w:eastAsia="Palatino Linotype"/>
+          <w:b/>
+          <w:i w:val="0"/>
+          <w:sz w:val="20"/>
+        </w:rPr>
+        <w:t>none of these aircraft connects an internal-combustion engine directly to a lifting rotor</w:t>
+      </w:r>
+      <w:r>
+        <w:rPr>
+          <w:rFonts w:ascii="Palatino Linotype" w:hAnsi="Palatino Linotype" w:eastAsia="Palatino Linotype"/>
+          <w:b w:val="0"/>
+          <w:i w:val="0"/>
+          <w:sz w:val="20"/>
+        </w:rPr>
+        <w:t xml:space="preserve"> — every one uses either a generator or separate electric lift, which is independent confirmation that the series arrangement of Section 2.9 is the practical choice at this scale rather than an unusual one.</w:t>
+      </w:r>
+    </w:p>
+    <w:p>
+      <w:pPr>
+        <w:spacing w:before="0" w:after="80" w:line="240" w:lineRule="auto"/>
+        <w:jc w:val="both"/>
+      </w:pPr>
+      <w:r>
+        <w:rPr>
+          <w:rFonts w:ascii="Palatino Linotype" w:hAnsi="Palatino Linotype" w:eastAsia="Palatino Linotype"/>
+          <w:b/>
+          <w:i w:val="0"/>
+          <w:sz w:val="20"/>
+        </w:rPr>
+        <w:t>The fourth statement — that the reference designs outperform these aircraft — is not made.</w:t>
+      </w:r>
+      <w:r>
+        <w:rPr>
+          <w:rFonts w:ascii="Palatino Linotype" w:hAnsi="Palatino Linotype" w:eastAsia="Palatino Linotype"/>
+          <w:b w:val="0"/>
+          <w:i w:val="0"/>
+          <w:sz w:val="20"/>
+        </w:rPr>
+        <w:t xml:space="preserve"> Sections 3.7 and 3.8 are calculated from a mass budget with an unpaid structural margin; this table describes aircraft that exist and fly. Placing a calculation beside a measurement and declaring a winner would be a category error. Several entries are also fully electric, for which endurance is set by battery specific energy rather than by configuration, so comparing them with a fuel-burning design would compare energy sources rather than architectures. What could properly be compared, once such aircraft are built, is </w:t>
+      </w:r>
+      <w:r>
+        <w:rPr>
+          <w:rFonts w:ascii="Palatino Linotype" w:hAnsi="Palatino Linotype" w:eastAsia="Palatino Linotype"/>
+          <w:b/>
+          <w:i w:val="0"/>
+          <w:sz w:val="20"/>
+        </w:rPr>
+        <w:t>range at similar payload</w:t>
+      </w:r>
+      <w:r>
+        <w:rPr>
+          <w:rFonts w:ascii="Palatino Linotype" w:hAnsi="Palatino Linotype" w:eastAsia="Palatino Linotype"/>
+          <w:b w:val="0"/>
+          <w:i w:val="0"/>
+          <w:sz w:val="20"/>
+        </w:rPr>
+        <w:t xml:space="preserve"> — a configuration carrying a comparable load further is making an architectural claim, while one carrying a heavier load is making a claim about mass budgeting, which is the least validated part of this study.</w:t>
+      </w:r>
+    </w:p>
+    <w:p>
+      <w:pPr>
+        <w:spacing w:before="200" w:after="80"/>
+      </w:pPr>
+      <w:r>
+        <w:rPr>
+          <w:rFonts w:ascii="Palatino Linotype" w:hAnsi="Palatino Linotype" w:eastAsia="Palatino Linotype"/>
+          <w:b/>
+          <w:i w:val="0"/>
+          <w:sz w:val="22"/>
+        </w:rPr>
+        <w:t>4.2 Why the market looks the way it does</w:t>
+      </w:r>
+    </w:p>
+    <w:p>
+      <w:pPr>
+        <w:spacing w:before="0" w:after="80" w:line="240" w:lineRule="auto"/>
+        <w:jc w:val="both"/>
+      </w:pPr>
+      <w:r>
+        <w:rPr>
+          <w:rFonts w:ascii="Palatino Linotype" w:hAnsi="Palatino Linotype" w:eastAsia="Palatino Linotype"/>
+          <w:b w:val="0"/>
+          <w:i w:val="0"/>
+          <w:sz w:val="20"/>
+        </w:rPr>
+        <w:t>One observable consequence supports the argument, and it has been stated independently. Surveying the field, the study cited above concludes that multirotors are efficient in hover and suited to short-range missions, that vectored-thrust aircraft are efficient in cruise and suited to long-range missions, and that "lift plus cruise eVTOLs are a compromise, but they are slowed down by the drag of the lift propellers."</w:t>
+      </w:r>
+    </w:p>
+    <w:p>
+      <w:pPr>
+        <w:spacing w:before="0" w:after="80" w:line="240" w:lineRule="auto"/>
+        <w:jc w:val="both"/>
+      </w:pPr>
+      <w:r>
+        <w:rPr>
+          <w:rFonts w:ascii="Palatino Linotype" w:hAnsi="Palatino Linotype" w:eastAsia="Palatino Linotype"/>
+          <w:b w:val="0"/>
+          <w:i w:val="0"/>
+          <w:sz w:val="20"/>
+        </w:rPr>
+        <w:t>Hybrid VTOL aircraft occupy a narrow band of the mission space. Below it, where range requirements are short, a multirotor is cheaper and simpler and pays none of these bills because it never claimed cruise efficiency. Above it, where range requirements are long, a runway-launched fixed-wing aircraft is more efficient and pays none of them because it never claimed vertical capability. The hybrid sits between the two, and the width of that band is set by how much cruise efficiency the architecture had to surrender.</w:t>
+      </w:r>
+    </w:p>
+    <w:p>
+      <w:pPr>
+        <w:spacing w:before="0" w:after="80" w:line="240" w:lineRule="auto"/>
+        <w:jc w:val="both"/>
+      </w:pPr>
+      <w:r>
+        <w:rPr>
+          <w:rFonts w:ascii="Palatino Linotype" w:hAnsi="Palatino Linotype" w:eastAsia="Palatino Linotype"/>
+          <w:b w:val="0"/>
+          <w:i w:val="0"/>
+          <w:sz w:val="20"/>
+        </w:rPr>
+        <w:t>An architecture that surrenders less does not merely perform better inside the band. It widens the band.</w:t>
+      </w:r>
+    </w:p>
+    <w:p>
+      <w:pPr>
+        <w:spacing w:before="0" w:after="80" w:line="240" w:lineRule="auto"/>
+        <w:jc w:val="both"/>
+      </w:pPr>
+      <w:r>
+        <w:rPr>
+          <w:rFonts w:ascii="Palatino Linotype" w:hAnsi="Palatino Linotype" w:eastAsia="Palatino Linotype"/>
+          <w:b/>
+          <w:i w:val="0"/>
+          <w:sz w:val="20"/>
+        </w:rPr>
+        <w:t>Where this configuration sits in that statement has to be said precisely, because the obvious reading is too generous to it.</w:t>
+      </w:r>
+      <w:r>
+        <w:rPr>
+          <w:rFonts w:ascii="Palatino Linotype" w:hAnsi="Palatino Linotype" w:eastAsia="Palatino Linotype"/>
+          <w:b w:val="0"/>
+          <w:i w:val="0"/>
+          <w:sz w:val="20"/>
+        </w:rPr>
+        <w:t xml:space="preserve"> Against the two families that bound the band, the case is straightforward and is why the configuration exists: it needs no runway, which the fixed-wing family cannot say, and it carries a cruising wing, which the multirotor family does not — the sizing set of Section 3.2 puts a turboshaft quadrotor at an effective lift-to-drag ratio of 4.9 against this configuration's 8.8 to 10.8. On both edges the band is genuinely wider.</w:t>
+      </w:r>
+    </w:p>
+    <w:p>
+      <w:pPr>
+        <w:spacing w:before="0" w:after="80" w:line="240" w:lineRule="auto"/>
+        <w:jc w:val="both"/>
+      </w:pPr>
+      <w:r>
+        <w:rPr>
+          <w:rFonts w:ascii="Palatino Linotype" w:hAnsi="Palatino Linotype" w:eastAsia="Palatino Linotype"/>
+          <w:b/>
+          <w:i w:val="0"/>
+          <w:sz w:val="20"/>
+        </w:rPr>
+        <w:t>Inside the band, against the other hybrids, the claim splits and one half of it fails.</w:t>
+      </w:r>
+      <w:r>
+        <w:rPr>
+          <w:rFonts w:ascii="Palatino Linotype" w:hAnsi="Palatino Linotype" w:eastAsia="Palatino Linotype"/>
+          <w:b w:val="0"/>
+          <w:i w:val="0"/>
+          <w:sz w:val="20"/>
+        </w:rPr>
+        <w:t xml:space="preserve"> Once the free-wheeling drag of the attitude rotors is charged, this configuration retains 0.632 of its clean cruise efficiency against the lift-plus-cruise layout's 0.765. </w:t>
+      </w:r>
+      <w:r>
+        <w:rPr>
+          <w:rFonts w:ascii="Palatino Linotype" w:hAnsi="Palatino Linotype" w:eastAsia="Palatino Linotype"/>
+          <w:b/>
+          <w:i w:val="0"/>
+          <w:sz w:val="20"/>
+        </w:rPr>
+        <w:t>It surrenders more cruise efficiency, not less</w:t>
+      </w:r>
+      <w:r>
+        <w:rPr>
+          <w:rFonts w:ascii="Palatino Linotype" w:hAnsi="Palatino Linotype" w:eastAsia="Palatino Linotype"/>
+          <w:b w:val="0"/>
+          <w:i w:val="0"/>
+          <w:sz w:val="20"/>
+        </w:rPr>
+        <w:t xml:space="preserve">, so on the range axis it does not widen the band against that layout — and Section 3.6 measures the consequence, a range deficit of 24 to 45 percent under equal fuel fractions. What it does hold is the mass axis, by 32 to 36 percent across the same bracket. </w:t>
+      </w:r>
+      <w:r>
+        <w:rPr>
+          <w:rFonts w:ascii="Palatino Linotype" w:hAnsi="Palatino Linotype" w:eastAsia="Palatino Linotype"/>
+          <w:b/>
+          <w:i w:val="0"/>
+          <w:sz w:val="20"/>
+        </w:rPr>
+        <w:t>The band is widened on one axis and not the other, and which one matters is the sizing contract's question rather than the architecture's</w:t>
+      </w:r>
+      <w:r>
+        <w:rPr>
+          <w:rFonts w:ascii="Palatino Linotype" w:hAnsi="Palatino Linotype" w:eastAsia="Palatino Linotype"/>
+          <w:b w:val="0"/>
+          <w:i w:val="0"/>
+          <w:sz w:val="20"/>
+        </w:rPr>
+        <w:t xml:space="preserve"> — which is this paper's central result arriving at its own case.</w:t>
+      </w:r>
+    </w:p>
+    <w:p>
+      <w:pPr>
+        <w:spacing w:before="0" w:after="80" w:line="240" w:lineRule="auto"/>
+        <w:jc w:val="both"/>
+      </w:pPr>
+      <w:r>
+        <w:rPr>
+          <w:rFonts w:ascii="Palatino Linotype" w:hAnsi="Palatino Linotype" w:eastAsia="Palatino Linotype"/>
+          <w:b w:val="0"/>
+          <w:i w:val="0"/>
+          <w:sz w:val="20"/>
+        </w:rPr>
+        <w:t>This is a configuration study. It contains no experimental validation of any kind, and the numbers in it are the output of elementary methods applied to a set of assumptions. This section states what those limits are, in enough detail that a reader can judge how much weight each result will bear. Several of the items below were discovered during the study and changed its results; they are recorded here rather than smoothed away.</w:t>
+      </w:r>
+    </w:p>
+    <w:p>
+      <w:pPr>
+        <w:spacing w:before="200" w:after="80"/>
+      </w:pPr>
+      <w:r>
+        <w:rPr>
+          <w:rFonts w:ascii="Palatino Linotype" w:hAnsi="Palatino Linotype" w:eastAsia="Palatino Linotype"/>
+          <w:b/>
+          <w:i w:val="0"/>
+          <w:sz w:val="22"/>
+        </w:rPr>
+        <w:t>4.3 What is not shown</w:t>
+      </w:r>
+    </w:p>
+    <w:p>
+      <w:pPr>
+        <w:spacing w:before="0" w:after="80" w:line="240" w:lineRule="auto"/>
+        <w:jc w:val="both"/>
+      </w:pPr>
+      <w:r>
+        <w:rPr>
+          <w:rFonts w:ascii="Palatino Linotype" w:hAnsi="Palatino Linotype" w:eastAsia="Palatino Linotype"/>
+          <w:b/>
+          <w:i w:val="0"/>
+          <w:sz w:val="20"/>
+        </w:rPr>
+        <w:t>No part of this study has been validated experimentally.</w:t>
+      </w:r>
+      <w:r>
+        <w:rPr>
+          <w:rFonts w:ascii="Palatino Linotype" w:hAnsi="Palatino Linotype" w:eastAsia="Palatino Linotype"/>
+          <w:b w:val="0"/>
+          <w:i w:val="0"/>
+          <w:sz w:val="20"/>
+        </w:rPr>
+        <w:t xml:space="preserve"> No wind-tunnel test, no flight test, no hardware. Everything here is calculation, and the calculations rest on assumptions stated in the sections that use them. Supplementary S5 enumerates every limitation item by item with the break-even value of each assumption that has one. This section states the ones that bear on the conclusions.</w:t>
+      </w:r>
+    </w:p>
+    <w:p>
+      <w:pPr>
+        <w:spacing w:before="200" w:after="80"/>
+      </w:pPr>
+      <w:r>
+        <w:rPr>
+          <w:rFonts w:ascii="Palatino Linotype" w:hAnsi="Palatino Linotype" w:eastAsia="Palatino Linotype"/>
+          <w:b/>
+          <w:i w:val="0"/>
+          <w:sz w:val="22"/>
+        </w:rPr>
+        <w:t>4.4 The three that could change a conclusion</w:t>
+      </w:r>
+    </w:p>
+    <w:p>
+      <w:pPr>
+        <w:spacing w:before="0" w:after="80" w:line="240" w:lineRule="auto"/>
+        <w:jc w:val="both"/>
+      </w:pPr>
+      <w:r>
+        <w:rPr>
+          <w:rFonts w:ascii="Palatino Linotype" w:hAnsi="Palatino Linotype" w:eastAsia="Palatino Linotype"/>
+          <w:b/>
+          <w:i w:val="0"/>
+          <w:sz w:val="20"/>
+        </w:rPr>
+        <w:t>The buffer's specific power is the most exposed number in the paper.</w:t>
+      </w:r>
+      <w:r>
+        <w:rPr>
+          <w:rFonts w:ascii="Palatino Linotype" w:hAnsi="Palatino Linotype" w:eastAsia="Palatino Linotype"/>
+          <w:b w:val="0"/>
+          <w:i w:val="0"/>
+          <w:sz w:val="20"/>
+        </w:rPr>
+        <w:t xml:space="preserve"> Bill 3 is avoided by sizing the engine for cruise and supplying the hover excess from a battery buffer, and the light design's buffer implies </w:t>
+      </w:r>
+      <w:r>
+        <w:rPr>
+          <w:rFonts w:ascii="Palatino Linotype" w:hAnsi="Palatino Linotype" w:eastAsia="Palatino Linotype"/>
+          <w:b/>
+          <w:i w:val="0"/>
+          <w:sz w:val="20"/>
+        </w:rPr>
+        <w:t>5.63 kW kg⁻¹</w:t>
+      </w:r>
+      <w:r>
+        <w:rPr>
+          <w:rFonts w:ascii="Palatino Linotype" w:hAnsi="Palatino Linotype" w:eastAsia="Palatino Linotype"/>
+          <w:b w:val="0"/>
+          <w:i w:val="0"/>
+          <w:sz w:val="20"/>
+        </w:rPr>
+        <w:t xml:space="preserve"> to hover and </w:t>
+      </w:r>
+      <w:r>
+        <w:rPr>
+          <w:rFonts w:ascii="Palatino Linotype" w:hAnsi="Palatino Linotype" w:eastAsia="Palatino Linotype"/>
+          <w:b/>
+          <w:i w:val="0"/>
+          <w:sz w:val="20"/>
+        </w:rPr>
+        <w:t>6.48 kW kg⁻¹</w:t>
+      </w:r>
+      <w:r>
+        <w:rPr>
+          <w:rFonts w:ascii="Palatino Linotype" w:hAnsi="Palatino Linotype" w:eastAsia="Palatino Linotype"/>
+          <w:b w:val="0"/>
+          <w:i w:val="0"/>
+          <w:sz w:val="20"/>
+        </w:rPr>
+        <w:t xml:space="preserve"> to leave the ground. Both figures are taken at the electrical bus, where the buffer is; an earlier version of this paper differenced the rotor shaft against the engine shaft and reported 4.61, which understated the demand by a fifth. A 24S nickel–cobalt–manganese pack designed, built, bench-tested from 0.2 C to 10.68 C and flown in an electric VTOL aircraft measures </w:t>
+      </w:r>
+      <w:r>
+        <w:rPr>
+          <w:rFonts w:ascii="Palatino Linotype" w:hAnsi="Palatino Linotype" w:eastAsia="Palatino Linotype"/>
+          <w:b/>
+          <w:i w:val="0"/>
+          <w:sz w:val="20"/>
+        </w:rPr>
+        <w:t>724 W kg⁻¹</w:t>
+      </w:r>
+      <w:r>
+        <w:rPr>
+          <w:rFonts w:ascii="Palatino Linotype" w:hAnsi="Palatino Linotype" w:eastAsia="Palatino Linotype"/>
+          <w:b w:val="0"/>
+          <w:i w:val="0"/>
+          <w:sz w:val="20"/>
+        </w:rPr>
+        <w:t xml:space="preserve"> continuous for the unit pack and </w:t>
+      </w:r>
+      <w:r>
+        <w:rPr>
+          <w:rFonts w:ascii="Palatino Linotype" w:hAnsi="Palatino Linotype" w:eastAsia="Palatino Linotype"/>
+          <w:b/>
+          <w:i w:val="0"/>
+          <w:sz w:val="20"/>
+        </w:rPr>
+        <w:t>892 W kg⁻¹</w:t>
+      </w:r>
+      <w:r>
+        <w:rPr>
+          <w:rFonts w:ascii="Palatino Linotype" w:hAnsi="Palatino Linotype" w:eastAsia="Palatino Linotype"/>
+          <w:b w:val="0"/>
+          <w:i w:val="0"/>
+          <w:sz w:val="20"/>
+        </w:rPr>
+        <w:t xml:space="preserve"> for the flight system, reaching roughly 1.5 kW kg⁻¹ at its maximum tested rate with a thermal margin of 4.9 °C [47]. A NASA-funded design study adopts 4 kW kg⁻¹ and states that this is "about twice that of existing batteries" [48]. The defence available earlier — that a short-duration buffer is a different product from an energy-optimised automotive pack — does not survive, because the source above </w:t>
+      </w:r>
+      <w:r>
+        <w:rPr>
+          <w:rFonts w:ascii="Palatino Linotype" w:hAnsi="Palatino Linotype" w:eastAsia="Palatino Linotype"/>
+          <w:b w:val="0"/>
+          <w:i/>
+          <w:sz w:val="20"/>
+        </w:rPr>
+        <w:t>is</w:t>
+      </w:r>
+      <w:r>
+        <w:rPr>
+          <w:rFonts w:ascii="Palatino Linotype" w:hAnsi="Palatino Linotype" w:eastAsia="Palatino Linotype"/>
+          <w:b w:val="0"/>
+          <w:i w:val="0"/>
+          <w:sz w:val="20"/>
+        </w:rPr>
+        <w:t xml:space="preserve"> that product.</w:t>
+      </w:r>
+    </w:p>
+    <w:p>
+      <w:pPr>
+        <w:spacing w:before="0" w:after="80" w:line="240" w:lineRule="auto"/>
+        <w:jc w:val="both"/>
+      </w:pPr>
+      <w:r>
+        <w:rPr>
+          <w:rFonts w:ascii="Palatino Linotype" w:hAnsi="Palatino Linotype" w:eastAsia="Palatino Linotype"/>
+          <w:b/>
+          <w:i w:val="0"/>
+          <w:sz w:val="20"/>
+        </w:rPr>
+        <w:t>An earlier version of this section then compared a 6.8 kg buffer against 2.2 kg of unallocated mass and concluded that the budget does not close at any measured specific power. That comparison was a subtraction inside a box that had been sized on the number being replaced, and the conclusion drawn from it was too strong.</w:t>
+      </w:r>
+      <w:r>
+        <w:rPr>
+          <w:rFonts w:ascii="Palatino Linotype" w:hAnsi="Palatino Linotype" w:eastAsia="Palatino Linotype"/>
+          <w:b w:val="0"/>
+          <w:i w:val="0"/>
+          <w:sz w:val="20"/>
+        </w:rPr>
+        <w:t xml:space="preserve"> A heavier buffer raises take-off mass, which raises hover power, which raises the buffer again; at constant disc loading that feedback is linear rather than divergent, so it accumulates to a finite answer and the answer is not where the subtraction pointed. Closing the loop — holding wing and disc loading, holding the fuel fraction so that range is preserved, and rebuilding the component budget at each step — gives (Table 22):</w:t>
+      </w:r>
+    </w:p>
+    <w:p>
+      <w:pPr>
+        <w:spacing w:before="0" w:after="80" w:line="240" w:lineRule="auto"/>
+        <w:jc w:val="both"/>
+        <w:keepNext/>
+      </w:pPr>
+      <w:r>
+        <w:rPr>
+          <w:rFonts w:ascii="Palatino Linotype" w:hAnsi="Palatino Linotype" w:eastAsia="Palatino Linotype"/>
+          <w:b/>
+          <w:i w:val="0"/>
+          <w:sz w:val="20"/>
+        </w:rPr>
+        <w:t>Table 22.</w:t>
+      </w:r>
+      <w:r>
+        <w:rPr>
+          <w:rFonts w:ascii="Palatino Linotype" w:hAnsi="Palatino Linotype" w:eastAsia="Palatino Linotype"/>
+          <w:b w:val="0"/>
+          <w:i w:val="0"/>
+          <w:sz w:val="20"/>
+        </w:rPr>
+        <w:t xml:space="preserve"> Take-off mass, buffer mass, range and payload as the buffer specific power is varied, with the sizing loop closed at each step.</w:t>
       </w:r>
     </w:p>
     <w:tbl>
@@ -17381,6 +21020,10 @@
         <w:gridCol w:w="1994"/>
       </w:tblGrid>
       <w:tr>
+        <w:trPr>
+          <w:cantSplit/>
+          <w:tblHeader/>
+        </w:trPr>
         <w:tc>
           <w:tcPr>
             <w:tcW w:type="dxa" w:w="1994"/>
@@ -17397,7 +21040,7 @@
                 <w:i w:val="0"/>
                 <w:sz w:val="18"/>
               </w:rPr>
-              <w:t>t_r</w:t>
+              <w:t>Buffer specific power</w:t>
             </w:r>
           </w:p>
         </w:tc>
@@ -17417,7 +21060,7 @@
                 <w:i w:val="0"/>
                 <w:sz w:val="18"/>
               </w:rPr>
-              <w:t>Light, 50 kg</w:t>
+              <w:t>Take-off mass at 13 kg payload</w:t>
             </w:r>
           </w:p>
         </w:tc>
@@ -17430,6 +21073,15 @@
               <w:spacing w:before="20" w:after="20"/>
             </w:pPr>
             <w:r/>
+            <w:r>
+              <w:rPr>
+                <w:rFonts w:ascii="Palatino Linotype" w:hAnsi="Palatino Linotype" w:eastAsia="Palatino Linotype"/>
+                <w:b/>
+                <w:i w:val="0"/>
+                <w:sz w:val="18"/>
+              </w:rPr>
+              <w:t>Buffer</w:t>
+            </w:r>
           </w:p>
         </w:tc>
         <w:tc>
@@ -17448,7 +21100,7 @@
                 <w:i w:val="0"/>
                 <w:sz w:val="18"/>
               </w:rPr>
-              <w:t>t_r</w:t>
+              <w:t>Range</w:t>
             </w:r>
           </w:p>
         </w:tc>
@@ -17468,12 +21120,15 @@
                 <w:i w:val="0"/>
                 <w:sz w:val="18"/>
               </w:rPr>
-              <w:t>Heavy, 1000 kg</w:t>
+              <w:t>Payload if held at 50 kg</w:t>
             </w:r>
           </w:p>
         </w:tc>
       </w:tr>
       <w:tr>
+        <w:trPr>
+          <w:cantSplit/>
+        </w:trPr>
         <w:tc>
           <w:tcPr>
             <w:tcW w:type="dxa" w:w="1994"/>
@@ -17490,7 +21145,7 @@
                 <w:i w:val="0"/>
                 <w:sz w:val="18"/>
               </w:rPr>
-              <w:t>1 s</w:t>
+              <w:t>0.724 kW kg⁻¹, measured continuous</w:t>
             </w:r>
           </w:p>
         </w:tc>
@@ -17506,11 +21161,31 @@
             <w:r>
               <w:rPr>
                 <w:rFonts w:ascii="Palatino Linotype" w:hAnsi="Palatino Linotype" w:eastAsia="Palatino Linotype"/>
+                <w:b/>
+                <w:i w:val="0"/>
+                <w:sz w:val="18"/>
+              </w:rPr>
+              <w:t>no solution</w:t>
+            </w:r>
+          </w:p>
+        </w:tc>
+        <w:tc>
+          <w:tcPr>
+            <w:tcW w:type="dxa" w:w="1994"/>
+          </w:tcPr>
+          <w:p>
+            <w:pPr>
+              <w:spacing w:before="20" w:after="20"/>
+            </w:pPr>
+            <w:r/>
+            <w:r>
+              <w:rPr>
+                <w:rFonts w:ascii="Palatino Linotype" w:hAnsi="Palatino Linotype" w:eastAsia="Palatino Linotype"/>
                 <w:b w:val="0"/>
                 <w:i w:val="0"/>
                 <w:sz w:val="18"/>
               </w:rPr>
-              <w:t>−18.2 m</w:t>
+              <w:t>—</w:t>
             </w:r>
           </w:p>
         </w:tc>
@@ -17523,6 +21198,15 @@
               <w:spacing w:before="20" w:after="20"/>
             </w:pPr>
             <w:r/>
+            <w:r>
+              <w:rPr>
+                <w:rFonts w:ascii="Palatino Linotype" w:hAnsi="Palatino Linotype" w:eastAsia="Palatino Linotype"/>
+                <w:b w:val="0"/>
+                <w:i w:val="0"/>
+                <w:sz w:val="18"/>
+              </w:rPr>
+              <w:t>—</w:t>
+            </w:r>
           </w:p>
         </w:tc>
         <w:tc>
@@ -17541,32 +21225,15 @@
                 <w:i w:val="0"/>
                 <w:sz w:val="18"/>
               </w:rPr>
-              <w:t>2 s</w:t>
-            </w:r>
-          </w:p>
-        </w:tc>
-        <w:tc>
-          <w:tcPr>
-            <w:tcW w:type="dxa" w:w="1994"/>
-          </w:tcPr>
-          <w:p>
-            <w:pPr>
-              <w:spacing w:before="20" w:after="20"/>
-            </w:pPr>
-            <w:r/>
-            <w:r>
-              <w:rPr>
-                <w:rFonts w:ascii="Palatino Linotype" w:hAnsi="Palatino Linotype" w:eastAsia="Palatino Linotype"/>
-                <w:b w:val="0"/>
-                <w:i w:val="0"/>
-                <w:sz w:val="18"/>
-              </w:rPr>
-              <w:t>−31.0 m</w:t>
+              <w:t>0.9 kg</w:t>
             </w:r>
           </w:p>
         </w:tc>
       </w:tr>
       <w:tr>
+        <w:trPr>
+          <w:cantSplit/>
+        </w:trPr>
         <w:tc>
           <w:tcPr>
             <w:tcW w:type="dxa" w:w="1994"/>
@@ -17583,7 +21250,7 @@
                 <w:i w:val="0"/>
                 <w:sz w:val="18"/>
               </w:rPr>
-              <w:t>2 s</w:t>
+              <w:t>0.892 kW kg⁻¹, measured continuous</w:t>
             </w:r>
           </w:p>
         </w:tc>
@@ -17603,7 +21270,7 @@
                 <w:i w:val="0"/>
                 <w:sz w:val="18"/>
               </w:rPr>
-              <w:t>−14.7 m</w:t>
+              <w:t>162.0 kg</w:t>
             </w:r>
           </w:p>
         </w:tc>
@@ -17616,6 +21283,15 @@
               <w:spacing w:before="20" w:after="20"/>
             </w:pPr>
             <w:r/>
+            <w:r>
+              <w:rPr>
+                <w:rFonts w:ascii="Palatino Linotype" w:hAnsi="Palatino Linotype" w:eastAsia="Palatino Linotype"/>
+                <w:b w:val="0"/>
+                <w:i w:val="0"/>
+                <w:sz w:val="18"/>
+              </w:rPr>
+              <w:t>42.4 kg</w:t>
+            </w:r>
           </w:p>
         </w:tc>
         <w:tc>
@@ -17634,7 +21310,7 @@
                 <w:i w:val="0"/>
                 <w:sz w:val="18"/>
               </w:rPr>
-              <w:t>3 s</w:t>
+              <w:t>1 600 km</w:t>
             </w:r>
           </w:p>
         </w:tc>
@@ -17654,12 +21330,15 @@
                 <w:i w:val="0"/>
                 <w:sz w:val="18"/>
               </w:rPr>
-              <w:t>−26.9 m</w:t>
+              <w:t>3.9 kg</w:t>
             </w:r>
           </w:p>
         </w:tc>
       </w:tr>
       <w:tr>
+        <w:trPr>
+          <w:cantSplit/>
+        </w:trPr>
         <w:tc>
           <w:tcPr>
             <w:tcW w:type="dxa" w:w="1994"/>
@@ -17672,11 +21351,11 @@
             <w:r>
               <w:rPr>
                 <w:rFonts w:ascii="Palatino Linotype" w:hAnsi="Palatino Linotype" w:eastAsia="Palatino Linotype"/>
-                <w:b w:val="0"/>
-                <w:i w:val="0"/>
-                <w:sz w:val="18"/>
-              </w:rPr>
-              <w:t>3 s</w:t>
+                <w:b/>
+                <w:i w:val="0"/>
+                <w:sz w:val="18"/>
+              </w:rPr>
+              <w:t>1.5 kW kg⁻¹, measured thermal ceiling</w:t>
             </w:r>
           </w:p>
         </w:tc>
@@ -17692,11 +21371,11 @@
             <w:r>
               <w:rPr>
                 <w:rFonts w:ascii="Palatino Linotype" w:hAnsi="Palatino Linotype" w:eastAsia="Palatino Linotype"/>
-                <w:b w:val="0"/>
-                <w:i w:val="0"/>
-                <w:sz w:val="18"/>
-              </w:rPr>
-              <w:t>−11.2 m</w:t>
+                <w:b/>
+                <w:i w:val="0"/>
+                <w:sz w:val="18"/>
+              </w:rPr>
+              <w:t>68.9 kg</w:t>
             </w:r>
           </w:p>
         </w:tc>
@@ -17709,6 +21388,15 @@
               <w:spacing w:before="20" w:after="20"/>
             </w:pPr>
             <w:r/>
+            <w:r>
+              <w:rPr>
+                <w:rFonts w:ascii="Palatino Linotype" w:hAnsi="Palatino Linotype" w:eastAsia="Palatino Linotype"/>
+                <w:b/>
+                <w:i w:val="0"/>
+                <w:sz w:val="18"/>
+              </w:rPr>
+              <w:t>10.7 kg</w:t>
+            </w:r>
           </w:p>
         </w:tc>
         <w:tc>
@@ -17723,11 +21411,11 @@
             <w:r>
               <w:rPr>
                 <w:rFonts w:ascii="Palatino Linotype" w:hAnsi="Palatino Linotype" w:eastAsia="Palatino Linotype"/>
-                <w:b w:val="0"/>
-                <w:i w:val="0"/>
-                <w:sz w:val="18"/>
-              </w:rPr>
-              <w:t>4 s</w:t>
+                <w:b/>
+                <w:i w:val="0"/>
+                <w:sz w:val="18"/>
+              </w:rPr>
+              <w:t>1 600 km</w:t>
             </w:r>
           </w:p>
         </w:tc>
@@ -17743,2634 +21431,19 @@
             <w:r>
               <w:rPr>
                 <w:rFonts w:ascii="Palatino Linotype" w:hAnsi="Palatino Linotype" w:eastAsia="Palatino Linotype"/>
-                <w:b w:val="0"/>
-                <w:i w:val="0"/>
-                <w:sz w:val="18"/>
-              </w:rPr>
-              <w:t>−22.7 m</w:t>
+                <w:b/>
+                <w:i w:val="0"/>
+                <w:sz w:val="18"/>
+              </w:rPr>
+              <w:t>9.2 kg</w:t>
             </w:r>
           </w:p>
         </w:tc>
       </w:tr>
       <w:tr>
-        <w:tc>
-          <w:tcPr>
-            <w:tcW w:type="dxa" w:w="1994"/>
-          </w:tcPr>
-          <w:p>
-            <w:pPr>
-              <w:spacing w:before="20" w:after="20"/>
-            </w:pPr>
-            <w:r/>
-            <w:r>
-              <w:rPr>
-                <w:rFonts w:ascii="Palatino Linotype" w:hAnsi="Palatino Linotype" w:eastAsia="Palatino Linotype"/>
-                <w:b w:val="0"/>
-                <w:i w:val="0"/>
-                <w:sz w:val="18"/>
-              </w:rPr>
-              <w:t>4 s</w:t>
-            </w:r>
-          </w:p>
-        </w:tc>
-        <w:tc>
-          <w:tcPr>
-            <w:tcW w:type="dxa" w:w="1994"/>
-          </w:tcPr>
-          <w:p>
-            <w:pPr>
-              <w:spacing w:before="20" w:after="20"/>
-            </w:pPr>
-            <w:r/>
-            <w:r>
-              <w:rPr>
-                <w:rFonts w:ascii="Palatino Linotype" w:hAnsi="Palatino Linotype" w:eastAsia="Palatino Linotype"/>
-                <w:b w:val="0"/>
-                <w:i w:val="0"/>
-                <w:sz w:val="18"/>
-              </w:rPr>
-              <w:t>−4.9 m</w:t>
-            </w:r>
-          </w:p>
-        </w:tc>
-        <w:tc>
-          <w:tcPr>
-            <w:tcW w:type="dxa" w:w="1994"/>
-          </w:tcPr>
-          <w:p>
-            <w:pPr>
-              <w:spacing w:before="20" w:after="20"/>
-            </w:pPr>
-            <w:r/>
-          </w:p>
-        </w:tc>
-        <w:tc>
-          <w:tcPr>
-            <w:tcW w:type="dxa" w:w="1994"/>
-          </w:tcPr>
-          <w:p>
-            <w:pPr>
-              <w:spacing w:before="20" w:after="20"/>
-            </w:pPr>
-            <w:r/>
-            <w:r>
-              <w:rPr>
-                <w:rFonts w:ascii="Palatino Linotype" w:hAnsi="Palatino Linotype" w:eastAsia="Palatino Linotype"/>
-                <w:b w:val="0"/>
-                <w:i w:val="0"/>
-                <w:sz w:val="18"/>
-              </w:rPr>
-              <w:t>5.1 s</w:t>
-            </w:r>
-          </w:p>
-        </w:tc>
-        <w:tc>
-          <w:tcPr>
-            <w:tcW w:type="dxa" w:w="1994"/>
-          </w:tcPr>
-          <w:p>
-            <w:pPr>
-              <w:spacing w:before="20" w:after="20"/>
-            </w:pPr>
-            <w:r/>
-            <w:r>
-              <w:rPr>
-                <w:rFonts w:ascii="Palatino Linotype" w:hAnsi="Palatino Linotype" w:eastAsia="Palatino Linotype"/>
-                <w:b w:val="0"/>
-                <w:i w:val="0"/>
-                <w:sz w:val="18"/>
-              </w:rPr>
-              <w:t>−13.1 m</w:t>
-            </w:r>
-          </w:p>
-        </w:tc>
-      </w:tr>
-    </w:tbl>
-    <w:p/>
-    <w:p>
-      <w:pPr>
-        <w:spacing w:before="0" w:after="80" w:line="240" w:lineRule="auto"/>
-        <w:jc w:val="both"/>
-      </w:pPr>
-      <w:r>
-        <w:rPr>
-          <w:rFonts w:ascii="Palatino Linotype" w:hAnsi="Palatino Linotype" w:eastAsia="Palatino Linotype"/>
-          <w:b/>
-          <w:i w:val="0"/>
-          <w:sz w:val="20"/>
-        </w:rPr>
-        <w:t>The relationship is monotonic in the direction opposite to the one usually assumed.</w:t>
-      </w:r>
-      <w:r>
-        <w:rPr>
-          <w:rFonts w:ascii="Palatino Linotype" w:hAnsi="Palatino Linotype" w:eastAsia="Palatino Linotype"/>
-          <w:b w:val="0"/>
-          <w:i w:val="0"/>
-          <w:sz w:val="20"/>
-        </w:rPr>
-        <w:t xml:space="preserve"> It is frequently supposed that a tail-sitter should rotate as fast as possible, on the reasoning that it is unsupported during the rotation and therefore falls for a time t_r, giving a loss proportional to t_r². </w:t>
-      </w:r>
-      <w:r>
-        <w:rPr>
-          <w:rFonts w:ascii="Palatino Linotype" w:hAnsi="Palatino Linotype" w:eastAsia="Palatino Linotype"/>
-          <w:b/>
-          <w:i w:val="0"/>
-          <w:sz w:val="20"/>
-        </w:rPr>
-        <w:t>That reasoning is wrong, and the error is in its premise:</w:t>
-      </w:r>
-      <w:r>
-        <w:rPr>
-          <w:rFonts w:ascii="Palatino Linotype" w:hAnsi="Palatino Linotype" w:eastAsia="Palatino Linotype"/>
-          <w:b w:val="0"/>
-          <w:i w:val="0"/>
-          <w:sz w:val="20"/>
-        </w:rPr>
-        <w:t xml:space="preserve"> the aircraft is not unsupported. Vertical support is T cos θ + L, and a slow rotation keeps cos θ large during exactly the interval in which speed, and therefore lift, is being built. A fast rotation collapses cos θ before there is any lift to replace it, and the aircraft falls precisely because it hurried.</w:t>
-      </w:r>
-    </w:p>
-    <w:p>
-      <w:pPr>
-        <w:spacing w:before="0" w:after="80" w:line="240" w:lineRule="auto"/>
-        <w:jc w:val="both"/>
-      </w:pPr>
-      <w:r>
-        <w:rPr>
-          <w:rFonts w:ascii="Palatino Linotype" w:hAnsi="Palatino Linotype" w:eastAsia="Palatino Linotype"/>
-          <w:b w:val="0"/>
-          <w:i w:val="0"/>
-          <w:sz w:val="20"/>
-        </w:rPr>
-        <w:t xml:space="preserve">The practical consequence is a simplification rather than a trade. The control </w:t>
-      </w:r>
-      <w:r>
-        <w:rPr>
-          <w:rFonts w:ascii="Palatino Linotype" w:hAnsi="Palatino Linotype" w:eastAsia="Palatino Linotype"/>
-          <w:b w:val="0"/>
-          <w:i/>
-          <w:sz w:val="20"/>
-        </w:rPr>
-        <w:t>moment</w:t>
-      </w:r>
-      <w:r>
-        <w:rPr>
-          <w:rFonts w:ascii="Palatino Linotype" w:hAnsi="Palatino Linotype" w:eastAsia="Palatino Linotype"/>
-          <w:b w:val="0"/>
-          <w:i w:val="0"/>
-          <w:sz w:val="20"/>
-        </w:rPr>
-        <w:t xml:space="preserve"> required to rotate in time t_r scales as 1/t_r² and the control </w:t>
-      </w:r>
-      <w:r>
-        <w:rPr>
-          <w:rFonts w:ascii="Palatino Linotype" w:hAnsi="Palatino Linotype" w:eastAsia="Palatino Linotype"/>
-          <w:b w:val="0"/>
-          <w:i/>
-          <w:sz w:val="20"/>
-        </w:rPr>
-        <w:t>power</w:t>
-      </w:r>
-      <w:r>
-        <w:rPr>
-          <w:rFonts w:ascii="Palatino Linotype" w:hAnsi="Palatino Linotype" w:eastAsia="Palatino Linotype"/>
-          <w:b w:val="0"/>
-          <w:i w:val="0"/>
-          <w:sz w:val="20"/>
-        </w:rPr>
-        <w:t xml:space="preserve"> as 1/t_r³ — Table 4 of Section 3.9 is the second of these, and its entries are constant to within a third of a percent when multiplied by t_r³ — so a slow rotation is cheap in authority and cheaper still in power; and altitude loss also falls with t_r. </w:t>
-      </w:r>
-      <w:r>
-        <w:rPr>
-          <w:rFonts w:ascii="Palatino Linotype" w:hAnsi="Palatino Linotype" w:eastAsia="Palatino Linotype"/>
-          <w:b/>
-          <w:i w:val="0"/>
-          <w:sz w:val="20"/>
-        </w:rPr>
-        <w:t>All of these point the same way</w:t>
-      </w:r>
-      <w:r>
-        <w:rPr>
-          <w:rFonts w:ascii="Palatino Linotype" w:hAnsi="Palatino Linotype" w:eastAsia="Palatino Linotype"/>
-          <w:b w:val="0"/>
-          <w:i w:val="0"/>
-          <w:sz w:val="20"/>
-        </w:rPr>
-        <w:t>, so there is no optimum transition time to be found between competing penalties — the rotation time is set by what the actuator can do, not by a balance, and Section 3.17 shows that is where both reference times come from.</w:t>
-      </w:r>
-    </w:p>
-    <w:p>
-      <w:pPr>
-        <w:spacing w:before="0" w:after="80" w:line="240" w:lineRule="auto"/>
-        <w:jc w:val="both"/>
-      </w:pPr>
-      <w:r>
-        <w:rPr>
-          <w:rFonts w:ascii="Palatino Linotype" w:hAnsi="Palatino Linotype" w:eastAsia="Palatino Linotype"/>
-          <w:b/>
-          <w:i w:val="0"/>
-          <w:sz w:val="20"/>
-        </w:rPr>
-        <w:t>Entering the rotation while still climbing removes the penalty entirely in this model</w:t>
-      </w:r>
-      <w:r>
-        <w:rPr>
-          <w:rFonts w:ascii="Palatino Linotype" w:hAnsi="Palatino Linotype" w:eastAsia="Palatino Linotype"/>
-          <w:b w:val="0"/>
-          <w:i w:val="0"/>
-          <w:sz w:val="20"/>
-        </w:rPr>
-        <w:t>, and that survives the correction to thrust-to-weight above. At an entry climb of 5 m s⁻¹ the altitude loss is zero at both reference rotation times — 2 s light and 5.1 s heavy — and remains zero at every ratio from 1.066 down to 1.00, which is to say the result does not depend on the tip pairs contributing any lift at all once the climb has been acquired.</w:t>
-      </w:r>
-    </w:p>
-    <w:p>
-      <w:pPr>
-        <w:spacing w:before="0" w:after="80" w:line="240" w:lineRule="auto"/>
-        <w:jc w:val="both"/>
-      </w:pPr>
-      <w:r>
-        <w:rPr>
-          <w:rFonts w:ascii="Palatino Linotype" w:hAnsi="Palatino Linotype" w:eastAsia="Palatino Linotype"/>
-          <w:b/>
-          <w:i w:val="0"/>
-          <w:sz w:val="20"/>
-        </w:rPr>
-        <w:t>It does not survive the addition of rotational dynamics, and that is the sharpest limitation of this result.</w:t>
-      </w:r>
-      <w:r>
-        <w:rPr>
-          <w:rFonts w:ascii="Palatino Linotype" w:hAnsi="Palatino Linotype" w:eastAsia="Palatino Linotype"/>
-          <w:b w:val="0"/>
-          <w:i w:val="0"/>
-          <w:sz w:val="20"/>
-        </w:rPr>
-        <w:t xml:space="preserve"> The simulation above drives the body angle kinematically: the aircraft is assumed to rotate, and the moment producing the rotation does not appear. Section 3.17 asks separately whether the moment is available. The two have now been solved together — three degrees of freedom, a finite control moment, and the same trajectory model otherwise — and with </w:t>
-      </w:r>
-      <w:r>
-        <w:rPr>
-          <w:rFonts w:ascii="Palatino Linotype" w:hAnsi="Palatino Linotype" w:eastAsia="Palatino Linotype"/>
-          <w:b/>
-          <w:i w:val="0"/>
-          <w:sz w:val="20"/>
-        </w:rPr>
-        <w:t>zero aerodynamic pitching moment</w:t>
-      </w:r>
-      <w:r>
-        <w:rPr>
-          <w:rFonts w:ascii="Palatino Linotype" w:hAnsi="Palatino Linotype" w:eastAsia="Palatino Linotype"/>
-          <w:b w:val="0"/>
-          <w:i w:val="0"/>
-          <w:sz w:val="20"/>
-        </w:rPr>
-        <w:t xml:space="preserve">, which isolates the rotational dynamics alone, the light design loses </w:t>
-      </w:r>
-      <w:r>
-        <w:rPr>
-          <w:rFonts w:ascii="Palatino Linotype" w:hAnsi="Palatino Linotype" w:eastAsia="Palatino Linotype"/>
-          <w:b/>
-          <w:i w:val="0"/>
-          <w:sz w:val="20"/>
-        </w:rPr>
-        <w:t>5.4 m</w:t>
-      </w:r>
-      <w:r>
-        <w:rPr>
-          <w:rFonts w:ascii="Palatino Linotype" w:hAnsi="Palatino Linotype" w:eastAsia="Palatino Linotype"/>
-          <w:b w:val="0"/>
-          <w:i w:val="0"/>
-          <w:sz w:val="20"/>
-        </w:rPr>
-        <w:t xml:space="preserve"> at its reference condition where the kinematic model reports zero. The loss is not a tracking artefact: it is unchanged across the linear, bang-bang and smooth reference profiles, it appears without the control moment ever saturating, and it grows rather than vanishes as the controller gains are raised, reaching 17 m at gains high enough to track the reference almost exactly. What the kinematic model omits is not the difficulty of turning the aircraft but the trajectory the aircraft flies while it is being turned.</w:t>
-      </w:r>
-    </w:p>
-    <w:p>
-      <w:pPr>
-        <w:spacing w:before="0" w:after="80" w:line="240" w:lineRule="auto"/>
-        <w:jc w:val="both"/>
-      </w:pPr>
-      <w:r>
-        <w:rPr>
-          <w:rFonts w:ascii="Palatino Linotype" w:hAnsi="Palatino Linotype" w:eastAsia="Palatino Linotype"/>
-          <w:b w:val="0"/>
-          <w:i w:val="0"/>
-          <w:sz w:val="20"/>
-        </w:rPr>
-        <w:t xml:space="preserve">With a borrowed pitching moment the outcome depends on which moment is borrowed, and the spread is wide enough that no number from it is reportable: some models complete the rotation, others saturate the tip pairs, and others tumble. That spread is itself the finding, and it is the same finding Section 4 states from the other direction — the transition rests on a coefficient no current method predicts reliably. Supplementary S4 gives the sweep. </w:t>
-      </w:r>
-      <w:r>
-        <w:rPr>
-          <w:rFonts w:ascii="Palatino Linotype" w:hAnsi="Palatino Linotype" w:eastAsia="Palatino Linotype"/>
-          <w:b/>
-          <w:i w:val="0"/>
-          <w:sz w:val="20"/>
-        </w:rPr>
-        <w:t>Two cautions belong with it: the model carries no aerodynamic pitch damping, and its controller is a fixed-gain regulator rather than a designed one, so the borrowed-moment rows bound nothing.</w:t>
-      </w:r>
-      <w:r>
-        <w:rPr>
-          <w:rFonts w:ascii="Palatino Linotype" w:hAnsi="Palatino Linotype" w:eastAsia="Palatino Linotype"/>
-          <w:b w:val="0"/>
-          <w:i w:val="0"/>
-          <w:sz w:val="20"/>
-        </w:rPr>
-        <w:t xml:space="preserve"> The zero-moment row does not depend on either and is the result carried forward.</w:t>
-      </w:r>
-    </w:p>
-    <w:p>
-      <w:pPr>
-        <w:spacing w:before="0" w:after="80" w:line="240" w:lineRule="auto"/>
-        <w:jc w:val="both"/>
-      </w:pPr>
-      <w:r>
-        <w:rPr>
-          <w:rFonts w:ascii="Palatino Linotype" w:hAnsi="Palatino Linotype" w:eastAsia="Palatino Linotype"/>
-          <w:b/>
-          <w:i w:val="0"/>
-          <w:sz w:val="20"/>
-        </w:rPr>
-        <w:t>Acquiring the climb is where the correction is paid.</w:t>
-      </w:r>
-      <w:r>
-        <w:rPr>
-          <w:rFonts w:ascii="Palatino Linotype" w:hAnsi="Palatino Linotype" w:eastAsia="Palatino Linotype"/>
-          <w:b w:val="0"/>
-          <w:i w:val="0"/>
-          <w:sz w:val="20"/>
-        </w:rPr>
-        <w:t xml:space="preserve"> The aircraft reaches transition altitude by climbing, so it need not stop and hover first, but the excess thrust available to build that climb is now 0.132 g rather than the 0.2 g an earlier version claimed, and only if no rotation authority is held in reserve; with full authority retained it is 0.066 g. Five metres per second is therefore reached in 3.9 s over 9.6 m at best, and 7.7 s over 19.3 m at worst, against the 2.6 s and 6.4 m previously stated. The energy involved is unchanged and remains negligible — 625 J against a fuel energy of 103 kWh — so what the correction costs is time and height, not range. </w:t>
-      </w:r>
-      <w:r>
-        <w:rPr>
-          <w:rFonts w:ascii="Palatino Linotype" w:hAnsi="Palatino Linotype" w:eastAsia="Palatino Linotype"/>
-          <w:b/>
-          <w:i w:val="0"/>
-          <w:sz w:val="20"/>
-        </w:rPr>
-        <w:t>The reference profile is therefore still to enter the rotation at 5 m s⁻¹ of climb</w:t>
-      </w:r>
-      <w:r>
-        <w:rPr>
-          <w:rFonts w:ascii="Palatino Linotype" w:hAnsi="Palatino Linotype" w:eastAsia="Palatino Linotype"/>
-          <w:b w:val="0"/>
-          <w:i w:val="0"/>
-          <w:sz w:val="20"/>
-        </w:rPr>
-        <w:t>, with the acquisition charged at the achievable rate.</w:t>
-      </w:r>
-    </w:p>
-    <w:p>
-      <w:pPr>
-        <w:spacing w:before="0" w:after="80" w:line="240" w:lineRule="auto"/>
-        <w:jc w:val="both"/>
-      </w:pPr>
-      <w:r>
-        <w:rPr>
-          <w:rFonts w:ascii="Palatino Linotype" w:hAnsi="Palatino Linotype" w:eastAsia="Palatino Linotype"/>
-          <w:b w:val="0"/>
-          <w:i w:val="0"/>
-          <w:sz w:val="20"/>
-        </w:rPr>
-        <w:t>Two consequences follow that the earlier tables hid. Starting the rotation from rest is worse than reported — the light design loses 14.7 m at its own two seconds rather than 9.1 m, and the heavy design 13.1 m at 5.1 s rather than none — so the climb entry is not a convenience but a requirement. And the tip pairs, introduced in Section 2.9 as moment producers and charged in Section 3.5 for their mass and drag, turn out to carry the take-off thrust margin as well: an aircraft whose primary propulsor is sized at thrust equal to weight leaves the ground on them. That is a second duty for hardware bought for the first, which is the kind of economy this configuration is built on — but it is also a dependency, and it is a harder one than it looks, because the margin and the attitude authority are drawn from the same four propellers and cannot both be had in full. Section 4 records it as an open item.</w:t>
-      </w:r>
-    </w:p>
-    <w:p>
-      <w:pPr>
-        <w:spacing w:before="0" w:after="80" w:line="240" w:lineRule="auto"/>
-        <w:jc w:val="both"/>
-      </w:pPr>
-      <w:r>
-        <w:rPr>
-          <w:rFonts w:ascii="Palatino Linotype" w:hAnsi="Palatino Linotype" w:eastAsia="Palatino Linotype"/>
-          <w:b/>
-          <w:i w:val="0"/>
-          <w:sz w:val="20"/>
-        </w:rPr>
-        <w:t>The test is a lower bound.</w:t>
-      </w:r>
-      <w:r>
-        <w:rPr>
-          <w:rFonts w:ascii="Palatino Linotype" w:hAnsi="Palatino Linotype" w:eastAsia="Palatino Linotype"/>
-          <w:b w:val="0"/>
-          <w:i w:val="0"/>
-          <w:sz w:val="20"/>
-        </w:rPr>
-        <w:t xml:space="preserve"> A point mass carries no rotational dynamics, no aerodynamic pitching moment and no control-power limit; Section 3.17 supplies the rotational budget that this model omits, and Section 4 states what neither supplies.</w:t>
-      </w:r>
-    </w:p>
-    <w:p>
-      <w:pPr>
-        <w:spacing w:before="200" w:after="80"/>
-      </w:pPr>
-      <w:r>
-        <w:rPr>
-          <w:rFonts w:ascii="Palatino Linotype" w:hAnsi="Palatino Linotype" w:eastAsia="Palatino Linotype"/>
-          <w:b/>
-          <w:i w:val="0"/>
-          <w:sz w:val="22"/>
-        </w:rPr>
-        <w:t>3.16 Landing</w:t>
-      </w:r>
-    </w:p>
-    <w:p>
-      <w:pPr>
-        <w:spacing w:before="0" w:after="80" w:line="240" w:lineRule="auto"/>
-        <w:jc w:val="both"/>
-      </w:pPr>
-      <w:r>
-        <w:rPr>
-          <w:rFonts w:ascii="Palatino Linotype" w:hAnsi="Palatino Linotype" w:eastAsia="Palatino Linotype"/>
-          <w:b w:val="0"/>
-          <w:i w:val="0"/>
-          <w:sz w:val="20"/>
-        </w:rPr>
-        <w:t>Landing reverses the sequence: the aircraft decelerates, rotates nose-up, and descends vertically onto its five contact points. Two things should be said about it plainly.</w:t>
-      </w:r>
-    </w:p>
-    <w:p>
-      <w:pPr>
-        <w:spacing w:before="0" w:after="80" w:line="240" w:lineRule="auto"/>
-        <w:jc w:val="both"/>
-      </w:pPr>
-      <w:r>
-        <w:rPr>
-          <w:rFonts w:ascii="Palatino Linotype" w:hAnsi="Palatino Linotype" w:eastAsia="Palatino Linotype"/>
-          <w:b w:val="0"/>
-          <w:i w:val="0"/>
-          <w:sz w:val="20"/>
-        </w:rPr>
-        <w:t>The first is that the historical objection to this manoeuvre does not apply. The XFY-1 was cancelled because its pilot had to judge a backwards vertical descent by looking over his shoulder. There is no pilot here, and height above ground is a sensor measurement rather than a human estimate.</w:t>
-      </w:r>
-    </w:p>
-    <w:p>
-      <w:pPr>
-        <w:spacing w:before="0" w:after="80" w:line="240" w:lineRule="auto"/>
-        <w:jc w:val="both"/>
-      </w:pPr>
-      <w:r>
-        <w:rPr>
-          <w:rFonts w:ascii="Palatino Linotype" w:hAnsi="Palatino Linotype" w:eastAsia="Palatino Linotype"/>
-          <w:b w:val="0"/>
-          <w:i w:val="0"/>
-          <w:sz w:val="20"/>
-        </w:rPr>
-        <w:t>The second is that the vertical descent itself has not been analysed in this study. A rotor descending into its own wake can enter the vortex ring state, in which thrust becomes erratic and increasing power makes matters worse. Whether the descent profile of this configuration enters that region, and at what rate of descent, is an open question. It is listed in Section 4 rather than answered here.</w:t>
-      </w:r>
-    </w:p>
-    <w:p>
-      <w:pPr>
-        <w:spacing w:before="200" w:after="80"/>
-      </w:pPr>
-      <w:r>
-        <w:rPr>
-          <w:rFonts w:ascii="Palatino Linotype" w:hAnsi="Palatino Linotype" w:eastAsia="Palatino Linotype"/>
-          <w:b/>
-          <w:i w:val="0"/>
-          <w:sz w:val="22"/>
-        </w:rPr>
-        <w:t>3.17 Whether there is enough authority to rotate, and whether it trims</w:t>
-      </w:r>
-    </w:p>
-    <w:p>
-      <w:pPr>
-        <w:spacing w:before="0" w:after="80" w:line="240" w:lineRule="auto"/>
-        <w:jc w:val="both"/>
-      </w:pPr>
-      <w:r>
-        <w:rPr>
-          <w:rFonts w:ascii="Palatino Linotype" w:hAnsi="Palatino Linotype" w:eastAsia="Palatino Linotype"/>
-          <w:b w:val="0"/>
-          <w:i w:val="0"/>
-          <w:sz w:val="20"/>
-        </w:rPr>
-        <w:t>Rotating the airframe through ninety degrees is the manoeuvre this configuration must perform with four small propellers and no control surfaces. Supplementary S4 carries the full budget — inertia derivation, rotation profiles, centre-of-gravity window, twist sweep and the measured section evidence. This section states what it returns.</w:t>
-      </w:r>
-    </w:p>
-    <w:p>
-      <w:pPr>
-        <w:spacing w:before="0" w:after="80" w:line="240" w:lineRule="auto"/>
-        <w:jc w:val="both"/>
-      </w:pPr>
-      <w:r>
-        <w:rPr>
-          <w:rFonts w:ascii="Palatino Linotype" w:hAnsi="Palatino Linotype" w:eastAsia="Palatino Linotype"/>
-          <w:b/>
-          <w:i w:val="0"/>
-          <w:sz w:val="20"/>
-        </w:rPr>
-        <w:t>The rotation closes at the actuator limit rather than clear of it.</w:t>
-      </w:r>
-      <w:r>
-        <w:rPr>
-          <w:rFonts w:ascii="Palatino Linotype" w:hAnsi="Palatino Linotype" w:eastAsia="Palatino Linotype"/>
-          <w:b w:val="0"/>
-          <w:i w:val="0"/>
-          <w:sz w:val="20"/>
-        </w:rPr>
-        <w:t xml:space="preserve"> The pitch inertia derived from the component build-up is 9.81 kg·m² for the light design and 2 503 kg·m² for the heavy one. On the cheapest rotation profile the tip propellers carry the manoeuvre with a margin of </w:t>
-      </w:r>
-      <w:r>
-        <w:rPr>
-          <w:rFonts w:ascii="Palatino Linotype" w:hAnsi="Palatino Linotype" w:eastAsia="Palatino Linotype"/>
-          <w:b/>
-          <w:i w:val="0"/>
-          <w:sz w:val="20"/>
-        </w:rPr>
-        <w:t>1.49</w:t>
-      </w:r>
-      <w:r>
-        <w:rPr>
-          <w:rFonts w:ascii="Palatino Linotype" w:hAnsi="Palatino Linotype" w:eastAsia="Palatino Linotype"/>
-          <w:b w:val="0"/>
-          <w:i w:val="0"/>
-          <w:sz w:val="20"/>
-        </w:rPr>
-        <w:t xml:space="preserve"> at the light design point and </w:t>
-      </w:r>
-      <w:r>
-        <w:rPr>
-          <w:rFonts w:ascii="Palatino Linotype" w:hAnsi="Palatino Linotype" w:eastAsia="Palatino Linotype"/>
-          <w:b/>
-          <w:i w:val="0"/>
-          <w:sz w:val="20"/>
-        </w:rPr>
-        <w:t>1.57</w:t>
-      </w:r>
-      <w:r>
-        <w:rPr>
-          <w:rFonts w:ascii="Palatino Linotype" w:hAnsi="Palatino Linotype" w:eastAsia="Palatino Linotype"/>
-          <w:b w:val="0"/>
-          <w:i w:val="0"/>
-          <w:sz w:val="20"/>
-        </w:rPr>
-        <w:t xml:space="preserve"> at the heavy one; on a smoothly commanded profile the margins fall to 0.99 and 1.05. The reference rotation times — two seconds light, 5.1 seconds heavy — are therefore lower bounds set by the actuator, not comfortable choices, and the margin narrows with size.</w:t>
-      </w:r>
-    </w:p>
-    <w:p>
-      <w:pPr>
-        <w:spacing w:before="0" w:after="80" w:line="240" w:lineRule="auto"/>
-        <w:jc w:val="both"/>
-      </w:pPr>
-      <w:r>
-        <w:rPr>
-          <w:rFonts w:ascii="Palatino Linotype" w:hAnsi="Palatino Linotype" w:eastAsia="Palatino Linotype"/>
-          <w:b/>
-          <w:i w:val="0"/>
-          <w:sz w:val="20"/>
-        </w:rPr>
-        <w:t>The light figure rests on a tip thrust the design tables assert rather than derive, and on the conservative basis it is thinner still.</w:t>
-      </w:r>
-      <w:r>
-        <w:rPr>
-          <w:rFonts w:ascii="Palatino Linotype" w:hAnsi="Palatino Linotype" w:eastAsia="Palatino Linotype"/>
-          <w:b w:val="0"/>
-          <w:i w:val="0"/>
-          <w:sz w:val="20"/>
-        </w:rPr>
-        <w:t xml:space="preserve"> The 16.2 N quoted per pair implies a figure of merit of 0.702, against the 0.599 used for hover everywhere else. Recomputing at 0.599 with a fifteen percent coaxial interference loss gives 12.4 N, an available moment of 17.6 N·m, and margins of </w:t>
-      </w:r>
-      <w:r>
-        <w:rPr>
-          <w:rFonts w:ascii="Palatino Linotype" w:hAnsi="Palatino Linotype" w:eastAsia="Palatino Linotype"/>
-          <w:b/>
-          <w:i w:val="0"/>
-          <w:sz w:val="20"/>
-        </w:rPr>
-        <w:t>1.14 bang-bang and 0.76 smooth</w:t>
-      </w:r>
-      <w:r>
-        <w:rPr>
-          <w:rFonts w:ascii="Palatino Linotype" w:hAnsi="Palatino Linotype" w:eastAsia="Palatino Linotype"/>
-          <w:b w:val="0"/>
-          <w:i w:val="0"/>
-          <w:sz w:val="20"/>
-        </w:rPr>
-        <w:t xml:space="preserve"> — which is to say the light design closes on the cheapest profile and does not close on a smooth one at two seconds. The heavy design was computed on the conservative basis from the outset. Supplementary S4 gives both, and the honest reading is that the rotation is sized by the actuator under either basis and has no margin to give under the stricter one.</w:t>
-      </w:r>
-    </w:p>
-    <w:p>
-      <w:pPr>
-        <w:spacing w:before="0" w:after="80" w:line="240" w:lineRule="auto"/>
-        <w:jc w:val="both"/>
-      </w:pPr>
-      <w:r>
-        <w:rPr>
-          <w:rFonts w:ascii="Palatino Linotype" w:hAnsi="Palatino Linotype" w:eastAsia="Palatino Linotype"/>
-          <w:b/>
-          <w:i w:val="0"/>
-          <w:sz w:val="20"/>
-        </w:rPr>
-        <w:t>Resolving the requirement along the trajectory changed the question rather than merely quantifying it.</w:t>
-      </w:r>
-      <w:r>
-        <w:rPr>
-          <w:rFonts w:ascii="Palatino Linotype" w:hAnsi="Palatino Linotype" w:eastAsia="Palatino Linotype"/>
-          <w:b w:val="0"/>
-          <w:i w:val="0"/>
-          <w:sz w:val="20"/>
-        </w:rPr>
-        <w:t xml:space="preserve"> The aircraft does not reach ninety degrees of incidence: the body rotates through ninety, but the relative wind rotates with it, and </w:t>
-      </w:r>
-      <w:r>
-        <w:rPr>
-          <w:rFonts w:ascii="Palatino Linotype" w:hAnsi="Palatino Linotype" w:eastAsia="Palatino Linotype"/>
-          <w:b/>
-          <w:i w:val="0"/>
-          <w:sz w:val="20"/>
-        </w:rPr>
-        <w:t>peak incidence is 17.5° for the light design entering in a 5 m s⁻¹ climb and 21.6° entering from level hover</w:t>
-      </w:r>
-      <w:r>
-        <w:rPr>
-          <w:rFonts w:ascii="Palatino Linotype" w:hAnsi="Palatino Linotype" w:eastAsia="Palatino Linotype"/>
-          <w:b w:val="0"/>
-          <w:i w:val="0"/>
-          <w:sz w:val="20"/>
-        </w:rPr>
-        <w:t xml:space="preserve">. The high-incidence part happens at low dynamic pressure, where the margin tolerates a pitching-moment coefficient of 0.205; the tight part is the </w:t>
-      </w:r>
-      <w:r>
-        <w:rPr>
-          <w:rFonts w:ascii="Palatino Linotype" w:hAnsi="Palatino Linotype" w:eastAsia="Palatino Linotype"/>
-          <w:b w:val="0"/>
-          <w:i/>
-          <w:sz w:val="20"/>
-        </w:rPr>
-        <w:t>end</w:t>
-      </w:r>
-      <w:r>
-        <w:rPr>
-          <w:rFonts w:ascii="Palatino Linotype" w:hAnsi="Palatino Linotype" w:eastAsia="Palatino Linotype"/>
-          <w:b w:val="0"/>
-          <w:i w:val="0"/>
-          <w:sz w:val="20"/>
-        </w:rPr>
-        <w:t xml:space="preserve"> of the rotation, where incidence is small and speed is high, and the budget there is 0.050. </w:t>
-      </w:r>
-      <w:r>
-        <w:rPr>
-          <w:rFonts w:ascii="Palatino Linotype" w:hAnsi="Palatino Linotype" w:eastAsia="Palatino Linotype"/>
-          <w:b/>
-          <w:i w:val="0"/>
-          <w:sz w:val="20"/>
-        </w:rPr>
-        <w:t>The demanding case is not the post-stall middle but the attached-flow end</w:t>
-      </w:r>
-      <w:r>
-        <w:rPr>
-          <w:rFonts w:ascii="Palatino Linotype" w:hAnsi="Palatino Linotype" w:eastAsia="Palatino Linotype"/>
-          <w:b w:val="0"/>
-          <w:i w:val="0"/>
-          <w:sz w:val="20"/>
-        </w:rPr>
-        <w:t>, which makes it a trim question rather than a stall question.</w:t>
-      </w:r>
-    </w:p>
-    <w:p>
-      <w:pPr>
-        <w:spacing w:before="0" w:after="80" w:line="240" w:lineRule="auto"/>
-        <w:jc w:val="both"/>
-      </w:pPr>
-      <w:r>
-        <w:rPr>
-          <w:rFonts w:ascii="Palatino Linotype" w:hAnsi="Palatino Linotype" w:eastAsia="Palatino Linotype"/>
-          <w:b w:val="0"/>
-          <w:i w:val="0"/>
-          <w:sz w:val="20"/>
-        </w:rPr>
-        <w:t xml:space="preserve">One mechanism was omitted and including it improves the case. The inboard half of the wing lies in the nose propeller's slipstream, where the local flow is faster and more axial, so the effective incidence there is lower than the geometric one. Applying the slipstream relation used in the tail-sitter literature [23] gives </w:t>
-      </w:r>
-      <w:r>
-        <w:rPr>
-          <w:rFonts w:ascii="Palatino Linotype" w:hAnsi="Palatino Linotype" w:eastAsia="Palatino Linotype"/>
-          <w:b/>
-          <w:i w:val="0"/>
-          <w:sz w:val="20"/>
-        </w:rPr>
-        <w:t>four to eight degrees effective against seventeen to twenty-two geometric</w:t>
-      </w:r>
-      <w:r>
-        <w:rPr>
-          <w:rFonts w:ascii="Palatino Linotype" w:hAnsi="Palatino Linotype" w:eastAsia="Palatino Linotype"/>
-          <w:b w:val="0"/>
-          <w:i w:val="0"/>
-          <w:sz w:val="20"/>
-        </w:rPr>
-        <w:t>: half the wing is not post-stall at the moment of peak incidence. The measurement still owed concerns the outboard half.</w:t>
-      </w:r>
-    </w:p>
-    <w:p>
-      <w:pPr>
-        <w:spacing w:before="0" w:after="80" w:line="240" w:lineRule="auto"/>
-        <w:jc w:val="both"/>
-      </w:pPr>
-      <w:r>
-        <w:rPr>
-          <w:rFonts w:ascii="Palatino Linotype" w:hAnsi="Palatino Linotype" w:eastAsia="Palatino Linotype"/>
-          <w:b/>
-          <w:i w:val="0"/>
-          <w:sz w:val="20"/>
-        </w:rPr>
-        <w:t>Static stability is shown, and the trim chain closes by twist.</w:t>
-      </w:r>
-      <w:r>
-        <w:rPr>
-          <w:rFonts w:ascii="Palatino Linotype" w:hAnsi="Palatino Linotype" w:eastAsia="Palatino Linotype"/>
-          <w:b w:val="0"/>
-          <w:i w:val="0"/>
-          <w:sz w:val="20"/>
-        </w:rPr>
-        <w:t xml:space="preserve"> A vortex-lattice solution places the neutral point at 0.859 m from the root leading edge — 34.4 percent of mean aerodynamic chord — and the packaging centre of gravity at 80.2 percent of root chord gives a </w:t>
-      </w:r>
-      <w:r>
-        <w:rPr>
-          <w:rFonts w:ascii="Palatino Linotype" w:hAnsi="Palatino Linotype" w:eastAsia="Palatino Linotype"/>
-          <w:b/>
-          <w:i w:val="0"/>
-          <w:sz w:val="20"/>
-        </w:rPr>
-        <w:t>static margin of +12.5 percent of mean aerodynamic chord</w:t>
-      </w:r>
-      <w:r>
-        <w:rPr>
-          <w:rFonts w:ascii="Palatino Linotype" w:hAnsi="Palatino Linotype" w:eastAsia="Palatino Linotype"/>
-          <w:b w:val="0"/>
-          <w:i w:val="0"/>
-          <w:sz w:val="20"/>
-        </w:rPr>
-        <w:t xml:space="preserve">, on the untwisted planform. On the wing twisted to trim, which is the geometry the aircraft flies, the same solver places it at 0.867 m and the margin at +13.6 percent. </w:t>
-      </w:r>
-      <w:r>
-        <w:rPr>
-          <w:rFonts w:ascii="Palatino Linotype" w:hAnsi="Palatino Linotype" w:eastAsia="Palatino Linotype"/>
-          <w:b/>
-          <w:i w:val="0"/>
-          <w:sz w:val="20"/>
-        </w:rPr>
-        <w:t>Neither figure is determined to better than about a percent of mean chord</w:t>
-      </w:r>
-      <w:r>
-        <w:rPr>
-          <w:rFonts w:ascii="Palatino Linotype" w:hAnsi="Palatino Linotype" w:eastAsia="Palatino Linotype"/>
-          <w:b w:val="0"/>
-          <w:i w:val="0"/>
-          <w:sz w:val="20"/>
-        </w:rPr>
-        <w:t>: across eight combinations of geometry, moment reference and incidence range that are all equally defensible, the neutral point spans 0.858 to 0.867 m and the margin 12.3 to 13.6 percent. In exact linear theory none of those choices should move it; they move it because the solution is not exactly linear in incidence. The scatter is stated rather than averaged away, it is small against the packaging window, and it is the reason the static margin is quoted to one decimal and not two, with a pitching moment of 0.056 to be balanced at the cruise lift coefficient. Two published benchmarks place that window favourably: a blended-wing UAV of this class reports its own margin of 0.081 as "marginally outside the typical range for static longitudinal stability", given as 0.1 to 0.3, and its C_m_α of −0.086 per radian against a typical −0.3 to −1.5 [41]. This configuration sits inside both at 0.125 and −0.48 per radian.</w:t>
-      </w:r>
-    </w:p>
-    <w:p>
-      <w:pPr>
-        <w:spacing w:before="0" w:after="80" w:line="240" w:lineRule="auto"/>
-        <w:jc w:val="both"/>
-      </w:pPr>
-      <w:r>
-        <w:rPr>
-          <w:rFonts w:ascii="Palatino Linotype" w:hAnsi="Palatino Linotype" w:eastAsia="Palatino Linotype"/>
-          <w:b/>
-          <w:i w:val="0"/>
-          <w:sz w:val="20"/>
-        </w:rPr>
-        <w:t>Reflex does not supply the 0.056, and this is now a measured statement rather than an inference.</w:t>
-      </w:r>
-      <w:r>
-        <w:rPr>
-          <w:rFonts w:ascii="Palatino Linotype" w:hAnsi="Palatino Linotype" w:eastAsia="Palatino Linotype"/>
-          <w:b w:val="0"/>
-          <w:i w:val="0"/>
-          <w:sz w:val="20"/>
-        </w:rPr>
-        <w:t xml:space="preserve"> Nine reflexed and low-moment sections have been tested in tunnels that measure pitching moment. Exactly one returns a positive value — NACA 2R212 at </w:t>
-      </w:r>
-      <w:r>
-        <w:rPr>
-          <w:rFonts w:ascii="Palatino Linotype" w:hAnsi="Palatino Linotype" w:eastAsia="Palatino Linotype"/>
-          <w:b/>
-          <w:i w:val="0"/>
-          <w:sz w:val="20"/>
-        </w:rPr>
-        <w:t>+0.004</w:t>
-      </w:r>
-      <w:r>
-        <w:rPr>
-          <w:rFonts w:ascii="Palatino Linotype" w:hAnsi="Palatino Linotype" w:eastAsia="Palatino Linotype"/>
-          <w:b w:val="0"/>
-          <w:i w:val="0"/>
-          <w:sz w:val="20"/>
-        </w:rPr>
-        <w:t xml:space="preserve"> [17], one fourteenth of what is needed. The three 1930s reflexed sections whose mean lines were shaped from thin-aerofoil theory to give </w:t>
-      </w:r>
-      <w:r>
-        <w:rPr>
-          <w:rFonts w:ascii="Palatino Linotype" w:hAnsi="Palatino Linotype" w:eastAsia="Palatino Linotype"/>
-          <w:b w:val="0"/>
-          <w:i/>
-          <w:sz w:val="20"/>
-        </w:rPr>
-        <w:t>zero</w:t>
-      </w:r>
-      <w:r>
-        <w:rPr>
-          <w:rFonts w:ascii="Palatino Linotype" w:hAnsi="Palatino Linotype" w:eastAsia="Palatino Linotype"/>
-          <w:b w:val="0"/>
-          <w:i w:val="0"/>
-          <w:sz w:val="20"/>
-        </w:rPr>
-        <w:t xml:space="preserve"> quarter-chord moment measure "practically zero", from −0.001 to −0.007 [45]; the four sections of the NACA 4400R family were designed to a target of </w:t>
-      </w:r>
-      <w:r>
-        <w:rPr>
-          <w:rFonts w:ascii="Palatino Linotype" w:hAnsi="Palatino Linotype" w:eastAsia="Palatino Linotype"/>
-          <w:b/>
-          <w:i w:val="0"/>
-          <w:sz w:val="20"/>
-        </w:rPr>
-        <w:t>−0.03</w:t>
-      </w:r>
-      <w:r>
-        <w:rPr>
-          <w:rFonts w:ascii="Palatino Linotype" w:hAnsi="Palatino Linotype" w:eastAsia="Palatino Linotype"/>
-          <w:b w:val="0"/>
-          <w:i w:val="0"/>
-          <w:sz w:val="20"/>
-        </w:rPr>
-        <w:t xml:space="preserve"> and the report states that "the design pitching-moment coefficient was realized" [46]. </w:t>
-      </w:r>
-      <w:r>
-        <w:rPr>
-          <w:rFonts w:ascii="Palatino Linotype" w:hAnsi="Palatino Linotype" w:eastAsia="Palatino Linotype"/>
-          <w:b/>
-          <w:i w:val="0"/>
-          <w:sz w:val="20"/>
-        </w:rPr>
-        <w:t>Reflex, as actually built and measured, is a device for removing negative pitching moment rather than for producing positive pitching moment.</w:t>
-      </w:r>
-      <w:r>
-        <w:rPr>
-          <w:rFonts w:ascii="Palatino Linotype" w:hAnsi="Palatino Linotype" w:eastAsia="Palatino Linotype"/>
-          <w:b w:val="0"/>
-          <w:i w:val="0"/>
-          <w:sz w:val="20"/>
-        </w:rPr>
-        <w:t xml:space="preserve"> Two costs are measured with it, and both bear on a tail-sitter: maximum lift falls by about twelve percent in the first family and ten percent in the second — and maximum lift is what a tail-sitter needs at the high-incidence end of transition. A flying tail-sitter shows where the positive moment actually comes from: it uses a symmetric section, and "the upward trim of elevons makes the symmetric airfoil to have reflexed camber line", producing the positive moment at the aerodynamic centre [51]. The reflex that trims that aircraft is a deflected control surface held permanently out of line, not a property of its section.</w:t>
-      </w:r>
-    </w:p>
-    <w:p>
-      <w:pPr>
-        <w:spacing w:before="0" w:after="80" w:line="240" w:lineRule="auto"/>
-        <w:jc w:val="both"/>
-      </w:pPr>
-      <w:r>
-        <w:rPr>
-          <w:rFonts w:ascii="Palatino Linotype" w:hAnsi="Palatino Linotype" w:eastAsia="Palatino Linotype"/>
-          <w:b/>
-          <w:i w:val="0"/>
-          <w:sz w:val="20"/>
-        </w:rPr>
-        <w:t>Nine degrees of tip washout trims this aircraft at cruise with no camber at all</w:t>
-      </w:r>
-      <w:r>
-        <w:rPr>
-          <w:rFonts w:ascii="Palatino Linotype" w:hAnsi="Palatino Linotype" w:eastAsia="Palatino Linotype"/>
-          <w:b w:val="0"/>
-          <w:i w:val="0"/>
-          <w:sz w:val="20"/>
-        </w:rPr>
-        <w:t xml:space="preserve">, and the vortex-lattice model computes it directly because the mechanism is geometric rather than sectional: on a swept wing the tips lie well aft, so negative tip incidence produces a nose-up moment about the centre of gravity. The price is a span efficiency of 0.865 instead of 0.993 and a cruise lift-to-drag ratio of 12.11 instead of 12.65 — </w:t>
-      </w:r>
-      <w:r>
-        <w:rPr>
-          <w:rFonts w:ascii="Palatino Linotype" w:hAnsi="Palatino Linotype" w:eastAsia="Palatino Linotype"/>
-          <w:b/>
-          <w:i w:val="0"/>
-          <w:sz w:val="20"/>
-        </w:rPr>
-        <w:t>4.3 percent of cruise efficiency, paid to be tailless</w:t>
-      </w:r>
-      <w:r>
-        <w:rPr>
-          <w:rFonts w:ascii="Palatino Linotype" w:hAnsi="Palatino Linotype" w:eastAsia="Palatino Linotype"/>
-          <w:b w:val="0"/>
-          <w:i w:val="0"/>
-          <w:sz w:val="20"/>
-        </w:rPr>
-        <w:t xml:space="preserve">, and entered in the ledger of Section 3.5 as its fifth item. The reflex route is not free either: a blended-wing UAV trimming by reflex rather than twist records that carrying reflex over a wide span "is not conducive to the improvement of overall lift-to-drag performance" [44]. </w:t>
-      </w:r>
-      <w:r>
-        <w:rPr>
-          <w:rFonts w:ascii="Palatino Linotype" w:hAnsi="Palatino Linotype" w:eastAsia="Palatino Linotype"/>
-          <w:b/>
-          <w:i w:val="0"/>
-          <w:sz w:val="20"/>
-        </w:rPr>
-        <w:t>Both roads to trim on a tailless configuration cost cruise efficiency</w:t>
-      </w:r>
-      <w:r>
-        <w:rPr>
-          <w:rFonts w:ascii="Palatino Linotype" w:hAnsi="Palatino Linotype" w:eastAsia="Palatino Linotype"/>
-          <w:b w:val="0"/>
-          <w:i w:val="0"/>
-          <w:sz w:val="20"/>
-        </w:rPr>
-        <w:t>, which is the reading Section 3.5 places on the 4.3 percent: it is the price of having no tail, not the price of choosing the wrong way to do without one.</w:t>
-      </w:r>
-    </w:p>
-    <w:p>
-      <w:pPr>
-        <w:spacing w:before="0" w:after="80" w:line="240" w:lineRule="auto"/>
-        <w:jc w:val="both"/>
-      </w:pPr>
-      <w:r>
-        <w:rPr>
-          <w:rFonts w:ascii="Palatino Linotype" w:hAnsi="Palatino Linotype" w:eastAsia="Palatino Linotype"/>
-          <w:b w:val="0"/>
-          <w:i w:val="0"/>
-          <w:sz w:val="20"/>
-        </w:rPr>
-        <w:t>The twist earns its cost three times over. It closes the trim chain; on a swept planform it delays tip stall, which on a tailless aircraft matters more than usual because a tip stall moves the centre of pressure forward and there is no tail with which to argue; and it inverts the stall sequence behind a blended-wing pitch-break. That third mechanism was found late and does not depend on aspect ratio: in a blended-wing-body analysed by both a low-fidelity method and RANS, the moment prediction departs above eight degrees because "the main wing stalls before the main body, causing the BWB to pitch-up" [39]. Washout makes the root stall first, and on a blended wing the root is the body.</w:t>
-      </w:r>
-    </w:p>
-    <w:p>
-      <w:pPr>
-        <w:spacing w:before="0" w:after="80" w:line="240" w:lineRule="auto"/>
-        <w:jc w:val="both"/>
-      </w:pPr>
-      <w:r>
-        <w:rPr>
-          <w:rFonts w:ascii="Palatino Linotype" w:hAnsi="Palatino Linotype" w:eastAsia="Palatino Linotype"/>
-          <w:b/>
-          <w:i w:val="0"/>
-          <w:sz w:val="20"/>
-        </w:rPr>
-        <w:t>The pitching moment through transition remains this study's largest open item, and the reason nobody computes it has been measured.</w:t>
-      </w:r>
-      <w:r>
-        <w:rPr>
-          <w:rFonts w:ascii="Palatino Linotype" w:hAnsi="Palatino Linotype" w:eastAsia="Palatino Linotype"/>
-          <w:b w:val="0"/>
-          <w:i w:val="0"/>
-          <w:sz w:val="20"/>
-        </w:rPr>
-        <w:t xml:space="preserve"> A small blended-wing-body UAV was analysed by RANS and then tested in a wind tunnel at a Reynolds number of 2.0 × 10⁶: from −6° to 10° of incidence "both the aerodynamic force values and the variation trends are in quite good agreement"; from 10° to 26° they "show remarkable differences between the numerical and experimental results" [44]. The same boundary appears at lower fidelity — a vortex-lattice solution of this class of configuration departs above eight degrees [39] — and the incidences this aircraft passes through lie inside that band. </w:t>
-      </w:r>
-      <w:r>
-        <w:rPr>
-          <w:rFonts w:ascii="Palatino Linotype" w:hAnsi="Palatino Linotype" w:eastAsia="Palatino Linotype"/>
-          <w:b/>
-          <w:i w:val="0"/>
-          <w:sz w:val="20"/>
-        </w:rPr>
-        <w:t>Three methods of three fidelities fail at the same place, and the highest of them fails against measurement.</w:t>
-      </w:r>
-      <w:r>
-        <w:rPr>
-          <w:rFonts w:ascii="Palatino Linotype" w:hAnsi="Palatino Linotype" w:eastAsia="Palatino Linotype"/>
-          <w:b w:val="0"/>
-          <w:i w:val="0"/>
-          <w:sz w:val="20"/>
-        </w:rPr>
-        <w:t xml:space="preserve"> The item therefore belongs to measurement rather than to computation, and Section 4 asks for it as measurement. The same tests found the blended-wing configuration to have "soft-stall performance", which is the benign end of the range the pitch-up literature describes.</w:t>
-      </w:r>
-    </w:p>
-    <w:p>
-      <w:pPr>
-        <w:spacing w:before="0" w:after="80" w:line="240" w:lineRule="auto"/>
-        <w:jc w:val="both"/>
-      </w:pPr>
-      <w:r>
-        <w:rPr>
-          <w:rFonts w:ascii="Palatino Linotype" w:hAnsi="Palatino Linotype" w:eastAsia="Palatino Linotype"/>
-          <w:b w:val="0"/>
-          <w:i w:val="0"/>
-          <w:sz w:val="20"/>
-        </w:rPr>
-        <w:t xml:space="preserve">The field does not have this term either. A transition-optimisation study with outdoor flight trials carries </w:t>
-      </w:r>
-      <w:r>
-        <w:rPr>
-          <w:rFonts w:ascii="Palatino Linotype" w:hAnsi="Palatino Linotype" w:eastAsia="Palatino Linotype"/>
-          <w:b/>
-          <w:i w:val="0"/>
-          <w:sz w:val="20"/>
-        </w:rPr>
-        <w:t>no pitching-moment term at all</w:t>
-      </w:r>
-      <w:r>
-        <w:rPr>
-          <w:rFonts w:ascii="Palatino Linotype" w:hAnsi="Palatino Linotype" w:eastAsia="Palatino Linotype"/>
-          <w:b w:val="0"/>
-          <w:i w:val="0"/>
-          <w:sz w:val="20"/>
-        </w:rPr>
-        <w:t xml:space="preserve"> [28]; a second carries a linear one and flight-tested the question this configuration asks, reporting that without elevons its tail-sitter had "a well-controlled attitude response during hovering and transition" but that manoeuvres in level flight caused "an oscillatory attitude response" with "motor saturations observed", attributed to "the increased aerodynamic moment but decreased motor thrust at high-speed level flight" [29]. A survey records the same outcome for a separate vehicle: "able to achieve transition to forward flight, but they had poor control over the vehicle once in forward flight" [30]. A third carries a nonlinear C_m(α) but borrows the curve and closes the remaining discrepancy with an adaptive law [42]. </w:t>
-      </w:r>
-      <w:r>
-        <w:rPr>
-          <w:rFonts w:ascii="Palatino Linotype" w:hAnsi="Palatino Linotype" w:eastAsia="Palatino Linotype"/>
-          <w:b/>
-          <w:i w:val="0"/>
-          <w:sz w:val="20"/>
-        </w:rPr>
-        <w:t>Every one of them obtains the transition aerodynamics by borrowing, fitting or adapting, and none by measuring the vehicle it flies.</w:t>
-      </w:r>
-      <w:r>
-        <w:rPr>
-          <w:rFonts w:ascii="Palatino Linotype" w:hAnsi="Palatino Linotype" w:eastAsia="Palatino Linotype"/>
-          <w:b w:val="0"/>
-          <w:i w:val="0"/>
-          <w:sz w:val="20"/>
-        </w:rPr>
-        <w:t xml:space="preserve"> Two independent programmes, different vehicles, the same division — transition passed, forward flight difficult — and that is the same structural tension this section derives from the moment budget: the tight case is the end of the rotation and beyond, where aerodynamic moment grows as V² while propeller thrust falls.</w:t>
-      </w:r>
-    </w:p>
-    <w:p>
-      <w:pPr>
-        <w:spacing w:before="200" w:after="80"/>
-      </w:pPr>
-      <w:r>
-        <w:rPr>
-          <w:rFonts w:ascii="Palatino Linotype" w:hAnsi="Palatino Linotype" w:eastAsia="Palatino Linotype"/>
-          <w:b/>
-          <w:i w:val="0"/>
-          <w:sz w:val="26"/>
-        </w:rPr>
-        <w:t>4. Discussion</w:t>
-      </w:r>
-    </w:p>
-    <w:p>
-      <w:pPr>
-        <w:spacing w:before="0" w:after="80" w:line="240" w:lineRule="auto"/>
-        <w:jc w:val="both"/>
-      </w:pPr>
-      <w:r>
-        <w:rPr>
-          <w:rFonts w:ascii="Palatino Linotype" w:hAnsi="Palatino Linotype" w:eastAsia="Palatino Linotype"/>
-          <w:b w:val="0"/>
-          <w:i w:val="0"/>
-          <w:sz w:val="20"/>
-        </w:rPr>
-        <w:t>This section places the results against existing aircraft and existing literature, then states what is not shown. Sections 4.1 and 4.2 are interpretation; Sections 4.3 to 4.7 are limitations, ordered by whether they could change a conclusion.</w:t>
-      </w:r>
-    </w:p>
-    <w:p>
-      <w:pPr>
-        <w:spacing w:before="200" w:after="80"/>
-      </w:pPr>
-      <w:r>
-        <w:rPr>
-          <w:rFonts w:ascii="Palatino Linotype" w:hAnsi="Palatino Linotype" w:eastAsia="Palatino Linotype"/>
-          <w:b/>
-          <w:i w:val="0"/>
-          <w:sz w:val="22"/>
-        </w:rPr>
-        <w:t>4.1 Context</w:t>
-      </w:r>
-    </w:p>
-    <w:p>
-      <w:pPr>
-        <w:spacing w:before="0" w:after="80" w:line="240" w:lineRule="auto"/>
-        <w:jc w:val="both"/>
-      </w:pPr>
-      <w:r>
-        <w:rPr>
-          <w:rFonts w:ascii="Palatino Linotype" w:hAnsi="Palatino Linotype" w:eastAsia="Palatino Linotype"/>
-          <w:b w:val="0"/>
-          <w:i w:val="0"/>
-          <w:sz w:val="20"/>
-        </w:rPr>
-        <w:t>The following aircraft occupy the same mass range. They are listed to locate the reference designs in a real field, not to rank them.</w:t>
-      </w:r>
-    </w:p>
-    <w:tbl>
-      <w:tblPr>
-        <w:tblStyle w:val="TableGrid"/>
-        <w:tblW w:type="auto" w:w="0"/>
-        <w:jc w:val="center"/>
-        <w:tblLook w:firstColumn="1" w:firstRow="1" w:lastColumn="0" w:lastRow="0" w:noHBand="0" w:noVBand="1" w:val="04A0"/>
-      </w:tblPr>
-      <w:tblGrid>
-        <w:gridCol w:w="2493"/>
-        <w:gridCol w:w="2493"/>
-        <w:gridCol w:w="2493"/>
-        <w:gridCol w:w="2493"/>
-      </w:tblGrid>
-      <w:tr>
-        <w:tc>
-          <w:tcPr>
-            <w:tcW w:type="dxa" w:w="2493"/>
-          </w:tcPr>
-          <w:p>
-            <w:pPr>
-              <w:spacing w:before="20" w:after="20"/>
-            </w:pPr>
-            <w:r/>
-            <w:r>
-              <w:rPr>
-                <w:rFonts w:ascii="Palatino Linotype" w:hAnsi="Palatino Linotype" w:eastAsia="Palatino Linotype"/>
-                <w:b/>
-                <w:i w:val="0"/>
-                <w:sz w:val="18"/>
-              </w:rPr>
-              <w:t>Aircraft</w:t>
-            </w:r>
-          </w:p>
-        </w:tc>
-        <w:tc>
-          <w:tcPr>
-            <w:tcW w:type="dxa" w:w="2493"/>
-          </w:tcPr>
-          <w:p>
-            <w:pPr>
-              <w:spacing w:before="20" w:after="20"/>
-            </w:pPr>
-            <w:r/>
-            <w:r>
-              <w:rPr>
-                <w:rFonts w:ascii="Palatino Linotype" w:hAnsi="Palatino Linotype" w:eastAsia="Palatino Linotype"/>
-                <w:b/>
-                <w:i w:val="0"/>
-                <w:sz w:val="18"/>
-              </w:rPr>
-              <w:t>MTOW</w:t>
-            </w:r>
-          </w:p>
-        </w:tc>
-        <w:tc>
-          <w:tcPr>
-            <w:tcW w:type="dxa" w:w="2493"/>
-          </w:tcPr>
-          <w:p>
-            <w:pPr>
-              <w:spacing w:before="20" w:after="20"/>
-            </w:pPr>
-            <w:r/>
-            <w:r>
-              <w:rPr>
-                <w:rFonts w:ascii="Palatino Linotype" w:hAnsi="Palatino Linotype" w:eastAsia="Palatino Linotype"/>
-                <w:b/>
-                <w:i w:val="0"/>
-                <w:sz w:val="18"/>
-              </w:rPr>
-              <w:t>Payload</w:t>
-            </w:r>
-          </w:p>
-        </w:tc>
-        <w:tc>
-          <w:tcPr>
-            <w:tcW w:type="dxa" w:w="2493"/>
-          </w:tcPr>
-          <w:p>
-            <w:pPr>
-              <w:spacing w:before="20" w:after="20"/>
-            </w:pPr>
-            <w:r/>
-            <w:r>
-              <w:rPr>
-                <w:rFonts w:ascii="Palatino Linotype" w:hAnsi="Palatino Linotype" w:eastAsia="Palatino Linotype"/>
-                <w:b/>
-                <w:i w:val="0"/>
-                <w:sz w:val="18"/>
-              </w:rPr>
-              <w:t>Payload fraction</w:t>
-            </w:r>
-          </w:p>
-        </w:tc>
-      </w:tr>
-      <w:tr>
-        <w:tc>
-          <w:tcPr>
-            <w:tcW w:type="dxa" w:w="2493"/>
-          </w:tcPr>
-          <w:p>
-            <w:pPr>
-              <w:spacing w:before="20" w:after="20"/>
-            </w:pPr>
-            <w:r/>
-            <w:r>
-              <w:rPr>
-                <w:rFonts w:ascii="Palatino Linotype" w:hAnsi="Palatino Linotype" w:eastAsia="Palatino Linotype"/>
-                <w:b w:val="0"/>
-                <w:i w:val="0"/>
-                <w:sz w:val="18"/>
-              </w:rPr>
-              <w:t>HAVELSAN BAHA [8]</w:t>
-            </w:r>
-          </w:p>
-        </w:tc>
-        <w:tc>
-          <w:tcPr>
-            <w:tcW w:type="dxa" w:w="2493"/>
-          </w:tcPr>
-          <w:p>
-            <w:pPr>
-              <w:spacing w:before="20" w:after="20"/>
-            </w:pPr>
-            <w:r/>
-            <w:r>
-              <w:rPr>
-                <w:rFonts w:ascii="Palatino Linotype" w:hAnsi="Palatino Linotype" w:eastAsia="Palatino Linotype"/>
-                <w:b w:val="0"/>
-                <w:i w:val="0"/>
-                <w:sz w:val="18"/>
-              </w:rPr>
-              <w:t>28 kg</w:t>
-            </w:r>
-          </w:p>
-        </w:tc>
-        <w:tc>
-          <w:tcPr>
-            <w:tcW w:type="dxa" w:w="2493"/>
-          </w:tcPr>
-          <w:p>
-            <w:pPr>
-              <w:spacing w:before="20" w:after="20"/>
-            </w:pPr>
-            <w:r/>
-            <w:r>
-              <w:rPr>
-                <w:rFonts w:ascii="Palatino Linotype" w:hAnsi="Palatino Linotype" w:eastAsia="Palatino Linotype"/>
-                <w:b w:val="0"/>
-                <w:i w:val="0"/>
-                <w:sz w:val="18"/>
-              </w:rPr>
-              <w:t>2 kg</w:t>
-            </w:r>
-          </w:p>
-        </w:tc>
-        <w:tc>
-          <w:tcPr>
-            <w:tcW w:type="dxa" w:w="2493"/>
-          </w:tcPr>
-          <w:p>
-            <w:pPr>
-              <w:spacing w:before="20" w:after="20"/>
-            </w:pPr>
-            <w:r/>
-            <w:r>
-              <w:rPr>
-                <w:rFonts w:ascii="Palatino Linotype" w:hAnsi="Palatino Linotype" w:eastAsia="Palatino Linotype"/>
-                <w:b w:val="0"/>
-                <w:i w:val="0"/>
-                <w:sz w:val="18"/>
-              </w:rPr>
-              <w:t>7.1 %</w:t>
-            </w:r>
-          </w:p>
-        </w:tc>
-      </w:tr>
-      <w:tr>
-        <w:tc>
-          <w:tcPr>
-            <w:tcW w:type="dxa" w:w="2493"/>
-          </w:tcPr>
-          <w:p>
-            <w:pPr>
-              <w:spacing w:before="20" w:after="20"/>
-            </w:pPr>
-            <w:r/>
-            <w:r>
-              <w:rPr>
-                <w:rFonts w:ascii="Palatino Linotype" w:hAnsi="Palatino Linotype" w:eastAsia="Palatino Linotype"/>
-                <w:b w:val="0"/>
-                <w:i w:val="0"/>
-                <w:sz w:val="18"/>
-              </w:rPr>
-              <w:t>Textron Aerosonde Mk 4.7 VTOL [9]</w:t>
-            </w:r>
-          </w:p>
-        </w:tc>
-        <w:tc>
-          <w:tcPr>
-            <w:tcW w:type="dxa" w:w="2493"/>
-          </w:tcPr>
-          <w:p>
-            <w:pPr>
-              <w:spacing w:before="20" w:after="20"/>
-            </w:pPr>
-            <w:r/>
-            <w:r>
-              <w:rPr>
-                <w:rFonts w:ascii="Palatino Linotype" w:hAnsi="Palatino Linotype" w:eastAsia="Palatino Linotype"/>
-                <w:b w:val="0"/>
-                <w:i w:val="0"/>
-                <w:sz w:val="18"/>
-              </w:rPr>
-              <w:t>45.4 kg</w:t>
-            </w:r>
-          </w:p>
-        </w:tc>
-        <w:tc>
-          <w:tcPr>
-            <w:tcW w:type="dxa" w:w="2493"/>
-          </w:tcPr>
-          <w:p>
-            <w:pPr>
-              <w:spacing w:before="20" w:after="20"/>
-            </w:pPr>
-            <w:r/>
-            <w:r>
-              <w:rPr>
-                <w:rFonts w:ascii="Palatino Linotype" w:hAnsi="Palatino Linotype" w:eastAsia="Palatino Linotype"/>
-                <w:b w:val="0"/>
-                <w:i w:val="0"/>
-                <w:sz w:val="18"/>
-              </w:rPr>
-              <w:t>9.1 kg</w:t>
-            </w:r>
-          </w:p>
-        </w:tc>
-        <w:tc>
-          <w:tcPr>
-            <w:tcW w:type="dxa" w:w="2493"/>
-          </w:tcPr>
-          <w:p>
-            <w:pPr>
-              <w:spacing w:before="20" w:after="20"/>
-            </w:pPr>
-            <w:r/>
-            <w:r>
-              <w:rPr>
-                <w:rFonts w:ascii="Palatino Linotype" w:hAnsi="Palatino Linotype" w:eastAsia="Palatino Linotype"/>
-                <w:b w:val="0"/>
-                <w:i w:val="0"/>
-                <w:sz w:val="18"/>
-              </w:rPr>
-              <w:t>20.0 %</w:t>
-            </w:r>
-          </w:p>
-        </w:tc>
-      </w:tr>
-      <w:tr>
-        <w:tc>
-          <w:tcPr>
-            <w:tcW w:type="dxa" w:w="2493"/>
-          </w:tcPr>
-          <w:p>
-            <w:pPr>
-              <w:spacing w:before="20" w:after="20"/>
-            </w:pPr>
-            <w:r/>
-            <w:r>
-              <w:rPr>
-                <w:rFonts w:ascii="Palatino Linotype" w:hAnsi="Palatino Linotype" w:eastAsia="Palatino Linotype"/>
-                <w:b w:val="0"/>
-                <w:i w:val="0"/>
-                <w:sz w:val="18"/>
-              </w:rPr>
-              <w:t>Baykar KALKAN [10]</w:t>
-            </w:r>
-          </w:p>
-        </w:tc>
-        <w:tc>
-          <w:tcPr>
-            <w:tcW w:type="dxa" w:w="2493"/>
-          </w:tcPr>
-          <w:p>
-            <w:pPr>
-              <w:spacing w:before="20" w:after="20"/>
-            </w:pPr>
-            <w:r/>
-            <w:r>
-              <w:rPr>
-                <w:rFonts w:ascii="Palatino Linotype" w:hAnsi="Palatino Linotype" w:eastAsia="Palatino Linotype"/>
-                <w:b w:val="0"/>
-                <w:i w:val="0"/>
-                <w:sz w:val="18"/>
-              </w:rPr>
-              <w:t>75 kg</w:t>
-            </w:r>
-          </w:p>
-        </w:tc>
-        <w:tc>
-          <w:tcPr>
-            <w:tcW w:type="dxa" w:w="2493"/>
-          </w:tcPr>
-          <w:p>
-            <w:pPr>
-              <w:spacing w:before="20" w:after="20"/>
-            </w:pPr>
-            <w:r/>
-            <w:r>
-              <w:rPr>
-                <w:rFonts w:ascii="Palatino Linotype" w:hAnsi="Palatino Linotype" w:eastAsia="Palatino Linotype"/>
-                <w:b w:val="0"/>
-                <w:i w:val="0"/>
-                <w:sz w:val="18"/>
-              </w:rPr>
-              <w:t>~3 kg internal</w:t>
-            </w:r>
-          </w:p>
-        </w:tc>
-        <w:tc>
-          <w:tcPr>
-            <w:tcW w:type="dxa" w:w="2493"/>
-          </w:tcPr>
-          <w:p>
-            <w:pPr>
-              <w:spacing w:before="20" w:after="20"/>
-            </w:pPr>
-            <w:r/>
-            <w:r>
-              <w:rPr>
-                <w:rFonts w:ascii="Palatino Linotype" w:hAnsi="Palatino Linotype" w:eastAsia="Palatino Linotype"/>
-                <w:b w:val="0"/>
-                <w:i w:val="0"/>
-                <w:sz w:val="18"/>
-              </w:rPr>
-              <w:t>4.0 %</w:t>
-            </w:r>
-          </w:p>
-        </w:tc>
-      </w:tr>
-      <w:tr>
-        <w:tc>
-          <w:tcPr>
-            <w:tcW w:type="dxa" w:w="2493"/>
-          </w:tcPr>
-          <w:p>
-            <w:pPr>
-              <w:spacing w:before="20" w:after="20"/>
-            </w:pPr>
-            <w:r/>
-            <w:r>
-              <w:rPr>
-                <w:rFonts w:ascii="Palatino Linotype" w:hAnsi="Palatino Linotype" w:eastAsia="Palatino Linotype"/>
-                <w:b w:val="0"/>
-                <w:i w:val="0"/>
-                <w:sz w:val="18"/>
-              </w:rPr>
-              <w:t>HAVELSAN BULUT [11]</w:t>
-            </w:r>
-          </w:p>
-        </w:tc>
-        <w:tc>
-          <w:tcPr>
-            <w:tcW w:type="dxa" w:w="2493"/>
-          </w:tcPr>
-          <w:p>
-            <w:pPr>
-              <w:spacing w:before="20" w:after="20"/>
-            </w:pPr>
-            <w:r/>
-            <w:r>
-              <w:rPr>
-                <w:rFonts w:ascii="Palatino Linotype" w:hAnsi="Palatino Linotype" w:eastAsia="Palatino Linotype"/>
-                <w:b w:val="0"/>
-                <w:i w:val="0"/>
-                <w:sz w:val="18"/>
-              </w:rPr>
-              <w:t>not published</w:t>
-            </w:r>
-          </w:p>
-        </w:tc>
-        <w:tc>
-          <w:tcPr>
-            <w:tcW w:type="dxa" w:w="2493"/>
-          </w:tcPr>
-          <w:p>
-            <w:pPr>
-              <w:spacing w:before="20" w:after="20"/>
-            </w:pPr>
-            <w:r/>
-            <w:r>
-              <w:rPr>
-                <w:rFonts w:ascii="Palatino Linotype" w:hAnsi="Palatino Linotype" w:eastAsia="Palatino Linotype"/>
-                <w:b w:val="0"/>
-                <w:i w:val="0"/>
-                <w:sz w:val="18"/>
-              </w:rPr>
-              <w:t>5 kg</w:t>
-            </w:r>
-          </w:p>
-        </w:tc>
-        <w:tc>
-          <w:tcPr>
-            <w:tcW w:type="dxa" w:w="2493"/>
-          </w:tcPr>
-          <w:p>
-            <w:pPr>
-              <w:spacing w:before="20" w:after="20"/>
-            </w:pPr>
-            <w:r/>
-            <w:r>
-              <w:rPr>
-                <w:rFonts w:ascii="Palatino Linotype" w:hAnsi="Palatino Linotype" w:eastAsia="Palatino Linotype"/>
-                <w:b w:val="0"/>
-                <w:i w:val="0"/>
-                <w:sz w:val="18"/>
-              </w:rPr>
-              <w:t>—</w:t>
-            </w:r>
-          </w:p>
-        </w:tc>
-      </w:tr>
-      <w:tr>
-        <w:tc>
-          <w:tcPr>
-            <w:tcW w:type="dxa" w:w="2493"/>
-          </w:tcPr>
-          <w:p>
-            <w:pPr>
-              <w:spacing w:before="20" w:after="20"/>
-            </w:pPr>
-            <w:r/>
-            <w:r>
-              <w:rPr>
-                <w:rFonts w:ascii="Palatino Linotype" w:hAnsi="Palatino Linotype" w:eastAsia="Palatino Linotype"/>
-                <w:b w:val="0"/>
-                <w:i w:val="0"/>
-                <w:sz w:val="18"/>
-              </w:rPr>
-              <w:t>Elroy Air Chaparral [12]</w:t>
-            </w:r>
-          </w:p>
-        </w:tc>
-        <w:tc>
-          <w:tcPr>
-            <w:tcW w:type="dxa" w:w="2493"/>
-          </w:tcPr>
-          <w:p>
-            <w:pPr>
-              <w:spacing w:before="20" w:after="20"/>
-            </w:pPr>
-            <w:r/>
-            <w:r>
-              <w:rPr>
-                <w:rFonts w:ascii="Palatino Linotype" w:hAnsi="Palatino Linotype" w:eastAsia="Palatino Linotype"/>
-                <w:b w:val="0"/>
-                <w:i w:val="0"/>
-                <w:sz w:val="18"/>
-              </w:rPr>
-              <w:t>865 kg</w:t>
-            </w:r>
-          </w:p>
-        </w:tc>
-        <w:tc>
-          <w:tcPr>
-            <w:tcW w:type="dxa" w:w="2493"/>
-          </w:tcPr>
-          <w:p>
-            <w:pPr>
-              <w:spacing w:before="20" w:after="20"/>
-            </w:pPr>
-            <w:r/>
-            <w:r>
-              <w:rPr>
-                <w:rFonts w:ascii="Palatino Linotype" w:hAnsi="Palatino Linotype" w:eastAsia="Palatino Linotype"/>
-                <w:b w:val="0"/>
-                <w:i w:val="0"/>
-                <w:sz w:val="18"/>
-              </w:rPr>
-              <w:t>136 / 227 kg</w:t>
-            </w:r>
-          </w:p>
-        </w:tc>
-        <w:tc>
-          <w:tcPr>
-            <w:tcW w:type="dxa" w:w="2493"/>
-          </w:tcPr>
-          <w:p>
-            <w:pPr>
-              <w:spacing w:before="20" w:after="20"/>
-            </w:pPr>
-            <w:r/>
-            <w:r>
-              <w:rPr>
-                <w:rFonts w:ascii="Palatino Linotype" w:hAnsi="Palatino Linotype" w:eastAsia="Palatino Linotype"/>
-                <w:b w:val="0"/>
-                <w:i w:val="0"/>
-                <w:sz w:val="18"/>
-              </w:rPr>
-              <w:t>15.7 / 26.2 %</w:t>
-            </w:r>
-          </w:p>
-        </w:tc>
-      </w:tr>
-      <w:tr>
-        <w:tc>
-          <w:tcPr>
-            <w:tcW w:type="dxa" w:w="2493"/>
-          </w:tcPr>
-          <w:p>
-            <w:pPr>
-              <w:spacing w:before="20" w:after="20"/>
-            </w:pPr>
-            <w:r/>
-            <w:r>
-              <w:rPr>
-                <w:rFonts w:ascii="Palatino Linotype" w:hAnsi="Palatino Linotype" w:eastAsia="Palatino Linotype"/>
-                <w:b w:val="0"/>
-                <w:i w:val="0"/>
-                <w:sz w:val="18"/>
-              </w:rPr>
-              <w:t>Sabrewing Rhaegal-A [13]</w:t>
-            </w:r>
-          </w:p>
-        </w:tc>
-        <w:tc>
-          <w:tcPr>
-            <w:tcW w:type="dxa" w:w="2493"/>
-          </w:tcPr>
-          <w:p>
-            <w:pPr>
-              <w:spacing w:before="20" w:after="20"/>
-            </w:pPr>
-            <w:r/>
-            <w:r>
-              <w:rPr>
-                <w:rFonts w:ascii="Palatino Linotype" w:hAnsi="Palatino Linotype" w:eastAsia="Palatino Linotype"/>
-                <w:b w:val="0"/>
-                <w:i w:val="0"/>
-                <w:sz w:val="18"/>
-              </w:rPr>
-              <w:t>1400 kg</w:t>
-            </w:r>
-          </w:p>
-        </w:tc>
-        <w:tc>
-          <w:tcPr>
-            <w:tcW w:type="dxa" w:w="2493"/>
-          </w:tcPr>
-          <w:p>
-            <w:pPr>
-              <w:spacing w:before="20" w:after="20"/>
-            </w:pPr>
-            <w:r/>
-            <w:r>
-              <w:rPr>
-                <w:rFonts w:ascii="Palatino Linotype" w:hAnsi="Palatino Linotype" w:eastAsia="Palatino Linotype"/>
-                <w:b w:val="0"/>
-                <w:i w:val="0"/>
-                <w:sz w:val="18"/>
-              </w:rPr>
-              <w:t>360–450 kg</w:t>
-            </w:r>
-          </w:p>
-        </w:tc>
-        <w:tc>
-          <w:tcPr>
-            <w:tcW w:type="dxa" w:w="2493"/>
-          </w:tcPr>
-          <w:p>
-            <w:pPr>
-              <w:spacing w:before="20" w:after="20"/>
-            </w:pPr>
-            <w:r/>
-            <w:r>
-              <w:rPr>
-                <w:rFonts w:ascii="Palatino Linotype" w:hAnsi="Palatino Linotype" w:eastAsia="Palatino Linotype"/>
-                <w:b w:val="0"/>
-                <w:i w:val="0"/>
-                <w:sz w:val="18"/>
-              </w:rPr>
-              <w:t>25.7–32.1 %</w:t>
-            </w:r>
-          </w:p>
-        </w:tc>
-      </w:tr>
-      <w:tr>
-        <w:tc>
-          <w:tcPr>
-            <w:tcW w:type="dxa" w:w="2493"/>
-          </w:tcPr>
-          <w:p>
-            <w:pPr>
-              <w:spacing w:before="20" w:after="20"/>
-            </w:pPr>
-            <w:r/>
-            <w:r>
-              <w:rPr>
-                <w:rFonts w:ascii="Palatino Linotype" w:hAnsi="Palatino Linotype" w:eastAsia="Palatino Linotype"/>
-                <w:b w:val="0"/>
-                <w:i w:val="0"/>
-                <w:sz w:val="18"/>
-              </w:rPr>
-              <w:t>Pipistrel Nuuva V300 [14]</w:t>
-            </w:r>
-          </w:p>
-        </w:tc>
-        <w:tc>
-          <w:tcPr>
-            <w:tcW w:type="dxa" w:w="2493"/>
-          </w:tcPr>
-          <w:p>
-            <w:pPr>
-              <w:spacing w:before="20" w:after="20"/>
-            </w:pPr>
-            <w:r/>
-            <w:r>
-              <w:rPr>
-                <w:rFonts w:ascii="Palatino Linotype" w:hAnsi="Palatino Linotype" w:eastAsia="Palatino Linotype"/>
-                <w:b w:val="0"/>
-                <w:i w:val="0"/>
-                <w:sz w:val="18"/>
-              </w:rPr>
-              <w:t>1700 kg</w:t>
-            </w:r>
-          </w:p>
-        </w:tc>
-        <w:tc>
-          <w:tcPr>
-            <w:tcW w:type="dxa" w:w="2493"/>
-          </w:tcPr>
-          <w:p>
-            <w:pPr>
-              <w:spacing w:before="20" w:after="20"/>
-            </w:pPr>
-            <w:r/>
-            <w:r>
-              <w:rPr>
-                <w:rFonts w:ascii="Palatino Linotype" w:hAnsi="Palatino Linotype" w:eastAsia="Palatino Linotype"/>
-                <w:b w:val="0"/>
-                <w:i w:val="0"/>
-                <w:sz w:val="18"/>
-              </w:rPr>
-              <w:t>408 kg</w:t>
-            </w:r>
-          </w:p>
-        </w:tc>
-        <w:tc>
-          <w:tcPr>
-            <w:tcW w:type="dxa" w:w="2493"/>
-          </w:tcPr>
-          <w:p>
-            <w:pPr>
-              <w:spacing w:before="20" w:after="20"/>
-            </w:pPr>
-            <w:r/>
-            <w:r>
-              <w:rPr>
-                <w:rFonts w:ascii="Palatino Linotype" w:hAnsi="Palatino Linotype" w:eastAsia="Palatino Linotype"/>
-                <w:b w:val="0"/>
-                <w:i w:val="0"/>
-                <w:sz w:val="18"/>
-              </w:rPr>
-              <w:t>24.0 %</w:t>
-            </w:r>
-          </w:p>
-        </w:tc>
-      </w:tr>
-    </w:tbl>
-    <w:p/>
-    <w:p>
-      <w:pPr>
-        <w:spacing w:before="0" w:after="80" w:line="240" w:lineRule="auto"/>
-        <w:jc w:val="both"/>
-      </w:pPr>
-      <w:r>
-        <w:rPr>
-          <w:rFonts w:ascii="Palatino Linotype" w:hAnsi="Palatino Linotype" w:eastAsia="Palatino Linotype"/>
-          <w:b w:val="0"/>
-          <w:i w:val="0"/>
-          <w:sz w:val="20"/>
-        </w:rPr>
-        <w:t>All entries are from manufacturers' published material; payload definitions are not consistent between them and empty weights are generally not published.</w:t>
-      </w:r>
-    </w:p>
-    <w:p>
-      <w:pPr>
-        <w:spacing w:before="0" w:after="80" w:line="240" w:lineRule="auto"/>
-        <w:jc w:val="both"/>
-      </w:pPr>
-      <w:r>
-        <w:rPr>
-          <w:rFonts w:ascii="Palatino Linotype" w:hAnsi="Palatino Linotype" w:eastAsia="Palatino Linotype"/>
-          <w:b w:val="0"/>
-          <w:i w:val="0"/>
-          <w:sz w:val="20"/>
-        </w:rPr>
-        <w:t xml:space="preserve">Three statements can be made and a fourth cannot. The field is real and populated at both ends of the range. Payload fraction rises with size across it, from a few percent to roughly a quarter, which is the ordinary consequence of fixed costs not scaling down. And </w:t>
-      </w:r>
-      <w:r>
-        <w:rPr>
-          <w:rFonts w:ascii="Palatino Linotype" w:hAnsi="Palatino Linotype" w:eastAsia="Palatino Linotype"/>
-          <w:b/>
-          <w:i w:val="0"/>
-          <w:sz w:val="20"/>
-        </w:rPr>
-        <w:t>none of these aircraft connects an internal-combustion engine directly to a lifting rotor</w:t>
-      </w:r>
-      <w:r>
-        <w:rPr>
-          <w:rFonts w:ascii="Palatino Linotype" w:hAnsi="Palatino Linotype" w:eastAsia="Palatino Linotype"/>
-          <w:b w:val="0"/>
-          <w:i w:val="0"/>
-          <w:sz w:val="20"/>
-        </w:rPr>
-        <w:t xml:space="preserve"> — every one uses either a generator or separate electric lift, which is independent confirmation that the series arrangement of Section 2.9 is the practical choice at this scale rather than an unusual one.</w:t>
-      </w:r>
-    </w:p>
-    <w:p>
-      <w:pPr>
-        <w:spacing w:before="0" w:after="80" w:line="240" w:lineRule="auto"/>
-        <w:jc w:val="both"/>
-      </w:pPr>
-      <w:r>
-        <w:rPr>
-          <w:rFonts w:ascii="Palatino Linotype" w:hAnsi="Palatino Linotype" w:eastAsia="Palatino Linotype"/>
-          <w:b/>
-          <w:i w:val="0"/>
-          <w:sz w:val="20"/>
-        </w:rPr>
-        <w:t>The fourth statement — that the reference designs outperform these aircraft — is not made.</w:t>
-      </w:r>
-      <w:r>
-        <w:rPr>
-          <w:rFonts w:ascii="Palatino Linotype" w:hAnsi="Palatino Linotype" w:eastAsia="Palatino Linotype"/>
-          <w:b w:val="0"/>
-          <w:i w:val="0"/>
-          <w:sz w:val="20"/>
-        </w:rPr>
-        <w:t xml:space="preserve"> Sections 3.7 and 3.8 are calculated from a mass budget with an unpaid structural margin; this table describes aircraft that exist and fly. Placing a calculation beside a measurement and declaring a winner would be a category error. Several entries are also fully electric, for which endurance is set by battery specific energy rather than by configuration, so comparing them with a fuel-burning design would compare energy sources rather than architectures. What could properly be compared, once such aircraft are built, is </w:t>
-      </w:r>
-      <w:r>
-        <w:rPr>
-          <w:rFonts w:ascii="Palatino Linotype" w:hAnsi="Palatino Linotype" w:eastAsia="Palatino Linotype"/>
-          <w:b/>
-          <w:i w:val="0"/>
-          <w:sz w:val="20"/>
-        </w:rPr>
-        <w:t>range at similar payload</w:t>
-      </w:r>
-      <w:r>
-        <w:rPr>
-          <w:rFonts w:ascii="Palatino Linotype" w:hAnsi="Palatino Linotype" w:eastAsia="Palatino Linotype"/>
-          <w:b w:val="0"/>
-          <w:i w:val="0"/>
-          <w:sz w:val="20"/>
-        </w:rPr>
-        <w:t xml:space="preserve"> — a configuration carrying a comparable load further is making an architectural claim, while one carrying a heavier load is making a claim about mass budgeting, which is the least validated part of this study.</w:t>
-      </w:r>
-    </w:p>
-    <w:p>
-      <w:pPr>
-        <w:spacing w:before="200" w:after="80"/>
-      </w:pPr>
-      <w:r>
-        <w:rPr>
-          <w:rFonts w:ascii="Palatino Linotype" w:hAnsi="Palatino Linotype" w:eastAsia="Palatino Linotype"/>
-          <w:b/>
-          <w:i w:val="0"/>
-          <w:sz w:val="22"/>
-        </w:rPr>
-        <w:t>4.2 Why the market looks the way it does</w:t>
-      </w:r>
-    </w:p>
-    <w:p>
-      <w:pPr>
-        <w:spacing w:before="0" w:after="80" w:line="240" w:lineRule="auto"/>
-        <w:jc w:val="both"/>
-      </w:pPr>
-      <w:r>
-        <w:rPr>
-          <w:rFonts w:ascii="Palatino Linotype" w:hAnsi="Palatino Linotype" w:eastAsia="Palatino Linotype"/>
-          <w:b w:val="0"/>
-          <w:i w:val="0"/>
-          <w:sz w:val="20"/>
-        </w:rPr>
-        <w:t>One observable consequence supports the argument, and it has been stated independently. Surveying the field, the study cited above concludes that multirotors are efficient in hover and suited to short-range missions, that vectored-thrust aircraft are efficient in cruise and suited to long-range missions, and that "lift plus cruise eVTOLs are a compromise, but they are slowed down by the drag of the lift propellers."</w:t>
-      </w:r>
-    </w:p>
-    <w:p>
-      <w:pPr>
-        <w:spacing w:before="0" w:after="80" w:line="240" w:lineRule="auto"/>
-        <w:jc w:val="both"/>
-      </w:pPr>
-      <w:r>
-        <w:rPr>
-          <w:rFonts w:ascii="Palatino Linotype" w:hAnsi="Palatino Linotype" w:eastAsia="Palatino Linotype"/>
-          <w:b w:val="0"/>
-          <w:i w:val="0"/>
-          <w:sz w:val="20"/>
-        </w:rPr>
-        <w:t>Hybrid VTOL aircraft occupy a narrow band of the mission space. Below it, where range requirements are short, a multirotor is cheaper and simpler and pays none of these bills because it never claimed cruise efficiency. Above it, where range requirements are long, a runway-launched fixed-wing aircraft is more efficient and pays none of them because it never claimed vertical capability. The hybrid sits between the two, and the width of that band is set by how much cruise efficiency the architecture had to surrender.</w:t>
-      </w:r>
-    </w:p>
-    <w:p>
-      <w:pPr>
-        <w:spacing w:before="0" w:after="80" w:line="240" w:lineRule="auto"/>
-        <w:jc w:val="both"/>
-      </w:pPr>
-      <w:r>
-        <w:rPr>
-          <w:rFonts w:ascii="Palatino Linotype" w:hAnsi="Palatino Linotype" w:eastAsia="Palatino Linotype"/>
-          <w:b w:val="0"/>
-          <w:i w:val="0"/>
-          <w:sz w:val="20"/>
-        </w:rPr>
-        <w:t>An architecture that surrenders less does not merely perform better inside the band. It widens the band.</w:t>
-      </w:r>
-    </w:p>
-    <w:p>
-      <w:pPr>
-        <w:spacing w:before="0" w:after="80" w:line="240" w:lineRule="auto"/>
-        <w:jc w:val="both"/>
-      </w:pPr>
-      <w:r>
-        <w:rPr>
-          <w:rFonts w:ascii="Palatino Linotype" w:hAnsi="Palatino Linotype" w:eastAsia="Palatino Linotype"/>
-          <w:b/>
-          <w:i w:val="0"/>
-          <w:sz w:val="20"/>
-        </w:rPr>
-        <w:t>Where this configuration sits in that statement has to be said precisely, because the obvious reading is too generous to it.</w:t>
-      </w:r>
-      <w:r>
-        <w:rPr>
-          <w:rFonts w:ascii="Palatino Linotype" w:hAnsi="Palatino Linotype" w:eastAsia="Palatino Linotype"/>
-          <w:b w:val="0"/>
-          <w:i w:val="0"/>
-          <w:sz w:val="20"/>
-        </w:rPr>
-        <w:t xml:space="preserve"> Against the two families that bound the band, the case is straightforward and is why the configuration exists: it needs no runway, which the fixed-wing family cannot say, and it carries a cruising wing, which the multirotor family does not — the sizing set of Section 3.2 puts a turboshaft quadrotor at an effective lift-to-drag ratio of 4.9 against this configuration's 8.8 to 10.8. On both edges the band is genuinely wider.</w:t>
-      </w:r>
-    </w:p>
-    <w:p>
-      <w:pPr>
-        <w:spacing w:before="0" w:after="80" w:line="240" w:lineRule="auto"/>
-        <w:jc w:val="both"/>
-      </w:pPr>
-      <w:r>
-        <w:rPr>
-          <w:rFonts w:ascii="Palatino Linotype" w:hAnsi="Palatino Linotype" w:eastAsia="Palatino Linotype"/>
-          <w:b/>
-          <w:i w:val="0"/>
-          <w:sz w:val="20"/>
-        </w:rPr>
-        <w:t>Inside the band, against the other hybrids, the claim splits and one half of it fails.</w:t>
-      </w:r>
-      <w:r>
-        <w:rPr>
-          <w:rFonts w:ascii="Palatino Linotype" w:hAnsi="Palatino Linotype" w:eastAsia="Palatino Linotype"/>
-          <w:b w:val="0"/>
-          <w:i w:val="0"/>
-          <w:sz w:val="20"/>
-        </w:rPr>
-        <w:t xml:space="preserve"> Once the free-wheeling drag of the attitude rotors is charged, this configuration retains 0.632 of its clean cruise efficiency against the lift-plus-cruise layout's 0.765. </w:t>
-      </w:r>
-      <w:r>
-        <w:rPr>
-          <w:rFonts w:ascii="Palatino Linotype" w:hAnsi="Palatino Linotype" w:eastAsia="Palatino Linotype"/>
-          <w:b/>
-          <w:i w:val="0"/>
-          <w:sz w:val="20"/>
-        </w:rPr>
-        <w:t>It surrenders more cruise efficiency, not less</w:t>
-      </w:r>
-      <w:r>
-        <w:rPr>
-          <w:rFonts w:ascii="Palatino Linotype" w:hAnsi="Palatino Linotype" w:eastAsia="Palatino Linotype"/>
-          <w:b w:val="0"/>
-          <w:i w:val="0"/>
-          <w:sz w:val="20"/>
-        </w:rPr>
-        <w:t xml:space="preserve">, so on the range axis it does not widen the band against that layout — and Section 3.6 measures the consequence, a range deficit of 24 to 45 percent under equal fuel fractions. What it does hold is the mass axis, by 32 to 36 percent across the same bracket. </w:t>
-      </w:r>
-      <w:r>
-        <w:rPr>
-          <w:rFonts w:ascii="Palatino Linotype" w:hAnsi="Palatino Linotype" w:eastAsia="Palatino Linotype"/>
-          <w:b/>
-          <w:i w:val="0"/>
-          <w:sz w:val="20"/>
-        </w:rPr>
-        <w:t>The band is widened on one axis and not the other, and which one matters is the sizing contract's question rather than the architecture's</w:t>
-      </w:r>
-      <w:r>
-        <w:rPr>
-          <w:rFonts w:ascii="Palatino Linotype" w:hAnsi="Palatino Linotype" w:eastAsia="Palatino Linotype"/>
-          <w:b w:val="0"/>
-          <w:i w:val="0"/>
-          <w:sz w:val="20"/>
-        </w:rPr>
-        <w:t xml:space="preserve"> — which is this paper's central result arriving at its own case.</w:t>
-      </w:r>
-    </w:p>
-    <w:p>
-      <w:pPr>
-        <w:spacing w:before="0" w:after="80" w:line="240" w:lineRule="auto"/>
-        <w:jc w:val="both"/>
-      </w:pPr>
-      <w:r>
-        <w:rPr>
-          <w:rFonts w:ascii="Palatino Linotype" w:hAnsi="Palatino Linotype" w:eastAsia="Palatino Linotype"/>
-          <w:b w:val="0"/>
-          <w:i w:val="0"/>
-          <w:sz w:val="20"/>
-        </w:rPr>
-        <w:t>This is a configuration study. It contains no experimental validation of any kind, and the numbers in it are the output of elementary methods applied to a set of assumptions. This section states what those limits are, in enough detail that a reader can judge how much weight each result will bear. Several of the items below were discovered during the study and changed its results; they are recorded here rather than smoothed away.</w:t>
-      </w:r>
-    </w:p>
-    <w:p>
-      <w:pPr>
-        <w:spacing w:before="200" w:after="80"/>
-      </w:pPr>
-      <w:r>
-        <w:rPr>
-          <w:rFonts w:ascii="Palatino Linotype" w:hAnsi="Palatino Linotype" w:eastAsia="Palatino Linotype"/>
-          <w:b/>
-          <w:i w:val="0"/>
-          <w:sz w:val="22"/>
-        </w:rPr>
-        <w:t>4.3 What is not shown</w:t>
-      </w:r>
-    </w:p>
-    <w:p>
-      <w:pPr>
-        <w:spacing w:before="0" w:after="80" w:line="240" w:lineRule="auto"/>
-        <w:jc w:val="both"/>
-      </w:pPr>
-      <w:r>
-        <w:rPr>
-          <w:rFonts w:ascii="Palatino Linotype" w:hAnsi="Palatino Linotype" w:eastAsia="Palatino Linotype"/>
-          <w:b/>
-          <w:i w:val="0"/>
-          <w:sz w:val="20"/>
-        </w:rPr>
-        <w:t>No part of this study has been validated experimentally.</w:t>
-      </w:r>
-      <w:r>
-        <w:rPr>
-          <w:rFonts w:ascii="Palatino Linotype" w:hAnsi="Palatino Linotype" w:eastAsia="Palatino Linotype"/>
-          <w:b w:val="0"/>
-          <w:i w:val="0"/>
-          <w:sz w:val="20"/>
-        </w:rPr>
-        <w:t xml:space="preserve"> No wind-tunnel test, no flight test, no hardware. Everything here is calculation, and the calculations rest on assumptions stated in the sections that use them. Supplementary S5 enumerates every limitation item by item with the break-even value of each assumption that has one. This section states the ones that bear on the conclusions.</w:t>
-      </w:r>
-    </w:p>
-    <w:p>
-      <w:pPr>
-        <w:spacing w:before="200" w:after="80"/>
-      </w:pPr>
-      <w:r>
-        <w:rPr>
-          <w:rFonts w:ascii="Palatino Linotype" w:hAnsi="Palatino Linotype" w:eastAsia="Palatino Linotype"/>
-          <w:b/>
-          <w:i w:val="0"/>
-          <w:sz w:val="22"/>
-        </w:rPr>
-        <w:t>4.4 The three that could change a conclusion</w:t>
-      </w:r>
-    </w:p>
-    <w:p>
-      <w:pPr>
-        <w:spacing w:before="0" w:after="80" w:line="240" w:lineRule="auto"/>
-        <w:jc w:val="both"/>
-      </w:pPr>
-      <w:r>
-        <w:rPr>
-          <w:rFonts w:ascii="Palatino Linotype" w:hAnsi="Palatino Linotype" w:eastAsia="Palatino Linotype"/>
-          <w:b/>
-          <w:i w:val="0"/>
-          <w:sz w:val="20"/>
-        </w:rPr>
-        <w:t>The buffer's specific power is the most exposed number in the paper.</w:t>
-      </w:r>
-      <w:r>
-        <w:rPr>
-          <w:rFonts w:ascii="Palatino Linotype" w:hAnsi="Palatino Linotype" w:eastAsia="Palatino Linotype"/>
-          <w:b w:val="0"/>
-          <w:i w:val="0"/>
-          <w:sz w:val="20"/>
-        </w:rPr>
-        <w:t xml:space="preserve"> Bill 3 is avoided by sizing the engine for cruise and supplying the hover excess from a battery buffer, and the light design's buffer implies </w:t>
-      </w:r>
-      <w:r>
-        <w:rPr>
-          <w:rFonts w:ascii="Palatino Linotype" w:hAnsi="Palatino Linotype" w:eastAsia="Palatino Linotype"/>
-          <w:b/>
-          <w:i w:val="0"/>
-          <w:sz w:val="20"/>
-        </w:rPr>
-        <w:t>5.63 kW kg⁻¹</w:t>
-      </w:r>
-      <w:r>
-        <w:rPr>
-          <w:rFonts w:ascii="Palatino Linotype" w:hAnsi="Palatino Linotype" w:eastAsia="Palatino Linotype"/>
-          <w:b w:val="0"/>
-          <w:i w:val="0"/>
-          <w:sz w:val="20"/>
-        </w:rPr>
-        <w:t xml:space="preserve"> to hover and </w:t>
-      </w:r>
-      <w:r>
-        <w:rPr>
-          <w:rFonts w:ascii="Palatino Linotype" w:hAnsi="Palatino Linotype" w:eastAsia="Palatino Linotype"/>
-          <w:b/>
-          <w:i w:val="0"/>
-          <w:sz w:val="20"/>
-        </w:rPr>
-        <w:t>6.48 kW kg⁻¹</w:t>
-      </w:r>
-      <w:r>
-        <w:rPr>
-          <w:rFonts w:ascii="Palatino Linotype" w:hAnsi="Palatino Linotype" w:eastAsia="Palatino Linotype"/>
-          <w:b w:val="0"/>
-          <w:i w:val="0"/>
-          <w:sz w:val="20"/>
-        </w:rPr>
-        <w:t xml:space="preserve"> to leave the ground. Both figures are taken at the electrical bus, where the buffer is; an earlier version of this paper differenced the rotor shaft against the engine shaft and reported 4.61, which understated the demand by a fifth. A 24S nickel–cobalt–manganese pack designed, built, bench-tested from 0.2 C to 10.68 C and flown in an electric VTOL aircraft measures </w:t>
-      </w:r>
-      <w:r>
-        <w:rPr>
-          <w:rFonts w:ascii="Palatino Linotype" w:hAnsi="Palatino Linotype" w:eastAsia="Palatino Linotype"/>
-          <w:b/>
-          <w:i w:val="0"/>
-          <w:sz w:val="20"/>
-        </w:rPr>
-        <w:t>724 W kg⁻¹</w:t>
-      </w:r>
-      <w:r>
-        <w:rPr>
-          <w:rFonts w:ascii="Palatino Linotype" w:hAnsi="Palatino Linotype" w:eastAsia="Palatino Linotype"/>
-          <w:b w:val="0"/>
-          <w:i w:val="0"/>
-          <w:sz w:val="20"/>
-        </w:rPr>
-        <w:t xml:space="preserve"> continuous for the unit pack and </w:t>
-      </w:r>
-      <w:r>
-        <w:rPr>
-          <w:rFonts w:ascii="Palatino Linotype" w:hAnsi="Palatino Linotype" w:eastAsia="Palatino Linotype"/>
-          <w:b/>
-          <w:i w:val="0"/>
-          <w:sz w:val="20"/>
-        </w:rPr>
-        <w:t>892 W kg⁻¹</w:t>
-      </w:r>
-      <w:r>
-        <w:rPr>
-          <w:rFonts w:ascii="Palatino Linotype" w:hAnsi="Palatino Linotype" w:eastAsia="Palatino Linotype"/>
-          <w:b w:val="0"/>
-          <w:i w:val="0"/>
-          <w:sz w:val="20"/>
-        </w:rPr>
-        <w:t xml:space="preserve"> for the flight system, reaching roughly 1.5 kW kg⁻¹ at its maximum tested rate with a thermal margin of 4.9 °C [47]. A NASA-funded design study adopts 4 kW kg⁻¹ and states that this is "about twice that of existing batteries" [48]. The defence available earlier — that a short-duration buffer is a different product from an energy-optimised automotive pack — does not survive, because the source above </w:t>
-      </w:r>
-      <w:r>
-        <w:rPr>
-          <w:rFonts w:ascii="Palatino Linotype" w:hAnsi="Palatino Linotype" w:eastAsia="Palatino Linotype"/>
-          <w:b w:val="0"/>
-          <w:i/>
-          <w:sz w:val="20"/>
-        </w:rPr>
-        <w:t>is</w:t>
-      </w:r>
-      <w:r>
-        <w:rPr>
-          <w:rFonts w:ascii="Palatino Linotype" w:hAnsi="Palatino Linotype" w:eastAsia="Palatino Linotype"/>
-          <w:b w:val="0"/>
-          <w:i w:val="0"/>
-          <w:sz w:val="20"/>
-        </w:rPr>
-        <w:t xml:space="preserve"> that product.</w:t>
-      </w:r>
-    </w:p>
-    <w:p>
-      <w:pPr>
-        <w:spacing w:before="0" w:after="80" w:line="240" w:lineRule="auto"/>
-        <w:jc w:val="both"/>
-      </w:pPr>
-      <w:r>
-        <w:rPr>
-          <w:rFonts w:ascii="Palatino Linotype" w:hAnsi="Palatino Linotype" w:eastAsia="Palatino Linotype"/>
-          <w:b/>
-          <w:i w:val="0"/>
-          <w:sz w:val="20"/>
-        </w:rPr>
-        <w:t>An earlier version of this section then compared a 6.8 kg buffer against 2.2 kg of unallocated mass and concluded that the budget does not close at any measured specific power. That comparison was a subtraction inside a box that had been sized on the number being replaced, and the conclusion drawn from it was too strong.</w:t>
-      </w:r>
-      <w:r>
-        <w:rPr>
-          <w:rFonts w:ascii="Palatino Linotype" w:hAnsi="Palatino Linotype" w:eastAsia="Palatino Linotype"/>
-          <w:b w:val="0"/>
-          <w:i w:val="0"/>
-          <w:sz w:val="20"/>
-        </w:rPr>
-        <w:t xml:space="preserve"> A heavier buffer raises take-off mass, which raises hover power, which raises the buffer again; at constant disc loading that feedback is linear rather than divergent, so it accumulates to a finite answer and the answer is not where the subtraction pointed. Closing the loop — holding wing and disc loading, holding the fuel fraction so that range is preserved, and rebuilding the component budget at each step — gives:</w:t>
-      </w:r>
-    </w:p>
-    <w:tbl>
-      <w:tblPr>
-        <w:tblStyle w:val="TableGrid"/>
-        <w:tblW w:type="auto" w:w="0"/>
-        <w:jc w:val="center"/>
-        <w:tblLook w:firstColumn="1" w:firstRow="1" w:lastColumn="0" w:lastRow="0" w:noHBand="0" w:noVBand="1" w:val="04A0"/>
-      </w:tblPr>
-      <w:tblGrid>
-        <w:gridCol w:w="1994"/>
-        <w:gridCol w:w="1994"/>
-        <w:gridCol w:w="1994"/>
-        <w:gridCol w:w="1994"/>
-        <w:gridCol w:w="1994"/>
-      </w:tblGrid>
-      <w:tr>
-        <w:tc>
-          <w:tcPr>
-            <w:tcW w:type="dxa" w:w="1994"/>
-          </w:tcPr>
-          <w:p>
-            <w:pPr>
-              <w:spacing w:before="20" w:after="20"/>
-            </w:pPr>
-            <w:r/>
-            <w:r>
-              <w:rPr>
-                <w:rFonts w:ascii="Palatino Linotype" w:hAnsi="Palatino Linotype" w:eastAsia="Palatino Linotype"/>
-                <w:b/>
-                <w:i w:val="0"/>
-                <w:sz w:val="18"/>
-              </w:rPr>
-              <w:t>Buffer specific power</w:t>
-            </w:r>
-          </w:p>
-        </w:tc>
-        <w:tc>
-          <w:tcPr>
-            <w:tcW w:type="dxa" w:w="1994"/>
-          </w:tcPr>
-          <w:p>
-            <w:pPr>
-              <w:spacing w:before="20" w:after="20"/>
-            </w:pPr>
-            <w:r/>
-            <w:r>
-              <w:rPr>
-                <w:rFonts w:ascii="Palatino Linotype" w:hAnsi="Palatino Linotype" w:eastAsia="Palatino Linotype"/>
-                <w:b/>
-                <w:i w:val="0"/>
-                <w:sz w:val="18"/>
-              </w:rPr>
-              <w:t>Take-off mass at 13 kg payload</w:t>
-            </w:r>
-          </w:p>
-        </w:tc>
-        <w:tc>
-          <w:tcPr>
-            <w:tcW w:type="dxa" w:w="1994"/>
-          </w:tcPr>
-          <w:p>
-            <w:pPr>
-              <w:spacing w:before="20" w:after="20"/>
-            </w:pPr>
-            <w:r/>
-            <w:r>
-              <w:rPr>
-                <w:rFonts w:ascii="Palatino Linotype" w:hAnsi="Palatino Linotype" w:eastAsia="Palatino Linotype"/>
-                <w:b/>
-                <w:i w:val="0"/>
-                <w:sz w:val="18"/>
-              </w:rPr>
-              <w:t>Buffer</w:t>
-            </w:r>
-          </w:p>
-        </w:tc>
-        <w:tc>
-          <w:tcPr>
-            <w:tcW w:type="dxa" w:w="1994"/>
-          </w:tcPr>
-          <w:p>
-            <w:pPr>
-              <w:spacing w:before="20" w:after="20"/>
-            </w:pPr>
-            <w:r/>
-            <w:r>
-              <w:rPr>
-                <w:rFonts w:ascii="Palatino Linotype" w:hAnsi="Palatino Linotype" w:eastAsia="Palatino Linotype"/>
-                <w:b/>
-                <w:i w:val="0"/>
-                <w:sz w:val="18"/>
-              </w:rPr>
-              <w:t>Range</w:t>
-            </w:r>
-          </w:p>
-        </w:tc>
-        <w:tc>
-          <w:tcPr>
-            <w:tcW w:type="dxa" w:w="1994"/>
-          </w:tcPr>
-          <w:p>
-            <w:pPr>
-              <w:spacing w:before="20" w:after="20"/>
-            </w:pPr>
-            <w:r/>
-            <w:r>
-              <w:rPr>
-                <w:rFonts w:ascii="Palatino Linotype" w:hAnsi="Palatino Linotype" w:eastAsia="Palatino Linotype"/>
-                <w:b/>
-                <w:i w:val="0"/>
-                <w:sz w:val="18"/>
-              </w:rPr>
-              <w:t>Payload if held at 50 kg</w:t>
-            </w:r>
-          </w:p>
-        </w:tc>
-      </w:tr>
-      <w:tr>
-        <w:tc>
-          <w:tcPr>
-            <w:tcW w:type="dxa" w:w="1994"/>
-          </w:tcPr>
-          <w:p>
-            <w:pPr>
-              <w:spacing w:before="20" w:after="20"/>
-            </w:pPr>
-            <w:r/>
-            <w:r>
-              <w:rPr>
-                <w:rFonts w:ascii="Palatino Linotype" w:hAnsi="Palatino Linotype" w:eastAsia="Palatino Linotype"/>
-                <w:b w:val="0"/>
-                <w:i w:val="0"/>
-                <w:sz w:val="18"/>
-              </w:rPr>
-              <w:t>0.724 kW kg⁻¹, measured continuous</w:t>
-            </w:r>
-          </w:p>
-        </w:tc>
-        <w:tc>
-          <w:tcPr>
-            <w:tcW w:type="dxa" w:w="1994"/>
-          </w:tcPr>
-          <w:p>
-            <w:pPr>
-              <w:spacing w:before="20" w:after="20"/>
-            </w:pPr>
-            <w:r/>
-            <w:r>
-              <w:rPr>
-                <w:rFonts w:ascii="Palatino Linotype" w:hAnsi="Palatino Linotype" w:eastAsia="Palatino Linotype"/>
-                <w:b/>
-                <w:i w:val="0"/>
-                <w:sz w:val="18"/>
-              </w:rPr>
-              <w:t>no solution</w:t>
-            </w:r>
-          </w:p>
-        </w:tc>
-        <w:tc>
-          <w:tcPr>
-            <w:tcW w:type="dxa" w:w="1994"/>
-          </w:tcPr>
-          <w:p>
-            <w:pPr>
-              <w:spacing w:before="20" w:after="20"/>
-            </w:pPr>
-            <w:r/>
-            <w:r>
-              <w:rPr>
-                <w:rFonts w:ascii="Palatino Linotype" w:hAnsi="Palatino Linotype" w:eastAsia="Palatino Linotype"/>
-                <w:b w:val="0"/>
-                <w:i w:val="0"/>
-                <w:sz w:val="18"/>
-              </w:rPr>
-              <w:t>—</w:t>
-            </w:r>
-          </w:p>
-        </w:tc>
-        <w:tc>
-          <w:tcPr>
-            <w:tcW w:type="dxa" w:w="1994"/>
-          </w:tcPr>
-          <w:p>
-            <w:pPr>
-              <w:spacing w:before="20" w:after="20"/>
-            </w:pPr>
-            <w:r/>
-            <w:r>
-              <w:rPr>
-                <w:rFonts w:ascii="Palatino Linotype" w:hAnsi="Palatino Linotype" w:eastAsia="Palatino Linotype"/>
-                <w:b w:val="0"/>
-                <w:i w:val="0"/>
-                <w:sz w:val="18"/>
-              </w:rPr>
-              <w:t>—</w:t>
-            </w:r>
-          </w:p>
-        </w:tc>
-        <w:tc>
-          <w:tcPr>
-            <w:tcW w:type="dxa" w:w="1994"/>
-          </w:tcPr>
-          <w:p>
-            <w:pPr>
-              <w:spacing w:before="20" w:after="20"/>
-            </w:pPr>
-            <w:r/>
-            <w:r>
-              <w:rPr>
-                <w:rFonts w:ascii="Palatino Linotype" w:hAnsi="Palatino Linotype" w:eastAsia="Palatino Linotype"/>
-                <w:b w:val="0"/>
-                <w:i w:val="0"/>
-                <w:sz w:val="18"/>
-              </w:rPr>
-              <w:t>0.9 kg</w:t>
-            </w:r>
-          </w:p>
-        </w:tc>
-      </w:tr>
-      <w:tr>
-        <w:tc>
-          <w:tcPr>
-            <w:tcW w:type="dxa" w:w="1994"/>
-          </w:tcPr>
-          <w:p>
-            <w:pPr>
-              <w:spacing w:before="20" w:after="20"/>
-            </w:pPr>
-            <w:r/>
-            <w:r>
-              <w:rPr>
-                <w:rFonts w:ascii="Palatino Linotype" w:hAnsi="Palatino Linotype" w:eastAsia="Palatino Linotype"/>
-                <w:b w:val="0"/>
-                <w:i w:val="0"/>
-                <w:sz w:val="18"/>
-              </w:rPr>
-              <w:t>0.892 kW kg⁻¹, measured continuous</w:t>
-            </w:r>
-          </w:p>
-        </w:tc>
-        <w:tc>
-          <w:tcPr>
-            <w:tcW w:type="dxa" w:w="1994"/>
-          </w:tcPr>
-          <w:p>
-            <w:pPr>
-              <w:spacing w:before="20" w:after="20"/>
-            </w:pPr>
-            <w:r/>
-            <w:r>
-              <w:rPr>
-                <w:rFonts w:ascii="Palatino Linotype" w:hAnsi="Palatino Linotype" w:eastAsia="Palatino Linotype"/>
-                <w:b w:val="0"/>
-                <w:i w:val="0"/>
-                <w:sz w:val="18"/>
-              </w:rPr>
-              <w:t>162.0 kg</w:t>
-            </w:r>
-          </w:p>
-        </w:tc>
-        <w:tc>
-          <w:tcPr>
-            <w:tcW w:type="dxa" w:w="1994"/>
-          </w:tcPr>
-          <w:p>
-            <w:pPr>
-              <w:spacing w:before="20" w:after="20"/>
-            </w:pPr>
-            <w:r/>
-            <w:r>
-              <w:rPr>
-                <w:rFonts w:ascii="Palatino Linotype" w:hAnsi="Palatino Linotype" w:eastAsia="Palatino Linotype"/>
-                <w:b w:val="0"/>
-                <w:i w:val="0"/>
-                <w:sz w:val="18"/>
-              </w:rPr>
-              <w:t>42.4 kg</w:t>
-            </w:r>
-          </w:p>
-        </w:tc>
-        <w:tc>
-          <w:tcPr>
-            <w:tcW w:type="dxa" w:w="1994"/>
-          </w:tcPr>
-          <w:p>
-            <w:pPr>
-              <w:spacing w:before="20" w:after="20"/>
-            </w:pPr>
-            <w:r/>
-            <w:r>
-              <w:rPr>
-                <w:rFonts w:ascii="Palatino Linotype" w:hAnsi="Palatino Linotype" w:eastAsia="Palatino Linotype"/>
-                <w:b w:val="0"/>
-                <w:i w:val="0"/>
-                <w:sz w:val="18"/>
-              </w:rPr>
-              <w:t>1 600 km</w:t>
-            </w:r>
-          </w:p>
-        </w:tc>
-        <w:tc>
-          <w:tcPr>
-            <w:tcW w:type="dxa" w:w="1994"/>
-          </w:tcPr>
-          <w:p>
-            <w:pPr>
-              <w:spacing w:before="20" w:after="20"/>
-            </w:pPr>
-            <w:r/>
-            <w:r>
-              <w:rPr>
-                <w:rFonts w:ascii="Palatino Linotype" w:hAnsi="Palatino Linotype" w:eastAsia="Palatino Linotype"/>
-                <w:b w:val="0"/>
-                <w:i w:val="0"/>
-                <w:sz w:val="18"/>
-              </w:rPr>
-              <w:t>3.9 kg</w:t>
-            </w:r>
-          </w:p>
-        </w:tc>
-      </w:tr>
-      <w:tr>
-        <w:tc>
-          <w:tcPr>
-            <w:tcW w:type="dxa" w:w="1994"/>
-          </w:tcPr>
-          <w:p>
-            <w:pPr>
-              <w:spacing w:before="20" w:after="20"/>
-            </w:pPr>
-            <w:r/>
-            <w:r>
-              <w:rPr>
-                <w:rFonts w:ascii="Palatino Linotype" w:hAnsi="Palatino Linotype" w:eastAsia="Palatino Linotype"/>
-                <w:b/>
-                <w:i w:val="0"/>
-                <w:sz w:val="18"/>
-              </w:rPr>
-              <w:t>1.5 kW kg⁻¹, measured thermal ceiling</w:t>
-            </w:r>
-          </w:p>
-        </w:tc>
-        <w:tc>
-          <w:tcPr>
-            <w:tcW w:type="dxa" w:w="1994"/>
-          </w:tcPr>
-          <w:p>
-            <w:pPr>
-              <w:spacing w:before="20" w:after="20"/>
-            </w:pPr>
-            <w:r/>
-            <w:r>
-              <w:rPr>
-                <w:rFonts w:ascii="Palatino Linotype" w:hAnsi="Palatino Linotype" w:eastAsia="Palatino Linotype"/>
-                <w:b/>
-                <w:i w:val="0"/>
-                <w:sz w:val="18"/>
-              </w:rPr>
-              <w:t>68.9 kg</w:t>
-            </w:r>
-          </w:p>
-        </w:tc>
-        <w:tc>
-          <w:tcPr>
-            <w:tcW w:type="dxa" w:w="1994"/>
-          </w:tcPr>
-          <w:p>
-            <w:pPr>
-              <w:spacing w:before="20" w:after="20"/>
-            </w:pPr>
-            <w:r/>
-            <w:r>
-              <w:rPr>
-                <w:rFonts w:ascii="Palatino Linotype" w:hAnsi="Palatino Linotype" w:eastAsia="Palatino Linotype"/>
-                <w:b/>
-                <w:i w:val="0"/>
-                <w:sz w:val="18"/>
-              </w:rPr>
-              <w:t>10.7 kg</w:t>
-            </w:r>
-          </w:p>
-        </w:tc>
-        <w:tc>
-          <w:tcPr>
-            <w:tcW w:type="dxa" w:w="1994"/>
-          </w:tcPr>
-          <w:p>
-            <w:pPr>
-              <w:spacing w:before="20" w:after="20"/>
-            </w:pPr>
-            <w:r/>
-            <w:r>
-              <w:rPr>
-                <w:rFonts w:ascii="Palatino Linotype" w:hAnsi="Palatino Linotype" w:eastAsia="Palatino Linotype"/>
-                <w:b/>
-                <w:i w:val="0"/>
-                <w:sz w:val="18"/>
-              </w:rPr>
-              <w:t>1 600 km</w:t>
-            </w:r>
-          </w:p>
-        </w:tc>
-        <w:tc>
-          <w:tcPr>
-            <w:tcW w:type="dxa" w:w="1994"/>
-          </w:tcPr>
-          <w:p>
-            <w:pPr>
-              <w:spacing w:before="20" w:after="20"/>
-            </w:pPr>
-            <w:r/>
-            <w:r>
-              <w:rPr>
-                <w:rFonts w:ascii="Palatino Linotype" w:hAnsi="Palatino Linotype" w:eastAsia="Palatino Linotype"/>
-                <w:b/>
-                <w:i w:val="0"/>
-                <w:sz w:val="18"/>
-              </w:rPr>
-              <w:t>9.2 kg</w:t>
-            </w:r>
-          </w:p>
-        </w:tc>
-      </w:tr>
-      <w:tr>
+        <w:trPr>
+          <w:cantSplit/>
+        </w:trPr>
         <w:tc>
           <w:tcPr>
             <w:tcW w:type="dxa" w:w="1994"/>

--- a/makale/pdf/meryemAircraft-MDPI.docx
+++ b/makale/pdf/meryemAircraft-MDPI.docx
@@ -810,7 +810,43 @@
           <w:i w:val="0"/>
           <w:sz w:val="20"/>
         </w:rPr>
-        <w:t xml:space="preserve">, and the distinction runs through the whole paper. The first is that this configuration escapes the runway requirement, which no fixed-wing aircraft does. The second is that it retains a cruising wing, and therefore a range, that no multirotor has: the sizing set discussed in Section 3.2 puts a turboshaft quadrotor at an effective lift-to-drag ratio of 4.9 against this configuration's 8.8 to 10.8 across its computed drag bracket. </w:t>
+        <w:t xml:space="preserve">, and the distinction runs through the whole paper. The first is that this configuration escapes the runway requirement, which no fixed-wing aircraft does. The second is that it cruises on a wing, which a multirotor does not: lift in cruise is carried by a surface rather than by rotors, and that is a structural difference rather than a margin. For scale — and the two numbers are not the same kind of number — the sizing set discussed in Section 3.1 puts a turboshaft quadrotor at an </w:t>
+      </w:r>
+      <w:r>
+        <w:rPr>
+          <w:rFonts w:ascii="Palatino Linotype" w:hAnsi="Palatino Linotype" w:eastAsia="Palatino Linotype"/>
+          <w:b w:val="0"/>
+          <w:i/>
+          <w:sz w:val="20"/>
+        </w:rPr>
+        <w:t>effective</w:t>
+      </w:r>
+      <w:r>
+        <w:rPr>
+          <w:rFonts w:ascii="Palatino Linotype" w:hAnsi="Palatino Linotype" w:eastAsia="Palatino Linotype"/>
+          <w:b w:val="0"/>
+          <w:i w:val="0"/>
+          <w:sz w:val="20"/>
+        </w:rPr>
+        <w:t xml:space="preserve"> lift-to-drag ratio of 4.9, a system-level figure of merit, against this configuration's </w:t>
+      </w:r>
+      <w:r>
+        <w:rPr>
+          <w:rFonts w:ascii="Palatino Linotype" w:hAnsi="Palatino Linotype" w:eastAsia="Palatino Linotype"/>
+          <w:b w:val="0"/>
+          <w:i/>
+          <w:sz w:val="20"/>
+        </w:rPr>
+        <w:t>aerodynamic</w:t>
+      </w:r>
+      <w:r>
+        <w:rPr>
+          <w:rFonts w:ascii="Palatino Linotype" w:hAnsi="Palatino Linotype" w:eastAsia="Palatino Linotype"/>
+          <w:b w:val="0"/>
+          <w:i w:val="0"/>
+          <w:sz w:val="20"/>
+        </w:rPr>
+        <w:t xml:space="preserve"> 8.8 to 10.8 across its computed drag bracket. </w:t>
       </w:r>
       <w:r>
         <w:rPr>
@@ -819,7 +855,7 @@
           <w:i w:val="0"/>
           <w:sz w:val="20"/>
         </w:rPr>
-        <w:t>Those two together are why the configuration exists, and neither is weakened by anything in this paper.</w:t>
+        <w:t>Those two claims together are why the configuration exists, and neither is weakened by anything in this paper.</w:t>
       </w:r>
       <w:r>
         <w:rPr>
@@ -846,7 +882,31 @@
           <w:i w:val="0"/>
           <w:sz w:val="20"/>
         </w:rPr>
-        <w:t xml:space="preserve"> claimed is a ranking against the other hybrid VTOL architectures — lift-plus-cruise and tilting — because Section 3.6 shows that ranking reverses with the sizing contract. The sizing results are reported as properties of a case under stated contracts, not as a ranking of the hybrid family.</w:t>
+        <w:t xml:space="preserve"> claimed is a ranking against the other hybrid VTOL architectures — lift-plus-cruise and tilting — because Section 3.6 shows that ranking reverses with the sizing contract.</w:t>
+      </w:r>
+    </w:p>
+    <w:p>
+      <w:pPr>
+        <w:spacing w:before="0" w:after="80" w:line="240" w:lineRule="auto"/>
+        <w:jc w:val="both"/>
+      </w:pPr>
+      <w:r>
+        <w:rPr>
+          <w:rFonts w:ascii="Palatino Linotype" w:hAnsi="Palatino Linotype" w:eastAsia="Palatino Linotype"/>
+          <w:b/>
+          <w:i w:val="0"/>
+          <w:sz w:val="20"/>
+        </w:rPr>
+        <w:t>The line between the two is not arbitrary, and it is worth stating as a criterion: it tracks whether the competitor has a cruising wing at all.</w:t>
+      </w:r>
+      <w:r>
+        <w:rPr>
+          <w:rFonts w:ascii="Palatino Linotype" w:hAnsi="Palatino Linotype" w:eastAsia="Palatino Linotype"/>
+          <w:b w:val="0"/>
+          <w:i w:val="0"/>
+          <w:sz w:val="20"/>
+        </w:rPr>
+        <w:t xml:space="preserve"> A multirotor does not, so the comparison with it is structural and no sizing contract can change it. The other hybrids do, so they sit in the same cruise-efficiency class as this configuration and the ordering between them turns on the mass, drag and power trade that Section 3.6 shows to be contract-dependent. The sizing results are therefore reported as properties of a case under stated contracts, not as a ranking of the hybrid family.</w:t>
       </w:r>
     </w:p>
     <w:p>
@@ -1595,7 +1655,7 @@
           <w:i w:val="0"/>
           <w:sz w:val="20"/>
         </w:rPr>
-        <w:t>The cleanest measurement is a controlled comparison within a single aircraft. In a doctoral study, one uncrewed airframe was tested in a wind tunnel in four configurations (Table 1):</w:t>
+        <w:t>The cleanest measurement is a controlled comparison within a single aircraft. In a doctoral study, one uncrewed airframe was tested in a wind tunnel in three configurations (Table 1):</w:t>
       </w:r>
     </w:p>
     <w:p>
@@ -1620,7 +1680,7 @@
           <w:i w:val="0"/>
           <w:sz w:val="20"/>
         </w:rPr>
-        <w:t xml:space="preserve"> Maximum lift-to-drag ratio of one uncrewed airframe tested in four configurations in a single wind-tunnel campaign [3].</w:t>
+        <w:t xml:space="preserve"> Maximum lift-to-drag ratio of one uncrewed airframe tested in three configurations in a single wind-tunnel campaign [3].</w:t>
       </w:r>
     </w:p>
     <w:tbl>
@@ -4463,7 +4523,49 @@
           <w:i w:val="0"/>
           <w:sz w:val="20"/>
         </w:rPr>
-        <w:t xml:space="preserve"> sea-level density; no compressibility; span efficiency e = 0.85; C_D0 = 0.0248 for the light design, which is generous for a clean blended-wing body and absorbs the tip-frame contribution of Section 3.3 — that contribution is 0.0043, or seventeen percent of the assumed value, so the assumption is self-consistent rather than optimistic. Both are carried as assumptions throughout, so that every downstream figure rests on one stated basis. Section 3.10 computes both and reports what the computation does to them: it bounds them rather than replacing them, which is a weaker but more honest claim.</w:t>
+        <w:t xml:space="preserve"> sea-level density; no compressibility; span efficiency e = 0.85; C_D0 = 0.0248 for the light design, which was taken as generous for a clean blended-wing body on the grounds that it absorbs the tip-frame contribution of Section 3.3 — 0.0043, or seventeen percent of the assumed value. </w:t>
+      </w:r>
+      <w:r>
+        <w:rPr>
+          <w:rFonts w:ascii="Palatino Linotype" w:hAnsi="Palatino Linotype" w:eastAsia="Palatino Linotype"/>
+          <w:b/>
+          <w:i w:val="0"/>
+          <w:sz w:val="20"/>
+        </w:rPr>
+        <w:t>Section 3.10 computes the coefficient and that reasoning does not survive:</w:t>
+      </w:r>
+      <w:r>
+        <w:rPr>
+          <w:rFonts w:ascii="Palatino Linotype" w:hAnsi="Palatino Linotype" w:eastAsia="Palatino Linotype"/>
+          <w:b w:val="0"/>
+          <w:i w:val="0"/>
+          <w:sz w:val="20"/>
+        </w:rPr>
+        <w:t xml:space="preserve"> the computed bracket is 0.0285 to 0.0381 and the assumption lies below both ends, so it is an assumption and an optimistic one, not a self-consistent choice. It is carried unchanged so that every downstream figure rests on one stated basis, and every result that depends on it is also reported across the computed bracket.</w:t>
+      </w:r>
+    </w:p>
+    <w:p>
+      <w:pPr>
+        <w:spacing w:before="0" w:after="80" w:line="240" w:lineRule="auto"/>
+        <w:jc w:val="both"/>
+      </w:pPr>
+      <w:r>
+        <w:rPr>
+          <w:rFonts w:ascii="Palatino Linotype" w:hAnsi="Palatino Linotype" w:eastAsia="Palatino Linotype"/>
+          <w:b/>
+          <w:i w:val="0"/>
+          <w:sz w:val="20"/>
+        </w:rPr>
+        <w:t>Sea-level density is a deliberate choice and not an oversight, and it is the conservative one.</w:t>
+      </w:r>
+      <w:r>
+        <w:rPr>
+          <w:rFonts w:ascii="Palatino Linotype" w:hAnsi="Palatino Linotype" w:eastAsia="Palatino Linotype"/>
+          <w:b w:val="0"/>
+          <w:i w:val="0"/>
+          <w:sz w:val="20"/>
+        </w:rPr>
+        <w:t xml:space="preserve"> A cruise at altitude would reduce drag with the density ratio and lengthen every range figure quoted here; holding sea level therefore understates the aircraft rather than flattering it. The choice also matches the intended missions — wildfire observation and cargo delivery to sites without a runway — which are flown low, and it keeps the hover and cruise calculations on one atmosphere so that the ratio between them, which is what the three bills are about, is not carrying a density change as well. A design intended to cruise high would need the whole chain re-run; nothing in the framework prevents that, and nothing in this paper does it. Section 3.10 computes both and reports what the computation does to them: it bounds them rather than replacing them, which is a weaker but more honest claim.</w:t>
       </w:r>
     </w:p>
     <w:p>
@@ -5674,7 +5776,7 @@
           <w:i w:val="0"/>
           <w:sz w:val="20"/>
         </w:rPr>
-        <w:t xml:space="preserve"> for the hover duty — each station twisted to a target section lift coefficient and chorded to carry its share of 8.1 N, with section data taken at each station's own Reynolds number — so that what is run at cruise is this aircraft's propeller rather than a generic one. Four designs were built, spanning target section lift coefficients from 0.40 to 0.85 and hover figures of merit from 0.62 down to 0.27. Each was then run at 30 m s⁻¹ and the shaft speed found at which net torque is zero. Table 4 collects the four designs.</w:t>
+        <w:t xml:space="preserve"> for the hover duty — each station twisted to a target section lift coefficient and chorded to carry its share of 8.1 N, with section data taken at each station's own Reynolds number — so that what is run at cruise is this aircraft's propeller rather than a generic one. Seven designs were built, spanning target section lift coefficients from 0.40 to 0.85 and hover figures of merit from 0.65 down to 0.27. Each was then run at 30 m s⁻¹ and the shaft speed found at which net torque is zero. Table 4 collects them.</w:t>
       </w:r>
     </w:p>
     <w:p>
@@ -5699,7 +5801,7 @@
           <w:i w:val="0"/>
           <w:sz w:val="20"/>
         </w:rPr>
-        <w:t xml:space="preserve"> Four tip-propeller designs run to their zero-torque free-wheeling state at 30 m s⁻¹.</w:t>
+        <w:t xml:space="preserve"> Seven tip-propeller designs run to their zero-torque free-wheeling state at 30 m s⁻¹. Shaft speed and tip Mach number were not recorded for the two designs added by the later solver-stability sweep.</w:t>
       </w:r>
     </w:p>
     <w:tbl>
@@ -7059,7 +7161,7 @@
           <w:i w:val="0"/>
           <w:sz w:val="20"/>
         </w:rPr>
-        <w:t xml:space="preserve"> Bill 2 is not absent. On the most favourable design computed here the tip rotors cost at least as much as the frames already charged, the cruise lift-to-drag ratio falls, and the margin over the lift-plus-cruise layout narrows by an amount this paper has not re-sized. What would settle it is a propeller design study that optimises the blade across both duties rather than for hover alone, or a variable-pitch tip pair — which is a mechanism, and mechanisms are what this configuration was built to avoid.</w:t>
+        <w:t xml:space="preserve"> Bill 2 is not absent. On the most favourable design computed here the tip rotors cost at least as much as the frames already charged, the cruise lift-to-drag ratio falls, and the margin over the lift-plus-cruise layout narrows by an amount Section 3.6 re-sizes. What would settle it is a propeller design study that optimises the blade across both duties rather than for hover alone, or a variable-pitch tip pair — which is a mechanism, and mechanisms are what this configuration was built to avoid.</w:t>
       </w:r>
     </w:p>
     <w:p>
@@ -7543,7 +7645,25 @@
           <w:i w:val="0"/>
           <w:sz w:val="20"/>
         </w:rPr>
-        <w:t xml:space="preserve"> Three architectures sized for the same mission under the first contract, a fixed fuel fraction.</w:t>
+        <w:t xml:space="preserve"> Three architectures sized for the same mission under the first contract, a fixed fuel fraction, </w:t>
+      </w:r>
+      <w:r>
+        <w:rPr>
+          <w:rFonts w:ascii="Palatino Linotype" w:hAnsi="Palatino Linotype" w:eastAsia="Palatino Linotype"/>
+          <w:b/>
+          <w:i w:val="0"/>
+          <w:sz w:val="20"/>
+        </w:rPr>
+        <w:t>at the published zero-lift drag assumption</w:t>
+      </w:r>
+      <w:r>
+        <w:rPr>
+          <w:rFonts w:ascii="Palatino Linotype" w:hAnsi="Palatino Linotype" w:eastAsia="Palatino Linotype"/>
+          <w:b w:val="0"/>
+          <w:i w:val="0"/>
+          <w:sz w:val="20"/>
+        </w:rPr>
+        <w:t>. The rows for A are superseded twice below — first by charging its free-wheeling rotors, then by the bracket sweep of Table 9 — and are kept so the size of each correction can be read.</w:t>
       </w:r>
     </w:p>
     <w:tbl>
@@ -8197,7 +8317,25 @@
           <w:i w:val="0"/>
           <w:sz w:val="20"/>
         </w:rPr>
-        <w:t xml:space="preserve"> Architecture B against A under each of the three contracts, before and after A's free-wheeling rotor drag is charged.</w:t>
+        <w:t xml:space="preserve"> Architecture B against A under each of the three contracts, before and after A's free-wheeling rotor drag is charged. </w:t>
+      </w:r>
+      <w:r>
+        <w:rPr>
+          <w:rFonts w:ascii="Palatino Linotype" w:hAnsi="Palatino Linotype" w:eastAsia="Palatino Linotype"/>
+          <w:b/>
+          <w:i w:val="0"/>
+          <w:sz w:val="20"/>
+        </w:rPr>
+        <w:t>A mixed basis:</w:t>
+      </w:r>
+      <w:r>
+        <w:rPr>
+          <w:rFonts w:ascii="Palatino Linotype" w:hAnsi="Palatino Linotype" w:eastAsia="Palatino Linotype"/>
+          <w:b w:val="0"/>
+          <w:i w:val="0"/>
+          <w:sz w:val="20"/>
+        </w:rPr>
+        <w:t xml:space="preserve"> the charge is applied to A and not to the clean-airframe drag coefficient the other two are sized on. Table 9 re-solves all three on a common basis and is the reportable form.</w:t>
       </w:r>
     </w:p>
     <w:tbl>
@@ -8635,7 +8773,25 @@
           <w:i w:val="0"/>
           <w:sz w:val="20"/>
         </w:rPr>
-        <w:t xml:space="preserve"> Take-off mass of the three architectures as the energy-buffer mass fraction is raised, applied equally to all three.</w:t>
+        <w:t xml:space="preserve"> Take-off mass of the three architectures as the energy-buffer mass fraction is raised, applied equally to all three. </w:t>
+      </w:r>
+      <w:r>
+        <w:rPr>
+          <w:rFonts w:ascii="Palatino Linotype" w:hAnsi="Palatino Linotype" w:eastAsia="Palatino Linotype"/>
+          <w:b/>
+          <w:i w:val="0"/>
+          <w:sz w:val="20"/>
+        </w:rPr>
+        <w:t>On the same mixed basis as Table 7:</w:t>
+      </w:r>
+      <w:r>
+        <w:rPr>
+          <w:rFonts w:ascii="Palatino Linotype" w:hAnsi="Palatino Linotype" w:eastAsia="Palatino Linotype"/>
+          <w:b w:val="0"/>
+          <w:i w:val="0"/>
+          <w:sz w:val="20"/>
+        </w:rPr>
+        <w:t xml:space="preserve"> every row pairs A with its rotors charged against B and C at the published drag assumption — the pairing this section retires three paragraphs above. The rows are kept for the buffer trend, which is what they are used for; no mass difference should be read off them.</w:t>
       </w:r>
     </w:p>
     <w:tbl>
@@ -9203,7 +9359,25 @@
           <w:i w:val="0"/>
           <w:sz w:val="20"/>
         </w:rPr>
-        <w:t xml:space="preserve"> Section 4.4 estimates that margin at twenty percent by holding B fixed at 86 kg while A grows; that estimate is now superseded, and it was conservative rather than generous.</w:t>
+        <w:t xml:space="preserve"> </w:t>
+      </w:r>
+      <w:r>
+        <w:rPr>
+          <w:rFonts w:ascii="Palatino Linotype" w:hAnsi="Palatino Linotype" w:eastAsia="Palatino Linotype"/>
+          <w:b/>
+          <w:i w:val="0"/>
+          <w:sz w:val="20"/>
+        </w:rPr>
+        <w:t>That statement inherits the mixed basis of the caption and should be read as a direction, not a margin.</w:t>
+      </w:r>
+      <w:r>
+        <w:rPr>
+          <w:rFonts w:ascii="Palatino Linotype" w:hAnsi="Palatino Linotype" w:eastAsia="Palatino Linotype"/>
+          <w:b w:val="0"/>
+          <w:i w:val="0"/>
+          <w:sz w:val="20"/>
+        </w:rPr>
+        <w:t xml:space="preserve"> What carries it is B's hover power per unit mass, the highest of the three, and that ordering does not depend on the drag assumption; what would move with the basis is how far apart the two curves are, which is why no number from this table is quoted anywhere else in the paper. Section 4.4 estimates that margin at twenty percent by holding B fixed at 86 kg while A grows; that estimate is now superseded, and it was conservative rather than generous.</w:t>
       </w:r>
     </w:p>
     <w:p>
@@ -10327,7 +10501,25 @@
           <w:i w:val="0"/>
           <w:sz w:val="20"/>
         </w:rPr>
-        <w:t xml:space="preserve"> Range of the two competing architectures relative to the tail-sitter under each of the three sizing contracts, with the rotor drag charged.</w:t>
+        <w:t xml:space="preserve"> Range of the two competing architectures relative to the tail-sitter under each of the three sizing contracts, with the rotor drag charged, </w:t>
+      </w:r>
+      <w:r>
+        <w:rPr>
+          <w:rFonts w:ascii="Palatino Linotype" w:hAnsi="Palatino Linotype" w:eastAsia="Palatino Linotype"/>
+          <w:b/>
+          <w:i w:val="0"/>
+          <w:sz w:val="20"/>
+        </w:rPr>
+        <w:t>at the single published drag assumption</w:t>
+      </w:r>
+      <w:r>
+        <w:rPr>
+          <w:rFonts w:ascii="Palatino Linotype" w:hAnsi="Palatino Linotype" w:eastAsia="Palatino Linotype"/>
+          <w:b w:val="0"/>
+          <w:i w:val="0"/>
+          <w:sz w:val="20"/>
+        </w:rPr>
+        <w:t>. Table 9 sweeps the same comparison across the computed bracket and is the reportable form; the first column here reads +21.1 % where the bracket gives +24 to +45 %.</w:t>
       </w:r>
     </w:p>
     <w:tbl>
@@ -10637,7 +10829,43 @@
           <w:i w:val="0"/>
           <w:sz w:val="20"/>
         </w:rPr>
-        <w:t xml:space="preserve">Against lift-plus-cruise the conclusion now depends on the rule: the tail-sitter leads under two of the three and loses the third, where equal fuel fractions expose its lower cruise efficiency. Against tilt it no longer leads at all: with the rotor term charged it leads under all three rules, where before it led in three of the twelve cells S6 reports and tied a fourth. Every one of those leads still requires its nacelles, pivots, actuators and hover-pitched blades to be credited as aerodynamically free. </w:t>
+        <w:t xml:space="preserve">Against lift-plus-cruise the conclusion now depends on the rule: the tail-sitter leads under two of the three and loses the third, where equal fuel fractions expose its lower cruise efficiency. Against tilt it no longer leads at all: with the rotor term charged </w:t>
+      </w:r>
+      <w:r>
+        <w:rPr>
+          <w:rFonts w:ascii="Palatino Linotype" w:hAnsi="Palatino Linotype" w:eastAsia="Palatino Linotype"/>
+          <w:b/>
+          <w:i w:val="0"/>
+          <w:sz w:val="20"/>
+        </w:rPr>
+        <w:t>the tilting layout</w:t>
+      </w:r>
+      <w:r>
+        <w:rPr>
+          <w:rFonts w:ascii="Palatino Linotype" w:hAnsi="Palatino Linotype" w:eastAsia="Palatino Linotype"/>
+          <w:b w:val="0"/>
+          <w:i w:val="0"/>
+          <w:sz w:val="20"/>
+        </w:rPr>
+        <w:t xml:space="preserve"> leads under all three rules, where before </w:t>
+      </w:r>
+      <w:r>
+        <w:rPr>
+          <w:rFonts w:ascii="Palatino Linotype" w:hAnsi="Palatino Linotype" w:eastAsia="Palatino Linotype"/>
+          <w:b/>
+          <w:i w:val="0"/>
+          <w:sz w:val="20"/>
+        </w:rPr>
+        <w:t>the tail-sitter</w:t>
+      </w:r>
+      <w:r>
+        <w:rPr>
+          <w:rFonts w:ascii="Palatino Linotype" w:hAnsi="Palatino Linotype" w:eastAsia="Palatino Linotype"/>
+          <w:b w:val="0"/>
+          <w:i w:val="0"/>
+          <w:sz w:val="20"/>
+        </w:rPr>
+        <w:t xml:space="preserve"> led in three of the twelve cells S6 reports and tied a fourth. Every one of those leads still requires its nacelles, pivots, actuators and hover-pitched blades to be credited as aerodynamically free. </w:t>
       </w:r>
       <w:r>
         <w:rPr>
@@ -10799,7 +11027,25 @@
           <w:i w:val="0"/>
           <w:sz w:val="20"/>
         </w:rPr>
-        <w:t xml:space="preserve"> The light reference design, 50 kg.</w:t>
+        <w:t xml:space="preserve"> The light reference design, 50 kg, </w:t>
+      </w:r>
+      <w:r>
+        <w:rPr>
+          <w:rFonts w:ascii="Palatino Linotype" w:hAnsi="Palatino Linotype" w:eastAsia="Palatino Linotype"/>
+          <w:b/>
+          <w:i w:val="0"/>
+          <w:sz w:val="20"/>
+        </w:rPr>
+        <w:t>at the published zero-lift drag assumption</w:t>
+      </w:r>
+      <w:r>
+        <w:rPr>
+          <w:rFonts w:ascii="Palatino Linotype" w:hAnsi="Palatino Linotype" w:eastAsia="Palatino Linotype"/>
+          <w:b w:val="0"/>
+          <w:i w:val="0"/>
+          <w:sz w:val="20"/>
+        </w:rPr>
+        <w:t>. Table 12 re-solves it across the computed bracket; the cruise and range rows here are optimistic rather than central.</w:t>
       </w:r>
     </w:p>
     <w:tbl>
@@ -11305,6 +11551,51 @@
                 <w:sz w:val="18"/>
               </w:rPr>
               <w:t>0.20 m</w:t>
+            </w:r>
+          </w:p>
+        </w:tc>
+      </w:tr>
+      <w:tr>
+        <w:trPr>
+          <w:cantSplit/>
+        </w:trPr>
+        <w:tc>
+          <w:tcPr>
+            <w:tcW w:type="dxa" w:w="4986"/>
+          </w:tcPr>
+          <w:p>
+            <w:pPr>
+              <w:spacing w:before="20" w:after="20"/>
+            </w:pPr>
+            <w:r/>
+            <w:r>
+              <w:rPr>
+                <w:rFonts w:ascii="Palatino Linotype" w:hAnsi="Palatino Linotype" w:eastAsia="Palatino Linotype"/>
+                <w:b w:val="0"/>
+                <w:i w:val="0"/>
+                <w:sz w:val="18"/>
+              </w:rPr>
+              <w:t>Tip-pair disc loading</w:t>
+            </w:r>
+          </w:p>
+        </w:tc>
+        <w:tc>
+          <w:tcPr>
+            <w:tcW w:type="dxa" w:w="4986"/>
+          </w:tcPr>
+          <w:p>
+            <w:pPr>
+              <w:spacing w:before="20" w:after="20"/>
+            </w:pPr>
+            <w:r/>
+            <w:r>
+              <w:rPr>
+                <w:rFonts w:ascii="Palatino Linotype" w:hAnsi="Palatino Linotype" w:eastAsia="Palatino Linotype"/>
+                <w:b w:val="0"/>
+                <w:i w:val="0"/>
+                <w:sz w:val="18"/>
+              </w:rPr>
+              <w:t>26.3 kg m⁻²</w:t>
             </w:r>
           </w:p>
         </w:tc>
@@ -14020,7 +14311,7 @@
                 <w:i w:val="0"/>
                 <w:sz w:val="18"/>
               </w:rPr>
-              <w:t>1 813 km</w:t>
+              <w:t>1 814 km</w:t>
             </w:r>
           </w:p>
         </w:tc>
@@ -14092,16 +14383,70 @@
           <w:i w:val="0"/>
           <w:sz w:val="20"/>
         </w:rPr>
-        <w:t>The heavy family's blades meet the hover requirement.</w:t>
-      </w:r>
-      <w:r>
-        <w:rPr>
-          <w:rFonts w:ascii="Palatino Linotype" w:hAnsi="Palatino Linotype" w:eastAsia="Palatino Linotype"/>
-          <w:b w:val="0"/>
-          <w:i w:val="0"/>
-          <w:sz w:val="20"/>
-        </w:rPr>
-        <w:t xml:space="preserve"> Across every design tried the figure of merit is 0.65 to 0.66, against the 0.599 the power budget assumes, so the twelve percent of hover power allocated to the tip pairs buys the thrust it is credited with. The chord limits in the blade-element routine are expressed relative to rotor radius; an earlier draft of this study used absolute limits taken from the light design's 0.20 m rotor, which on a 0.67 m rotor produce a 12 mm chord on a 335 mm radius and a correspondingly slender blade. The repository records that correction and its effect.</w:t>
+        <w:t>The heavy family's blades meet the hover requirement, and that is exactly why the charge above is a range rather than a single number.</w:t>
+      </w:r>
+      <w:r>
+        <w:rPr>
+          <w:rFonts w:ascii="Palatino Linotype" w:hAnsi="Palatino Linotype" w:eastAsia="Palatino Linotype"/>
+          <w:b w:val="0"/>
+          <w:i w:val="0"/>
+          <w:sz w:val="20"/>
+        </w:rPr>
+        <w:t xml:space="preserve"> Across every design tried the figure of merit is 0.65 to 0.66, against the 0.599 the power budget assumes, so the twelve percent of hover power allocated to the tip pairs buys the thrust it is credited with. </w:t>
+      </w:r>
+      <w:r>
+        <w:rPr>
+          <w:rFonts w:ascii="Palatino Linotype" w:hAnsi="Palatino Linotype" w:eastAsia="Palatino Linotype"/>
+          <w:b/>
+          <w:i w:val="0"/>
+          <w:sz w:val="20"/>
+        </w:rPr>
+        <w:t>But this is where the heavy line differs from the light one in a way that has to be stated, because it weakens the number rather than strengthening it.</w:t>
+      </w:r>
+      <w:r>
+        <w:rPr>
+          <w:rFonts w:ascii="Palatino Linotype" w:hAnsi="Palatino Linotype" w:eastAsia="Palatino Linotype"/>
+          <w:b w:val="0"/>
+          <w:i w:val="0"/>
+          <w:sz w:val="20"/>
+        </w:rPr>
+        <w:t xml:space="preserve"> In the light line the design is pinned: the figure of merit collapses from 0.633 to 0.350 above a target section lift coefficient of 0.68, so the least-draggy blade that still hovers is the one the cliff leaves standing, and the 0.0154 of Section 3.3 is selected by physics. In the heavy line there is no cliff — the figure of merit is still 0.657 at a target of 0.85 — so the same rule selects whichever design sits at the end of whatever range is swept. Across designs meeting the hover requirement the charge runs from </w:t>
+      </w:r>
+      <w:r>
+        <w:rPr>
+          <w:rFonts w:ascii="Palatino Linotype" w:hAnsi="Palatino Linotype" w:eastAsia="Palatino Linotype"/>
+          <w:b/>
+          <w:i w:val="0"/>
+          <w:sz w:val="20"/>
+        </w:rPr>
+        <w:t>0.0074 down to 0.0035</w:t>
+      </w:r>
+      <w:r>
+        <w:rPr>
+          <w:rFonts w:ascii="Palatino Linotype" w:hAnsi="Palatino Linotype" w:eastAsia="Palatino Linotype"/>
+          <w:b w:val="0"/>
+          <w:i w:val="0"/>
+          <w:sz w:val="20"/>
+        </w:rPr>
+        <w:t xml:space="preserve">, and applying the light line's rule literally would return the lowest of these, which is the end favourable to this configuration. </w:t>
+      </w:r>
+      <w:r>
+        <w:rPr>
+          <w:rFonts w:ascii="Palatino Linotype" w:hAnsi="Palatino Linotype" w:eastAsia="Palatino Linotype"/>
+          <w:b/>
+          <w:i w:val="0"/>
+          <w:sz w:val="20"/>
+        </w:rPr>
+        <w:t>The 0.0051 carried above is the interior value the sizing was run at, not a minimum, and it is reported as such:</w:t>
+      </w:r>
+      <w:r>
+        <w:rPr>
+          <w:rFonts w:ascii="Palatino Linotype" w:hAnsi="Palatino Linotype" w:eastAsia="Palatino Linotype"/>
+          <w:b w:val="0"/>
+          <w:i w:val="0"/>
+          <w:sz w:val="20"/>
+        </w:rPr>
+        <w:t xml:space="preserve"> the honest statement is that the heavy charge is bounded by 0.0035 and 0.0074 and is not pinned within that interval by any criterion this study applies. It remains between a third and a half of the light design's charge at every point in the interval, which is the comparison Section 3.9 uses; nothing in that section depends on where inside the interval the value falls. The chord limits in the blade-element routine are expressed relative to rotor radius; an earlier draft of this study used absolute limits taken from the light design's 0.20 m rotor, which on a 0.67 m rotor produce a 12 mm chord on a 335 mm radius and a correspondingly slender blade. The repository records that correction and its effect.</w:t>
       </w:r>
     </w:p>
     <w:p>
@@ -16557,7 +16902,25 @@
           <w:i w:val="0"/>
           <w:sz w:val="20"/>
         </w:rPr>
-        <w:t xml:space="preserve"> Reynolds-averaged solution of the untwisted planform at the vortex-lattice cruise incidence, and the loading ratio extracted from it.</w:t>
+        <w:t xml:space="preserve"> Reynolds-averaged solution of the untwisted planform at the vortex-lattice cruise incidence, on the </w:t>
+      </w:r>
+      <w:r>
+        <w:rPr>
+          <w:rFonts w:ascii="Palatino Linotype" w:hAnsi="Palatino Linotype" w:eastAsia="Palatino Linotype"/>
+          <w:b/>
+          <w:i w:val="0"/>
+          <w:sz w:val="20"/>
+        </w:rPr>
+        <w:t>initial 192 000-cell mesh</w:t>
+      </w:r>
+      <w:r>
+        <w:rPr>
+          <w:rFonts w:ascii="Palatino Linotype" w:hAnsi="Palatino Linotype" w:eastAsia="Palatino Linotype"/>
+          <w:b w:val="0"/>
+          <w:i w:val="0"/>
+          <w:sz w:val="20"/>
+        </w:rPr>
+        <w:t>. Table 19 refines it twice; the converged ratio is 0.796, not the 0.787 below.</w:t>
       </w:r>
     </w:p>
     <w:tbl>
@@ -19199,6 +19562,48 @@
     </w:p>
     <w:p>
       <w:pPr>
+        <w:spacing w:before="0" w:after="80" w:line="240" w:lineRule="auto"/>
+        <w:jc w:val="both"/>
+      </w:pPr>
+      <w:r>
+        <w:rPr>
+          <w:rFonts w:ascii="Palatino Linotype" w:hAnsi="Palatino Linotype" w:eastAsia="Palatino Linotype"/>
+          <w:b/>
+          <w:i w:val="0"/>
+          <w:sz w:val="20"/>
+        </w:rPr>
+        <w:t>The third belongs with them and has not been said at all until now: the deceleration and nose-up rotation are not analysed either.</w:t>
+      </w:r>
+      <w:r>
+        <w:rPr>
+          <w:rFonts w:ascii="Palatino Linotype" w:hAnsi="Palatino Linotype" w:eastAsia="Palatino Linotype"/>
+          <w:b w:val="0"/>
+          <w:i w:val="0"/>
+          <w:sz w:val="20"/>
+        </w:rPr>
+        <w:t xml:space="preserve"> Sections 3.12 to 3.15 treat the forward transition in six subsections and the reverse in this clause. The two are not symmetric and should not be assumed to be: the forward rotation builds dynamic pressure while it turns, so lift arrives to replace the vertical component of thrust as that component falls, and Section 3.15 shows the result turns on exactly that race. The reverse runs the race backwards — dynamic pressure falls while the aircraft is being turned, so lift is leaving at the moment the thrust vector has not yet returned to vertical — and a model built for the first case cannot be read for the second by changing a sign. </w:t>
+      </w:r>
+      <w:r>
+        <w:rPr>
+          <w:rFonts w:ascii="Palatino Linotype" w:hAnsi="Palatino Linotype" w:eastAsia="Palatino Linotype"/>
+          <w:b/>
+          <w:i w:val="0"/>
+          <w:sz w:val="20"/>
+        </w:rPr>
+        <w:t>No figure in this paper describes the landing transition, and none should be inferred from the take-off one.</w:t>
+      </w:r>
+      <w:r>
+        <w:rPr>
+          <w:rFonts w:ascii="Palatino Linotype" w:hAnsi="Palatino Linotype" w:eastAsia="Palatino Linotype"/>
+          <w:b w:val="0"/>
+          <w:i w:val="0"/>
+          <w:sz w:val="20"/>
+        </w:rPr>
+        <w:t xml:space="preserve"> Section 4 records it.</w:t>
+      </w:r>
+    </w:p>
+    <w:p>
+      <w:pPr>
         <w:spacing w:before="200" w:after="80"/>
       </w:pPr>
       <w:r>
@@ -20712,7 +21117,61 @@
           <w:i w:val="0"/>
           <w:sz w:val="20"/>
         </w:rPr>
-        <w:t xml:space="preserve"> Against the two families that bound the band, the case is straightforward and is why the configuration exists: it needs no runway, which the fixed-wing family cannot say, and it carries a cruising wing, which the multirotor family does not — the sizing set of Section 3.2 puts a turboshaft quadrotor at an effective lift-to-drag ratio of 4.9 against this configuration's 8.8 to 10.8. On both edges the band is genuinely wider.</w:t>
+        <w:t xml:space="preserve"> Against the two families that bound the band, the case is straightforward and is why the configuration exists: it needs no runway, which the fixed-wing family cannot say, and it carries a cruising wing, which the multirotor family does not — the sizing set of Section 3.1 puts a turboshaft quadrotor at an </w:t>
+      </w:r>
+      <w:r>
+        <w:rPr>
+          <w:rFonts w:ascii="Palatino Linotype" w:hAnsi="Palatino Linotype" w:eastAsia="Palatino Linotype"/>
+          <w:b w:val="0"/>
+          <w:i/>
+          <w:sz w:val="20"/>
+        </w:rPr>
+        <w:t>effective</w:t>
+      </w:r>
+      <w:r>
+        <w:rPr>
+          <w:rFonts w:ascii="Palatino Linotype" w:hAnsi="Palatino Linotype" w:eastAsia="Palatino Linotype"/>
+          <w:b w:val="0"/>
+          <w:i w:val="0"/>
+          <w:sz w:val="20"/>
+        </w:rPr>
+        <w:t xml:space="preserve"> lift-to-drag ratio of 4.9 against this configuration's </w:t>
+      </w:r>
+      <w:r>
+        <w:rPr>
+          <w:rFonts w:ascii="Palatino Linotype" w:hAnsi="Palatino Linotype" w:eastAsia="Palatino Linotype"/>
+          <w:b w:val="0"/>
+          <w:i/>
+          <w:sz w:val="20"/>
+        </w:rPr>
+        <w:t>aerodynamic</w:t>
+      </w:r>
+      <w:r>
+        <w:rPr>
+          <w:rFonts w:ascii="Palatino Linotype" w:hAnsi="Palatino Linotype" w:eastAsia="Palatino Linotype"/>
+          <w:b w:val="0"/>
+          <w:i w:val="0"/>
+          <w:sz w:val="20"/>
+        </w:rPr>
+        <w:t xml:space="preserve"> 8.8 to 10.8. Those are different kinds of number — the first a system-level figure of merit, the second a force ratio — and the comparison is offered for scale rather than as a measured margin. </w:t>
+      </w:r>
+      <w:r>
+        <w:rPr>
+          <w:rFonts w:ascii="Palatino Linotype" w:hAnsi="Palatino Linotype" w:eastAsia="Palatino Linotype"/>
+          <w:b/>
+          <w:i w:val="0"/>
+          <w:sz w:val="20"/>
+        </w:rPr>
+        <w:t>The claim that survives it is structural: a vehicle that carries its cruise lift on a wing is in a different efficiency class from one that carries it on rotors, and no sizing contract moves a vehicle between those classes.</w:t>
+      </w:r>
+      <w:r>
+        <w:rPr>
+          <w:rFonts w:ascii="Palatino Linotype" w:hAnsi="Palatino Linotype" w:eastAsia="Palatino Linotype"/>
+          <w:b w:val="0"/>
+          <w:i w:val="0"/>
+          <w:sz w:val="20"/>
+        </w:rPr>
+        <w:t xml:space="preserve"> On both edges the band is genuinely wider.</w:t>
       </w:r>
     </w:p>
     <w:p>
@@ -22117,20 +22576,44 @@
     </w:p>
     <w:p>
       <w:pPr>
-        <w:spacing w:before="200" w:after="80"/>
+        <w:spacing w:before="0" w:after="80" w:line="240" w:lineRule="auto"/>
+        <w:jc w:val="both"/>
       </w:pPr>
       <w:r>
         <w:rPr>
           <w:rFonts w:ascii="Palatino Linotype" w:hAnsi="Palatino Linotype" w:eastAsia="Palatino Linotype"/>
           <w:b/>
           <w:i w:val="0"/>
-          <w:sz w:val="22"/>
-        </w:rPr>
-        <w:t>4.7 Where this could most efficiently be attacked</w:t>
+          <w:sz w:val="20"/>
+        </w:rPr>
+        <w:t>The landing transition belongs on this list and had been left off it.</w:t>
+      </w:r>
+      <w:r>
+        <w:rPr>
+          <w:rFonts w:ascii="Palatino Linotype" w:hAnsi="Palatino Linotype" w:eastAsia="Palatino Linotype"/>
+          <w:b w:val="0"/>
+          <w:i w:val="0"/>
+          <w:sz w:val="20"/>
+        </w:rPr>
+        <w:t xml:space="preserve"> The forward transition is treated in six subsections of Section 3 and the reverse — decelerate, rotate nose-up, descend — in a clause. The two are not symmetric: the forward rotation gains dynamic pressure while it turns, so lift arrives as the vertical component of thrust departs, and Section 3.15 shows the altitude loss turns on that race; the reverse loses dynamic pressure while turning, so lift departs before the thrust vector has returned to vertical. Nothing in this paper models that case, no number here describes it, and the take-off transition must not be read backwards to supply one. Together with the vertical descent above it, the landing is the least examined phase of the flight profile.</w:t>
       </w:r>
     </w:p>
     <w:p>
       <w:pPr>
+        <w:spacing w:before="200" w:after="80"/>
+      </w:pPr>
+      <w:r>
+        <w:rPr>
+          <w:rFonts w:ascii="Palatino Linotype" w:hAnsi="Palatino Linotype" w:eastAsia="Palatino Linotype"/>
+          <w:b/>
+          <w:i w:val="0"/>
+          <w:sz w:val="22"/>
+        </w:rPr>
+        <w:t>4.7 Where this could most efficiently be attacked</w:t>
+      </w:r>
+    </w:p>
+    <w:p>
+      <w:pPr>
         <w:spacing w:before="0" w:after="80" w:line="240" w:lineRule="auto"/>
         <w:jc w:val="both"/>
       </w:pPr>
@@ -22323,7 +22806,7 @@
           <w:i w:val="0"/>
           <w:sz w:val="20"/>
         </w:rPr>
-        <w:t>*, because the aircraft is supported during the manoeuvre rather than falling through it, so entering the rotation while still climbing removes the altitude penalty entirely in the point-mass model. That second result survived a correction that might have removed it. The primary propulsor is sized at thrust equal to weight and therefore supplies no climb at all; the margin comes from the four tip propellers, which raises the achievable ratio to between 1.066 and 1.132 rather than the 1.2 an earlier version assumed. Recomputed there, the altitude loss at both reference rotation times is still zero — but acquiring the entry climb now takes twice as long, a rotation begun from rest is worse than reported, and the take-off margin and the attitude authority are drawn from the same four propellers and compete for them.</w:t>
+        <w:t>*, because the aircraft is supported during the manoeuvre rather than falling through it, so entering the rotation while still climbing removes the altitude penalty entirely in the point-mass model. That second result survived a correction that might have removed it. The primary propulsor is sized at thrust equal to weight and therefore supplies no climb at all; the margin comes from the four tip propellers, which raises the achievable ratio to 1.066 for the light design and 1.041 for the heavy one with full rotation authority retained, and to 1.132 and 1.082 with none retained, rather than the 1.2 an earlier version assumed. Recomputed there, the altitude loss at both reference rotation times is still zero — but acquiring the entry climb now takes twice as long, a rotation begun from rest is worse than reported, and the take-off margin and the attitude authority are drawn from the same four propellers and compete for them.</w:t>
       </w:r>
     </w:p>
     <w:p>
@@ -22925,7 +23408,7 @@
           <w:i w:val="0"/>
           <w:sz w:val="18"/>
         </w:rPr>
-        <w:t xml:space="preserve"> A long-endurance unmanned aircraft is dual-use in principle, as most aircraft configurations are, and the authors note for completeness that the heavier of the two analytical scale cases — a 1000 kg vehicle with a computed range near 1 570 km — falls within the range band by which unmanned aerial vehicles are listed under international export-control arrangements. What is published here is an open configuration study and its equations, offered so that others may check or refute it; the authors neither direct it at, nor undertake to police, any particular downstream use, and they remain available to provide whatever further declaration the editors require.</w:t>
+        <w:t xml:space="preserve"> A long-endurance unmanned aircraft is dual-use in principle, as most aircraft configurations are, and the authors note for completeness that the heavier of the two analytical scale cases — a 1000 kg vehicle with a computed range of 1 571 km — falls within the range band by which unmanned aerial vehicles are listed under international export-control arrangements. What is published here is an open configuration study and its equations, offered so that others may check or refute it; the authors neither direct it at, nor undertake to police, any particular downstream use, and they remain available to provide whatever further declaration the editors require.</w:t>
       </w:r>
     </w:p>
     <w:p>

--- a/makale/pdf/meryemAircraft-MDPI.docx
+++ b/makale/pdf/meryemAircraft-MDPI.docx
@@ -174,7 +174,7 @@
           <w:i w:val="0"/>
           <w:sz w:val="18"/>
         </w:rPr>
-        <w:t>•  A tail-sitting blended-wing body whose single coaxial nose pair serves both regimes instantiates the escape condition, and carrying the case that far shows what it costs: the free-wheeling drag of its own attitude rotors is a bill the configuration was assumed to avoid, and charging it reverses one of the three range comparisons and takes the mass advantage from 42 to between 32 and 36 percent.</w:t>
+        <w:t>•  A tail-sitting blended-wing body whose single coaxial nose pair serves both regimes instantiates the escape condition, and carrying the case that far shows what it costs: the free-wheeling drag of its own attitude rotors is a bill the configuration was assumed to avoid, and charging it reverses one of the three range comparisons and leaves a mass advantage of 32 to 36 percent.</w:t>
       </w:r>
     </w:p>
     <w:p>
@@ -4556,16 +4556,67 @@
           <w:i w:val="0"/>
           <w:sz w:val="20"/>
         </w:rPr>
-        <w:t>Sea-level density is a deliberate choice and not an oversight, and it is the conservative one.</w:t>
-      </w:r>
-      <w:r>
-        <w:rPr>
-          <w:rFonts w:ascii="Palatino Linotype" w:hAnsi="Palatino Linotype" w:eastAsia="Palatino Linotype"/>
-          <w:b w:val="0"/>
-          <w:i w:val="0"/>
-          <w:sz w:val="20"/>
-        </w:rPr>
-        <w:t xml:space="preserve"> A cruise at altitude would reduce drag with the density ratio and lengthen every range figure quoted here; holding sea level therefore understates the aircraft rather than flattering it. The choice also matches the intended missions — wildfire observation and cargo delivery to sites without a runway — which are flown low, and it keeps the hover and cruise calculations on one atmosphere so that the ratio between them, which is what the three bills are about, is not carrying a density change as well. A design intended to cruise high would need the whole chain re-run; nothing in the framework prevents that, and nothing in this paper does it. Section 3.10 computes both and reports what the computation does to them: it bounds them rather than replacing them, which is a weaker but more honest claim.</w:t>
+        <w:t>Sea-level density is a deliberate choice and not an oversight.</w:t>
+      </w:r>
+      <w:r>
+        <w:rPr>
+          <w:rFonts w:ascii="Palatino Linotype" w:hAnsi="Palatino Linotype" w:eastAsia="Palatino Linotype"/>
+          <w:b w:val="0"/>
+          <w:i w:val="0"/>
+          <w:sz w:val="20"/>
+        </w:rPr>
+        <w:t xml:space="preserve"> An earlier version of this paragraph called it the conservative one, on the grounds that cruising at altitude would reduce drag with the density ratio and lengthen every range figure; </w:t>
+      </w:r>
+      <w:r>
+        <w:rPr>
+          <w:rFonts w:ascii="Palatino Linotype" w:hAnsi="Palatino Linotype" w:eastAsia="Palatino Linotype"/>
+          <w:b/>
+          <w:i w:val="0"/>
+          <w:sz w:val="20"/>
+        </w:rPr>
+        <w:t>that reasoning is wrong and the paper's own range equation shows why.</w:t>
+      </w:r>
+      <w:r>
+        <w:rPr>
+          <w:rFonts w:ascii="Palatino Linotype" w:hAnsi="Palatino Linotype" w:eastAsia="Palatino Linotype"/>
+          <w:b w:val="0"/>
+          <w:i w:val="0"/>
+          <w:sz w:val="20"/>
+        </w:rPr>
+        <w:t xml:space="preserve"> Range here is f_fuel · E* · η_chain · (L/D) / g, in which density does not appear: at a fixed lift coefficient a thinner atmosphere is flown faster for the same lift-to-drag ratio, and the range is unchanged. Altitude would move these figures only by moving L/D — which it can do in either direction, depending on where the trimmed cruise sits on the polar — so sea level is neither conservative nor generous, it is simply the one atmosphere everything here is computed on. The choice matches the intended missions — wildfire observation and cargo delivery to sites without a runway — which are flown low, and it keeps the hover and cruise calculations on one atmosphere so that the ratio between them, which is what the three bills are about, is not carrying a density change as well. A design intended to cruise high would need the whole chain re-run; nothing in the framework prevents that, and nothing in this paper does it.</w:t>
+      </w:r>
+    </w:p>
+    <w:p>
+      <w:pPr>
+        <w:spacing w:before="0" w:after="80" w:line="240" w:lineRule="auto"/>
+        <w:jc w:val="both"/>
+      </w:pPr>
+      <w:r>
+        <w:rPr>
+          <w:rFonts w:ascii="Palatino Linotype" w:hAnsi="Palatino Linotype" w:eastAsia="Palatino Linotype"/>
+          <w:b w:val="0"/>
+          <w:i w:val="0"/>
+          <w:sz w:val="20"/>
+        </w:rPr>
+        <w:t xml:space="preserve">Section 3.10 computes </w:t>
+      </w:r>
+      <w:r>
+        <w:rPr>
+          <w:rFonts w:ascii="Palatino Linotype" w:hAnsi="Palatino Linotype" w:eastAsia="Palatino Linotype"/>
+          <w:b/>
+          <w:i w:val="0"/>
+          <w:sz w:val="20"/>
+        </w:rPr>
+        <w:t>the drag coefficient and the span efficiency</w:t>
+      </w:r>
+      <w:r>
+        <w:rPr>
+          <w:rFonts w:ascii="Palatino Linotype" w:hAnsi="Palatino Linotype" w:eastAsia="Palatino Linotype"/>
+          <w:b w:val="0"/>
+          <w:i w:val="0"/>
+          <w:sz w:val="20"/>
+        </w:rPr>
+        <w:t xml:space="preserve"> and reports what the computation does to them: it bounds them rather than replacing them, which is a weaker but more honest claim.</w:t>
       </w:r>
     </w:p>
     <w:p>
@@ -5671,7 +5722,85 @@
           <w:i w:val="0"/>
           <w:sz w:val="20"/>
         </w:rPr>
-        <w:t>The resolution needs no hardware and can be imposed as a control state, but its aerodynamic cost has to be computed rather than assumed away — and this section computes it.</w:t>
+        <w:t>Charging the free-wheeling state also reopens a trade this paper has not priced, and that absence should be stated before the calculation rather than after it.</w:t>
+      </w:r>
+      <w:r>
+        <w:rPr>
+          <w:rFonts w:ascii="Palatino Linotype" w:hAnsi="Palatino Linotype" w:eastAsia="Palatino Linotype"/>
+          <w:b w:val="0"/>
+          <w:i w:val="0"/>
+          <w:sz w:val="20"/>
+        </w:rPr>
+        <w:t xml:space="preserve"> The computed free-wheeling charge below is 0.0154; the </w:t>
+      </w:r>
+      <w:r>
+        <w:rPr>
+          <w:rFonts w:ascii="Palatino Linotype" w:hAnsi="Palatino Linotype" w:eastAsia="Palatino Linotype"/>
+          <w:b w:val="0"/>
+          <w:i/>
+          <w:sz w:val="20"/>
+        </w:rPr>
+        <w:t>stopped edge-on</w:t>
+      </w:r>
+      <w:r>
+        <w:rPr>
+          <w:rFonts w:ascii="Palatino Linotype" w:hAnsi="Palatino Linotype" w:eastAsia="Palatino Linotype"/>
+          <w:b w:val="0"/>
+          <w:i w:val="0"/>
+          <w:sz w:val="20"/>
+        </w:rPr>
+        <w:t xml:space="preserve"> row is 0.0008 — </w:t>
+      </w:r>
+      <w:r>
+        <w:rPr>
+          <w:rFonts w:ascii="Palatino Linotype" w:hAnsi="Palatino Linotype" w:eastAsia="Palatino Linotype"/>
+          <w:b/>
+          <w:i w:val="0"/>
+          <w:sz w:val="20"/>
+        </w:rPr>
+        <w:t>a factor of twenty cheaper in drag</w:t>
+      </w:r>
+      <w:r>
+        <w:rPr>
+          <w:rFonts w:ascii="Palatino Linotype" w:hAnsi="Palatino Linotype" w:eastAsia="Palatino Linotype"/>
+          <w:b w:val="0"/>
+          <w:i w:val="0"/>
+          <w:sz w:val="20"/>
+        </w:rPr>
+        <w:t xml:space="preserve">. The configuration cannot be made to stop its rotors for free, because azimuth control is exactly the indexing mechanism Section 2.10 gives as a reason not to stop them; but "this configuration has no rotor to stop" is a design choice, not a consequence, and a reader is entitled to ask what the mechanism would cost against the twenty-fold drag saving. </w:t>
+      </w:r>
+      <w:r>
+        <w:rPr>
+          <w:rFonts w:ascii="Palatino Linotype" w:hAnsi="Palatino Linotype" w:eastAsia="Palatino Linotype"/>
+          <w:b/>
+          <w:i w:val="0"/>
+          <w:sz w:val="20"/>
+        </w:rPr>
+        <w:t>The comparison is not made anywhere in this paper.</w:t>
+      </w:r>
+      <w:r>
+        <w:rPr>
+          <w:rFonts w:ascii="Palatino Linotype" w:hAnsi="Palatino Linotype" w:eastAsia="Palatino Linotype"/>
+          <w:b w:val="0"/>
+          <w:i w:val="0"/>
+          <w:sz w:val="20"/>
+        </w:rPr>
+        <w:t xml:space="preserve"> Sizing an indexing mechanism for eight small discs, charging its mass and its failure modes, and re-solving the loop against a zero-lift drag reduced by 0.0146 is a bounded calculation and it has not been done. It is the single most likely question a reader of Section 3.3 will ask, and the honest answer is that the free-wheeling state was adopted because it needs no hardware, not because it was shown to beat the hardware.</w:t>
+      </w:r>
+    </w:p>
+    <w:p>
+      <w:pPr>
+        <w:spacing w:before="0" w:after="80" w:line="240" w:lineRule="auto"/>
+        <w:jc w:val="both"/>
+      </w:pPr>
+      <w:r>
+        <w:rPr>
+          <w:rFonts w:ascii="Palatino Linotype" w:hAnsi="Palatino Linotype" w:eastAsia="Palatino Linotype"/>
+          <w:b/>
+          <w:i w:val="0"/>
+          <w:sz w:val="20"/>
+        </w:rPr>
+        <w:t>With that said, the resolution needs no hardware and can be imposed as a control state, but its aerodynamic cost has to be computed rather than assumed away — and this section computes it.</w:t>
       </w:r>
       <w:r>
         <w:rPr>
@@ -7137,7 +7266,7 @@
           <w:i w:val="0"/>
           <w:sz w:val="20"/>
         </w:rPr>
-        <w:t>The mechanism does not depend on the solver. A propeller designed for hover has low pitch; left free at 30 m s⁻¹ it must spin fast before its sections reach zero incidence, and at that speed the blades' own profile drag is large. The trend across the four designs is the trade stated plainly: the blade that hovers well free-wheels fastest and drags most. Section 2.9 rules out the escape, because these pairs are of fixed geometry and cannot feather.</w:t>
+        <w:t>The mechanism does not depend on the solver. A propeller designed for hover has low pitch; left free at 30 m s⁻¹ it must spin fast before its sections reach zero incidence, and at that speed the blades' own profile drag is large. The trend across the seven designs is the trade stated plainly: the blade that hovers well free-wheels fastest and drags most. Section 2.9 rules out the escape, because these pairs are of fixed geometry and cannot feather.</w:t>
       </w:r>
     </w:p>
     <w:p>
@@ -7355,7 +7484,7 @@
           <w:i w:val="0"/>
           <w:sz w:val="20"/>
         </w:rPr>
-        <w:t xml:space="preserve"> power system sized by the hover peak, and it is the engine and its fuel consumption that the buffer releases from that condition. The electrical path is not released: the nose motor and the power electronics must still pass the full 10.9 kW, and the component build-up of Section 3.11 shows them as 2.73 kg and 0.61 kg against 2.60 kg of engine and generator — that is, the hover-sized electrical machine is the single largest item in the propulsion chain. The saving is real and it is the engine's, but a reader should not take it as an aircraft on which nothing is sized by hover. The buffer itself carries a further condition, given in Section 3.11: it is specified by power rather than energy, at </w:t>
+        <w:t xml:space="preserve"> power system sized by the hover peak, and it is the engine and its fuel consumption that the buffer releases from that condition. The electrical path is not released: the nose motor and the power electronics must still pass the full 10.9 kW, and the component build-up of Supplementary S2, summarised in Section 3.11, shows them as 2.73 kg and 0.61 kg against 2.60 kg of engine and generator — that is, the hover-sized electrical machine is the single largest item in the propulsion chain. The saving is real and it is the engine's, but a reader should not take it as an aircraft on which nothing is sized by hover. The buffer itself carries a further condition, given in Supplementary S2: it is specified by power rather than energy, at </w:t>
       </w:r>
       <w:r>
         <w:rPr>
@@ -14350,7 +14479,7 @@
           <w:i w:val="0"/>
           <w:sz w:val="20"/>
         </w:rPr>
-        <w:t xml:space="preserve">The published row is what the sizing loop returns with no rotor charge, and it reproduces the 13.6 and 1 814 km of the table above, which is the check that this is the same calculation. The charge is </w:t>
+        <w:t xml:space="preserve">The published row is what the sizing loop returns with no rotor charge, and it reproduces the 13.6 and 1 814 km of the table above, which is the check that this is the same calculation. The carried value is </w:t>
       </w:r>
       <w:r>
         <w:rPr>
@@ -14368,7 +14497,7 @@
           <w:i w:val="0"/>
           <w:sz w:val="20"/>
         </w:rPr>
-        <w:t>, and Section 3.9 works out why.</w:t>
+        <w:t xml:space="preserve"> — the interval around it spans a quarter to a half — and Section 3.9 works out why.</w:t>
       </w:r>
     </w:p>
     <w:p>
@@ -14446,7 +14575,43 @@
           <w:i w:val="0"/>
           <w:sz w:val="20"/>
         </w:rPr>
-        <w:t xml:space="preserve"> the honest statement is that the heavy charge is bounded by 0.0035 and 0.0074 and is not pinned within that interval by any criterion this study applies. It remains between a third and a half of the light design's charge at every point in the interval, which is the comparison Section 3.9 uses; nothing in that section depends on where inside the interval the value falls. The chord limits in the blade-element routine are expressed relative to rotor radius; an earlier draft of this study used absolute limits taken from the light design's 0.20 m rotor, which on a 0.67 m rotor produce a 12 mm chord on a 335 mm radius and a correspondingly slender blade. The repository records that correction and its effect.</w:t>
+        <w:t xml:space="preserve"> the honest statement is that the heavy charge is bounded by 0.0035 and 0.0074 and is not pinned within that interval by any criterion this study applies. It remains between </w:t>
+      </w:r>
+      <w:r>
+        <w:rPr>
+          <w:rFonts w:ascii="Palatino Linotype" w:hAnsi="Palatino Linotype" w:eastAsia="Palatino Linotype"/>
+          <w:b/>
+          <w:i w:val="0"/>
+          <w:sz w:val="20"/>
+        </w:rPr>
+        <w:t>a quarter and a half</w:t>
+      </w:r>
+      <w:r>
+        <w:rPr>
+          <w:rFonts w:ascii="Palatino Linotype" w:hAnsi="Palatino Linotype" w:eastAsia="Palatino Linotype"/>
+          <w:b w:val="0"/>
+          <w:i w:val="0"/>
+          <w:sz w:val="20"/>
+        </w:rPr>
+        <w:t xml:space="preserve"> of the light design's charge at every point in the interval — 0.0035/0.0154 is 0.23 and 0.0074/0.0154 is 0.48 — so the qualitative statement that the heavy line pays a fraction of the light line's charge holds wherever in the interval the value falls. </w:t>
+      </w:r>
+      <w:r>
+        <w:rPr>
+          <w:rFonts w:ascii="Palatino Linotype" w:hAnsi="Palatino Linotype" w:eastAsia="Palatino Linotype"/>
+          <w:b/>
+          <w:i w:val="0"/>
+          <w:sz w:val="20"/>
+        </w:rPr>
+        <w:t>One thing in Section 3.9 does not hold that way, and it is named there rather than buried here:</w:t>
+      </w:r>
+      <w:r>
+        <w:rPr>
+          <w:rFonts w:ascii="Palatino Linotype" w:hAnsi="Palatino Linotype" w:eastAsia="Palatino Linotype"/>
+          <w:b w:val="0"/>
+          <w:i w:val="0"/>
+          <w:sz w:val="20"/>
+        </w:rPr>
+        <w:t xml:space="preserve"> the numerical agreement between the predicted and computed scaling ratios is computed at 0.0051 and moves with the choice. The chord limits in the blade-element routine are expressed relative to rotor radius; an earlier draft of this study used absolute limits taken from the light design's 0.20 m rotor, which on a 0.67 m rotor produce a 12 mm chord on a 335 mm radius and a correspondingly slender blade. The repository records that correction and its effect.</w:t>
       </w:r>
     </w:p>
     <w:p>
@@ -14753,6 +14918,48 @@
           <w:i w:val="0"/>
           <w:sz w:val="20"/>
         </w:rPr>
+        <w:t>How close that agreement is depends on a number Section 3.8 has just declared unpinned, and saying so costs the agreement some of its force.</w:t>
+      </w:r>
+      <w:r>
+        <w:rPr>
+          <w:rFonts w:ascii="Palatino Linotype" w:hAnsi="Palatino Linotype" w:eastAsia="Palatino Linotype"/>
+          <w:b w:val="0"/>
+          <w:i w:val="0"/>
+          <w:sz w:val="20"/>
+        </w:rPr>
+        <w:t xml:space="preserve"> The computed 3.04 is 0.0154/0.0051, and 0.0051 is the interior value the heavy sizing was run at rather than a value any criterion selects; at the ends of the interval Section 3.8 bounds — 0.0035 and 0.0074 — the ratio computes to 2.08 and 4.40, either side of the predicted 3.08. </w:t>
+      </w:r>
+      <w:r>
+        <w:rPr>
+          <w:rFonts w:ascii="Palatino Linotype" w:hAnsi="Palatino Linotype" w:eastAsia="Palatino Linotype"/>
+          <w:b/>
+          <w:i w:val="0"/>
+          <w:sz w:val="20"/>
+        </w:rPr>
+        <w:t>The mechanism — that solidity and dynamic pressure are the only two terms that move — does not depend on the choice, and neither does the direction or the order of magnitude. The three-digit agreement does.</w:t>
+      </w:r>
+      <w:r>
+        <w:rPr>
+          <w:rFonts w:ascii="Palatino Linotype" w:hAnsi="Palatino Linotype" w:eastAsia="Palatino Linotype"/>
+          <w:b w:val="0"/>
+          <w:i w:val="0"/>
+          <w:sz w:val="20"/>
+        </w:rPr>
+        <w:t xml:space="preserve"> It is reported as a consistency check at the sizing point, not as a validation of the scaling law.</w:t>
+      </w:r>
+    </w:p>
+    <w:p>
+      <w:pPr>
+        <w:spacing w:before="0" w:after="80" w:line="240" w:lineRule="auto"/>
+        <w:jc w:val="both"/>
+      </w:pPr>
+      <w:r>
+        <w:rPr>
+          <w:rFonts w:ascii="Palatino Linotype" w:hAnsi="Palatino Linotype" w:eastAsia="Palatino Linotype"/>
+          <w:b/>
+          <w:i w:val="0"/>
+          <w:sz w:val="20"/>
+        </w:rPr>
         <w:t>The two halves of this comparison do not have the same standing, and putting them under one heading would suggest they do.</w:t>
       </w:r>
       <w:r>
@@ -15462,16 +15669,16 @@
           <w:i w:val="0"/>
           <w:sz w:val="20"/>
         </w:rPr>
-        <w:t>The cruise lift-to-drag ratio, the ranges of Section 3.8 and the comparative sizing of Section 3.6 are all computed on 0.0248 and none of them is re-derived here.</w:t>
-      </w:r>
-      <w:r>
-        <w:rPr>
-          <w:rFonts w:ascii="Palatino Linotype" w:hAnsi="Palatino Linotype" w:eastAsia="Palatino Linotype"/>
-          <w:b w:val="0"/>
-          <w:i w:val="0"/>
-          <w:sz w:val="20"/>
-        </w:rPr>
-        <w:t xml:space="preserve"> Two things S1 does not settle: the solutions are fully turbulent, so the clean-surface figure of 0.0073 from the strip method is untested and the gap between it and 0.0120–0.0148 is now the largest single uncertainty in the zero-lift drag; and the wall-resolved SST case admits more than one stationary solution, two converged starts settling 4.3 percent apart in the pressure component.</w:t>
+        <w:t>The cruise lift-to-drag ratio, the ranges of Section 3.7 and the comparative sizing of Section 3.6 are all computed on 0.0248 and none of them is re-derived here</w:t>
+      </w:r>
+      <w:r>
+        <w:rPr>
+          <w:rFonts w:ascii="Palatino Linotype" w:hAnsi="Palatino Linotype" w:eastAsia="Palatino Linotype"/>
+          <w:b w:val="0"/>
+          <w:i w:val="0"/>
+          <w:sz w:val="20"/>
+        </w:rPr>
+        <w:t xml:space="preserve"> — the heavy line of Section 3.8 stands on its own coefficient, 0.0200, which this bracket does not address. Two things S1 does not settle: the solutions are fully turbulent, so the clean-surface figure of 0.0073 from the strip method is untested and the gap between it and 0.0120–0.0148 is now the largest single uncertainty in the zero-lift drag; and the wall-resolved SST case admits more than one stationary solution, two converged starts settling 4.3 percent apart in the pressure component.</w:t>
       </w:r>
     </w:p>
     <w:p>
@@ -22186,7 +22393,7 @@
           <w:i w:val="0"/>
           <w:sz w:val="20"/>
         </w:rPr>
-        <w:t xml:space="preserve"> Section 2.12 sizes hover power at thrust equal to weight, so the primary propulsor supplies T/W = 1.00 exactly and no more. The margin to take off comes from the four tip pairs, which raises the achievable ratio to 1.066 with full rotation authority retained and 1.132 with none — never to the 1.2 an earlier version of Section 3.15 assumed. Three things follow and none of them is closed here: the take-off margin and the attitude authority are drawn from the same four propellers and compete; the buffer must carry the tip pairs as well, which is the 6.48 kW kg⁻¹ above; and a rotation entered from rest, rather than from a climb, now loses 14.7 m at the light design's own two seconds. The entry climb of Section 3.15 is therefore a requirement of the configuration and not a refinement of it.</w:t>
+        <w:t xml:space="preserve"> Section 2.12 sizes hover power at thrust equal to weight, so the primary propulsor supplies T/W = 1.00 exactly and no more. The margin to take off comes from the four tip pairs, which raises the achievable ratio to 1.066 for the light design and 1.041 for the heavy one with full rotation authority retained, and to 1.132 and 1.082 with none — never to the 1.2 an earlier version of Section 3.15 assumed. Three things follow and none of them is closed here: the take-off margin and the attitude authority are drawn from the same four propellers and compete; the buffer must carry the tip pairs as well, which is the 6.48 kW kg⁻¹ above; and a rotation entered from rest, rather than from a climb, now loses 14.7 m at the light design's own two seconds. The entry climb of Section 3.15 is therefore a requirement of the configuration and not a refinement of it.</w:t>
       </w:r>
     </w:p>
     <w:p>
@@ -22371,7 +22578,7 @@
           <w:i w:val="0"/>
           <w:sz w:val="20"/>
         </w:rPr>
-        <w:t>re-deriving them on a bracket that now surrounds it is the largest single piece of unfinished work here</w:t>
+        <w:t>re-deriving them on a bracket that now sits entirely above it is the largest single piece of unfinished work here</w:t>
       </w:r>
       <w:r>
         <w:rPr>
@@ -22572,6 +22779,30 @@
           <w:sz w:val="20"/>
         </w:rPr>
         <w:t xml:space="preserve"> fairing chord on a frame that already exists, at a Reynolds number near 80 000 where thin symmetric sections are measured to be nonlinear about zero incidence; whether such a fairing develops the side force credited to it is not established, and the toe-out its aspect ratio requires carries a stall-related failure mode at large sideslip that has not been computed. Hover disturbance rejection, ground handling, crosswind and vertical descent have been checked only to order of magnitude or not at all.</w:t>
+      </w:r>
+    </w:p>
+    <w:p>
+      <w:pPr>
+        <w:spacing w:before="0" w:after="80" w:line="240" w:lineRule="auto"/>
+        <w:jc w:val="both"/>
+      </w:pPr>
+      <w:r>
+        <w:rPr>
+          <w:rFonts w:ascii="Palatino Linotype" w:hAnsi="Palatino Linotype" w:eastAsia="Palatino Linotype"/>
+          <w:b/>
+          <w:i w:val="0"/>
+          <w:sz w:val="20"/>
+        </w:rPr>
+        <w:t>The free-wheeling-versus-indexing trade is unpriced, and it is the first thing a reader of Section 3.3 will ask.</w:t>
+      </w:r>
+      <w:r>
+        <w:rPr>
+          <w:rFonts w:ascii="Palatino Linotype" w:hAnsi="Palatino Linotype" w:eastAsia="Palatino Linotype"/>
+          <w:b w:val="0"/>
+          <w:i w:val="0"/>
+          <w:sz w:val="20"/>
+        </w:rPr>
+        <w:t xml:space="preserve"> Stopping the tip rotors edge-on at a controlled azimuth costs 0.0008 in zero-lift drag against the free-wheeling state's 0.0154 — a factor of twenty — at the price of an indexing mechanism this configuration was designed to avoid. The free-wheeling state was adopted because it needs no hardware; it was not shown to beat the hardware, and this paper does not compare them. The calculation is bounded and belongs in the next version of this work rather than in a later one.</w:t>
       </w:r>
     </w:p>
     <w:p>

--- a/makale/pdf/meryemAircraft-MDPI.docx
+++ b/makale/pdf/meryemAircraft-MDPI.docx
@@ -174,22 +174,7 @@
           <w:i w:val="0"/>
           <w:sz w:val="18"/>
         </w:rPr>
-        <w:t>•  A tail-sitting blended-wing body whose single coaxial nose pair serves both regimes instantiates the escape condition, and carrying the case that far shows what it costs: the free-wheeling drag of its own attitude rotors is a bill the configuration was assumed to avoid, and charging it reverses one of the three range comparisons and leaves a mass advantage of 32 to 36 percent.</w:t>
-      </w:r>
-    </w:p>
-    <w:p>
-      <w:pPr>
-        <w:spacing w:before="120" w:after="60" w:line="240" w:lineRule="auto"/>
-        <w:jc w:val="left"/>
-      </w:pPr>
-      <w:r>
-        <w:rPr>
-          <w:rFonts w:ascii="Palatino Linotype" w:hAnsi="Palatino Linotype" w:eastAsia="Palatino Linotype"/>
-          <w:b/>
-          <w:i w:val="0"/>
-          <w:sz w:val="18"/>
-        </w:rPr>
-        <w:t>What are the implications of the main findings?</w:t>
+        <w:t>•  A tail-sitting blended-wing body reaches the escape condition by a route the tilting architectures do not take — the airframe rotates and the propulsors stay fixed — so it carries no tilting mechanism, no variable-pitch hub and no control surface, every moment coming from differential thrust between fixed-pitch propellers.</w:t>
       </w:r>
     </w:p>
     <w:p>
@@ -205,8 +190,14 @@
           <w:i w:val="0"/>
           <w:sz w:val="18"/>
         </w:rPr>
-        <w:t xml:space="preserve">•  Architectural rankings are properties of the sizing contract, not of the architecture. Across the computed drag bracket the lift-plus-cruise layout leads on range under equal fuel fractions by 24 to 45 percent, the tail-sitter leads under equal take-off mass by 29 to 43, and under equal fuel mass the sign changes inside the bracket. </w:t>
-      </w:r>
+        <w:t>•  Carrying that case far enough to audit shows what it costs: the free-wheeling drag of its own attitude rotors is a bill the configuration was assumed to avoid, and charging it reverses one of the three range comparisons and leaves a mass advantage of 32 to 36 percent.</w:t>
+      </w:r>
+    </w:p>
+    <w:p>
+      <w:pPr>
+        <w:spacing w:before="120" w:after="60" w:line="240" w:lineRule="auto"/>
+        <w:jc w:val="left"/>
+      </w:pPr>
       <w:r>
         <w:rPr>
           <w:rFonts w:ascii="Palatino Linotype" w:hAnsi="Palatino Linotype" w:eastAsia="Palatino Linotype"/>
@@ -214,7 +205,7 @@
           <w:i w:val="0"/>
           <w:sz w:val="18"/>
         </w:rPr>
-        <w:t>A ranking quoted without its contract is not a result.</w:t>
+        <w:t>What are the implications of the main findings?</w:t>
       </w:r>
     </w:p>
     <w:p>
@@ -230,11 +221,45 @@
           <w:i w:val="0"/>
           <w:sz w:val="18"/>
         </w:rPr>
-        <w:t>•  The configuration is not shown to be flyable: its 50 kg reference budget needs a battery specific power 3.8 times the highest rate yet measured on a flown pack, and re-closes 38 percent heavier at that measured rate; transition controllability rests on a pitching moment no current method predicts reliably.</w:t>
+        <w:t xml:space="preserve">•  Architectural rankings are properties of the sizing contract, not of the architecture. Across the computed drag bracket the lift-plus-cruise layout leads on range under equal fuel fractions by 24 to 45 percent, the tail-sitter leads under equal take-off mass by 29 to 43, and under equal fuel mass the sign changes inside the bracket. </w:t>
+      </w:r>
+      <w:r>
+        <w:rPr>
+          <w:rFonts w:ascii="Palatino Linotype" w:hAnsi="Palatino Linotype" w:eastAsia="Palatino Linotype"/>
+          <w:b/>
+          <w:i w:val="0"/>
+          <w:sz w:val="18"/>
+        </w:rPr>
+        <w:t>A ranking quoted without its contract is not a result.</w:t>
+      </w:r>
+      <w:r>
+        <w:rPr>
+          <w:rFonts w:ascii="Palatino Linotype" w:hAnsi="Palatino Linotype" w:eastAsia="Palatino Linotype"/>
+          <w:b w:val="0"/>
+          <w:i w:val="0"/>
+          <w:sz w:val="18"/>
+        </w:rPr>
+        <w:t xml:space="preserve"> The architectural claim made here is on a different axis from all of these: it is the absence of a rotating mechanism, which no contract moves.</w:t>
       </w:r>
     </w:p>
     <w:p>
       <w:pPr>
+        <w:spacing w:before="0" w:after="60" w:line="240" w:lineRule="auto"/>
+        <w:ind w:left="280"/>
+        <w:jc w:val="both"/>
+      </w:pPr>
+      <w:r>
+        <w:rPr>
+          <w:rFonts w:ascii="Palatino Linotype" w:hAnsi="Palatino Linotype" w:eastAsia="Palatino Linotype"/>
+          <w:b w:val="0"/>
+          <w:i w:val="0"/>
+          <w:sz w:val="18"/>
+        </w:rPr>
+        <w:t>•  The configuration is not shown to be flyable: its 50 kg reference budget needs a battery specific power 3.8 times the highest rate yet measured on a flown pack, and re-closes 38 percent heavier at that measured rate; transition controllability rests on a pitching moment no current method predicts reliably.</w:t>
+      </w:r>
+    </w:p>
+    <w:p>
+      <w:pPr>
         <w:spacing w:before="200"/>
         <w:jc w:val="both"/>
       </w:pPr>
@@ -254,7 +279,7 @@
           <w:i w:val="0"/>
           <w:sz w:val="18"/>
         </w:rPr>
-        <w:t xml:space="preserve">Hybrid vertical take-off and landing (VTOL) aircraft pay for runway independence in cruise efficiency. This paper treats that cost as architectural and builds an accounting framework: the penalty is charged in three coupled currencies — hover hardware carried through cruise, its drag when exposed, and continuous power sized by a two-percent-of-flight condition, and every remedy surveyed reduces one by raising another. Escape requires the same hardware, in the same orientation, doing the same job, with the hover peak from a buffer. </w:t>
+        <w:t xml:space="preserve">Hybrid vertical take-off and landing (VTOL) aircraft pay for runway independence in cruise efficiency. That cost is architectural, charged in three coupled currencies — hover hardware carried through cruise, its drag when exposed, and continuous power sized by a two-percent-of-flight condition — and every remedy reduces one by raising another. Escape requires one set of hardware serving both regimes in one orientation, with the hover peak from a buffer. Tilting architectures meet it by rotating their propulsors, at the cost of a pivot, actuators and a transition control problem. </w:t>
       </w:r>
       <w:r>
         <w:rPr>
@@ -263,7 +288,7 @@
           <w:i w:val="0"/>
           <w:sz w:val="18"/>
         </w:rPr>
-        <w:t>The framework predicts that architectural rankings belong to sizing contracts rather than to architectures</w:t>
+        <w:t>An uncrewed tail-sitting blended-wing body is proposed as an alternative route to it: the airframe rotates and the propulsors do not</w:t>
       </w:r>
       <w:r>
         <w:rPr>
@@ -272,7 +297,7 @@
           <w:i w:val="0"/>
           <w:sz w:val="18"/>
         </w:rPr>
-        <w:t xml:space="preserve">, so three contracts are reported. An uncrewed tail-sitting blended-wing body instantiates it in its primary propulsor, at two scales. Across a computed drag bracket it holds a 32 to 36 percent mass advantage over a lift-plus-cruise layout under every contract but loses the range comparison under equal fuel fractions, a reversal driven by the free-wheeling drag of its own attitude rotors — a bill computed here rather than assumed. It is not shown to be flyable: the budget needs 3.8 times the highest battery specific power yet measured, and transition rests on an unpredicted pitching moment. </w:t>
+        <w:t xml:space="preserve">, leaving no tilting mechanism, no variable-pitch hub and no control surface, every moment coming from differential thrust between fixed-pitch propellers. </w:t>
       </w:r>
       <w:r>
         <w:rPr>
@@ -281,7 +306,34 @@
           <w:i w:val="0"/>
           <w:sz w:val="18"/>
         </w:rPr>
-        <w:t>The framework does not depend on that outcome.</w:t>
+        <w:t>Architectural rankings belong to sizing contracts, not to architectures</w:t>
+      </w:r>
+      <w:r>
+        <w:rPr>
+          <w:rFonts w:ascii="Palatino Linotype" w:hAnsi="Palatino Linotype" w:eastAsia="Palatino Linotype"/>
+          <w:b w:val="0"/>
+          <w:i w:val="0"/>
+          <w:sz w:val="18"/>
+        </w:rPr>
+        <w:t xml:space="preserve">; three are reported, and the configuration holds a 32 to 36 percent mass advantage over a lift-plus-cruise layout under all three but loses range under equal fuel fractions — a reversal driven by the free-wheeling drag of its own attitude rotors. </w:t>
+      </w:r>
+      <w:r>
+        <w:rPr>
+          <w:rFonts w:ascii="Palatino Linotype" w:hAnsi="Palatino Linotype" w:eastAsia="Palatino Linotype"/>
+          <w:b/>
+          <w:i w:val="0"/>
+          <w:sz w:val="18"/>
+        </w:rPr>
+        <w:t>No range superiority is claimed; the architectural claim is the absence of mechanism.</w:t>
+      </w:r>
+      <w:r>
+        <w:rPr>
+          <w:rFonts w:ascii="Palatino Linotype" w:hAnsi="Palatino Linotype" w:eastAsia="Palatino Linotype"/>
+          <w:b w:val="0"/>
+          <w:i w:val="0"/>
+          <w:sz w:val="18"/>
+        </w:rPr>
+        <w:t xml:space="preserve"> It is not shown to be flyable: the budget needs 3.8 times the highest measured battery specific power.</w:t>
       </w:r>
     </w:p>
     <w:p>
@@ -801,88 +853,16 @@
           <w:i w:val="0"/>
           <w:sz w:val="20"/>
         </w:rPr>
-        <w:t>Two architectural claims are made and a third is not</w:t>
-      </w:r>
-      <w:r>
-        <w:rPr>
-          <w:rFonts w:ascii="Palatino Linotype" w:hAnsi="Palatino Linotype" w:eastAsia="Palatino Linotype"/>
-          <w:b w:val="0"/>
-          <w:i w:val="0"/>
-          <w:sz w:val="20"/>
-        </w:rPr>
-        <w:t xml:space="preserve">, and the distinction runs through the whole paper. The first is that this configuration escapes the runway requirement, which no fixed-wing aircraft does. The second is that it cruises on a wing, which a multirotor does not: lift in cruise is carried by a surface rather than by rotors, and that is a structural difference rather than a margin. For scale — and the two numbers are not the same kind of number — the sizing set discussed in Section 3.1 puts a turboshaft quadrotor at an </w:t>
-      </w:r>
-      <w:r>
-        <w:rPr>
-          <w:rFonts w:ascii="Palatino Linotype" w:hAnsi="Palatino Linotype" w:eastAsia="Palatino Linotype"/>
-          <w:b w:val="0"/>
-          <w:i/>
-          <w:sz w:val="20"/>
-        </w:rPr>
-        <w:t>effective</w:t>
-      </w:r>
-      <w:r>
-        <w:rPr>
-          <w:rFonts w:ascii="Palatino Linotype" w:hAnsi="Palatino Linotype" w:eastAsia="Palatino Linotype"/>
-          <w:b w:val="0"/>
-          <w:i w:val="0"/>
-          <w:sz w:val="20"/>
-        </w:rPr>
-        <w:t xml:space="preserve"> lift-to-drag ratio of 4.9, a system-level figure of merit, against this configuration's </w:t>
-      </w:r>
-      <w:r>
-        <w:rPr>
-          <w:rFonts w:ascii="Palatino Linotype" w:hAnsi="Palatino Linotype" w:eastAsia="Palatino Linotype"/>
-          <w:b w:val="0"/>
-          <w:i/>
-          <w:sz w:val="20"/>
-        </w:rPr>
-        <w:t>aerodynamic</w:t>
-      </w:r>
-      <w:r>
-        <w:rPr>
-          <w:rFonts w:ascii="Palatino Linotype" w:hAnsi="Palatino Linotype" w:eastAsia="Palatino Linotype"/>
-          <w:b w:val="0"/>
-          <w:i w:val="0"/>
-          <w:sz w:val="20"/>
-        </w:rPr>
-        <w:t xml:space="preserve"> 8.8 to 10.8 across its computed drag bracket. </w:t>
-      </w:r>
-      <w:r>
-        <w:rPr>
-          <w:rFonts w:ascii="Palatino Linotype" w:hAnsi="Palatino Linotype" w:eastAsia="Palatino Linotype"/>
-          <w:b/>
-          <w:i w:val="0"/>
-          <w:sz w:val="20"/>
-        </w:rPr>
-        <w:t>Those two claims together are why the configuration exists, and neither is weakened by anything in this paper.</w:t>
-      </w:r>
-      <w:r>
-        <w:rPr>
-          <w:rFonts w:ascii="Palatino Linotype" w:hAnsi="Palatino Linotype" w:eastAsia="Palatino Linotype"/>
-          <w:b w:val="0"/>
-          <w:i w:val="0"/>
-          <w:sz w:val="20"/>
-        </w:rPr>
-        <w:t xml:space="preserve"> What is </w:t>
-      </w:r>
-      <w:r>
-        <w:rPr>
-          <w:rFonts w:ascii="Palatino Linotype" w:hAnsi="Palatino Linotype" w:eastAsia="Palatino Linotype"/>
-          <w:b w:val="0"/>
-          <w:i/>
-          <w:sz w:val="20"/>
-        </w:rPr>
-        <w:t>not</w:t>
-      </w:r>
-      <w:r>
-        <w:rPr>
-          <w:rFonts w:ascii="Palatino Linotype" w:hAnsi="Palatino Linotype" w:eastAsia="Palatino Linotype"/>
-          <w:b w:val="0"/>
-          <w:i w:val="0"/>
-          <w:sz w:val="20"/>
-        </w:rPr>
-        <w:t xml:space="preserve"> claimed is a ranking against the other hybrid VTOL architectures — lift-plus-cruise and tilting — because Section 3.6 shows that ranking reverses with the sizing contract.</w:t>
+        <w:t>Three architectural claims are made and a fourth is not, and each is made against a different competitor on a different axis.</w:t>
+      </w:r>
+      <w:r>
+        <w:rPr>
+          <w:rFonts w:ascii="Palatino Linotype" w:hAnsi="Palatino Linotype" w:eastAsia="Palatino Linotype"/>
+          <w:b w:val="0"/>
+          <w:i w:val="0"/>
+          <w:sz w:val="20"/>
+        </w:rPr>
+        <w:t xml:space="preserve"> Keeping them apart is what makes them defensible, and running them together is what would make them indefensible.</w:t>
       </w:r>
     </w:p>
     <w:p>
@@ -897,16 +877,244 @@
           <w:i w:val="0"/>
           <w:sz w:val="20"/>
         </w:rPr>
-        <w:t>The line between the two is not arbitrary, and it is worth stating as a criterion: it tracks whether the competitor has a cruising wing at all.</w:t>
-      </w:r>
-      <w:r>
-        <w:rPr>
-          <w:rFonts w:ascii="Palatino Linotype" w:hAnsi="Palatino Linotype" w:eastAsia="Palatino Linotype"/>
-          <w:b w:val="0"/>
-          <w:i w:val="0"/>
-          <w:sz w:val="20"/>
-        </w:rPr>
-        <w:t xml:space="preserve"> A multirotor does not, so the comparison with it is structural and no sizing contract can change it. The other hybrids do, so they sit in the same cruise-efficiency class as this configuration and the ordering between them turns on the mass, drag and power trade that Section 3.6 shows to be contract-dependent. The sizing results are therefore reported as properties of a case under stated contracts, not as a ranking of the hybrid family.</w:t>
+        <w:t>First, against the fixed-wing family: this configuration does not need a runway.</w:t>
+      </w:r>
+      <w:r>
+        <w:rPr>
+          <w:rFonts w:ascii="Palatino Linotype" w:hAnsi="Palatino Linotype" w:eastAsia="Palatino Linotype"/>
+          <w:b w:val="0"/>
+          <w:i w:val="0"/>
+          <w:sz w:val="20"/>
+        </w:rPr>
+        <w:t xml:space="preserve"> It takes off and lands vertically from its own five contact points. No fixed-wing aircraft does this, and no assumption in this paper can take it away.</w:t>
+      </w:r>
+    </w:p>
+    <w:p>
+      <w:pPr>
+        <w:spacing w:before="0" w:after="80" w:line="240" w:lineRule="auto"/>
+        <w:jc w:val="both"/>
+      </w:pPr>
+      <w:r>
+        <w:rPr>
+          <w:rFonts w:ascii="Palatino Linotype" w:hAnsi="Palatino Linotype" w:eastAsia="Palatino Linotype"/>
+          <w:b/>
+          <w:i w:val="0"/>
+          <w:sz w:val="20"/>
+        </w:rPr>
+        <w:t>Second, against the multirotor family: it cruises on a wing.</w:t>
+      </w:r>
+      <w:r>
+        <w:rPr>
+          <w:rFonts w:ascii="Palatino Linotype" w:hAnsi="Palatino Linotype" w:eastAsia="Palatino Linotype"/>
+          <w:b w:val="0"/>
+          <w:i w:val="0"/>
+          <w:sz w:val="20"/>
+        </w:rPr>
+        <w:t xml:space="preserve"> Lift in cruise is carried by a surface rather than by rotors, which is a structural difference and not a margin. For scale — and the two numbers are not the same kind of number — the sizing set discussed in Section 3.1 puts a turboshaft quadrotor at an </w:t>
+      </w:r>
+      <w:r>
+        <w:rPr>
+          <w:rFonts w:ascii="Palatino Linotype" w:hAnsi="Palatino Linotype" w:eastAsia="Palatino Linotype"/>
+          <w:b w:val="0"/>
+          <w:i/>
+          <w:sz w:val="20"/>
+        </w:rPr>
+        <w:t>effective</w:t>
+      </w:r>
+      <w:r>
+        <w:rPr>
+          <w:rFonts w:ascii="Palatino Linotype" w:hAnsi="Palatino Linotype" w:eastAsia="Palatino Linotype"/>
+          <w:b w:val="0"/>
+          <w:i w:val="0"/>
+          <w:sz w:val="20"/>
+        </w:rPr>
+        <w:t xml:space="preserve"> lift-to-drag ratio of 4.9, a system-level figure of merit, against this configuration's </w:t>
+      </w:r>
+      <w:r>
+        <w:rPr>
+          <w:rFonts w:ascii="Palatino Linotype" w:hAnsi="Palatino Linotype" w:eastAsia="Palatino Linotype"/>
+          <w:b w:val="0"/>
+          <w:i/>
+          <w:sz w:val="20"/>
+        </w:rPr>
+        <w:t>aerodynamic</w:t>
+      </w:r>
+      <w:r>
+        <w:rPr>
+          <w:rFonts w:ascii="Palatino Linotype" w:hAnsi="Palatino Linotype" w:eastAsia="Palatino Linotype"/>
+          <w:b w:val="0"/>
+          <w:i w:val="0"/>
+          <w:sz w:val="20"/>
+        </w:rPr>
+        <w:t xml:space="preserve"> 8.8 to 10.8 across its computed drag bracket.</w:t>
+      </w:r>
+    </w:p>
+    <w:p>
+      <w:pPr>
+        <w:spacing w:before="0" w:after="80" w:line="240" w:lineRule="auto"/>
+        <w:jc w:val="both"/>
+      </w:pPr>
+      <w:r>
+        <w:rPr>
+          <w:rFonts w:ascii="Palatino Linotype" w:hAnsi="Palatino Linotype" w:eastAsia="Palatino Linotype"/>
+          <w:b/>
+          <w:i w:val="0"/>
+          <w:sz w:val="20"/>
+        </w:rPr>
+        <w:t>Third, against the tilting architectures: it reaches the same regime transition with no mechanism that moves.</w:t>
+      </w:r>
+      <w:r>
+        <w:rPr>
+          <w:rFonts w:ascii="Palatino Linotype" w:hAnsi="Palatino Linotype" w:eastAsia="Palatino Linotype"/>
+          <w:b w:val="0"/>
+          <w:i w:val="0"/>
+          <w:sz w:val="20"/>
+        </w:rPr>
+        <w:t xml:space="preserve"> Tilt-rotor, tilt-wing and tilt-nacelle layouts solve the duty-cycle problem by rotating their propulsors, and Table 2 records what that costs them — mechanical complexity, gyroscopic coupling during the rotation, and a transition control problem. Those costs are the reason the tilting solution is the less widely fielded of the two contemporary families. </w:t>
+      </w:r>
+      <w:r>
+        <w:rPr>
+          <w:rFonts w:ascii="Palatino Linotype" w:hAnsi="Palatino Linotype" w:eastAsia="Palatino Linotype"/>
+          <w:b/>
+          <w:i w:val="0"/>
+          <w:sz w:val="20"/>
+        </w:rPr>
+        <w:t>This paper offers an alternative route to the same end.</w:t>
+      </w:r>
+      <w:r>
+        <w:rPr>
+          <w:rFonts w:ascii="Palatino Linotype" w:hAnsi="Palatino Linotype" w:eastAsia="Palatino Linotype"/>
+          <w:b w:val="0"/>
+          <w:i w:val="0"/>
+          <w:sz w:val="20"/>
+        </w:rPr>
+        <w:t xml:space="preserve"> The aircraft rotates itself rather than its propulsors: it has no tilting mechanism, no elevons, no rudder, no variable-pitch hub and no retraction mechanism, and every moment about every axis is produced by differential thrust between fixed-pitch propellers that are already turning. The actuator inventory is the motors. </w:t>
+      </w:r>
+      <w:r>
+        <w:rPr>
+          <w:rFonts w:ascii="Palatino Linotype" w:hAnsi="Palatino Linotype" w:eastAsia="Palatino Linotype"/>
+          <w:b/>
+          <w:i w:val="0"/>
+          <w:sz w:val="20"/>
+        </w:rPr>
+        <w:t>That is a claim about hardware, it is countable, and no sizing contract changes it.</w:t>
+      </w:r>
+    </w:p>
+    <w:p>
+      <w:pPr>
+        <w:spacing w:before="0" w:after="80" w:line="240" w:lineRule="auto"/>
+        <w:jc w:val="both"/>
+      </w:pPr>
+      <w:r>
+        <w:rPr>
+          <w:rFonts w:ascii="Palatino Linotype" w:hAnsi="Palatino Linotype" w:eastAsia="Palatino Linotype"/>
+          <w:b/>
+          <w:i w:val="0"/>
+          <w:sz w:val="20"/>
+        </w:rPr>
+        <w:t>Those three claims together are why the configuration exists, and none of them is weakened by anything in this paper.</w:t>
+      </w:r>
+      <w:r>
+        <w:rPr>
+          <w:rFonts w:ascii="Palatino Linotype" w:hAnsi="Palatino Linotype" w:eastAsia="Palatino Linotype"/>
+          <w:b w:val="0"/>
+          <w:i w:val="0"/>
+          <w:sz w:val="20"/>
+        </w:rPr>
+        <w:t xml:space="preserve"> They are claims against three different families on three different axes: runway independence against fixed wings, wing-borne cruise against multirotors, absence of mechanism against tilts.</w:t>
+      </w:r>
+    </w:p>
+    <w:p>
+      <w:pPr>
+        <w:spacing w:before="0" w:after="80" w:line="240" w:lineRule="auto"/>
+        <w:jc w:val="both"/>
+      </w:pPr>
+      <w:r>
+        <w:rPr>
+          <w:rFonts w:ascii="Palatino Linotype" w:hAnsi="Palatino Linotype" w:eastAsia="Palatino Linotype"/>
+          <w:b w:val="0"/>
+          <w:i w:val="0"/>
+          <w:sz w:val="20"/>
+        </w:rPr>
+        <w:t>*</w:t>
+      </w:r>
+      <w:r>
+        <w:rPr>
+          <w:rFonts w:ascii="Palatino Linotype" w:hAnsi="Palatino Linotype" w:eastAsia="Palatino Linotype"/>
+          <w:b w:val="0"/>
+          <w:i/>
+          <w:sz w:val="20"/>
+        </w:rPr>
+        <w:t xml:space="preserve">What is </w:t>
+      </w:r>
+      <w:r>
+        <w:rPr>
+          <w:rFonts w:ascii="Palatino Linotype" w:hAnsi="Palatino Linotype" w:eastAsia="Palatino Linotype"/>
+          <w:b w:val="0"/>
+          <w:i w:val="0"/>
+          <w:sz w:val="20"/>
+        </w:rPr>
+        <w:t>not</w:t>
+      </w:r>
+      <w:r>
+        <w:rPr>
+          <w:rFonts w:ascii="Palatino Linotype" w:hAnsi="Palatino Linotype" w:eastAsia="Palatino Linotype"/>
+          <w:b w:val="0"/>
+          <w:i/>
+          <w:sz w:val="20"/>
+        </w:rPr>
+        <w:t xml:space="preserve"> claimed is a range ranking against the other hybrid VTOL architectures</w:t>
+      </w:r>
+      <w:r>
+        <w:rPr>
+          <w:rFonts w:ascii="Palatino Linotype" w:hAnsi="Palatino Linotype" w:eastAsia="Palatino Linotype"/>
+          <w:b w:val="0"/>
+          <w:i w:val="0"/>
+          <w:sz w:val="20"/>
+        </w:rPr>
+        <w:t>* — lift-plus-cruise and tilting — because Section 3.6 shows that ranking reverses with the sizing contract, and because it is not the axis on which this configuration is offered. Section 3.6 reports that ranking in full, including a range deficit against the lift-plus-cruise layout under one of the three contracts. That result is a property of a sizing case; it is not the thesis, and it neither supports nor damages the three claims above.</w:t>
+      </w:r>
+    </w:p>
+    <w:p>
+      <w:pPr>
+        <w:spacing w:before="0" w:after="80" w:line="240" w:lineRule="auto"/>
+        <w:jc w:val="both"/>
+      </w:pPr>
+      <w:r>
+        <w:rPr>
+          <w:rFonts w:ascii="Palatino Linotype" w:hAnsi="Palatino Linotype" w:eastAsia="Palatino Linotype"/>
+          <w:b/>
+          <w:i w:val="0"/>
+          <w:sz w:val="20"/>
+        </w:rPr>
+        <w:t>The line between the three claims and the disclaimed fourth is not arbitrary, and it is worth stating as a criterion: each claim names the thing the competitor structurally lacks.</w:t>
+      </w:r>
+      <w:r>
+        <w:rPr>
+          <w:rFonts w:ascii="Palatino Linotype" w:hAnsi="Palatino Linotype" w:eastAsia="Palatino Linotype"/>
+          <w:b w:val="0"/>
+          <w:i w:val="0"/>
+          <w:sz w:val="20"/>
+        </w:rPr>
+        <w:t xml:space="preserve"> A fixed-wing aircraft lacks vertical take-off; a multirotor lacks a cruising wing; a tilting layout lacks freedom from a rotating mechanism. None of those is a quantity a sizing contract can move. Range against a competitor that also cruises on a wing </w:t>
+      </w:r>
+      <w:r>
+        <w:rPr>
+          <w:rFonts w:ascii="Palatino Linotype" w:hAnsi="Palatino Linotype" w:eastAsia="Palatino Linotype"/>
+          <w:b w:val="0"/>
+          <w:i/>
+          <w:sz w:val="20"/>
+        </w:rPr>
+        <w:t>is</w:t>
+      </w:r>
+      <w:r>
+        <w:rPr>
+          <w:rFonts w:ascii="Palatino Linotype" w:hAnsi="Palatino Linotype" w:eastAsia="Palatino Linotype"/>
+          <w:b w:val="0"/>
+          <w:i w:val="0"/>
+          <w:sz w:val="20"/>
+        </w:rPr>
+        <w:t xml:space="preserve"> such a quantity, which is exactly why it is reported as a case result rather than claimed as a property of the architecture.</w:t>
       </w:r>
     </w:p>
     <w:p>
@@ -1331,6 +1539,81 @@
           <w:sz w:val="20"/>
         </w:rPr>
         <w:t>Both work. Both are in operational use. This paper does not claim otherwise, and Section 4.1 places the proposed reference designs alongside them without ranking them. What Section 2 argues is that each of these architectures pays for its capability in a way the other does not, that the payment can be moved between mass, drag and power system sizing, and that it cannot be brought to zero as long as hover and cruise are served by different hardware or by hardware that must move between two roles.</w:t>
+      </w:r>
+    </w:p>
+    <w:p>
+      <w:pPr>
+        <w:spacing w:before="0" w:after="80" w:line="240" w:lineRule="auto"/>
+        <w:jc w:val="both"/>
+      </w:pPr>
+      <w:r>
+        <w:rPr>
+          <w:rFonts w:ascii="Palatino Linotype" w:hAnsi="Palatino Linotype" w:eastAsia="Palatino Linotype"/>
+          <w:b/>
+          <w:i w:val="0"/>
+          <w:sz w:val="20"/>
+        </w:rPr>
+        <w:t>The two families are not equally represented, and the reason matters to this paper.</w:t>
+      </w:r>
+      <w:r>
+        <w:rPr>
+          <w:rFonts w:ascii="Palatino Linotype" w:hAnsi="Palatino Linotype" w:eastAsia="Palatino Linotype"/>
+          <w:b w:val="0"/>
+          <w:i w:val="0"/>
+          <w:sz w:val="20"/>
+        </w:rPr>
+        <w:t xml:space="preserve"> Lift-plus-cruise dominates the fielded population. The tilting architectures are the more elegant answer on paper — one propulsion group, no dead hardware in cruise — and the less common one in service, because rotating a propulsor in flight brings a pivot and its actuators, a gyroscopic moment during the rotation, and a control problem through a regime in which the aircraft is neither a rotorcraft nor an aeroplane. </w:t>
+      </w:r>
+      <w:r>
+        <w:rPr>
+          <w:rFonts w:ascii="Palatino Linotype" w:hAnsi="Palatino Linotype" w:eastAsia="Palatino Linotype"/>
+          <w:b/>
+          <w:i w:val="0"/>
+          <w:sz w:val="20"/>
+        </w:rPr>
+        <w:t>The tilting idea is not rejected by the market; its implementation is.</w:t>
+      </w:r>
+    </w:p>
+    <w:p>
+      <w:pPr>
+        <w:spacing w:before="0" w:after="80" w:line="240" w:lineRule="auto"/>
+        <w:jc w:val="both"/>
+      </w:pPr>
+      <w:r>
+        <w:rPr>
+          <w:rFonts w:ascii="Palatino Linotype" w:hAnsi="Palatino Linotype" w:eastAsia="Palatino Linotype"/>
+          <w:b/>
+          <w:i w:val="0"/>
+          <w:sz w:val="20"/>
+        </w:rPr>
+        <w:t>That is the gap this paper addresses.</w:t>
+      </w:r>
+      <w:r>
+        <w:rPr>
+          <w:rFonts w:ascii="Palatino Linotype" w:hAnsi="Palatino Linotype" w:eastAsia="Palatino Linotype"/>
+          <w:b w:val="0"/>
+          <w:i w:val="0"/>
+          <w:sz w:val="20"/>
+        </w:rPr>
+        <w:t xml:space="preserve"> The configuration studied here reaches the same end as a tilting layout — one propulsion group serving both regimes — by a different route: the propulsors are fixed to the airframe and the </w:t>
+      </w:r>
+      <w:r>
+        <w:rPr>
+          <w:rFonts w:ascii="Palatino Linotype" w:hAnsi="Palatino Linotype" w:eastAsia="Palatino Linotype"/>
+          <w:b w:val="0"/>
+          <w:i/>
+          <w:sz w:val="20"/>
+        </w:rPr>
+        <w:t>airframe</w:t>
+      </w:r>
+      <w:r>
+        <w:rPr>
+          <w:rFonts w:ascii="Palatino Linotype" w:hAnsi="Palatino Linotype" w:eastAsia="Palatino Linotype"/>
+          <w:b w:val="0"/>
+          <w:i w:val="0"/>
+          <w:sz w:val="20"/>
+        </w:rPr>
+        <w:t xml:space="preserve"> rotates. Nothing pivots, nothing retracts, nothing changes pitch, and there is no aerodynamic control surface anywhere on the aircraft. Whether that trade is worth making is what the rest of the paper audits, bill by bill, including where the audit finds against it.</w:t>
       </w:r>
     </w:p>
     <w:p>
@@ -11012,7 +11295,43 @@
           <w:i w:val="0"/>
           <w:sz w:val="20"/>
         </w:rPr>
-        <w:t>, and no claim of superiority over the tilting family is made here in either direction.</w:t>
+        <w:t>, and *</w:t>
+      </w:r>
+      <w:r>
+        <w:rPr>
+          <w:rFonts w:ascii="Palatino Linotype" w:hAnsi="Palatino Linotype" w:eastAsia="Palatino Linotype"/>
+          <w:b w:val="0"/>
+          <w:i/>
+          <w:sz w:val="20"/>
+        </w:rPr>
+        <w:t xml:space="preserve">no claim of </w:t>
+      </w:r>
+      <w:r>
+        <w:rPr>
+          <w:rFonts w:ascii="Palatino Linotype" w:hAnsi="Palatino Linotype" w:eastAsia="Palatino Linotype"/>
+          <w:b w:val="0"/>
+          <w:i w:val="0"/>
+          <w:sz w:val="20"/>
+        </w:rPr>
+        <w:t>range</w:t>
+      </w:r>
+      <w:r>
+        <w:rPr>
+          <w:rFonts w:ascii="Palatino Linotype" w:hAnsi="Palatino Linotype" w:eastAsia="Palatino Linotype"/>
+          <w:b w:val="0"/>
+          <w:i/>
+          <w:sz w:val="20"/>
+        </w:rPr>
+        <w:t xml:space="preserve"> superiority over the tilting family is made here in either direction.</w:t>
+      </w:r>
+      <w:r>
+        <w:rPr>
+          <w:rFonts w:ascii="Palatino Linotype" w:hAnsi="Palatino Linotype" w:eastAsia="Palatino Linotype"/>
+          <w:b w:val="0"/>
+          <w:i w:val="0"/>
+          <w:sz w:val="20"/>
+        </w:rPr>
+        <w:t>* The claim this paper does make against that family is made in Section 1 and restated in Section 4.2, and it is not on this axis: it is that the same regime transition is reached with no pivot, no nacelle actuator, no variable-pitch hub and no control surface. Nothing in this section supports or damages it, because this section measures range and that claim is about parts.</w:t>
       </w:r>
     </w:p>
     <w:p>
@@ -21449,6 +21768,90 @@
       <w:r>
         <w:rPr>
           <w:rFonts w:ascii="Palatino Linotype" w:hAnsi="Palatino Linotype" w:eastAsia="Palatino Linotype"/>
+          <w:b/>
+          <w:i w:val="0"/>
+          <w:sz w:val="20"/>
+        </w:rPr>
+        <w:t>None of that touches the third claim, because the third claim is not on this axis at all.</w:t>
+      </w:r>
+      <w:r>
+        <w:rPr>
+          <w:rFonts w:ascii="Palatino Linotype" w:hAnsi="Palatino Linotype" w:eastAsia="Palatino Linotype"/>
+          <w:b w:val="0"/>
+          <w:i w:val="0"/>
+          <w:sz w:val="20"/>
+        </w:rPr>
+        <w:t xml:space="preserve"> Against the tilting family the offer of this configuration was never a longer range; Section 3.6 reports that the tilting layout leads on range under all three contracts, and that result stands. The offer is that the same regime transition is reached </w:t>
+      </w:r>
+      <w:r>
+        <w:rPr>
+          <w:rFonts w:ascii="Palatino Linotype" w:hAnsi="Palatino Linotype" w:eastAsia="Palatino Linotype"/>
+          <w:b/>
+          <w:i w:val="0"/>
+          <w:sz w:val="20"/>
+        </w:rPr>
+        <w:t>without a rotating mechanism</w:t>
+      </w:r>
+      <w:r>
+        <w:rPr>
+          <w:rFonts w:ascii="Palatino Linotype" w:hAnsi="Palatino Linotype" w:eastAsia="Palatino Linotype"/>
+          <w:b w:val="0"/>
+          <w:i w:val="0"/>
+          <w:sz w:val="20"/>
+        </w:rPr>
+        <w:t xml:space="preserve"> — no pivot, no nacelle actuator, no gyroscopic moment during the rotation, no variable-pitch hub, and no aerodynamic control surface of any kind. Every one of the tilting layout's range advantages in Section 3.6 is computed with its nacelles, pivots, actuators and hover-pitched blades credited as aerodynamically free and mechanically reliable; the present configuration has nothing corresponding to charge, because it has nothing corresponding. </w:t>
+      </w:r>
+      <w:r>
+        <w:rPr>
+          <w:rFonts w:ascii="Palatino Linotype" w:hAnsi="Palatino Linotype" w:eastAsia="Palatino Linotype"/>
+          <w:b/>
+          <w:i w:val="0"/>
+          <w:sz w:val="20"/>
+        </w:rPr>
+        <w:t>That is a hardware claim rather than a performance claim, it is countable rather than contract-dependent, and it is the reason this configuration is proposed at all.</w:t>
+      </w:r>
+      <w:r>
+        <w:rPr>
+          <w:rFonts w:ascii="Palatino Linotype" w:hAnsi="Palatino Linotype" w:eastAsia="Palatino Linotype"/>
+          <w:b w:val="0"/>
+          <w:i w:val="0"/>
+          <w:sz w:val="20"/>
+        </w:rPr>
+        <w:t xml:space="preserve"> Whether the hardware saved is worth the range given up is a question for a designer with a mission in hand, and this paper does not answer it for them.</w:t>
+      </w:r>
+    </w:p>
+    <w:p>
+      <w:pPr>
+        <w:spacing w:before="0" w:after="80" w:line="240" w:lineRule="auto"/>
+        <w:jc w:val="both"/>
+      </w:pPr>
+      <w:r>
+        <w:rPr>
+          <w:rFonts w:ascii="Palatino Linotype" w:hAnsi="Palatino Linotype" w:eastAsia="Palatino Linotype"/>
+          <w:b/>
+          <w:i w:val="0"/>
+          <w:sz w:val="20"/>
+        </w:rPr>
+        <w:t>Stated together, then, the three claims sit on three different axes against three different families, and each is safe from the others.</w:t>
+      </w:r>
+      <w:r>
+        <w:rPr>
+          <w:rFonts w:ascii="Palatino Linotype" w:hAnsi="Palatino Linotype" w:eastAsia="Palatino Linotype"/>
+          <w:b w:val="0"/>
+          <w:i w:val="0"/>
+          <w:sz w:val="20"/>
+        </w:rPr>
+        <w:t xml:space="preserve"> Runway independence against fixed wings is not weakened by a range deficit against lift-plus-cruise. Wing-borne cruise against multirotors is not weakened by a tilting layout flying further. Freedom from mechanism against tilts is not weakened by anything in Section 3.6, because Section 3.6 measures range and the claim is about parts. The one thing that would damage all three at once is the aircraft not flying, and Section 4.4 is the honest account of how close that possibility still is.</w:t>
+      </w:r>
+    </w:p>
+    <w:p>
+      <w:pPr>
+        <w:spacing w:before="0" w:after="80" w:line="240" w:lineRule="auto"/>
+        <w:jc w:val="both"/>
+      </w:pPr>
+      <w:r>
+        <w:rPr>
+          <w:rFonts w:ascii="Palatino Linotype" w:hAnsi="Palatino Linotype" w:eastAsia="Palatino Linotype"/>
           <w:b w:val="0"/>
           <w:i w:val="0"/>
           <w:sz w:val="20"/>
@@ -23295,16 +23698,109 @@
           <w:i w:val="0"/>
           <w:sz w:val="20"/>
         </w:rPr>
-        <w:t>What survives independently of that is the framework.</w:t>
-      </w:r>
-      <w:r>
-        <w:rPr>
-          <w:rFonts w:ascii="Palatino Linotype" w:hAnsi="Palatino Linotype" w:eastAsia="Palatino Linotype"/>
-          <w:b w:val="0"/>
-          <w:i w:val="0"/>
-          <w:sz w:val="20"/>
-        </w:rPr>
-        <w:t xml:space="preserve"> The three currencies, the demonstration that architectural remedies transfer the penalty rather than remove it, the escape condition, and the finding that architectural comparisons change their ranking with the sizing contract chosen — none of these depends on whether this particular aircraft is ever built. meryemAircraft is the case that shows the escape condition can be instantiated in a real geometry and carried through to reference designs at two scales. It is not offered as a validated vehicle, and the paper is careful throughout to say which of its statements are demonstrated, which are conditional, and which are open. The configuration is described in enough detail for another group to attempt any of the outstanding analyses independently, and that is the outcome this paper is written to invite.</w:t>
+        <w:t>Two things survive independently of that, and they should be stated separately because they are claims of different kinds.</w:t>
+      </w:r>
+    </w:p>
+    <w:p>
+      <w:pPr>
+        <w:spacing w:before="0" w:after="80" w:line="240" w:lineRule="auto"/>
+        <w:jc w:val="both"/>
+      </w:pPr>
+      <w:r>
+        <w:rPr>
+          <w:rFonts w:ascii="Palatino Linotype" w:hAnsi="Palatino Linotype" w:eastAsia="Palatino Linotype"/>
+          <w:b/>
+          <w:i w:val="0"/>
+          <w:sz w:val="20"/>
+        </w:rPr>
+        <w:t>The first is the framework.</w:t>
+      </w:r>
+      <w:r>
+        <w:rPr>
+          <w:rFonts w:ascii="Palatino Linotype" w:hAnsi="Palatino Linotype" w:eastAsia="Palatino Linotype"/>
+          <w:b w:val="0"/>
+          <w:i w:val="0"/>
+          <w:sz w:val="20"/>
+        </w:rPr>
+        <w:t xml:space="preserve"> The three currencies, the demonstration that architectural remedies transfer the penalty rather than remove it, the escape condition, and the finding that architectural comparisons change their ranking with the sizing contract chosen — none of these depends on whether this particular aircraft is ever built.</w:t>
+      </w:r>
+    </w:p>
+    <w:p>
+      <w:pPr>
+        <w:spacing w:before="0" w:after="80" w:line="240" w:lineRule="auto"/>
+        <w:jc w:val="both"/>
+      </w:pPr>
+      <w:r>
+        <w:rPr>
+          <w:rFonts w:ascii="Palatino Linotype" w:hAnsi="Palatino Linotype" w:eastAsia="Palatino Linotype"/>
+          <w:b/>
+          <w:i w:val="0"/>
+          <w:sz w:val="20"/>
+        </w:rPr>
+        <w:t>The second is the configuration's architectural claim, and it is not a performance claim.</w:t>
+      </w:r>
+      <w:r>
+        <w:rPr>
+          <w:rFonts w:ascii="Palatino Linotype" w:hAnsi="Palatino Linotype" w:eastAsia="Palatino Linotype"/>
+          <w:b w:val="0"/>
+          <w:i w:val="0"/>
+          <w:sz w:val="20"/>
+        </w:rPr>
+        <w:t xml:space="preserve"> Against the fixed-wing family this aircraft needs no runway; against the multirotor family it cruises on a wing; against the tilting family it reaches the same regime transition </w:t>
+      </w:r>
+      <w:r>
+        <w:rPr>
+          <w:rFonts w:ascii="Palatino Linotype" w:hAnsi="Palatino Linotype" w:eastAsia="Palatino Linotype"/>
+          <w:b/>
+          <w:i w:val="0"/>
+          <w:sz w:val="20"/>
+        </w:rPr>
+        <w:t>with no mechanism that moves</w:t>
+      </w:r>
+      <w:r>
+        <w:rPr>
+          <w:rFonts w:ascii="Palatino Linotype" w:hAnsi="Palatino Linotype" w:eastAsia="Palatino Linotype"/>
+          <w:b w:val="0"/>
+          <w:i w:val="0"/>
+          <w:sz w:val="20"/>
+        </w:rPr>
+        <w:t xml:space="preserve"> — no pivot, no nacelle actuator, no gyroscopic moment during the rotation, no variable-pitch hub and no aerodynamic control surface. The tilting solution is the less widely fielded of the two contemporary hybrid families, and the reasons given for that in the literature are mechanical and control reasons rather than aerodynamic ones; </w:t>
+      </w:r>
+      <w:r>
+        <w:rPr>
+          <w:rFonts w:ascii="Palatino Linotype" w:hAnsi="Palatino Linotype" w:eastAsia="Palatino Linotype"/>
+          <w:b/>
+          <w:i w:val="0"/>
+          <w:sz w:val="20"/>
+        </w:rPr>
+        <w:t>this configuration is offered as an alternative route to the same end, and that is what it is for.</w:t>
+      </w:r>
+      <w:r>
+        <w:rPr>
+          <w:rFonts w:ascii="Palatino Linotype" w:hAnsi="Palatino Linotype" w:eastAsia="Palatino Linotype"/>
+          <w:b w:val="0"/>
+          <w:i w:val="0"/>
+          <w:sz w:val="20"/>
+        </w:rPr>
+        <w:t xml:space="preserve"> Each of those three claims is made against a different family on a different axis, and none of them is a range ranking against the other hybrids — a ranking this paper reports in full, finds to reverse with the sizing contract, and does not claim. </w:t>
+      </w:r>
+      <w:r>
+        <w:rPr>
+          <w:rFonts w:ascii="Palatino Linotype" w:hAnsi="Palatino Linotype" w:eastAsia="Palatino Linotype"/>
+          <w:b/>
+          <w:i w:val="0"/>
+          <w:sz w:val="20"/>
+        </w:rPr>
+        <w:t>The absence of a mechanism is countable and no contract moves it; the range comparison is neither.</w:t>
+      </w:r>
+      <w:r>
+        <w:rPr>
+          <w:rFonts w:ascii="Palatino Linotype" w:hAnsi="Palatino Linotype" w:eastAsia="Palatino Linotype"/>
+          <w:b w:val="0"/>
+          <w:i w:val="0"/>
+          <w:sz w:val="20"/>
+        </w:rPr>
+        <w:t xml:space="preserve"> meryemAircraft is the case that shows the escape condition can be instantiated in a real geometry and carried through to reference designs at two scales. It is not offered as a validated vehicle, and the paper is careful throughout to say which of its statements are demonstrated, which are conditional, and which are open. The configuration is described in enough detail for another group to attempt any of the outstanding analyses independently, and that is the outcome this paper is written to invite.</w:t>
       </w:r>
     </w:p>
     <w:p>

--- a/makale/pdf/meryemAircraft-MDPI.docx
+++ b/makale/pdf/meryemAircraft-MDPI.docx
@@ -174,7 +174,7 @@
           <w:i w:val="0"/>
           <w:sz w:val="18"/>
         </w:rPr>
-        <w:t>•  A tail-sitting blended-wing body reaches the escape condition by a route the tilting architectures do not take — the airframe rotates and the propulsors stay fixed — so it carries no tilting mechanism, no variable-pitch hub and no control surface, every moment coming from differential thrust between fixed-pitch propellers.</w:t>
+        <w:t>•  A tail-sitting blended-wing body reaches the escape condition by a route the tilting architectures do not take — the airframe rotates and the propulsors stay fixed — so it carries no pivot, no nacelle actuator and no variable-pitch hub: the propellers hold one orientation from take-off to cruise. Pitch and yaw come from differential thrust between fixed-pitch propellers; roll, which coaxial pairs cannot produce, comes from a single moving strip. What is eliminated is the propulsor-reorientation mechanism, not every moving part.</w:t>
       </w:r>
     </w:p>
     <w:p>
@@ -279,7 +279,7 @@
           <w:i w:val="0"/>
           <w:sz w:val="18"/>
         </w:rPr>
-        <w:t xml:space="preserve">Hybrid vertical take-off and landing (VTOL) aircraft pay for runway independence in cruise efficiency. That cost is architectural, charged in three coupled currencies — hover hardware carried through cruise, its drag when exposed, and continuous power sized by a two-percent-of-flight condition — and every remedy reduces one by raising another. Escape requires one set of hardware serving both regimes in one orientation, with the hover peak from a buffer. Tilting architectures meet it by rotating their propulsors, at the cost of a pivot, actuators and a transition control problem. </w:t>
+        <w:t xml:space="preserve">Hybrid vertical take-off and landing (VTOL) aircraft pay for runway independence in cruise efficiency. That cost is architectural, charged in three coupled currencies — hover hardware carried through cruise, its drag when exposed, and continuous power sized by a two-percent-of-flight condition — each remedy reducing one by raising another. Escape requires one set of hardware serving both regimes in one orientation, with the hover peak from a buffer. Tilting architectures meet it by rotating their propulsors, at the cost of a pivot and a control problem. </w:t>
       </w:r>
       <w:r>
         <w:rPr>
@@ -288,7 +288,7 @@
           <w:i w:val="0"/>
           <w:sz w:val="18"/>
         </w:rPr>
-        <w:t>An uncrewed tail-sitting blended-wing body is proposed as an alternative route to it: the airframe rotates and the propulsors do not</w:t>
+        <w:t>An uncrewed tail-sitting blended-wing body is proposed as an alternative route: the airframe rotates and the propulsors do not</w:t>
       </w:r>
       <w:r>
         <w:rPr>
@@ -297,7 +297,7 @@
           <w:i w:val="0"/>
           <w:sz w:val="18"/>
         </w:rPr>
-        <w:t xml:space="preserve">, leaving no tilting mechanism, no variable-pitch hub and no control surface, every moment coming from differential thrust between fixed-pitch propellers. </w:t>
+        <w:t xml:space="preserve">, so there is no pivot, nacelle actuator or variable-pitch hub. Pitch and yaw come from differential thrust; roll, which coaxial pairs cannot produce, comes from one moving strip. </w:t>
       </w:r>
       <w:r>
         <w:rPr>
@@ -306,6 +306,24 @@
           <w:i w:val="0"/>
           <w:sz w:val="18"/>
         </w:rPr>
+        <w:t>What is eliminated is the propulsor-reorientation mechanism, not every moving part.</w:t>
+      </w:r>
+      <w:r>
+        <w:rPr>
+          <w:rFonts w:ascii="Palatino Linotype" w:hAnsi="Palatino Linotype" w:eastAsia="Palatino Linotype"/>
+          <w:b w:val="0"/>
+          <w:i w:val="0"/>
+          <w:sz w:val="18"/>
+        </w:rPr>
+        <w:t xml:space="preserve"> </w:t>
+      </w:r>
+      <w:r>
+        <w:rPr>
+          <w:rFonts w:ascii="Palatino Linotype" w:hAnsi="Palatino Linotype" w:eastAsia="Palatino Linotype"/>
+          <w:b/>
+          <w:i w:val="0"/>
+          <w:sz w:val="18"/>
+        </w:rPr>
         <w:t>Architectural rankings belong to sizing contracts, not to architectures</w:t>
       </w:r>
       <w:r>
@@ -315,7 +333,7 @@
           <w:i w:val="0"/>
           <w:sz w:val="18"/>
         </w:rPr>
-        <w:t xml:space="preserve">; three are reported, and the configuration holds a 32 to 36 percent mass advantage over a lift-plus-cruise layout under all three but loses range under equal fuel fractions — a reversal driven by the free-wheeling drag of its own attitude rotors. </w:t>
+        <w:t xml:space="preserve">; three are reported, and the configuration holds a 32 to 36 percent mass advantage over a lift-plus-cruise layout under all three but loses range under equal fuel fractions, driven by the free-wheeling drag of its own attitude rotors. </w:t>
       </w:r>
       <w:r>
         <w:rPr>
@@ -324,7 +342,7 @@
           <w:i w:val="0"/>
           <w:sz w:val="18"/>
         </w:rPr>
-        <w:t>No range superiority is claimed; the architectural claim is the absence of mechanism.</w:t>
+        <w:t>No range superiority is claimed.</w:t>
       </w:r>
       <w:r>
         <w:rPr>
@@ -877,16 +895,16 @@
           <w:i w:val="0"/>
           <w:sz w:val="20"/>
         </w:rPr>
-        <w:t>First, against the fixed-wing family: this configuration does not need a runway.</w:t>
-      </w:r>
-      <w:r>
-        <w:rPr>
-          <w:rFonts w:ascii="Palatino Linotype" w:hAnsi="Palatino Linotype" w:eastAsia="Palatino Linotype"/>
-          <w:b w:val="0"/>
-          <w:i w:val="0"/>
-          <w:sz w:val="20"/>
-        </w:rPr>
-        <w:t xml:space="preserve"> It takes off and lands vertically from its own five contact points. No fixed-wing aircraft does this, and no assumption in this paper can take it away.</w:t>
+        <w:t>First, against runway-dependent fixed-wing aircraft: this configuration needs no prepared surface.</w:t>
+      </w:r>
+      <w:r>
+        <w:rPr>
+          <w:rFonts w:ascii="Palatino Linotype" w:hAnsi="Palatino Linotype" w:eastAsia="Palatino Linotype"/>
+          <w:b w:val="0"/>
+          <w:i w:val="0"/>
+          <w:sz w:val="20"/>
+        </w:rPr>
+        <w:t xml:space="preserve"> It takes off and lands vertically from its own five contact points. The qualifier is deliberate — catapult, water and short-field launch exist and are not the comparison — and within it no assumption in this paper can take the claim away.</w:t>
       </w:r>
     </w:p>
     <w:p>
@@ -961,7 +979,7 @@
           <w:i w:val="0"/>
           <w:sz w:val="20"/>
         </w:rPr>
-        <w:t>Third, against the tilting architectures: it reaches the same regime transition with no mechanism that moves.</w:t>
+        <w:t>Third, against the tilting architectures: it reaches the same regime transition with no mechanism that reorients the propulsors.</w:t>
       </w:r>
       <w:r>
         <w:rPr>
@@ -988,16 +1006,7 @@
           <w:i w:val="0"/>
           <w:sz w:val="20"/>
         </w:rPr>
-        <w:t xml:space="preserve"> The aircraft rotates itself rather than its propulsors: it has no tilting mechanism, no elevons, no rudder, no variable-pitch hub and no retraction mechanism, and every moment about every axis is produced by differential thrust between fixed-pitch propellers that are already turning. The actuator inventory is the motors. </w:t>
-      </w:r>
-      <w:r>
-        <w:rPr>
-          <w:rFonts w:ascii="Palatino Linotype" w:hAnsi="Palatino Linotype" w:eastAsia="Palatino Linotype"/>
-          <w:b/>
-          <w:i w:val="0"/>
-          <w:sz w:val="20"/>
-        </w:rPr>
-        <w:t>That is a claim about hardware, it is countable, and no sizing contract changes it.</w:t>
+        <w:t xml:space="preserve"> The aircraft rotates itself rather than its propulsors: there is no pivot, no nacelle actuator, no variable-pitch hub, no retraction mechanism and no gyroscopic moment from tilting mass, and the propellers hold one orientation relative to the airframe from take-off to cruise.</w:t>
       </w:r>
     </w:p>
     <w:p>
@@ -1012,16 +1021,70 @@
           <w:i w:val="0"/>
           <w:sz w:val="20"/>
         </w:rPr>
-        <w:t>Those three claims together are why the configuration exists, and none of them is weakened by anything in this paper.</w:t>
-      </w:r>
-      <w:r>
-        <w:rPr>
-          <w:rFonts w:ascii="Palatino Linotype" w:hAnsi="Palatino Linotype" w:eastAsia="Palatino Linotype"/>
-          <w:b w:val="0"/>
-          <w:i w:val="0"/>
-          <w:sz w:val="20"/>
-        </w:rPr>
-        <w:t xml:space="preserve"> They are claims against three different families on three different axes: runway independence against fixed wings, wing-borne cruise against multirotors, absence of mechanism against tilts.</w:t>
+        <w:t>The claim is bounded, and the boundary has to be stated in the same breath or it is false.</w:t>
+      </w:r>
+      <w:r>
+        <w:rPr>
+          <w:rFonts w:ascii="Palatino Linotype" w:hAnsi="Palatino Linotype" w:eastAsia="Palatino Linotype"/>
+          <w:b w:val="0"/>
+          <w:i w:val="0"/>
+          <w:sz w:val="20"/>
+        </w:rPr>
+        <w:t xml:space="preserve"> It is a claim about the </w:t>
+      </w:r>
+      <w:r>
+        <w:rPr>
+          <w:rFonts w:ascii="Palatino Linotype" w:hAnsi="Palatino Linotype" w:eastAsia="Palatino Linotype"/>
+          <w:b w:val="0"/>
+          <w:i/>
+          <w:sz w:val="20"/>
+        </w:rPr>
+        <w:t>propulsion</w:t>
+      </w:r>
+      <w:r>
+        <w:rPr>
+          <w:rFonts w:ascii="Palatino Linotype" w:hAnsi="Palatino Linotype" w:eastAsia="Palatino Linotype"/>
+          <w:b w:val="0"/>
+          <w:i w:val="0"/>
+          <w:sz w:val="20"/>
+        </w:rPr>
+        <w:t xml:space="preserve"> system, not about the aircraft having no moving parts. Pitch and yaw are produced by differential thrust between fixed-pitch propellers that are already turning; </w:t>
+      </w:r>
+      <w:r>
+        <w:rPr>
+          <w:rFonts w:ascii="Palatino Linotype" w:hAnsi="Palatino Linotype" w:eastAsia="Palatino Linotype"/>
+          <w:b/>
+          <w:i w:val="0"/>
+          <w:sz w:val="20"/>
+        </w:rPr>
+        <w:t>roll cannot be, because coaxial torque-balanced pairs produce no rolling moment at any setting, and it is produced instead by a variable-extension strip on the lower surface — the one moving aerodynamic device on the aircraft</w:t>
+      </w:r>
+      <w:r>
+        <w:rPr>
+          <w:rFonts w:ascii="Palatino Linotype" w:hAnsi="Palatino Linotype" w:eastAsia="Palatino Linotype"/>
+          <w:b w:val="0"/>
+          <w:i w:val="0"/>
+          <w:sz w:val="20"/>
+        </w:rPr>
+        <w:t xml:space="preserve">, derived in Section 2.10. The actuator inventory is therefore the motors plus one strip actuator, against a tilting layout's pivots, nacelle actuators and, usually, variable-pitch hubs and control surfaces as well. </w:t>
+      </w:r>
+      <w:r>
+        <w:rPr>
+          <w:rFonts w:ascii="Palatino Linotype" w:hAnsi="Palatino Linotype" w:eastAsia="Palatino Linotype"/>
+          <w:b/>
+          <w:i w:val="0"/>
+          <w:sz w:val="20"/>
+        </w:rPr>
+        <w:t>What is eliminated is a class of mechanism — the one that reorients a propulsor between hover and cruise — not every mechanism.</w:t>
+      </w:r>
+      <w:r>
+        <w:rPr>
+          <w:rFonts w:ascii="Palatino Linotype" w:hAnsi="Palatino Linotype" w:eastAsia="Palatino Linotype"/>
+          <w:b w:val="0"/>
+          <w:i w:val="0"/>
+          <w:sz w:val="20"/>
+        </w:rPr>
+        <w:t xml:space="preserve"> That is countable, no sizing contract changes it, and it is narrower than "mechanically simpler", which this paper does not measure and does not claim.</w:t>
       </w:r>
     </w:p>
     <w:p>
@@ -1032,47 +1095,20 @@
       <w:r>
         <w:rPr>
           <w:rFonts w:ascii="Palatino Linotype" w:hAnsi="Palatino Linotype" w:eastAsia="Palatino Linotype"/>
-          <w:b w:val="0"/>
-          <w:i w:val="0"/>
-          <w:sz w:val="20"/>
-        </w:rPr>
-        <w:t>*</w:t>
-      </w:r>
-      <w:r>
-        <w:rPr>
-          <w:rFonts w:ascii="Palatino Linotype" w:hAnsi="Palatino Linotype" w:eastAsia="Palatino Linotype"/>
-          <w:b w:val="0"/>
-          <w:i/>
-          <w:sz w:val="20"/>
-        </w:rPr>
-        <w:t xml:space="preserve">What is </w:t>
-      </w:r>
-      <w:r>
-        <w:rPr>
-          <w:rFonts w:ascii="Palatino Linotype" w:hAnsi="Palatino Linotype" w:eastAsia="Palatino Linotype"/>
-          <w:b w:val="0"/>
-          <w:i w:val="0"/>
-          <w:sz w:val="20"/>
-        </w:rPr>
-        <w:t>not</w:t>
-      </w:r>
-      <w:r>
-        <w:rPr>
-          <w:rFonts w:ascii="Palatino Linotype" w:hAnsi="Palatino Linotype" w:eastAsia="Palatino Linotype"/>
-          <w:b w:val="0"/>
-          <w:i/>
-          <w:sz w:val="20"/>
-        </w:rPr>
-        <w:t xml:space="preserve"> claimed is a range ranking against the other hybrid VTOL architectures</w:t>
-      </w:r>
-      <w:r>
-        <w:rPr>
-          <w:rFonts w:ascii="Palatino Linotype" w:hAnsi="Palatino Linotype" w:eastAsia="Palatino Linotype"/>
-          <w:b w:val="0"/>
-          <w:i w:val="0"/>
-          <w:sz w:val="20"/>
-        </w:rPr>
-        <w:t>* — lift-plus-cruise and tilting — because Section 3.6 shows that ranking reverses with the sizing contract, and because it is not the axis on which this configuration is offered. Section 3.6 reports that ranking in full, including a range deficit against the lift-plus-cruise layout under one of the three contracts. That result is a property of a sizing case; it is not the thesis, and it neither supports nor damages the three claims above.</w:t>
+          <w:b/>
+          <w:i w:val="0"/>
+          <w:sz w:val="20"/>
+        </w:rPr>
+        <w:t>Those three claims together are why the configuration exists, and none of them is weakened by anything in this paper.</w:t>
+      </w:r>
+      <w:r>
+        <w:rPr>
+          <w:rFonts w:ascii="Palatino Linotype" w:hAnsi="Palatino Linotype" w:eastAsia="Palatino Linotype"/>
+          <w:b w:val="0"/>
+          <w:i w:val="0"/>
+          <w:sz w:val="20"/>
+        </w:rPr>
+        <w:t xml:space="preserve"> They are claims against three different families on three different axes: runway independence against fixed wings, wing-borne cruise against multirotors, absence of mechanism against tilts.</w:t>
       </w:r>
     </w:p>
     <w:p>
@@ -1083,6 +1119,57 @@
       <w:r>
         <w:rPr>
           <w:rFonts w:ascii="Palatino Linotype" w:hAnsi="Palatino Linotype" w:eastAsia="Palatino Linotype"/>
+          <w:b w:val="0"/>
+          <w:i w:val="0"/>
+          <w:sz w:val="20"/>
+        </w:rPr>
+        <w:t>*</w:t>
+      </w:r>
+      <w:r>
+        <w:rPr>
+          <w:rFonts w:ascii="Palatino Linotype" w:hAnsi="Palatino Linotype" w:eastAsia="Palatino Linotype"/>
+          <w:b w:val="0"/>
+          <w:i/>
+          <w:sz w:val="20"/>
+        </w:rPr>
+        <w:t xml:space="preserve">What is </w:t>
+      </w:r>
+      <w:r>
+        <w:rPr>
+          <w:rFonts w:ascii="Palatino Linotype" w:hAnsi="Palatino Linotype" w:eastAsia="Palatino Linotype"/>
+          <w:b w:val="0"/>
+          <w:i w:val="0"/>
+          <w:sz w:val="20"/>
+        </w:rPr>
+        <w:t>not</w:t>
+      </w:r>
+      <w:r>
+        <w:rPr>
+          <w:rFonts w:ascii="Palatino Linotype" w:hAnsi="Palatino Linotype" w:eastAsia="Palatino Linotype"/>
+          <w:b w:val="0"/>
+          <w:i/>
+          <w:sz w:val="20"/>
+        </w:rPr>
+        <w:t xml:space="preserve"> claimed is a range ranking against the other hybrid VTOL architectures</w:t>
+      </w:r>
+      <w:r>
+        <w:rPr>
+          <w:rFonts w:ascii="Palatino Linotype" w:hAnsi="Palatino Linotype" w:eastAsia="Palatino Linotype"/>
+          <w:b w:val="0"/>
+          <w:i w:val="0"/>
+          <w:sz w:val="20"/>
+        </w:rPr>
+        <w:t>* — lift-plus-cruise and tilting — because Section 3.6 shows that ranking reverses with the sizing contract, and because it is not the axis on which this configuration is offered. Section 3.6 reports that ranking in full, including a range deficit against the lift-plus-cruise layout under one of the three contracts. That result is a property of a sizing case; it is not the thesis, and it neither supports nor damages the three claims above.</w:t>
+      </w:r>
+    </w:p>
+    <w:p>
+      <w:pPr>
+        <w:spacing w:before="0" w:after="80" w:line="240" w:lineRule="auto"/>
+        <w:jc w:val="both"/>
+      </w:pPr>
+      <w:r>
+        <w:rPr>
+          <w:rFonts w:ascii="Palatino Linotype" w:hAnsi="Palatino Linotype" w:eastAsia="Palatino Linotype"/>
           <w:b/>
           <w:i w:val="0"/>
           <w:sz w:val="20"/>
@@ -1115,6 +1202,30 @@
           <w:sz w:val="20"/>
         </w:rPr>
         <w:t xml:space="preserve"> such a quantity, which is exactly why it is reported as a case result rather than claimed as a property of the architecture.</w:t>
+      </w:r>
+    </w:p>
+    <w:p>
+      <w:pPr>
+        <w:spacing w:before="0" w:after="80" w:line="240" w:lineRule="auto"/>
+        <w:jc w:val="both"/>
+      </w:pPr>
+      <w:r>
+        <w:rPr>
+          <w:rFonts w:ascii="Palatino Linotype" w:hAnsi="Palatino Linotype" w:eastAsia="Palatino Linotype"/>
+          <w:b/>
+          <w:i w:val="0"/>
+          <w:sz w:val="20"/>
+        </w:rPr>
+        <w:t>The three axes are not chosen because they are the ones this configuration wins; they are the three that decide whether an aircraft can fly the mission class this paper is about.</w:t>
+      </w:r>
+      <w:r>
+        <w:rPr>
+          <w:rFonts w:ascii="Palatino Linotype" w:hAnsi="Palatino Linotype" w:eastAsia="Palatino Linotype"/>
+          <w:b w:val="0"/>
+          <w:i w:val="0"/>
+          <w:sz w:val="20"/>
+        </w:rPr>
+        <w:t xml:space="preserve"> Wildfire observation and cargo delivery to sites without a runway require, in order: getting airborne where there is no strip, staying up long enough to be useful once there, and being maintainable and controllable by an operator who is not an airline. Those are the runway axis, the cruise axis and the mechanism axis. A range ranking among winged VTOL layouts decides none of them by itself, which is a second reason it is reported rather than claimed.</w:t>
       </w:r>
     </w:p>
     <w:p>
@@ -1613,7 +1724,25 @@
           <w:i w:val="0"/>
           <w:sz w:val="20"/>
         </w:rPr>
-        <w:t xml:space="preserve"> rotates. Nothing pivots, nothing retracts, nothing changes pitch, and there is no aerodynamic control surface anywhere on the aircraft. Whether that trade is worth making is what the rest of the paper audits, bill by bill, including where the audit finds against it.</w:t>
+        <w:t xml:space="preserve"> rotates. Nothing pivots, nothing retracts and nothing changes pitch. </w:t>
+      </w:r>
+      <w:r>
+        <w:rPr>
+          <w:rFonts w:ascii="Palatino Linotype" w:hAnsi="Palatino Linotype" w:eastAsia="Palatino Linotype"/>
+          <w:b/>
+          <w:i w:val="0"/>
+          <w:sz w:val="20"/>
+        </w:rPr>
+        <w:t>One moving aerodynamic device remains</w:t>
+      </w:r>
+      <w:r>
+        <w:rPr>
+          <w:rFonts w:ascii="Palatino Linotype" w:hAnsi="Palatino Linotype" w:eastAsia="Palatino Linotype"/>
+          <w:b w:val="0"/>
+          <w:i w:val="0"/>
+          <w:sz w:val="20"/>
+        </w:rPr>
+        <w:t xml:space="preserve"> — a strip on the lower surface that supplies the rolling moment coaxial propellers cannot, described in Section 2.10 — and it is named here rather than left for a reader to find, because what is eliminated is the propulsor-reorientation mechanism and not every moving part. Whether that trade is worth making is what the rest of the paper audits, bill by bill, including where the audit finds against it.</w:t>
       </w:r>
     </w:p>
     <w:p>
@@ -7880,7 +8009,25 @@
           <w:i w:val="0"/>
           <w:sz w:val="20"/>
         </w:rPr>
-        <w:t xml:space="preserve"> As established in Section 3.3, of the order of twelve percent of cruise drag, conditional on being faired. This is the largest single payment the configuration makes, and it is the price of the moment arm, the propeller mounting and the landing structure combined into one member.</w:t>
+        <w:t xml:space="preserve"> As established in Section 3.3, of the order of twelve percent of cruise drag, conditional on being faired. </w:t>
+      </w:r>
+      <w:r>
+        <w:rPr>
+          <w:rFonts w:ascii="Palatino Linotype" w:hAnsi="Palatino Linotype" w:eastAsia="Palatino Linotype"/>
+          <w:b/>
+          <w:i w:val="0"/>
+          <w:sz w:val="20"/>
+        </w:rPr>
+        <w:t>An earlier version of this entry called it the largest single payment the configuration makes; since Section 3.3 computed the free-wheeling rotors at 0.0154 against the frames' 0.0043, it is the second largest</w:t>
+      </w:r>
+      <w:r>
+        <w:rPr>
+          <w:rFonts w:ascii="Palatino Linotype" w:hAnsi="Palatino Linotype" w:eastAsia="Palatino Linotype"/>
+          <w:b w:val="0"/>
+          <w:i w:val="0"/>
+          <w:sz w:val="20"/>
+        </w:rPr>
+        <w:t xml:space="preserve"> — the price of the moment arm, the propeller mounting and the landing structure combined into one member.</w:t>
       </w:r>
     </w:p>
     <w:p>
@@ -11331,7 +11478,7 @@
           <w:i w:val="0"/>
           <w:sz w:val="20"/>
         </w:rPr>
-        <w:t>* The claim this paper does make against that family is made in Section 1 and restated in Section 4.2, and it is not on this axis: it is that the same regime transition is reached with no pivot, no nacelle actuator, no variable-pitch hub and no control surface. Nothing in this section supports or damages it, because this section measures range and that claim is about parts.</w:t>
+        <w:t>* The claim this paper does make against that family is made in Section 1 and restated in Section 4.2, and it is not on this axis: it is that the same regime transition is reached with no pivot, no nacelle actuator and no variable-pitch hub — the propulsors never change orientation. Nothing in this section supports or damages it, because this section measures range and that claim is about parts.</w:t>
       </w:r>
     </w:p>
     <w:p>
@@ -14945,7 +15092,25 @@
           <w:i w:val="0"/>
           <w:sz w:val="20"/>
         </w:rPr>
-        <w:t>The heavy design still has a longer range than the light one despite a shorter endurance, and the margin survives charging both lines: 1 571 km against 1 173 to 1 442 km. Both effects come from the same source: the larger aircraft cruises faster and, at a higher Reynolds number, achieves a lower zero-lift drag coefficient and therefore a better lift-to-drag ratio. Nothing in the architecture was changed to obtain this.</w:t>
+        <w:t xml:space="preserve">The heavy design still has a longer range than the light one despite a shorter endurance, and the margin survives charging both lines: 1 571 km against 1 173 to 1 442 km. </w:t>
+      </w:r>
+      <w:r>
+        <w:rPr>
+          <w:rFonts w:ascii="Palatino Linotype" w:hAnsi="Palatino Linotype" w:eastAsia="Palatino Linotype"/>
+          <w:b/>
+          <w:i w:val="0"/>
+          <w:sz w:val="20"/>
+        </w:rPr>
+        <w:t>That comparison is asymmetric and the asymmetry is worth naming rather than leaving to be noticed: the light range is a bracket and the heavy range is a single number, because no drag bracket has been computed for the heavy line.</w:t>
+      </w:r>
+      <w:r>
+        <w:rPr>
+          <w:rFonts w:ascii="Palatino Linotype" w:hAnsi="Palatino Linotype" w:eastAsia="Palatino Linotype"/>
+          <w:b w:val="0"/>
+          <w:i w:val="0"/>
+          <w:sz w:val="20"/>
+        </w:rPr>
+        <w:t xml:space="preserve"> Supplementary S1 brackets the light airframe's zero-lift drag; the heavy line stands on its own 0.0200 with no equivalent bound. The margin survives because 1 571 exceeds the adverse end of the light bracket, which is the weakest form of the statement and the only one the evidence supports. Both effects come from the same source: the larger aircraft cruises faster and, at a higher Reynolds number, achieves a lower zero-lift drag coefficient and therefore a better lift-to-drag ratio. Nothing in the architecture was changed to obtain this.</w:t>
       </w:r>
     </w:p>
     <w:p>
@@ -20154,7 +20319,7 @@
           <w:i w:val="0"/>
           <w:sz w:val="20"/>
         </w:rPr>
-        <w:t>Rotating the airframe through ninety degrees is the manoeuvre this configuration must perform with four small propellers and no control surfaces. Supplementary S4 carries the full budget — inertia derivation, rotation profiles, centre-of-gravity window, twist sweep and the measured section evidence. This section states what it returns.</w:t>
+        <w:t>Rotating the airframe through ninety degrees is the manoeuvre this configuration must perform with four small propellers and no pitch control surface — the one aerodynamic device the aircraft carries, the roll strip of Section 2.10, produces no pitching moment and takes no part in this manoeuvre. Supplementary S4 carries the full budget — inertia derivation, rotation profiles, centre-of-gravity window, twist sweep and the measured section evidence. This section states what it returns.</w:t>
       </w:r>
     </w:p>
     <w:p>
@@ -21790,16 +21955,52 @@
           <w:i w:val="0"/>
           <w:sz w:val="20"/>
         </w:rPr>
-        <w:t>without a rotating mechanism</w:t>
-      </w:r>
-      <w:r>
-        <w:rPr>
-          <w:rFonts w:ascii="Palatino Linotype" w:hAnsi="Palatino Linotype" w:eastAsia="Palatino Linotype"/>
-          <w:b w:val="0"/>
-          <w:i w:val="0"/>
-          <w:sz w:val="20"/>
-        </w:rPr>
-        <w:t xml:space="preserve"> — no pivot, no nacelle actuator, no gyroscopic moment during the rotation, no variable-pitch hub, and no aerodynamic control surface of any kind. Every one of the tilting layout's range advantages in Section 3.6 is computed with its nacelles, pivots, actuators and hover-pitched blades credited as aerodynamically free and mechanically reliable; the present configuration has nothing corresponding to charge, because it has nothing corresponding. </w:t>
+        <w:t>without reorienting a propulsor</w:t>
+      </w:r>
+      <w:r>
+        <w:rPr>
+          <w:rFonts w:ascii="Palatino Linotype" w:hAnsi="Palatino Linotype" w:eastAsia="Palatino Linotype"/>
+          <w:b w:val="0"/>
+          <w:i w:val="0"/>
+          <w:sz w:val="20"/>
+        </w:rPr>
+        <w:t xml:space="preserve"> — no pivot, no nacelle actuator, no gyroscopic moment from tilting mass, no variable-pitch hub. </w:t>
+      </w:r>
+      <w:r>
+        <w:rPr>
+          <w:rFonts w:ascii="Palatino Linotype" w:hAnsi="Palatino Linotype" w:eastAsia="Palatino Linotype"/>
+          <w:b/>
+          <w:i w:val="0"/>
+          <w:sz w:val="20"/>
+        </w:rPr>
+        <w:t>Not that the aircraft has no moving parts:</w:t>
+      </w:r>
+      <w:r>
+        <w:rPr>
+          <w:rFonts w:ascii="Palatino Linotype" w:hAnsi="Palatino Linotype" w:eastAsia="Palatino Linotype"/>
+          <w:b w:val="0"/>
+          <w:i w:val="0"/>
+          <w:sz w:val="20"/>
+        </w:rPr>
+        <w:t xml:space="preserve"> roll is supplied by the variable-extension strip of Section 2.10, which is a moving aerodynamic device and is charged as one in Section 3.5. The claim is the elimination of a mechanism </w:t>
+      </w:r>
+      <w:r>
+        <w:rPr>
+          <w:rFonts w:ascii="Palatino Linotype" w:hAnsi="Palatino Linotype" w:eastAsia="Palatino Linotype"/>
+          <w:b w:val="0"/>
+          <w:i/>
+          <w:sz w:val="20"/>
+        </w:rPr>
+        <w:t>class</w:t>
+      </w:r>
+      <w:r>
+        <w:rPr>
+          <w:rFonts w:ascii="Palatino Linotype" w:hAnsi="Palatino Linotype" w:eastAsia="Palatino Linotype"/>
+          <w:b w:val="0"/>
+          <w:i w:val="0"/>
+          <w:sz w:val="20"/>
+        </w:rPr>
+        <w:t xml:space="preserve"> — the one that turns a propulsor between hover and cruise — and it is stated that narrowly on purpose. Every one of the tilting layout's range advantages in Section 3.6 is computed with its nacelles, pivots, actuators and hover-pitched blades credited as aerodynamically free and mechanically reliable; the present configuration has nothing corresponding to charge, because it has nothing corresponding. </w:t>
       </w:r>
       <w:r>
         <w:rPr>
@@ -23755,16 +23956,16 @@
           <w:i w:val="0"/>
           <w:sz w:val="20"/>
         </w:rPr>
-        <w:t>with no mechanism that moves</w:t>
-      </w:r>
-      <w:r>
-        <w:rPr>
-          <w:rFonts w:ascii="Palatino Linotype" w:hAnsi="Palatino Linotype" w:eastAsia="Palatino Linotype"/>
-          <w:b w:val="0"/>
-          <w:i w:val="0"/>
-          <w:sz w:val="20"/>
-        </w:rPr>
-        <w:t xml:space="preserve"> — no pivot, no nacelle actuator, no gyroscopic moment during the rotation, no variable-pitch hub and no aerodynamic control surface. The tilting solution is the less widely fielded of the two contemporary hybrid families, and the reasons given for that in the literature are mechanical and control reasons rather than aerodynamic ones; </w:t>
+        <w:t>without reorienting a propulsor</w:t>
+      </w:r>
+      <w:r>
+        <w:rPr>
+          <w:rFonts w:ascii="Palatino Linotype" w:hAnsi="Palatino Linotype" w:eastAsia="Palatino Linotype"/>
+          <w:b w:val="0"/>
+          <w:i w:val="0"/>
+          <w:sz w:val="20"/>
+        </w:rPr>
+        <w:t xml:space="preserve"> — no pivot, no nacelle actuator, no gyroscopic moment from tilting mass, no variable-pitch hub. It is not a claim that nothing on the aircraft moves: the roll strip is a moving aerodynamic device and the paper charges it as one. The tilting solution is the less widely fielded of the two contemporary hybrid families, and the reasons given for that in the literature are mechanical and control reasons rather than aerodynamic ones; </w:t>
       </w:r>
       <w:r>
         <w:rPr>

--- a/makale/pdf/meryemAircraft-MDPI.docx
+++ b/makale/pdf/meryemAircraft-MDPI.docx
@@ -239,7 +239,7 @@
           <w:i w:val="0"/>
           <w:sz w:val="18"/>
         </w:rPr>
-        <w:t xml:space="preserve"> The architectural claim made here is on a different axis from all of these: it is the absence of a rotating mechanism, which no contract moves.</w:t>
+        <w:t xml:space="preserve"> The architectural claim made here is on a different axis from all of these: it is the absence of a mechanism that reorients a propulsor, which no contract moves.</w:t>
       </w:r>
     </w:p>
     <w:p>
@@ -988,7 +988,25 @@
           <w:i w:val="0"/>
           <w:sz w:val="20"/>
         </w:rPr>
-        <w:t xml:space="preserve"> Tilt-rotor, tilt-wing and tilt-nacelle layouts solve the duty-cycle problem by rotating their propulsors, and Table 2 records what that costs them — mechanical complexity, gyroscopic coupling during the rotation, and a transition control problem. Those costs are the reason the tilting solution is the less widely fielded of the two contemporary families. </w:t>
+        <w:t xml:space="preserve"> Tilt-rotor, tilt-wing and tilt-nacelle layouts solve the duty-cycle problem by rotating their propulsors, and Table 2 records what that costs them — mechanical complexity, gyroscopic coupling during the rotation, and a transition control problem. </w:t>
+      </w:r>
+      <w:r>
+        <w:rPr>
+          <w:rFonts w:ascii="Palatino Linotype" w:hAnsi="Palatino Linotype" w:eastAsia="Palatino Linotype"/>
+          <w:b/>
+          <w:i w:val="0"/>
+          <w:sz w:val="20"/>
+        </w:rPr>
+        <w:t>Those costs are mechanical and control costs rather than aerodynamic ones</w:t>
+      </w:r>
+      <w:r>
+        <w:rPr>
+          <w:rFonts w:ascii="Palatino Linotype" w:hAnsi="Palatino Linotype" w:eastAsia="Palatino Linotype"/>
+          <w:b w:val="0"/>
+          <w:i w:val="0"/>
+          <w:sz w:val="20"/>
+        </w:rPr>
+        <w:t xml:space="preserve">, and it is to them, not to any aerodynamic shortcoming, that this paper offers an alternative. </w:t>
       </w:r>
       <w:r>
         <w:rPr>
@@ -1066,7 +1084,43 @@
           <w:i w:val="0"/>
           <w:sz w:val="20"/>
         </w:rPr>
-        <w:t xml:space="preserve">, derived in Section 2.10. The actuator inventory is therefore the motors plus one strip actuator, against a tilting layout's pivots, nacelle actuators and, usually, variable-pitch hubs and control surfaces as well. </w:t>
+        <w:t xml:space="preserve">, derived in Section 2.10. The actuator inventory is therefore the motors plus the strip's actuation. </w:t>
+      </w:r>
+      <w:r>
+        <w:rPr>
+          <w:rFonts w:ascii="Palatino Linotype" w:hAnsi="Palatino Linotype" w:eastAsia="Palatino Linotype"/>
+          <w:b/>
+          <w:i w:val="0"/>
+          <w:sz w:val="20"/>
+        </w:rPr>
+        <w:t>How many actuators that is, this study does not fix:</w:t>
+      </w:r>
+      <w:r>
+        <w:rPr>
+          <w:rFonts w:ascii="Palatino Linotype" w:hAnsi="Palatino Linotype" w:eastAsia="Palatino Linotype"/>
+          <w:b w:val="0"/>
+          <w:i w:val="0"/>
+          <w:sz w:val="20"/>
+        </w:rPr>
+        <w:t xml:space="preserve"> Section 2.10 describes the strip as deployable in two halves — one side for roll, both together as a speed brake — and Supplementary S2 carries its actuation in the systems budget without sizing the mechanism. Against it, a tilting layout requires at least one mechanism per propulsor group to reorient it, which depending on implementation is a pivot, a nacelle actuator or a variable-pitch arrangement, and often more than one of these. </w:t>
+      </w:r>
+      <w:r>
+        <w:rPr>
+          <w:rFonts w:ascii="Palatino Linotype" w:hAnsi="Palatino Linotype" w:eastAsia="Palatino Linotype"/>
+          <w:b/>
+          <w:i w:val="0"/>
+          <w:sz w:val="20"/>
+        </w:rPr>
+        <w:t>The comparison is between mechanism classes, not between counted parts</w:t>
+      </w:r>
+      <w:r>
+        <w:rPr>
+          <w:rFonts w:ascii="Palatino Linotype" w:hAnsi="Palatino Linotype" w:eastAsia="Palatino Linotype"/>
+          <w:b w:val="0"/>
+          <w:i w:val="0"/>
+          <w:sz w:val="20"/>
+        </w:rPr>
+        <w:t xml:space="preserve">, because this paper has counted neither side's parts. </w:t>
       </w:r>
       <w:r>
         <w:rPr>
@@ -1183,7 +1237,7 @@
           <w:i w:val="0"/>
           <w:sz w:val="20"/>
         </w:rPr>
-        <w:t xml:space="preserve"> A fixed-wing aircraft lacks vertical take-off; a multirotor lacks a cruising wing; a tilting layout lacks freedom from a rotating mechanism. None of those is a quantity a sizing contract can move. Range against a competitor that also cruises on a wing </w:t>
+        <w:t xml:space="preserve"> A fixed-wing aircraft lacks vertical take-off; a multirotor lacks a cruising wing; a tilting layout lacks freedom from a propulsor-reorientation mechanism. None of those is a quantity a sizing contract can move. Range against a competitor that also cruises on a wing </w:t>
       </w:r>
       <w:r>
         <w:rPr>
@@ -1216,16 +1270,16 @@
           <w:i w:val="0"/>
           <w:sz w:val="20"/>
         </w:rPr>
-        <w:t>The three axes are not chosen because they are the ones this configuration wins; they are the three that decide whether an aircraft can fly the mission class this paper is about.</w:t>
-      </w:r>
-      <w:r>
-        <w:rPr>
-          <w:rFonts w:ascii="Palatino Linotype" w:hAnsi="Palatino Linotype" w:eastAsia="Palatino Linotype"/>
-          <w:b w:val="0"/>
-          <w:i w:val="0"/>
-          <w:sz w:val="20"/>
-        </w:rPr>
-        <w:t xml:space="preserve"> Wildfire observation and cargo delivery to sites without a runway require, in order: getting airborne where there is no strip, staying up long enough to be useful once there, and being maintainable and controllable by an operator who is not an airline. Those are the runway axis, the cruise axis and the mechanism axis. A range ranking among winged VTOL layouts decides none of them by itself, which is a second reason it is reported rather than claimed.</w:t>
+        <w:t>The three axes are not chosen because they are the ones this configuration wins; they are the three architectural capabilities most directly relevant to the mission class this paper is about.</w:t>
+      </w:r>
+      <w:r>
+        <w:rPr>
+          <w:rFonts w:ascii="Palatino Linotype" w:hAnsi="Palatino Linotype" w:eastAsia="Palatino Linotype"/>
+          <w:b w:val="0"/>
+          <w:i w:val="0"/>
+          <w:sz w:val="20"/>
+        </w:rPr>
+        <w:t xml:space="preserve"> They are not a sufficient condition for mission viability — payload, weather, speed, cost, certification and reliability all bear on that and none of them is settled here. Wildfire observation and cargo delivery to sites without a runway require, in order: getting airborne where there is no strip, staying up long enough to be useful once there, and being maintainable and controllable by an operator who is not an airline. Those are the runway axis, the cruise axis and the mechanism axis. A range ranking among winged VTOL layouts decides none of them by itself, which is a second reason it is reported rather than claimed.</w:t>
       </w:r>
     </w:p>
     <w:p>
@@ -1664,16 +1718,16 @@
           <w:i w:val="0"/>
           <w:sz w:val="20"/>
         </w:rPr>
-        <w:t>The two families are not equally represented, and the reason matters to this paper.</w:t>
-      </w:r>
-      <w:r>
-        <w:rPr>
-          <w:rFonts w:ascii="Palatino Linotype" w:hAnsi="Palatino Linotype" w:eastAsia="Palatino Linotype"/>
-          <w:b w:val="0"/>
-          <w:i w:val="0"/>
-          <w:sz w:val="20"/>
-        </w:rPr>
-        <w:t xml:space="preserve"> Lift-plus-cruise dominates the fielded population. The tilting architectures are the more elegant answer on paper — one propulsion group, no dead hardware in cruise — and the less common one in service, because rotating a propulsor in flight brings a pivot and its actuators, a gyroscopic moment during the rotation, and a control problem through a regime in which the aircraft is neither a rotorcraft nor an aeroplane. </w:t>
+        <w:t>The two answers do not cost the same, and the difference matters to this paper.</w:t>
+      </w:r>
+      <w:r>
+        <w:rPr>
+          <w:rFonts w:ascii="Palatino Linotype" w:hAnsi="Palatino Linotype" w:eastAsia="Palatino Linotype"/>
+          <w:b w:val="0"/>
+          <w:i w:val="0"/>
+          <w:sz w:val="20"/>
+        </w:rPr>
+        <w:t xml:space="preserve"> The tilting architectures are the more elegant answer on paper — one propulsion group, no dead hardware in cruise — and the more demanding one to build, because rotating a propulsor in flight brings a pivot and its actuators, a gyroscopic moment during the rotation, and a control problem through a regime in which the aircraft is neither a rotorcraft nor an aeroplane. </w:t>
       </w:r>
       <w:r>
         <w:rPr>
@@ -1682,7 +1736,16 @@
           <w:i w:val="0"/>
           <w:sz w:val="20"/>
         </w:rPr>
-        <w:t>The tilting idea is not rejected by the market; its implementation is.</w:t>
+        <w:t>Those requirements are mechanical and control requirements rather than aerodynamic ones</w:t>
+      </w:r>
+      <w:r>
+        <w:rPr>
+          <w:rFonts w:ascii="Palatino Linotype" w:hAnsi="Palatino Linotype" w:eastAsia="Palatino Linotype"/>
+          <w:b w:val="0"/>
+          <w:i w:val="0"/>
+          <w:sz w:val="20"/>
+        </w:rPr>
+        <w:t>, which is the distinction this paper builds on; whether they also explain the relative size of the two fielded populations is a market question this paper does not attempt to settle.</w:t>
       </w:r>
     </w:p>
     <w:p>
@@ -3833,7 +3896,25 @@
           <w:i w:val="0"/>
           <w:sz w:val="20"/>
         </w:rPr>
-        <w:t xml:space="preserve"> — unable to feather, they must either turn at the zero-shaft-torque condition or be stopped, and the difference between those two states is a substantial fraction of the aircraft's zero-lift drag; Section 3.3 computes both ends of it rather than assuming the lower one. The torque balance is exact at cruise rather than hover, so a small residual remains in hover.</w:t>
+        <w:t xml:space="preserve"> — unable to feather, they must either turn at the zero-shaft-torque condition or be stopped, and the difference between those two states is a substantial fraction of the aircraft's zero-lift drag; Section 3.3 computes both ends of it rather than assuming the lower one. The torque balance is exact at cruise rather than hover, so a small residual remains in hover. </w:t>
+      </w:r>
+      <w:r>
+        <w:rPr>
+          <w:rFonts w:ascii="Palatino Linotype" w:hAnsi="Palatino Linotype" w:eastAsia="Palatino Linotype"/>
+          <w:b/>
+          <w:i w:val="0"/>
+          <w:sz w:val="20"/>
+        </w:rPr>
+        <w:t>What trims that residual is not established here, and the omission is worth naming rather than leaving to be found.</w:t>
+      </w:r>
+      <w:r>
+        <w:rPr>
+          <w:rFonts w:ascii="Palatino Linotype" w:hAnsi="Palatino Linotype" w:eastAsia="Palatino Linotype"/>
+          <w:b w:val="0"/>
+          <w:i w:val="0"/>
+          <w:sz w:val="20"/>
+        </w:rPr>
+        <w:t xml:space="preserve"> It is too small to be carried by the tip pairs without spending roll-axis authority the aircraft does not have in hover, and the strip works against dynamic pressure the slipstream supplies only over its inboard portion. Either the residual is small enough to be absorbed by the speed trim of the pairs — which this study has not shown — or a fourth duty falls on the strip. Section 4.6 records it.</w:t>
       </w:r>
     </w:p>
     <w:p>
@@ -20319,7 +20400,43 @@
           <w:i w:val="0"/>
           <w:sz w:val="20"/>
         </w:rPr>
-        <w:t>Rotating the airframe through ninety degrees is the manoeuvre this configuration must perform with four small propellers and no pitch control surface — the one aerodynamic device the aircraft carries, the roll strip of Section 2.10, produces no pitching moment and takes no part in this manoeuvre. Supplementary S4 carries the full budget — inertia derivation, rotation profiles, centre-of-gravity window, twist sweep and the measured section evidence. This section states what it returns.</w:t>
+        <w:t xml:space="preserve">Rotating the airframe through ninety degrees is the manoeuvre this configuration must perform with four small propellers and no pitch control surface. </w:t>
+      </w:r>
+      <w:r>
+        <w:rPr>
+          <w:rFonts w:ascii="Palatino Linotype" w:hAnsi="Palatino Linotype" w:eastAsia="Palatino Linotype"/>
+          <w:b/>
+          <w:i w:val="0"/>
+          <w:sz w:val="20"/>
+        </w:rPr>
+        <w:t>The one aerodynamic device the aircraft carries, the roll strip of Section 2.10, is not commanded during the rotation</w:t>
+      </w:r>
+      <w:r>
+        <w:rPr>
+          <w:rFonts w:ascii="Palatino Linotype" w:hAnsi="Palatino Linotype" w:eastAsia="Palatino Linotype"/>
+          <w:b w:val="0"/>
+          <w:i w:val="0"/>
+          <w:sz w:val="20"/>
+        </w:rPr>
+        <w:t xml:space="preserve"> — and that is a scheduling requirement rather than a property of the device, because Section 2.10 shows the strip </w:t>
+      </w:r>
+      <w:r>
+        <w:rPr>
+          <w:rFonts w:ascii="Palatino Linotype" w:hAnsi="Palatino Linotype" w:eastAsia="Palatino Linotype"/>
+          <w:b w:val="0"/>
+          <w:i/>
+          <w:sz w:val="20"/>
+        </w:rPr>
+        <w:t>does</w:t>
+      </w:r>
+      <w:r>
+        <w:rPr>
+          <w:rFonts w:ascii="Palatino Linotype" w:hAnsi="Palatino Linotype" w:eastAsia="Palatino Linotype"/>
+          <w:b w:val="0"/>
+          <w:i w:val="0"/>
+          <w:sz w:val="20"/>
+        </w:rPr>
+        <w:t xml:space="preserve"> pitch the nose down when it is deployed, by ΔC_m between 0.005 and 0.032. At the upper end that would consume two thirds of the budget below, which is why Section 2.10 requires it not be commanded at full extension at the end of the rotation. Supplementary S4 carries the full budget — inertia derivation, rotation profiles, centre-of-gravity window, twist sweep and the measured section evidence. This section states what it returns.</w:t>
       </w:r>
     </w:p>
     <w:p>
@@ -23397,16 +23514,70 @@
           <w:i w:val="0"/>
           <w:sz w:val="20"/>
         </w:rPr>
-        <w:t>The free-wheeling-versus-indexing trade is unpriced, and it is the first thing a reader of Section 3.3 will ask.</w:t>
-      </w:r>
-      <w:r>
-        <w:rPr>
-          <w:rFonts w:ascii="Palatino Linotype" w:hAnsi="Palatino Linotype" w:eastAsia="Palatino Linotype"/>
-          <w:b w:val="0"/>
-          <w:i w:val="0"/>
-          <w:sz w:val="20"/>
-        </w:rPr>
-        <w:t xml:space="preserve"> Stopping the tip rotors edge-on at a controlled azimuth costs 0.0008 in zero-lift drag against the free-wheeling state's 0.0154 — a factor of twenty — at the price of an indexing mechanism this configuration was designed to avoid. The free-wheeling state was adopted because it needs no hardware; it was not shown to beat the hardware, and this paper does not compare them. The calculation is bounded and belongs in the next version of this work rather than in a later one.</w:t>
+        <w:t>The strip's actuation is unsized, and it lives in the worst place on the aircraft for an actuator.</w:t>
+      </w:r>
+      <w:r>
+        <w:rPr>
+          <w:rFonts w:ascii="Palatino Linotype" w:hAnsi="Palatino Linotype" w:eastAsia="Palatino Linotype"/>
+          <w:b w:val="0"/>
+          <w:i w:val="0"/>
+          <w:sz w:val="20"/>
+        </w:rPr>
+        <w:t xml:space="preserve"> Supplementary S3 bounds what the actuator must </w:t>
+      </w:r>
+      <w:r>
+        <w:rPr>
+          <w:rFonts w:ascii="Palatino Linotype" w:hAnsi="Palatino Linotype" w:eastAsia="Palatino Linotype"/>
+          <w:b w:val="0"/>
+          <w:i/>
+          <w:sz w:val="20"/>
+        </w:rPr>
+        <w:t>achieve</w:t>
+      </w:r>
+      <w:r>
+        <w:rPr>
+          <w:rFonts w:ascii="Palatino Linotype" w:hAnsi="Palatino Linotype" w:eastAsia="Palatino Linotype"/>
+          <w:b w:val="0"/>
+          <w:i w:val="0"/>
+          <w:sz w:val="20"/>
+        </w:rPr>
+        <w:t xml:space="preserve"> — a fifty-millisecond deployment holds the bank oscillation to ±0.2° in the crudest bang-bang case, a hundred and fifty milliseconds lets it reach ±9.4° — but nothing here sizes the device that achieves it: no mass, no power draw, no bandwidth, no hinge. And the inboard 46 percent of the strip sits inside the nose propeller's slipstream, which is where its hover authority comes from and also a high-frequency pulsating load environment. </w:t>
+      </w:r>
+      <w:r>
+        <w:rPr>
+          <w:rFonts w:ascii="Palatino Linotype" w:hAnsi="Palatino Linotype" w:eastAsia="Palatino Linotype"/>
+          <w:b/>
+          <w:i w:val="0"/>
+          <w:sz w:val="20"/>
+        </w:rPr>
+        <w:t>Whether an actuator can be built that is fast enough for a hover axis with no aerodynamic damping, and survives that load spectrum for a fourteen-hour endurance flight, is not addressed anywhere in this paper.</w:t>
+      </w:r>
+      <w:r>
+        <w:rPr>
+          <w:rFonts w:ascii="Palatino Linotype" w:hAnsi="Palatino Linotype" w:eastAsia="Palatino Linotype"/>
+          <w:b w:val="0"/>
+          <w:i w:val="0"/>
+          <w:sz w:val="20"/>
+        </w:rPr>
+        <w:t xml:space="preserve"> It belongs beside the battery and the pitching moment rather than below them. </w:t>
+      </w:r>
+      <w:r>
+        <w:rPr>
+          <w:rFonts w:ascii="Palatino Linotype" w:hAnsi="Palatino Linotype" w:eastAsia="Palatino Linotype"/>
+          <w:b/>
+          <w:i w:val="0"/>
+          <w:sz w:val="20"/>
+        </w:rPr>
+        <w:t>The residual hover torque of Section 2.9 may add a fourth duty to the same device</w:t>
+      </w:r>
+      <w:r>
+        <w:rPr>
+          <w:rFonts w:ascii="Palatino Linotype" w:hAnsi="Palatino Linotype" w:eastAsia="Palatino Linotype"/>
+          <w:b w:val="0"/>
+          <w:i w:val="0"/>
+          <w:sz w:val="20"/>
+        </w:rPr>
+        <w:t>, which would tighten the same requirement.</w:t>
       </w:r>
     </w:p>
     <w:p>
@@ -23421,34 +23592,58 @@
           <w:i w:val="0"/>
           <w:sz w:val="20"/>
         </w:rPr>
-        <w:t>The landing transition belongs on this list and had been left off it.</w:t>
-      </w:r>
-      <w:r>
-        <w:rPr>
-          <w:rFonts w:ascii="Palatino Linotype" w:hAnsi="Palatino Linotype" w:eastAsia="Palatino Linotype"/>
-          <w:b w:val="0"/>
-          <w:i w:val="0"/>
-          <w:sz w:val="20"/>
-        </w:rPr>
-        <w:t xml:space="preserve"> The forward transition is treated in six subsections of Section 3 and the reverse — decelerate, rotate nose-up, descend — in a clause. The two are not symmetric: the forward rotation gains dynamic pressure while it turns, so lift arrives as the vertical component of thrust departs, and Section 3.15 shows the altitude loss turns on that race; the reverse loses dynamic pressure while turning, so lift departs before the thrust vector has returned to vertical. Nothing in this paper models that case, no number here describes it, and the take-off transition must not be read backwards to supply one. Together with the vertical descent above it, the landing is the least examined phase of the flight profile.</w:t>
+        <w:t>The free-wheeling-versus-indexing trade is unpriced, and it is the first thing a reader of Section 3.3 will ask.</w:t>
+      </w:r>
+      <w:r>
+        <w:rPr>
+          <w:rFonts w:ascii="Palatino Linotype" w:hAnsi="Palatino Linotype" w:eastAsia="Palatino Linotype"/>
+          <w:b w:val="0"/>
+          <w:i w:val="0"/>
+          <w:sz w:val="20"/>
+        </w:rPr>
+        <w:t xml:space="preserve"> Stopping the tip rotors edge-on at a controlled azimuth costs 0.0008 in zero-lift drag against the free-wheeling state's 0.0154 — a factor of twenty — at the price of an indexing mechanism this configuration was designed to avoid. The free-wheeling state was adopted because it needs no hardware; it was not shown to beat the hardware, and this paper does not compare them. The calculation is bounded and belongs in the next version of this work rather than in a later one.</w:t>
       </w:r>
     </w:p>
     <w:p>
       <w:pPr>
-        <w:spacing w:before="200" w:after="80"/>
+        <w:spacing w:before="0" w:after="80" w:line="240" w:lineRule="auto"/>
+        <w:jc w:val="both"/>
       </w:pPr>
       <w:r>
         <w:rPr>
           <w:rFonts w:ascii="Palatino Linotype" w:hAnsi="Palatino Linotype" w:eastAsia="Palatino Linotype"/>
           <w:b/>
           <w:i w:val="0"/>
-          <w:sz w:val="22"/>
-        </w:rPr>
-        <w:t>4.7 Where this could most efficiently be attacked</w:t>
+          <w:sz w:val="20"/>
+        </w:rPr>
+        <w:t>The landing transition belongs on this list and had been left off it.</w:t>
+      </w:r>
+      <w:r>
+        <w:rPr>
+          <w:rFonts w:ascii="Palatino Linotype" w:hAnsi="Palatino Linotype" w:eastAsia="Palatino Linotype"/>
+          <w:b w:val="0"/>
+          <w:i w:val="0"/>
+          <w:sz w:val="20"/>
+        </w:rPr>
+        <w:t xml:space="preserve"> The forward transition is treated in six subsections of Section 3 and the reverse — decelerate, rotate nose-up, descend — in a clause. The two are not symmetric: the forward rotation gains dynamic pressure while it turns, so lift arrives as the vertical component of thrust departs, and Section 3.15 shows the altitude loss turns on that race; the reverse loses dynamic pressure while turning, so lift departs before the thrust vector has returned to vertical. Nothing in this paper models that case, no number here describes it, and the take-off transition must not be read backwards to supply one. Together with the vertical descent above it, the landing is the least examined phase of the flight profile.</w:t>
       </w:r>
     </w:p>
     <w:p>
       <w:pPr>
+        <w:spacing w:before="200" w:after="80"/>
+      </w:pPr>
+      <w:r>
+        <w:rPr>
+          <w:rFonts w:ascii="Palatino Linotype" w:hAnsi="Palatino Linotype" w:eastAsia="Palatino Linotype"/>
+          <w:b/>
+          <w:i w:val="0"/>
+          <w:sz w:val="22"/>
+        </w:rPr>
+        <w:t>4.7 Where this could most efficiently be attacked</w:t>
+      </w:r>
+    </w:p>
+    <w:p>
+      <w:pPr>
         <w:spacing w:before="0" w:after="80" w:line="240" w:lineRule="auto"/>
         <w:jc w:val="both"/>
       </w:pPr>
@@ -23965,7 +24160,7 @@
           <w:i w:val="0"/>
           <w:sz w:val="20"/>
         </w:rPr>
-        <w:t xml:space="preserve"> — no pivot, no nacelle actuator, no gyroscopic moment from tilting mass, no variable-pitch hub. It is not a claim that nothing on the aircraft moves: the roll strip is a moving aerodynamic device and the paper charges it as one. The tilting solution is the less widely fielded of the two contemporary hybrid families, and the reasons given for that in the literature are mechanical and control reasons rather than aerodynamic ones; </w:t>
+        <w:t xml:space="preserve"> — no pivot, no nacelle actuator, no gyroscopic moment from tilting mass, no variable-pitch hub. It is not a claim that nothing on the aircraft moves: the roll strip is a moving aerodynamic device and the paper charges it as one. </w:t>
       </w:r>
       <w:r>
         <w:rPr>
@@ -23974,7 +24169,7 @@
           <w:i w:val="0"/>
           <w:sz w:val="20"/>
         </w:rPr>
-        <w:t>this configuration is offered as an alternative route to the same end, and that is what it is for.</w:t>
+        <w:t>What a tilting layout pays to reach the same regime is mechanical and control cost rather than aerodynamic cost; this configuration is offered as an alternative route to the same end, and that is what it is for.</w:t>
       </w:r>
       <w:r>
         <w:rPr>

--- a/makale/pdf/meryemAircraft-MDPI.docx
+++ b/makale/pdf/meryemAircraft-MDPI.docx
@@ -77,7 +77,7 @@
           <w:sz w:val="20"/>
           <w:vertAlign w:val="superscript"/>
         </w:rPr>
-        <w:t>1</w:t>
+        <w:t>1,*</w:t>
       </w:r>
     </w:p>
     <w:p>
@@ -127,7 +127,7 @@
           <w:i w:val="0"/>
           <w:sz w:val="20"/>
         </w:rPr>
-        <w:t xml:space="preserve"> Correspondence: meryemgulmen@outlook.com</w:t>
+        <w:t xml:space="preserve"> Correspondence: meryemgulmen@outlook.com (M.G.); lordtek@me.com (Ö.G.)</w:t>
       </w:r>
     </w:p>
     <w:p>

--- a/makale/pdf/meryemAircraft-MDPI.docx
+++ b/makale/pdf/meryemAircraft-MDPI.docx
@@ -77,7 +77,7 @@
           <w:sz w:val="20"/>
           <w:vertAlign w:val="superscript"/>
         </w:rPr>
-        <w:t>1,*</w:t>
+        <w:t>1</w:t>
       </w:r>
     </w:p>
     <w:p>
@@ -127,7 +127,7 @@
           <w:i w:val="0"/>
           <w:sz w:val="20"/>
         </w:rPr>
-        <w:t xml:space="preserve"> Correspondence: meryemgulmen@outlook.com (M.G.); lordtek@me.com (Ö.G.)</w:t>
+        <w:t xml:space="preserve"> Correspondence: meryemgulmen@outlook.com</w:t>
       </w:r>
     </w:p>
     <w:p>
